--- a/companion_notes/deep_dives/Deep_Dive_in_the_SPLM_model_and_code.docx
+++ b/companion_notes/deep_dives/Deep_Dive_in_the_SPLM_model_and_code.docx
@@ -1,6 +1,6 @@
 
 <file path=word/document.xml><?xml version="1.0" encoding="utf-8"?>
-<w:document xmlns:wpc="http://schemas.microsoft.com/office/word/2010/wordprocessingCanvas" xmlns:cx="http://schemas.microsoft.com/office/drawing/2014/chartex" xmlns:cx1="http://schemas.microsoft.com/office/drawing/2015/9/8/chartex" xmlns:cx2="http://schemas.microsoft.com/office/drawing/2015/10/21/chartex" xmlns:cx3="http://schemas.microsoft.com/office/drawing/2016/5/9/chartex" xmlns:cx4="http://schemas.microsoft.com/office/drawing/2016/5/10/chartex" xmlns:cx5="http://schemas.microsoft.com/office/drawing/2016/5/11/chartex" xmlns:cx6="http://schemas.microsoft.com/office/drawing/2016/5/12/chartex" xmlns:cx7="http://schemas.microsoft.com/office/drawing/2016/5/13/chartex" xmlns:cx8="http://schemas.microsoft.com/office/drawing/2016/5/14/chartex" xmlns:mc="http://schemas.openxmlformats.org/markup-compatibility/2006" xmlns:aink="http://schemas.microsoft.com/office/drawing/2016/ink" xmlns:am3d="http://schemas.microsoft.com/office/drawing/2017/model3d" xmlns:o="urn:schemas-microsoft-com:office:office" xmlns:oel="http://schemas.microsoft.com/office/2019/extlst" xmlns:r="http://schemas.openxmlformats.org/officeDocument/2006/relationships" xmlns:m="http://schemas.openxmlformats.org/officeDocument/2006/math" xmlns:v="urn:schemas-microsoft-com:vml" xmlns:wp14="http://schemas.microsoft.com/office/word/2010/wordprocessingDrawing" xmlns:wp="http://schemas.openxmlformats.org/drawingml/2006/wordprocessingDrawing" xmlns:w10="urn:schemas-microsoft-com:office:word" xmlns:w="http://schemas.openxmlformats.org/wordprocessingml/2006/main" xmlns:w14="http://schemas.microsoft.com/office/word/2010/wordml" xmlns:w15="http://schemas.microsoft.com/office/word/2012/wordml" xmlns:w16cex="http://schemas.microsoft.com/office/word/2018/wordml/cex" xmlns:w16cid="http://schemas.microsoft.com/office/word/2016/wordml/cid" xmlns:w16="http://schemas.microsoft.com/office/word/2018/wordml" xmlns:w16du="http://schemas.microsoft.com/office/word/2023/wordml/word16du" xmlns:w16sdtdh="http://schemas.microsoft.com/office/word/2020/wordml/sdtdatahash" xmlns:w16sdtfl="http://schemas.microsoft.com/office/word/2024/wordml/sdtformatlock" xmlns:w16se="http://schemas.microsoft.com/office/word/2015/wordml/symex" xmlns:wpg="http://schemas.microsoft.com/office/word/2010/wordprocessingGroup" xmlns:wpi="http://schemas.microsoft.com/office/word/2010/wordprocessingInk" xmlns:wne="http://schemas.microsoft.com/office/word/2006/wordml" xmlns:wps="http://schemas.microsoft.com/office/word/2010/wordprocessingShape" mc:Ignorable="w14 w15 w16se w16cid w16 w16cex w16sdtdh w16sdtfl w16du wp14">
+<w:document xmlns:wpc="http://schemas.microsoft.com/office/word/2010/wordprocessingCanvas" xmlns:cx="http://schemas.microsoft.com/office/drawing/2014/chartex" xmlns:cx1="http://schemas.microsoft.com/office/drawing/2015/9/8/chartex" xmlns:cx2="http://schemas.microsoft.com/office/drawing/2015/10/21/chartex" xmlns:cx3="http://schemas.microsoft.com/office/drawing/2016/5/9/chartex" xmlns:cx4="http://schemas.microsoft.com/office/drawing/2016/5/10/chartex" xmlns:cx5="http://schemas.microsoft.com/office/drawing/2016/5/11/chartex" xmlns:cx6="http://schemas.microsoft.com/office/drawing/2016/5/12/chartex" xmlns:cx7="http://schemas.microsoft.com/office/drawing/2016/5/13/chartex" xmlns:cx8="http://schemas.microsoft.com/office/drawing/2016/5/14/chartex" xmlns:mc="http://schemas.openxmlformats.org/markup-compatibility/2006" xmlns:aink="http://schemas.microsoft.com/office/drawing/2016/ink" xmlns:am3d="http://schemas.microsoft.com/office/drawing/2017/model3d" xmlns:o="urn:schemas-microsoft-com:office:office" xmlns:oel="http://schemas.microsoft.com/office/2019/extlst" xmlns:r="http://schemas.openxmlformats.org/officeDocument/2006/relationships" xmlns:m="http://schemas.openxmlformats.org/officeDocument/2006/math" xmlns:v="urn:schemas-microsoft-com:vml" xmlns:wp14="http://schemas.microsoft.com/office/word/2010/wordprocessingDrawing" xmlns:wp="http://schemas.openxmlformats.org/drawingml/2006/wordprocessingDrawing" xmlns:w10="urn:schemas-microsoft-com:office:word" xmlns:w="http://schemas.openxmlformats.org/wordprocessingml/2006/main" xmlns:w14="http://schemas.microsoft.com/office/word/2010/wordml" xmlns:w15="http://schemas.microsoft.com/office/word/2012/wordml" xmlns:w16cex="http://schemas.microsoft.com/office/word/2018/wordml/cex" xmlns:w16cid="http://schemas.microsoft.com/office/word/2016/wordml/cid" xmlns:w16="http://schemas.microsoft.com/office/word/2018/wordml" xmlns:w16sdtdh="http://schemas.microsoft.com/office/word/2020/wordml/sdtdatahash" xmlns:w16se="http://schemas.microsoft.com/office/word/2015/wordml/symex" xmlns:wpg="http://schemas.microsoft.com/office/word/2010/wordprocessingGroup" xmlns:wpi="http://schemas.microsoft.com/office/word/2010/wordprocessingInk" xmlns:wne="http://schemas.microsoft.com/office/word/2006/wordml" xmlns:wps="http://schemas.microsoft.com/office/word/2010/wordprocessingShape" mc:Ignorable="w14 w15 w16se w16cid w16 w16cex w16sdtdh wp14">
   <w:body>
     <w:p>
       <w:pPr>
@@ -884,23 +884,7 @@
                 <w:rFonts w:ascii="Consolas" w:hAnsi="Consolas"/>
                 <w:noProof/>
               </w:rPr>
-              <w:t>shared_potent</w:t>
-            </w:r>
-            <w:r>
-              <w:rPr>
-                <w:rStyle w:val="Hyperlink"/>
-                <w:rFonts w:ascii="Consolas" w:hAnsi="Consolas"/>
-                <w:noProof/>
-              </w:rPr>
-              <w:t>i</w:t>
-            </w:r>
-            <w:r>
-              <w:rPr>
-                <w:rStyle w:val="Hyperlink"/>
-                <w:rFonts w:ascii="Consolas" w:hAnsi="Consolas"/>
-                <w:noProof/>
-              </w:rPr>
-              <w:t>al_fit.py</w:t>
+              <w:t>shared_potential_fit.py</w:t>
             </w:r>
             <w:r>
               <w:rPr>
@@ -19774,10 +19758,7 @@
       </w:pPr>
       <w:bookmarkStart w:id="13" w:name="_Toc231120056"/>
       <w:r>
-        <w:t>A Note on t</w:t>
-      </w:r>
-      <w:r>
-        <w:t>he Causal Probe (</w:t>
+        <w:t>A Note on the Causal Probe (</w:t>
       </w:r>
       <w:r>
         <w:rPr>
@@ -51081,19 +51062,13 @@
           </m:sup>
         </m:sSup>
         <m:r>
-          <w:rPr>
-            <w:rFonts w:ascii="Cambria Math" w:hAnsi="Cambria Math"/>
-          </w:rPr>
-          <m:t>→</m:t>
-        </m:r>
-        <m:r>
           <m:rPr>
             <m:scr m:val="double-struck"/>
           </m:rPr>
           <w:rPr>
             <w:rFonts w:ascii="Cambria Math" w:hAnsi="Cambria Math"/>
           </w:rPr>
-          <m:t>R</m:t>
+          <m:t>→R</m:t>
         </m:r>
       </m:oMath>
       <w:r>
@@ -58780,7 +58755,7 @@
 </file>
 
 <file path=word/endnotes.xml><?xml version="1.0" encoding="utf-8"?>
-<w:endnotes xmlns:wpc="http://schemas.microsoft.com/office/word/2010/wordprocessingCanvas" xmlns:cx="http://schemas.microsoft.com/office/drawing/2014/chartex" xmlns:cx1="http://schemas.microsoft.com/office/drawing/2015/9/8/chartex" xmlns:cx2="http://schemas.microsoft.com/office/drawing/2015/10/21/chartex" xmlns:cx3="http://schemas.microsoft.com/office/drawing/2016/5/9/chartex" xmlns:cx4="http://schemas.microsoft.com/office/drawing/2016/5/10/chartex" xmlns:cx5="http://schemas.microsoft.com/office/drawing/2016/5/11/chartex" xmlns:cx6="http://schemas.microsoft.com/office/drawing/2016/5/12/chartex" xmlns:cx7="http://schemas.microsoft.com/office/drawing/2016/5/13/chartex" xmlns:cx8="http://schemas.microsoft.com/office/drawing/2016/5/14/chartex" xmlns:mc="http://schemas.openxmlformats.org/markup-compatibility/2006" xmlns:aink="http://schemas.microsoft.com/office/drawing/2016/ink" xmlns:am3d="http://schemas.microsoft.com/office/drawing/2017/model3d" xmlns:o="urn:schemas-microsoft-com:office:office" xmlns:oel="http://schemas.microsoft.com/office/2019/extlst" xmlns:r="http://schemas.openxmlformats.org/officeDocument/2006/relationships" xmlns:m="http://schemas.openxmlformats.org/officeDocument/2006/math" xmlns:v="urn:schemas-microsoft-com:vml" xmlns:wp14="http://schemas.microsoft.com/office/word/2010/wordprocessingDrawing" xmlns:wp="http://schemas.openxmlformats.org/drawingml/2006/wordprocessingDrawing" xmlns:w10="urn:schemas-microsoft-com:office:word" xmlns:w="http://schemas.openxmlformats.org/wordprocessingml/2006/main" xmlns:w14="http://schemas.microsoft.com/office/word/2010/wordml" xmlns:w15="http://schemas.microsoft.com/office/word/2012/wordml" xmlns:w16cex="http://schemas.microsoft.com/office/word/2018/wordml/cex" xmlns:w16cid="http://schemas.microsoft.com/office/word/2016/wordml/cid" xmlns:w16="http://schemas.microsoft.com/office/word/2018/wordml" xmlns:w16du="http://schemas.microsoft.com/office/word/2023/wordml/word16du" xmlns:w16sdtdh="http://schemas.microsoft.com/office/word/2020/wordml/sdtdatahash" xmlns:w16sdtfl="http://schemas.microsoft.com/office/word/2024/wordml/sdtformatlock" xmlns:w16se="http://schemas.microsoft.com/office/word/2015/wordml/symex" xmlns:wpg="http://schemas.microsoft.com/office/word/2010/wordprocessingGroup" xmlns:wpi="http://schemas.microsoft.com/office/word/2010/wordprocessingInk" xmlns:wne="http://schemas.microsoft.com/office/word/2006/wordml" xmlns:wps="http://schemas.microsoft.com/office/word/2010/wordprocessingShape" mc:Ignorable="w14 w15 w16se w16cid w16 w16cex w16sdtdh w16sdtfl w16du wp14">
+<w:endnotes xmlns:wpc="http://schemas.microsoft.com/office/word/2010/wordprocessingCanvas" xmlns:cx="http://schemas.microsoft.com/office/drawing/2014/chartex" xmlns:cx1="http://schemas.microsoft.com/office/drawing/2015/9/8/chartex" xmlns:cx2="http://schemas.microsoft.com/office/drawing/2015/10/21/chartex" xmlns:cx3="http://schemas.microsoft.com/office/drawing/2016/5/9/chartex" xmlns:cx4="http://schemas.microsoft.com/office/drawing/2016/5/10/chartex" xmlns:cx5="http://schemas.microsoft.com/office/drawing/2016/5/11/chartex" xmlns:cx6="http://schemas.microsoft.com/office/drawing/2016/5/12/chartex" xmlns:cx7="http://schemas.microsoft.com/office/drawing/2016/5/13/chartex" xmlns:cx8="http://schemas.microsoft.com/office/drawing/2016/5/14/chartex" xmlns:mc="http://schemas.openxmlformats.org/markup-compatibility/2006" xmlns:aink="http://schemas.microsoft.com/office/drawing/2016/ink" xmlns:am3d="http://schemas.microsoft.com/office/drawing/2017/model3d" xmlns:o="urn:schemas-microsoft-com:office:office" xmlns:oel="http://schemas.microsoft.com/office/2019/extlst" xmlns:r="http://schemas.openxmlformats.org/officeDocument/2006/relationships" xmlns:m="http://schemas.openxmlformats.org/officeDocument/2006/math" xmlns:v="urn:schemas-microsoft-com:vml" xmlns:wp14="http://schemas.microsoft.com/office/word/2010/wordprocessingDrawing" xmlns:wp="http://schemas.openxmlformats.org/drawingml/2006/wordprocessingDrawing" xmlns:w10="urn:schemas-microsoft-com:office:word" xmlns:w="http://schemas.openxmlformats.org/wordprocessingml/2006/main" xmlns:w14="http://schemas.microsoft.com/office/word/2010/wordml" xmlns:w15="http://schemas.microsoft.com/office/word/2012/wordml" xmlns:w16cex="http://schemas.microsoft.com/office/word/2018/wordml/cex" xmlns:w16cid="http://schemas.microsoft.com/office/word/2016/wordml/cid" xmlns:w16="http://schemas.microsoft.com/office/word/2018/wordml" xmlns:w16sdtdh="http://schemas.microsoft.com/office/word/2020/wordml/sdtdatahash" xmlns:w16se="http://schemas.microsoft.com/office/word/2015/wordml/symex" xmlns:wpg="http://schemas.microsoft.com/office/word/2010/wordprocessingGroup" xmlns:wpi="http://schemas.microsoft.com/office/word/2010/wordprocessingInk" xmlns:wne="http://schemas.microsoft.com/office/word/2006/wordml" xmlns:wps="http://schemas.microsoft.com/office/word/2010/wordprocessingShape" mc:Ignorable="w14 w15 w16se w16cid w16 w16cex w16sdtdh wp14">
   <w:endnote w:type="separator" w:id="-1">
     <w:p>
       <w:pPr>
@@ -58805,7 +58780,7 @@
 </file>
 
 <file path=word/footnotes.xml><?xml version="1.0" encoding="utf-8"?>
-<w:footnotes xmlns:wpc="http://schemas.microsoft.com/office/word/2010/wordprocessingCanvas" xmlns:cx="http://schemas.microsoft.com/office/drawing/2014/chartex" xmlns:cx1="http://schemas.microsoft.com/office/drawing/2015/9/8/chartex" xmlns:cx2="http://schemas.microsoft.com/office/drawing/2015/10/21/chartex" xmlns:cx3="http://schemas.microsoft.com/office/drawing/2016/5/9/chartex" xmlns:cx4="http://schemas.microsoft.com/office/drawing/2016/5/10/chartex" xmlns:cx5="http://schemas.microsoft.com/office/drawing/2016/5/11/chartex" xmlns:cx6="http://schemas.microsoft.com/office/drawing/2016/5/12/chartex" xmlns:cx7="http://schemas.microsoft.com/office/drawing/2016/5/13/chartex" xmlns:cx8="http://schemas.microsoft.com/office/drawing/2016/5/14/chartex" xmlns:mc="http://schemas.openxmlformats.org/markup-compatibility/2006" xmlns:aink="http://schemas.microsoft.com/office/drawing/2016/ink" xmlns:am3d="http://schemas.microsoft.com/office/drawing/2017/model3d" xmlns:o="urn:schemas-microsoft-com:office:office" xmlns:oel="http://schemas.microsoft.com/office/2019/extlst" xmlns:r="http://schemas.openxmlformats.org/officeDocument/2006/relationships" xmlns:m="http://schemas.openxmlformats.org/officeDocument/2006/math" xmlns:v="urn:schemas-microsoft-com:vml" xmlns:wp14="http://schemas.microsoft.com/office/word/2010/wordprocessingDrawing" xmlns:wp="http://schemas.openxmlformats.org/drawingml/2006/wordprocessingDrawing" xmlns:w10="urn:schemas-microsoft-com:office:word" xmlns:w="http://schemas.openxmlformats.org/wordprocessingml/2006/main" xmlns:w14="http://schemas.microsoft.com/office/word/2010/wordml" xmlns:w15="http://schemas.microsoft.com/office/word/2012/wordml" xmlns:w16cex="http://schemas.microsoft.com/office/word/2018/wordml/cex" xmlns:w16cid="http://schemas.microsoft.com/office/word/2016/wordml/cid" xmlns:w16="http://schemas.microsoft.com/office/word/2018/wordml" xmlns:w16du="http://schemas.microsoft.com/office/word/2023/wordml/word16du" xmlns:w16sdtdh="http://schemas.microsoft.com/office/word/2020/wordml/sdtdatahash" xmlns:w16sdtfl="http://schemas.microsoft.com/office/word/2024/wordml/sdtformatlock" xmlns:w16se="http://schemas.microsoft.com/office/word/2015/wordml/symex" xmlns:wpg="http://schemas.microsoft.com/office/word/2010/wordprocessingGroup" xmlns:wpi="http://schemas.microsoft.com/office/word/2010/wordprocessingInk" xmlns:wne="http://schemas.microsoft.com/office/word/2006/wordml" xmlns:wps="http://schemas.microsoft.com/office/word/2010/wordprocessingShape" mc:Ignorable="w14 w15 w16se w16cid w16 w16cex w16sdtdh w16sdtfl w16du wp14">
+<w:footnotes xmlns:wpc="http://schemas.microsoft.com/office/word/2010/wordprocessingCanvas" xmlns:cx="http://schemas.microsoft.com/office/drawing/2014/chartex" xmlns:cx1="http://schemas.microsoft.com/office/drawing/2015/9/8/chartex" xmlns:cx2="http://schemas.microsoft.com/office/drawing/2015/10/21/chartex" xmlns:cx3="http://schemas.microsoft.com/office/drawing/2016/5/9/chartex" xmlns:cx4="http://schemas.microsoft.com/office/drawing/2016/5/10/chartex" xmlns:cx5="http://schemas.microsoft.com/office/drawing/2016/5/11/chartex" xmlns:cx6="http://schemas.microsoft.com/office/drawing/2016/5/12/chartex" xmlns:cx7="http://schemas.microsoft.com/office/drawing/2016/5/13/chartex" xmlns:cx8="http://schemas.microsoft.com/office/drawing/2016/5/14/chartex" xmlns:mc="http://schemas.openxmlformats.org/markup-compatibility/2006" xmlns:aink="http://schemas.microsoft.com/office/drawing/2016/ink" xmlns:am3d="http://schemas.microsoft.com/office/drawing/2017/model3d" xmlns:o="urn:schemas-microsoft-com:office:office" xmlns:oel="http://schemas.microsoft.com/office/2019/extlst" xmlns:r="http://schemas.openxmlformats.org/officeDocument/2006/relationships" xmlns:m="http://schemas.openxmlformats.org/officeDocument/2006/math" xmlns:v="urn:schemas-microsoft-com:vml" xmlns:wp14="http://schemas.microsoft.com/office/word/2010/wordprocessingDrawing" xmlns:wp="http://schemas.openxmlformats.org/drawingml/2006/wordprocessingDrawing" xmlns:w10="urn:schemas-microsoft-com:office:word" xmlns:w="http://schemas.openxmlformats.org/wordprocessingml/2006/main" xmlns:w14="http://schemas.microsoft.com/office/word/2010/wordml" xmlns:w15="http://schemas.microsoft.com/office/word/2012/wordml" xmlns:w16cex="http://schemas.microsoft.com/office/word/2018/wordml/cex" xmlns:w16cid="http://schemas.microsoft.com/office/word/2016/wordml/cid" xmlns:w16="http://schemas.microsoft.com/office/word/2018/wordml" xmlns:w16sdtdh="http://schemas.microsoft.com/office/word/2020/wordml/sdtdatahash" xmlns:w16se="http://schemas.microsoft.com/office/word/2015/wordml/symex" xmlns:wpg="http://schemas.microsoft.com/office/word/2010/wordprocessingGroup" xmlns:wpi="http://schemas.microsoft.com/office/word/2010/wordprocessingInk" xmlns:wne="http://schemas.microsoft.com/office/word/2006/wordml" xmlns:wps="http://schemas.microsoft.com/office/word/2010/wordprocessingShape" mc:Ignorable="w14 w15 w16se w16cid w16 w16cex w16sdtdh wp14">
   <w:footnote w:type="separator" w:id="-1">
     <w:p>
       <w:pPr>
@@ -59718,7 +59693,7 @@
 </file>
 
 <file path=word/numbering.xml><?xml version="1.0" encoding="utf-8"?>
-<w:numbering xmlns:wpc="http://schemas.microsoft.com/office/word/2010/wordprocessingCanvas" xmlns:cx="http://schemas.microsoft.com/office/drawing/2014/chartex" xmlns:cx1="http://schemas.microsoft.com/office/drawing/2015/9/8/chartex" xmlns:cx2="http://schemas.microsoft.com/office/drawing/2015/10/21/chartex" xmlns:cx3="http://schemas.microsoft.com/office/drawing/2016/5/9/chartex" xmlns:cx4="http://schemas.microsoft.com/office/drawing/2016/5/10/chartex" xmlns:cx5="http://schemas.microsoft.com/office/drawing/2016/5/11/chartex" xmlns:cx6="http://schemas.microsoft.com/office/drawing/2016/5/12/chartex" xmlns:cx7="http://schemas.microsoft.com/office/drawing/2016/5/13/chartex" xmlns:cx8="http://schemas.microsoft.com/office/drawing/2016/5/14/chartex" xmlns:mc="http://schemas.openxmlformats.org/markup-compatibility/2006" xmlns:aink="http://schemas.microsoft.com/office/drawing/2016/ink" xmlns:am3d="http://schemas.microsoft.com/office/drawing/2017/model3d" xmlns:o="urn:schemas-microsoft-com:office:office" xmlns:oel="http://schemas.microsoft.com/office/2019/extlst" xmlns:r="http://schemas.openxmlformats.org/officeDocument/2006/relationships" xmlns:m="http://schemas.openxmlformats.org/officeDocument/2006/math" xmlns:v="urn:schemas-microsoft-com:vml" xmlns:wp14="http://schemas.microsoft.com/office/word/2010/wordprocessingDrawing" xmlns:wp="http://schemas.openxmlformats.org/drawingml/2006/wordprocessingDrawing" xmlns:w10="urn:schemas-microsoft-com:office:word" xmlns:w="http://schemas.openxmlformats.org/wordprocessingml/2006/main" xmlns:w14="http://schemas.microsoft.com/office/word/2010/wordml" xmlns:w15="http://schemas.microsoft.com/office/word/2012/wordml" xmlns:w16cex="http://schemas.microsoft.com/office/word/2018/wordml/cex" xmlns:w16cid="http://schemas.microsoft.com/office/word/2016/wordml/cid" xmlns:w16="http://schemas.microsoft.com/office/word/2018/wordml" xmlns:w16du="http://schemas.microsoft.com/office/word/2023/wordml/word16du" xmlns:w16sdtdh="http://schemas.microsoft.com/office/word/2020/wordml/sdtdatahash" xmlns:w16sdtfl="http://schemas.microsoft.com/office/word/2024/wordml/sdtformatlock" xmlns:w16se="http://schemas.microsoft.com/office/word/2015/wordml/symex" xmlns:wpg="http://schemas.microsoft.com/office/word/2010/wordprocessingGroup" xmlns:wpi="http://schemas.microsoft.com/office/word/2010/wordprocessingInk" xmlns:wne="http://schemas.microsoft.com/office/word/2006/wordml" xmlns:wps="http://schemas.microsoft.com/office/word/2010/wordprocessingShape" mc:Ignorable="w14 w15 w16se w16cid w16 w16cex w16sdtdh w16sdtfl w16du wp14">
+<w:numbering xmlns:wpc="http://schemas.microsoft.com/office/word/2010/wordprocessingCanvas" xmlns:cx="http://schemas.microsoft.com/office/drawing/2014/chartex" xmlns:cx1="http://schemas.microsoft.com/office/drawing/2015/9/8/chartex" xmlns:cx2="http://schemas.microsoft.com/office/drawing/2015/10/21/chartex" xmlns:cx3="http://schemas.microsoft.com/office/drawing/2016/5/9/chartex" xmlns:cx4="http://schemas.microsoft.com/office/drawing/2016/5/10/chartex" xmlns:cx5="http://schemas.microsoft.com/office/drawing/2016/5/11/chartex" xmlns:cx6="http://schemas.microsoft.com/office/drawing/2016/5/12/chartex" xmlns:cx7="http://schemas.microsoft.com/office/drawing/2016/5/13/chartex" xmlns:cx8="http://schemas.microsoft.com/office/drawing/2016/5/14/chartex" xmlns:mc="http://schemas.openxmlformats.org/markup-compatibility/2006" xmlns:aink="http://schemas.microsoft.com/office/drawing/2016/ink" xmlns:am3d="http://schemas.microsoft.com/office/drawing/2017/model3d" xmlns:o="urn:schemas-microsoft-com:office:office" xmlns:oel="http://schemas.microsoft.com/office/2019/extlst" xmlns:r="http://schemas.openxmlformats.org/officeDocument/2006/relationships" xmlns:m="http://schemas.openxmlformats.org/officeDocument/2006/math" xmlns:v="urn:schemas-microsoft-com:vml" xmlns:wp14="http://schemas.microsoft.com/office/word/2010/wordprocessingDrawing" xmlns:wp="http://schemas.openxmlformats.org/drawingml/2006/wordprocessingDrawing" xmlns:w10="urn:schemas-microsoft-com:office:word" xmlns:w="http://schemas.openxmlformats.org/wordprocessingml/2006/main" xmlns:w14="http://schemas.microsoft.com/office/word/2010/wordml" xmlns:w15="http://schemas.microsoft.com/office/word/2012/wordml" xmlns:w16cex="http://schemas.microsoft.com/office/word/2018/wordml/cex" xmlns:w16cid="http://schemas.microsoft.com/office/word/2016/wordml/cid" xmlns:w16="http://schemas.microsoft.com/office/word/2018/wordml" xmlns:w16sdtdh="http://schemas.microsoft.com/office/word/2020/wordml/sdtdatahash" xmlns:w16se="http://schemas.microsoft.com/office/word/2015/wordml/symex" xmlns:wpg="http://schemas.microsoft.com/office/word/2010/wordprocessingGroup" xmlns:wpi="http://schemas.microsoft.com/office/word/2010/wordprocessingInk" xmlns:wne="http://schemas.microsoft.com/office/word/2006/wordml" xmlns:wps="http://schemas.microsoft.com/office/word/2010/wordprocessingShape" mc:Ignorable="w14 w15 w16se w16cid w16 w16cex w16sdtdh wp14">
   <w:abstractNum w:abstractNumId="0" w15:restartNumberingAfterBreak="0">
     <w:nsid w:val="09FE0787"/>
     <w:multiLevelType w:val="hybridMultilevel"/>
@@ -60071,7 +60046,7 @@
 </file>
 
 <file path=word/styles.xml><?xml version="1.0" encoding="utf-8"?>
-<w:styles xmlns:mc="http://schemas.openxmlformats.org/markup-compatibility/2006" xmlns:r="http://schemas.openxmlformats.org/officeDocument/2006/relationships" xmlns:w="http://schemas.openxmlformats.org/wordprocessingml/2006/main" xmlns:w14="http://schemas.microsoft.com/office/word/2010/wordml" xmlns:w15="http://schemas.microsoft.com/office/word/2012/wordml" xmlns:w16cex="http://schemas.microsoft.com/office/word/2018/wordml/cex" xmlns:w16cid="http://schemas.microsoft.com/office/word/2016/wordml/cid" xmlns:w16="http://schemas.microsoft.com/office/word/2018/wordml" xmlns:w16du="http://schemas.microsoft.com/office/word/2023/wordml/word16du" xmlns:w16sdtdh="http://schemas.microsoft.com/office/word/2020/wordml/sdtdatahash" xmlns:w16sdtfl="http://schemas.microsoft.com/office/word/2024/wordml/sdtformatlock" xmlns:w16se="http://schemas.microsoft.com/office/word/2015/wordml/symex" mc:Ignorable="w14 w15 w16se w16cid w16 w16cex w16sdtdh w16sdtfl w16du">
+<w:styles xmlns:mc="http://schemas.openxmlformats.org/markup-compatibility/2006" xmlns:r="http://schemas.openxmlformats.org/officeDocument/2006/relationships" xmlns:w="http://schemas.openxmlformats.org/wordprocessingml/2006/main" xmlns:w14="http://schemas.microsoft.com/office/word/2010/wordml" xmlns:w15="http://schemas.microsoft.com/office/word/2012/wordml" xmlns:w16cex="http://schemas.microsoft.com/office/word/2018/wordml/cex" xmlns:w16cid="http://schemas.microsoft.com/office/word/2016/wordml/cid" xmlns:w16="http://schemas.microsoft.com/office/word/2018/wordml" xmlns:w16sdtdh="http://schemas.microsoft.com/office/word/2020/wordml/sdtdatahash" xmlns:w16se="http://schemas.microsoft.com/office/word/2015/wordml/symex" mc:Ignorable="w14 w15 w16se w16cid w16 w16cex w16sdtdh">
   <w:docDefaults>
     <w:rPrDefault>
       <w:rPr>

--- a/companion_notes/deep_dives/Deep_Dive_in_the_SPLM_model_and_code.docx
+++ b/companion_notes/deep_dives/Deep_Dive_in_the_SPLM_model_and_code.docx
@@ -4522,6 +4522,13 @@
         </w:rPr>
         <w:t xml:space="preserve"> in smoke test code, 512 with TinyShakespeare dataset, 768 with TinyStories dataset.</w:t>
       </w:r>
+      <w:r>
+        <w:rPr>
+          <w:rStyle w:val="FootnoteReference"/>
+          <w:rFonts w:eastAsiaTheme="minorEastAsia"/>
+        </w:rPr>
+        <w:footnoteReference w:id="2"/>
+      </w:r>
     </w:p>
     <w:p>
       <w:pPr>
@@ -4677,6 +4684,59 @@
           <w:rFonts w:eastAsiaTheme="minorEastAsia"/>
         </w:rPr>
         <w:t xml:space="preserve"> otherwise.</w:t>
+      </w:r>
+    </w:p>
+    <w:p>
+      <w:pPr>
+        <w:rPr>
+          <w:rFonts w:eastAsiaTheme="minorEastAsia"/>
+        </w:rPr>
+      </w:pPr>
+      <m:oMath>
+        <m:r>
+          <w:rPr>
+            <w:rFonts w:ascii="Cambria Math" w:eastAsiaTheme="minorEastAsia" w:hAnsi="Cambria Math"/>
+          </w:rPr>
+          <m:t>K</m:t>
+        </m:r>
+      </m:oMath>
+      <w:r>
+        <w:rPr>
+          <w:rFonts w:eastAsiaTheme="minorEastAsia"/>
+        </w:rPr>
+        <w:t xml:space="preserve"> </w:t>
+      </w:r>
+      <w:r>
+        <w:rPr>
+          <w:rFonts w:eastAsiaTheme="minorEastAsia"/>
+        </w:rPr>
+        <w:t>–</w:t>
+      </w:r>
+      <w:r>
+        <w:rPr>
+          <w:rFonts w:eastAsiaTheme="minorEastAsia"/>
+        </w:rPr>
+        <w:t xml:space="preserve"> </w:t>
+      </w:r>
+      <w:r>
+        <w:rPr>
+          <w:rFonts w:eastAsiaTheme="minorEastAsia"/>
+        </w:rPr>
+        <w:t>number of multi-</w:t>
+      </w:r>
+      <m:oMath>
+        <m:r>
+          <w:rPr>
+            <w:rFonts w:ascii="Cambria Math" w:eastAsiaTheme="minorEastAsia" w:hAnsi="Cambria Math"/>
+          </w:rPr>
+          <m:t>ξ</m:t>
+        </m:r>
+      </m:oMath>
+      <w:r>
+        <w:rPr>
+          <w:rFonts w:eastAsiaTheme="minorEastAsia"/>
+        </w:rPr>
+        <w:t xml:space="preserve"> context channels</w:t>
       </w:r>
     </w:p>
     <w:p/>
@@ -4994,7 +5054,7 @@
             <w:rFonts w:ascii="Cambria Math" w:eastAsiaTheme="minorEastAsia" w:hAnsi="Cambria Math"/>
             <w:i/>
           </w:rPr>
-          <w:footnoteReference w:id="2"/>
+          <w:footnoteReference w:id="3"/>
         </m:r>
       </m:oMath>
       <w:r>
@@ -5535,6 +5595,7 @@
     </w:p>
     <w:p>
       <w:r>
+        <w:lastRenderedPageBreak/>
         <w:t xml:space="preserve">In SPLM context and in the context </w:t>
       </w:r>
       <w:r>
@@ -5780,14 +5841,7 @@
         <w:rPr>
           <w:rFonts w:eastAsiaTheme="minorEastAsia"/>
         </w:rPr>
-        <w:t xml:space="preserve"> that </w:t>
-      </w:r>
-      <w:r>
-        <w:rPr>
-          <w:rFonts w:eastAsiaTheme="minorEastAsia"/>
-        </w:rPr>
-        <w:lastRenderedPageBreak/>
-        <w:t xml:space="preserve">each sub-layer additively updates via </w:t>
+        <w:t xml:space="preserve"> that each sub-layer additively updates via </w:t>
       </w:r>
       <m:oMath>
         <m:sSup>
@@ -8627,6 +8681,7 @@
         </w:rPr>
       </w:pPr>
       <w:r>
+        <w:lastRenderedPageBreak/>
         <w:t xml:space="preserve">Three modes in the SARF-mass variant: </w:t>
       </w:r>
       <w:r>
@@ -9205,7 +9260,6 @@
           <w:rPr>
             <w:rFonts w:ascii="Cambria Math" w:hAnsi="Cambria Math"/>
           </w:rPr>
-          <w:lastRenderedPageBreak/>
           <m:t>γ</m:t>
         </m:r>
       </m:oMath>
@@ -10994,6 +11048,7 @@
         <w:rPr>
           <w:rFonts w:eastAsiaTheme="minorEastAsia"/>
         </w:rPr>
+        <w:lastRenderedPageBreak/>
         <w:t>Oracle-Fit Quantities</w:t>
       </w:r>
       <w:bookmarkEnd w:id="7"/>
@@ -13731,6 +13786,7 @@
           <w:rPr>
             <w:rFonts w:ascii="Cambria Math" w:eastAsiaTheme="minorEastAsia" w:hAnsi="Cambria Math"/>
           </w:rPr>
+          <w:lastRenderedPageBreak/>
           <m:t>ξ</m:t>
         </m:r>
       </m:oMath>
@@ -14154,14 +14210,7 @@
         <w:rPr>
           <w:rFonts w:eastAsiaTheme="minorEastAsia"/>
         </w:rPr>
-        <w:t xml:space="preserve"> is re-pooled at every step from </w:t>
-      </w:r>
-      <w:r>
-        <w:rPr>
-          <w:rFonts w:eastAsiaTheme="minorEastAsia"/>
-        </w:rPr>
-        <w:lastRenderedPageBreak/>
-        <w:t xml:space="preserve">h.detach(), enforcing the same invariant dynamically. The </w:t>
+        <w:t xml:space="preserve"> is re-pooled at every step from h.detach(), enforcing the same invariant dynamically. The </w:t>
       </w:r>
       <w:r>
         <w:rPr>
@@ -14997,6 +15046,7 @@
         </w:rPr>
       </w:pPr>
       <w:r>
+        <w:lastRenderedPageBreak/>
         <w:t xml:space="preserve">The final 1-unit output makes </w:t>
       </w:r>
       <m:oMath>
@@ -15281,7 +15331,6 @@
           <w:rPr>
             <w:rFonts w:ascii="Cambria Math" w:eastAsiaTheme="minorEastAsia" w:hAnsi="Cambria Math"/>
           </w:rPr>
-          <w:lastRenderedPageBreak/>
           <m:t>ξ</m:t>
         </m:r>
       </m:oMath>
@@ -17466,6 +17515,7 @@
     </w:p>
     <w:p>
       <w:r>
+        <w:lastRenderedPageBreak/>
         <w:t xml:space="preserve"> The gradient regressor </w:t>
       </w:r>
       <m:oMath>
@@ -17541,11 +17591,7 @@
         <w:t>h_l</w:t>
       </w:r>
       <w:r>
-        <w:t xml:space="preserve"> the model visits when it replays the sentence. The oracle does not re-learn an energy landscape — it reuses the one the </w:t>
-      </w:r>
-      <w:r>
-        <w:lastRenderedPageBreak/>
-        <w:t>network already learned and only asks how well a single per-layer rescaling of that landscape's force reproduces the observed motion.</w:t>
+        <w:t xml:space="preserve"> the model visits when it replays the sentence. The oracle does not re-learn an energy landscape — it reuses the one the network already learned and only asks how well a single per-layer rescaling of that landscape's force reproduces the observed motion.</w:t>
       </w:r>
     </w:p>
     <w:p/>
@@ -18025,7 +18071,11 @@
         <w:t>gamma</w:t>
       </w:r>
       <w:r>
-        <w:t xml:space="preserve"> are shaped solely by the requirement that the depth-</w:t>
+        <w:t xml:space="preserve"> are shaped solely by the </w:t>
+      </w:r>
+      <w:r>
+        <w:lastRenderedPageBreak/>
+        <w:t>requirement that the depth-</w:t>
       </w:r>
       <w:r>
         <w:rPr>
@@ -18060,7 +18110,6 @@
     </w:p>
     <w:p>
       <w:r>
-        <w:lastRenderedPageBreak/>
         <w:t xml:space="preserve">What makes this non-trivial is that the loss gradient must pass through the force computation at every step. Inside </w:t>
       </w:r>
       <w:r>
@@ -18838,11 +18887,11 @@
         <w:t>Delta x_l ~= alpha_l v_l - beta_l grad V_psi(x_l)</w:t>
       </w:r>
       <w:r>
-        <w:t xml:space="preserve">. The interesting word is *single*. A per-layer symmetric operator (the subject of the next section) is a weak constraint; demanding that one smooth </w:t>
+        <w:t xml:space="preserve">. The interesting word is *single*. A </w:t>
       </w:r>
       <w:r>
         <w:lastRenderedPageBreak/>
-        <w:t>scalar explain twelve layers of behaviour at once is a far stronger one, and it is exactly the property that distinguishes a true physical potential from a layer-wise curve-fit.</w:t>
+        <w:t>per-layer symmetric operator (the subject of the next section) is a weak constraint; demanding that one smooth scalar explain twelve layers of behaviour at once is a far stronger one, and it is exactly the property that distinguishes a true physical potential from a layer-wise curve-fit.</w:t>
       </w:r>
     </w:p>
     <w:p/>
@@ -21287,6 +21336,20 @@
           <w:rFonts w:eastAsiaTheme="minorEastAsia"/>
         </w:rPr>
       </w:pPr>
+      <w:proofErr w:type="gramStart"/>
+      <w:r>
+        <w:rPr>
+          <w:rFonts w:eastAsiaTheme="minorEastAsia"/>
+        </w:rPr>
+        <w:t>So</w:t>
+      </w:r>
+      <w:proofErr w:type="gramEnd"/>
+      <w:r>
+        <w:rPr>
+          <w:rFonts w:eastAsiaTheme="minorEastAsia"/>
+        </w:rPr>
+        <w:t xml:space="preserve"> the first layer already sees </w:t>
+      </w:r>
     </w:p>
     <w:p/>
     <w:p/>
@@ -21647,7 +21710,7 @@
             <w:rFonts w:ascii="Cambria Math" w:eastAsiaTheme="minorEastAsia" w:hAnsi="Cambria Math"/>
             <w:i/>
           </w:rPr>
-          <w:footnoteReference w:id="3"/>
+          <w:footnoteReference w:id="4"/>
         </m:r>
       </m:oMath>
       <w:r>
@@ -35661,7 +35724,7 @@
           <w:sz w:val="17"/>
           <w:szCs w:val="17"/>
         </w:rPr>
-        <w:footnoteReference w:id="4"/>
+        <w:footnoteReference w:id="5"/>
       </w:r>
       <w:r>
         <w:t xml:space="preserve"> is a learned, strictly-positive gain on that surprisal.</w:t>
@@ -60211,6 +60274,59 @@
         <w:footnoteRef/>
       </w:r>
       <w:r>
+        <w:t xml:space="preserve"> See the Note on the MLP </w:t>
+      </w:r>
+      <m:oMath>
+        <m:sSub>
+          <m:sSubPr>
+            <m:ctrlPr>
+              <w:rPr>
+                <w:rFonts w:ascii="Cambria Math" w:hAnsi="Cambria Math"/>
+                <w:i/>
+              </w:rPr>
+            </m:ctrlPr>
+          </m:sSubPr>
+          <m:e>
+            <m:r>
+              <w:rPr>
+                <w:rFonts w:ascii="Cambria Math" w:hAnsi="Cambria Math"/>
+              </w:rPr>
+              <m:t>V</m:t>
+            </m:r>
+          </m:e>
+          <m:sub>
+            <m:r>
+              <w:rPr>
+                <w:rFonts w:ascii="Cambria Math" w:hAnsi="Cambria Math"/>
+              </w:rPr>
+              <m:t>θ</m:t>
+            </m:r>
+          </m:sub>
+        </m:sSub>
+      </m:oMath>
+      <w:r>
+        <w:rPr>
+          <w:rFonts w:eastAsiaTheme="minorEastAsia"/>
+        </w:rPr>
+        <w:t xml:space="preserve"> hidden width</w:t>
+      </w:r>
+      <w:r>
+        <w:t xml:space="preserve"> in the Appendix</w:t>
+      </w:r>
+    </w:p>
+  </w:footnote>
+  <w:footnote w:id="3">
+    <w:p>
+      <w:pPr>
+        <w:pStyle w:val="FootnoteText"/>
+      </w:pPr>
+      <w:r>
+        <w:rPr>
+          <w:rStyle w:val="FootnoteReference"/>
+        </w:rPr>
+        <w:footnoteRef/>
+      </w:r>
+      <w:r>
         <w:t xml:space="preserve"> </w:t>
       </w:r>
       <w:r>
@@ -60243,7 +60359,7 @@
       </w:r>
     </w:p>
   </w:footnote>
-  <w:footnote w:id="3">
+  <w:footnote w:id="4">
     <w:p>
       <w:pPr>
         <w:pStyle w:val="FootnoteText"/>
@@ -60386,7 +60502,7 @@
       </w:r>
     </w:p>
   </w:footnote>
-  <w:footnote w:id="4">
+  <w:footnote w:id="5">
     <w:p>
       <w:pPr>
         <w:pStyle w:val="FootnoteText"/>

--- a/companion_notes/deep_dives/Deep_Dive_in_the_SPLM_model_and_code.docx
+++ b/companion_notes/deep_dives/Deep_Dive_in_the_SPLM_model_and_code.docx
@@ -24118,14 +24118,14 @@
         <w:tblLook w:val="04A0" w:firstRow="1" w:lastRow="0" w:firstColumn="1" w:lastColumn="0" w:noHBand="0" w:noVBand="1"/>
       </w:tblPr>
       <w:tblGrid>
-        <w:gridCol w:w="1705"/>
+        <w:gridCol w:w="1975"/>
         <w:gridCol w:w="2700"/>
-        <w:gridCol w:w="4945"/>
+        <w:gridCol w:w="4675"/>
       </w:tblGrid>
       <w:tr>
         <w:tc>
           <w:tcPr>
-            <w:tcW w:w="1705" w:type="dxa"/>
+            <w:tcW w:w="1975" w:type="dxa"/>
           </w:tcPr>
           <w:p>
             <w:r>
@@ -24153,7 +24153,7 @@
         </w:tc>
         <w:tc>
           <w:tcPr>
-            <w:tcW w:w="4945" w:type="dxa"/>
+            <w:tcW w:w="4675" w:type="dxa"/>
           </w:tcPr>
           <w:p>
             <w:r>
@@ -24200,7 +24200,7 @@
       <w:tr>
         <w:tc>
           <w:tcPr>
-            <w:tcW w:w="1705" w:type="dxa"/>
+            <w:tcW w:w="1975" w:type="dxa"/>
           </w:tcPr>
           <w:p>
             <w:r>
@@ -24231,33 +24231,339 @@
         </w:tc>
         <w:tc>
           <w:tcPr>
-            <w:tcW w:w="4945" w:type="dxa"/>
+            <w:tcW w:w="4675" w:type="dxa"/>
           </w:tcPr>
-          <w:p/>
+          <w:p>
+            <m:oMath>
+              <m:r>
+                <w:rPr>
+                  <w:rFonts w:ascii="Cambria Math" w:hAnsi="Cambria Math"/>
+                </w:rPr>
+                <m:t>≈1, 2, 10, 100</m:t>
+              </m:r>
+            </m:oMath>
+            <w:r>
+              <w:rPr>
+                <w:rFonts w:eastAsiaTheme="minorEastAsia"/>
+              </w:rPr>
+              <w:t xml:space="preserve"> </w:t>
+            </w:r>
+          </w:p>
         </w:tc>
       </w:tr>
       <w:tr>
         <w:tc>
           <w:tcPr>
-            <w:tcW w:w="1705" w:type="dxa"/>
+            <w:tcW w:w="1975" w:type="dxa"/>
           </w:tcPr>
-          <w:p/>
+          <w:p>
+            <w:r>
+              <w:t>Log-spaced (R6.h.1))</w:t>
+            </w:r>
+          </w:p>
         </w:tc>
         <w:tc>
           <w:tcPr>
             <w:tcW w:w="2700" w:type="dxa"/>
           </w:tcPr>
-          <w:p/>
+          <w:p>
+            <m:oMathPara>
+              <m:oMath>
+                <m:sSub>
+                  <m:sSubPr>
+                    <m:ctrlPr>
+                      <w:rPr>
+                        <w:rFonts w:ascii="Cambria Math" w:hAnsi="Cambria Math"/>
+                        <w:i/>
+                      </w:rPr>
+                    </m:ctrlPr>
+                  </m:sSubPr>
+                  <m:e>
+                    <m:r>
+                      <w:rPr>
+                        <w:rFonts w:ascii="Cambria Math" w:hAnsi="Cambria Math"/>
+                      </w:rPr>
+                      <m:t>α</m:t>
+                    </m:r>
+                  </m:e>
+                  <m:sub>
+                    <m:r>
+                      <w:rPr>
+                        <w:rFonts w:ascii="Cambria Math" w:hAnsi="Cambria Math"/>
+                      </w:rPr>
+                      <m:t>k</m:t>
+                    </m:r>
+                  </m:sub>
+                </m:sSub>
+                <m:r>
+                  <w:rPr>
+                    <w:rFonts w:ascii="Cambria Math" w:hAnsi="Cambria Math"/>
+                  </w:rPr>
+                  <m:t>=1-</m:t>
+                </m:r>
+                <m:sSubSup>
+                  <m:sSubSupPr>
+                    <m:ctrlPr>
+                      <w:rPr>
+                        <w:rFonts w:ascii="Cambria Math" w:hAnsi="Cambria Math"/>
+                        <w:i/>
+                      </w:rPr>
+                    </m:ctrlPr>
+                  </m:sSubSupPr>
+                  <m:e>
+                    <m:r>
+                      <w:rPr>
+                        <w:rFonts w:ascii="Cambria Math" w:hAnsi="Cambria Math"/>
+                      </w:rPr>
+                      <m:t>τ</m:t>
+                    </m:r>
+                  </m:e>
+                  <m:sub>
+                    <m:r>
+                      <m:rPr>
+                        <m:sty m:val="p"/>
+                      </m:rPr>
+                      <w:rPr>
+                        <w:rFonts w:ascii="Cambria Math" w:hAnsi="Cambria Math"/>
+                      </w:rPr>
+                      <m:t>max</m:t>
+                    </m:r>
+                  </m:sub>
+                  <m:sup>
+                    <m:r>
+                      <w:rPr>
+                        <w:rFonts w:ascii="Cambria Math" w:hAnsi="Cambria Math"/>
+                      </w:rPr>
+                      <m:t>-</m:t>
+                    </m:r>
+                    <m:f>
+                      <m:fPr>
+                        <m:ctrlPr>
+                          <w:rPr>
+                            <w:rFonts w:ascii="Cambria Math" w:hAnsi="Cambria Math"/>
+                            <w:i/>
+                          </w:rPr>
+                        </m:ctrlPr>
+                      </m:fPr>
+                      <m:num>
+                        <m:r>
+                          <w:rPr>
+                            <w:rFonts w:ascii="Cambria Math" w:hAnsi="Cambria Math"/>
+                          </w:rPr>
+                          <m:t>k</m:t>
+                        </m:r>
+                      </m:num>
+                      <m:den>
+                        <m:d>
+                          <m:dPr>
+                            <m:ctrlPr>
+                              <w:rPr>
+                                <w:rFonts w:ascii="Cambria Math" w:hAnsi="Cambria Math"/>
+                                <w:i/>
+                              </w:rPr>
+                            </m:ctrlPr>
+                          </m:dPr>
+                          <m:e>
+                            <m:r>
+                              <w:rPr>
+                                <w:rFonts w:ascii="Cambria Math" w:hAnsi="Cambria Math"/>
+                              </w:rPr>
+                              <m:t>K-1</m:t>
+                            </m:r>
+                          </m:e>
+                        </m:d>
+                      </m:den>
+                    </m:f>
+                  </m:sup>
+                </m:sSubSup>
+                <m:r>
+                  <w:rPr>
+                    <w:rFonts w:ascii="Cambria Math" w:hAnsi="Cambria Math"/>
+                  </w:rPr>
+                  <m:t>,</m:t>
+                </m:r>
+                <m:sSub>
+                  <m:sSubPr>
+                    <m:ctrlPr>
+                      <w:rPr>
+                        <w:rFonts w:ascii="Cambria Math" w:hAnsi="Cambria Math"/>
+                        <w:i/>
+                      </w:rPr>
+                    </m:ctrlPr>
+                  </m:sSubPr>
+                  <m:e>
+                    <m:r>
+                      <w:rPr>
+                        <w:rFonts w:ascii="Cambria Math" w:hAnsi="Cambria Math"/>
+                      </w:rPr>
+                      <m:t>τ</m:t>
+                    </m:r>
+                  </m:e>
+                  <m:sub>
+                    <m:r>
+                      <m:rPr>
+                        <m:sty m:val="p"/>
+                      </m:rPr>
+                      <w:rPr>
+                        <w:rFonts w:ascii="Cambria Math" w:hAnsi="Cambria Math"/>
+                      </w:rPr>
+                      <m:t>max</m:t>
+                    </m:r>
+                  </m:sub>
+                </m:sSub>
+                <m:r>
+                  <w:rPr>
+                    <w:rFonts w:ascii="Cambria Math" w:hAnsi="Cambria Math"/>
+                  </w:rPr>
+                  <m:t>=100</m:t>
+                </m:r>
+              </m:oMath>
+            </m:oMathPara>
+          </w:p>
         </w:tc>
         <w:tc>
           <w:tcPr>
-            <w:tcW w:w="4945" w:type="dxa"/>
+            <w:tcW w:w="4675" w:type="dxa"/>
           </w:tcPr>
-          <w:p/>
+          <w:p>
+            <m:oMath>
+              <m:r>
+                <w:rPr>
+                  <w:rFonts w:ascii="Cambria Math" w:hAnsi="Cambria Math"/>
+                </w:rPr>
+                <m:t>≈1, 4.6, 21.5, 100⇒</m:t>
+              </m:r>
+              <m:r>
+                <w:rPr>
+                  <w:rFonts w:ascii="Cambria Math" w:hAnsi="Cambria Math"/>
+                </w:rPr>
+                <m:t xml:space="preserve"> </m:t>
+              </m:r>
+              <m:r>
+                <w:rPr>
+                  <w:rFonts w:ascii="Cambria Math" w:hAnsi="Cambria Math"/>
+                </w:rPr>
+                <m:t>α</m:t>
+              </m:r>
+              <m:r>
+                <w:rPr>
+                  <w:rFonts w:ascii="Cambria Math" w:hAnsi="Cambria Math"/>
+                </w:rPr>
+                <m:t>≈0., 0.785, 0.954, 0.99</m:t>
+              </m:r>
+            </m:oMath>
+            <w:r>
+              <w:rPr>
+                <w:rFonts w:eastAsiaTheme="minorEastAsia"/>
+              </w:rPr>
+              <w:t xml:space="preserve"> </w:t>
+            </w:r>
+          </w:p>
         </w:tc>
       </w:tr>
     </w:tbl>
     <w:p/>
+    <w:p>
+      <w:r>
+        <w:t xml:space="preserve">Log-spacing is the prior that relevant linguistic timescales are scale-free up to a paragraph length: horizons sit on a geometric grid rather than on an ad-hoc list. </w:t>
+      </w:r>
+    </w:p>
+    <w:p/>
+    <w:p>
+      <w:r>
+        <w:t xml:space="preserve">Forward shape: </w:t>
+      </w:r>
+      <m:oMath>
+        <m:r>
+          <w:rPr>
+            <w:rFonts w:ascii="Cambria Math" w:hAnsi="Cambria Math"/>
+          </w:rPr>
+          <m:t>h</m:t>
+        </m:r>
+        <m:r>
+          <w:rPr>
+            <w:rFonts w:ascii="Cambria Math" w:hAnsi="Cambria Math"/>
+          </w:rPr>
+          <m:t>∈</m:t>
+        </m:r>
+        <m:sSup>
+          <m:sSupPr>
+            <m:ctrlPr>
+              <w:rPr>
+                <w:rFonts w:ascii="Cambria Math" w:hAnsi="Cambria Math"/>
+                <w:i/>
+              </w:rPr>
+            </m:ctrlPr>
+          </m:sSupPr>
+          <m:e>
+            <m:r>
+              <m:rPr>
+                <m:scr m:val="double-struck"/>
+              </m:rPr>
+              <w:rPr>
+                <w:rFonts w:ascii="Cambria Math" w:hAnsi="Cambria Math"/>
+              </w:rPr>
+              <m:t>R</m:t>
+            </m:r>
+          </m:e>
+          <m:sup>
+            <m:r>
+              <w:rPr>
+                <w:rFonts w:ascii="Cambria Math" w:hAnsi="Cambria Math"/>
+              </w:rPr>
+              <m:t>B×T×d</m:t>
+            </m:r>
+          </m:sup>
+        </m:sSup>
+        <m:r>
+          <w:rPr>
+            <w:rFonts w:ascii="Cambria Math" w:hAnsi="Cambria Math"/>
+          </w:rPr>
+          <m:t>⟼ξ∈</m:t>
+        </m:r>
+        <m:sSup>
+          <m:sSupPr>
+            <m:ctrlPr>
+              <w:rPr>
+                <w:rFonts w:ascii="Cambria Math" w:hAnsi="Cambria Math"/>
+                <w:i/>
+              </w:rPr>
+            </m:ctrlPr>
+          </m:sSupPr>
+          <m:e>
+            <m:r>
+              <m:rPr>
+                <m:scr m:val="double-struck"/>
+              </m:rPr>
+              <w:rPr>
+                <w:rFonts w:ascii="Cambria Math" w:hAnsi="Cambria Math"/>
+              </w:rPr>
+              <m:t>R</m:t>
+            </m:r>
+          </m:e>
+          <m:sup>
+            <m:r>
+              <w:rPr>
+                <w:rFonts w:ascii="Cambria Math" w:hAnsi="Cambria Math"/>
+              </w:rPr>
+              <m:t>B×T×d×</m:t>
+            </m:r>
+            <m:r>
+              <w:rPr>
+                <w:rFonts w:ascii="Cambria Math" w:hAnsi="Cambria Math"/>
+              </w:rPr>
+              <m:t>k</m:t>
+            </m:r>
+          </m:sup>
+        </m:sSup>
+      </m:oMath>
+      <w:r>
+        <w:rPr>
+          <w:rFonts w:eastAsiaTheme="minorEastAsia"/>
+        </w:rPr>
+        <w:t>.</w:t>
+      </w:r>
+    </w:p>
     <w:p/>
     <w:p>
       <w:pPr>
@@ -25401,6 +25707,7 @@
         <w:rPr>
           <w:rFonts w:eastAsiaTheme="minorEastAsia"/>
         </w:rPr>
+        <w:lastRenderedPageBreak/>
         <w:t>Here:</w:t>
       </w:r>
     </w:p>
@@ -25410,7 +25717,6 @@
           <w:rPr>
             <w:rFonts w:ascii="Cambria Math" w:eastAsiaTheme="minorEastAsia" w:hAnsi="Cambria Math"/>
           </w:rPr>
-          <w:lastRenderedPageBreak/>
           <m:t>Y</m:t>
         </m:r>
       </m:oMath>
@@ -27381,7 +27687,6 @@
           <w:sz w:val="17"/>
           <w:szCs w:val="17"/>
         </w:rPr>
-        <w:lastRenderedPageBreak/>
         <w:t>with</w:t>
       </w:r>
       <w:r>
@@ -28858,6 +29163,7 @@
           <w:rFonts w:ascii="Consolas" w:hAnsi="Consolas"/>
           <w:sz w:val="17"/>
         </w:rPr>
+        <w:lastRenderedPageBreak/>
         <w:t xml:space="preserve">        </w:t>
       </w:r>
       <w:r>
@@ -28889,7 +29195,6 @@
           <w:rFonts w:ascii="Consolas" w:hAnsi="Consolas"/>
           <w:sz w:val="17"/>
         </w:rPr>
-        <w:lastRenderedPageBreak/>
         <w:t xml:space="preserve">            emb, xi_fixed = model.</w:t>
       </w:r>
       <w:r>
@@ -30815,7 +31120,6 @@
       </w:pPr>
       <w:bookmarkStart w:id="21" w:name="_Toc231120064"/>
       <w:r>
-        <w:lastRenderedPageBreak/>
         <w:t xml:space="preserve">Class </w:t>
       </w:r>
       <w:r>
@@ -33306,6 +33610,7 @@
           <w:rFonts w:ascii="Consolas" w:hAnsi="Consolas"/>
           <w:sz w:val="17"/>
         </w:rPr>
+        <w:lastRenderedPageBreak/>
         <w:t xml:space="preserve">    </w:t>
       </w:r>
       <w:r>
@@ -33368,6 +33673,2274 @@
         </w:rPr>
         <w:t>:</w:t>
       </w:r>
+    </w:p>
+    <w:p>
+      <w:pPr>
+        <w:rPr>
+          <w:rFonts w:ascii="Consolas" w:hAnsi="Consolas" w:cs="Consolas"/>
+          <w:sz w:val="17"/>
+          <w:szCs w:val="17"/>
+        </w:rPr>
+      </w:pPr>
+      <w:r>
+        <w:rPr>
+          <w:rFonts w:ascii="Consolas" w:hAnsi="Consolas"/>
+          <w:sz w:val="17"/>
+        </w:rPr>
+        <w:t xml:space="preserve">        </w:t>
+      </w:r>
+      <w:r>
+        <w:rPr>
+          <w:rFonts w:ascii="Consolas" w:hAnsi="Consolas"/>
+          <w:color w:val="C00000"/>
+          <w:sz w:val="17"/>
+        </w:rPr>
+        <w:t>return</w:t>
+      </w:r>
+      <w:r>
+        <w:rPr>
+          <w:rFonts w:ascii="Consolas" w:hAnsi="Consolas"/>
+          <w:sz w:val="17"/>
+        </w:rPr>
+        <w:t xml:space="preserve"> </w:t>
+      </w:r>
+      <w:r>
+        <w:rPr>
+          <w:rFonts w:ascii="Consolas" w:hAnsi="Consolas"/>
+          <w:color w:val="0B769F"/>
+          <w:sz w:val="17"/>
+        </w:rPr>
+        <w:t>F</w:t>
+      </w:r>
+      <w:r>
+        <w:rPr>
+          <w:rFonts w:ascii="Consolas" w:hAnsi="Consolas"/>
+          <w:sz w:val="17"/>
+        </w:rPr>
+        <w:t>.</w:t>
+      </w:r>
+      <w:r>
+        <w:rPr>
+          <w:rFonts w:ascii="Consolas" w:hAnsi="Consolas"/>
+          <w:color w:val="80340D"/>
+          <w:sz w:val="17"/>
+        </w:rPr>
+        <w:t>softplus</w:t>
+      </w:r>
+      <w:r>
+        <w:rPr>
+          <w:rFonts w:ascii="Consolas" w:hAnsi="Consolas"/>
+          <w:sz w:val="17"/>
+        </w:rPr>
+        <w:t>(</w:t>
+      </w:r>
+      <w:r>
+        <w:rPr>
+          <w:rFonts w:ascii="Consolas" w:hAnsi="Consolas"/>
+          <w:color w:val="7030A0"/>
+          <w:sz w:val="17"/>
+        </w:rPr>
+        <w:t>self</w:t>
+      </w:r>
+      <w:r>
+        <w:rPr>
+          <w:rFonts w:ascii="Consolas" w:hAnsi="Consolas"/>
+          <w:sz w:val="17"/>
+        </w:rPr>
+        <w:t xml:space="preserve">.raw_m) + </w:t>
+      </w:r>
+      <w:r>
+        <w:rPr>
+          <w:rFonts w:ascii="Consolas" w:hAnsi="Consolas"/>
+          <w:color w:val="0F9ED5"/>
+          <w:sz w:val="17"/>
+        </w:rPr>
+        <w:t>1e-3</w:t>
+      </w:r>
+    </w:p>
+    <w:p>
+      <w:pPr>
+        <w:rPr>
+          <w:rFonts w:ascii="Consolas" w:hAnsi="Consolas" w:cs="Consolas"/>
+          <w:sz w:val="17"/>
+          <w:szCs w:val="17"/>
+        </w:rPr>
+      </w:pPr>
+    </w:p>
+    <w:p>
+      <w:pPr>
+        <w:rPr>
+          <w:rFonts w:ascii="Consolas" w:hAnsi="Consolas" w:cs="Consolas"/>
+          <w:sz w:val="17"/>
+          <w:szCs w:val="17"/>
+        </w:rPr>
+      </w:pPr>
+      <w:r>
+        <w:rPr>
+          <w:rFonts w:ascii="Consolas" w:hAnsi="Consolas"/>
+          <w:sz w:val="17"/>
+        </w:rPr>
+        <w:t xml:space="preserve">    </w:t>
+      </w:r>
+      <w:r>
+        <w:rPr>
+          <w:rFonts w:ascii="Consolas" w:hAnsi="Consolas"/>
+          <w:color w:val="FFC000"/>
+          <w:sz w:val="17"/>
+        </w:rPr>
+        <w:t>@property</w:t>
+      </w:r>
+    </w:p>
+    <w:p>
+      <w:pPr>
+        <w:rPr>
+          <w:rFonts w:ascii="Consolas" w:hAnsi="Consolas" w:cs="Consolas"/>
+          <w:sz w:val="17"/>
+          <w:szCs w:val="17"/>
+        </w:rPr>
+      </w:pPr>
+      <w:r>
+        <w:rPr>
+          <w:rFonts w:ascii="Consolas" w:hAnsi="Consolas"/>
+          <w:sz w:val="17"/>
+        </w:rPr>
+        <w:t xml:space="preserve">    </w:t>
+      </w:r>
+      <w:r>
+        <w:rPr>
+          <w:rFonts w:ascii="Consolas" w:hAnsi="Consolas"/>
+          <w:color w:val="C00000"/>
+          <w:sz w:val="17"/>
+        </w:rPr>
+        <w:t>def</w:t>
+      </w:r>
+      <w:r>
+        <w:rPr>
+          <w:rFonts w:ascii="Consolas" w:hAnsi="Consolas"/>
+          <w:sz w:val="17"/>
+        </w:rPr>
+        <w:t xml:space="preserve"> </w:t>
+      </w:r>
+      <w:r>
+        <w:rPr>
+          <w:rFonts w:ascii="Consolas" w:hAnsi="Consolas"/>
+          <w:color w:val="80340D"/>
+          <w:sz w:val="17"/>
+        </w:rPr>
+        <w:t>gamma</w:t>
+      </w:r>
+      <w:r>
+        <w:rPr>
+          <w:rFonts w:ascii="Consolas" w:hAnsi="Consolas"/>
+          <w:sz w:val="17"/>
+        </w:rPr>
+        <w:t>(</w:t>
+      </w:r>
+      <w:r>
+        <w:rPr>
+          <w:rFonts w:ascii="Consolas" w:hAnsi="Consolas"/>
+          <w:color w:val="7030A0"/>
+          <w:sz w:val="17"/>
+        </w:rPr>
+        <w:t>self</w:t>
+      </w:r>
+      <w:r>
+        <w:rPr>
+          <w:rFonts w:ascii="Consolas" w:hAnsi="Consolas"/>
+          <w:sz w:val="17"/>
+        </w:rPr>
+        <w:t>) -&gt; torch.</w:t>
+      </w:r>
+      <w:r>
+        <w:rPr>
+          <w:rFonts w:ascii="Consolas" w:hAnsi="Consolas"/>
+          <w:color w:val="0B769F"/>
+          <w:sz w:val="17"/>
+        </w:rPr>
+        <w:t>Tensor</w:t>
+      </w:r>
+      <w:r>
+        <w:rPr>
+          <w:rFonts w:ascii="Consolas" w:hAnsi="Consolas"/>
+          <w:sz w:val="17"/>
+        </w:rPr>
+        <w:t>:</w:t>
+      </w:r>
+    </w:p>
+    <w:p>
+      <w:pPr>
+        <w:rPr>
+          <w:rFonts w:ascii="Consolas" w:hAnsi="Consolas" w:cs="Consolas"/>
+          <w:sz w:val="17"/>
+          <w:szCs w:val="17"/>
+        </w:rPr>
+      </w:pPr>
+      <w:r>
+        <w:rPr>
+          <w:rFonts w:ascii="Consolas" w:hAnsi="Consolas"/>
+          <w:sz w:val="17"/>
+        </w:rPr>
+        <w:t xml:space="preserve">        </w:t>
+      </w:r>
+      <w:r>
+        <w:rPr>
+          <w:rFonts w:ascii="Consolas" w:hAnsi="Consolas"/>
+          <w:color w:val="C00000"/>
+          <w:sz w:val="17"/>
+        </w:rPr>
+        <w:t>return</w:t>
+      </w:r>
+      <w:r>
+        <w:rPr>
+          <w:rFonts w:ascii="Consolas" w:hAnsi="Consolas"/>
+          <w:sz w:val="17"/>
+        </w:rPr>
+        <w:t xml:space="preserve"> </w:t>
+      </w:r>
+      <w:r>
+        <w:rPr>
+          <w:rFonts w:ascii="Consolas" w:hAnsi="Consolas"/>
+          <w:color w:val="0B769F"/>
+          <w:sz w:val="17"/>
+        </w:rPr>
+        <w:t>F</w:t>
+      </w:r>
+      <w:r>
+        <w:rPr>
+          <w:rFonts w:ascii="Consolas" w:hAnsi="Consolas"/>
+          <w:sz w:val="17"/>
+        </w:rPr>
+        <w:t>.</w:t>
+      </w:r>
+      <w:r>
+        <w:rPr>
+          <w:rFonts w:ascii="Consolas" w:hAnsi="Consolas"/>
+          <w:color w:val="80340D"/>
+          <w:sz w:val="17"/>
+        </w:rPr>
+        <w:t>softplus</w:t>
+      </w:r>
+      <w:r>
+        <w:rPr>
+          <w:rFonts w:ascii="Consolas" w:hAnsi="Consolas"/>
+          <w:sz w:val="17"/>
+        </w:rPr>
+        <w:t>(</w:t>
+      </w:r>
+      <w:r>
+        <w:rPr>
+          <w:rFonts w:ascii="Consolas" w:hAnsi="Consolas"/>
+          <w:color w:val="7030A0"/>
+          <w:sz w:val="17"/>
+        </w:rPr>
+        <w:t>self</w:t>
+      </w:r>
+      <w:r>
+        <w:rPr>
+          <w:rFonts w:ascii="Consolas" w:hAnsi="Consolas"/>
+          <w:sz w:val="17"/>
+        </w:rPr>
+        <w:t>.raw_gamma)</w:t>
+      </w:r>
+    </w:p>
+    <w:p>
+      <w:pPr>
+        <w:rPr>
+          <w:rFonts w:ascii="Consolas" w:hAnsi="Consolas" w:cs="Consolas"/>
+          <w:sz w:val="17"/>
+          <w:szCs w:val="17"/>
+        </w:rPr>
+      </w:pPr>
+    </w:p>
+    <w:p>
+      <w:pPr>
+        <w:rPr>
+          <w:rFonts w:ascii="Consolas" w:hAnsi="Consolas" w:cs="Consolas"/>
+          <w:sz w:val="17"/>
+          <w:szCs w:val="17"/>
+        </w:rPr>
+      </w:pPr>
+      <w:r>
+        <w:rPr>
+          <w:rFonts w:ascii="Consolas" w:hAnsi="Consolas"/>
+          <w:sz w:val="17"/>
+        </w:rPr>
+        <w:t xml:space="preserve">    </w:t>
+      </w:r>
+      <w:r>
+        <w:rPr>
+          <w:rFonts w:ascii="Consolas" w:hAnsi="Consolas"/>
+          <w:color w:val="3A7C22"/>
+          <w:sz w:val="17"/>
+        </w:rPr>
+        <w:t># ------------------------------------------------------------------</w:t>
+      </w:r>
+    </w:p>
+    <w:p>
+      <w:pPr>
+        <w:rPr>
+          <w:rFonts w:ascii="Consolas" w:hAnsi="Consolas" w:cs="Consolas"/>
+          <w:sz w:val="17"/>
+          <w:szCs w:val="17"/>
+        </w:rPr>
+      </w:pPr>
+      <w:r>
+        <w:rPr>
+          <w:rFonts w:ascii="Consolas" w:hAnsi="Consolas"/>
+          <w:sz w:val="17"/>
+        </w:rPr>
+        <w:t xml:space="preserve">    </w:t>
+      </w:r>
+      <w:r>
+        <w:rPr>
+          <w:rFonts w:ascii="Consolas" w:hAnsi="Consolas"/>
+          <w:color w:val="C00000"/>
+          <w:sz w:val="17"/>
+        </w:rPr>
+        <w:t>def</w:t>
+      </w:r>
+      <w:r>
+        <w:rPr>
+          <w:rFonts w:ascii="Consolas" w:hAnsi="Consolas"/>
+          <w:sz w:val="17"/>
+        </w:rPr>
+        <w:t xml:space="preserve"> </w:t>
+      </w:r>
+      <w:r>
+        <w:rPr>
+          <w:rFonts w:ascii="Consolas" w:hAnsi="Consolas"/>
+          <w:color w:val="80340D"/>
+          <w:sz w:val="17"/>
+        </w:rPr>
+        <w:t>_embed_and_pool</w:t>
+      </w:r>
+      <w:r>
+        <w:rPr>
+          <w:rFonts w:ascii="Consolas" w:hAnsi="Consolas"/>
+          <w:sz w:val="17"/>
+        </w:rPr>
+        <w:t>(</w:t>
+      </w:r>
+      <w:r>
+        <w:rPr>
+          <w:rFonts w:ascii="Consolas" w:hAnsi="Consolas"/>
+          <w:color w:val="7030A0"/>
+          <w:sz w:val="17"/>
+        </w:rPr>
+        <w:t>self</w:t>
+      </w:r>
+      <w:r>
+        <w:rPr>
+          <w:rFonts w:ascii="Consolas" w:hAnsi="Consolas"/>
+          <w:sz w:val="17"/>
+        </w:rPr>
+        <w:t>, x: torch.</w:t>
+      </w:r>
+      <w:r>
+        <w:rPr>
+          <w:rFonts w:ascii="Consolas" w:hAnsi="Consolas"/>
+          <w:color w:val="0B769F"/>
+          <w:sz w:val="17"/>
+        </w:rPr>
+        <w:t>Tensor</w:t>
+      </w:r>
+      <w:r>
+        <w:rPr>
+          <w:rFonts w:ascii="Consolas" w:hAnsi="Consolas"/>
+          <w:sz w:val="17"/>
+        </w:rPr>
+        <w:t xml:space="preserve">) -&gt; </w:t>
+      </w:r>
+      <w:r>
+        <w:rPr>
+          <w:rFonts w:ascii="Consolas" w:hAnsi="Consolas"/>
+          <w:color w:val="0B769F"/>
+          <w:sz w:val="17"/>
+        </w:rPr>
+        <w:t>Tuple</w:t>
+      </w:r>
+      <w:r>
+        <w:rPr>
+          <w:rFonts w:ascii="Consolas" w:hAnsi="Consolas"/>
+          <w:sz w:val="17"/>
+        </w:rPr>
+        <w:t>[torch.</w:t>
+      </w:r>
+      <w:r>
+        <w:rPr>
+          <w:rFonts w:ascii="Consolas" w:hAnsi="Consolas"/>
+          <w:color w:val="0B769F"/>
+          <w:sz w:val="17"/>
+        </w:rPr>
+        <w:t>Tensor</w:t>
+      </w:r>
+      <w:r>
+        <w:rPr>
+          <w:rFonts w:ascii="Consolas" w:hAnsi="Consolas"/>
+          <w:sz w:val="17"/>
+        </w:rPr>
+        <w:t>, torch.</w:t>
+      </w:r>
+      <w:r>
+        <w:rPr>
+          <w:rFonts w:ascii="Consolas" w:hAnsi="Consolas"/>
+          <w:color w:val="0B769F"/>
+          <w:sz w:val="17"/>
+        </w:rPr>
+        <w:t>Tensor</w:t>
+      </w:r>
+      <w:r>
+        <w:rPr>
+          <w:rFonts w:ascii="Consolas" w:hAnsi="Consolas"/>
+          <w:sz w:val="17"/>
+        </w:rPr>
+        <w:t>]:</w:t>
+      </w:r>
+    </w:p>
+    <w:p>
+      <w:pPr>
+        <w:rPr>
+          <w:rFonts w:ascii="Consolas" w:hAnsi="Consolas" w:cs="Consolas"/>
+          <w:sz w:val="17"/>
+          <w:szCs w:val="17"/>
+        </w:rPr>
+      </w:pPr>
+      <w:r>
+        <w:rPr>
+          <w:rFonts w:ascii="Consolas" w:hAnsi="Consolas"/>
+          <w:sz w:val="17"/>
+        </w:rPr>
+        <w:t xml:space="preserve">        </w:t>
+      </w:r>
+      <w:r>
+        <w:rPr>
+          <w:rFonts w:ascii="Consolas" w:hAnsi="Consolas"/>
+          <w:color w:val="4EA72E"/>
+          <w:sz w:val="17"/>
+        </w:rPr>
+        <w:t>"""x: (B, T) token ids -&gt; (emb, xi)"""</w:t>
+      </w:r>
+    </w:p>
+    <w:p>
+      <w:pPr>
+        <w:rPr>
+          <w:rFonts w:ascii="Consolas" w:hAnsi="Consolas" w:cs="Consolas"/>
+          <w:sz w:val="17"/>
+          <w:szCs w:val="17"/>
+        </w:rPr>
+      </w:pPr>
+      <w:r>
+        <w:rPr>
+          <w:rFonts w:ascii="Consolas" w:hAnsi="Consolas"/>
+          <w:sz w:val="17"/>
+        </w:rPr>
+        <w:t xml:space="preserve">        </w:t>
+      </w:r>
+      <w:r>
+        <w:rPr>
+          <w:rFonts w:ascii="Consolas" w:hAnsi="Consolas"/>
+          <w:color w:val="0B769F"/>
+          <w:sz w:val="17"/>
+        </w:rPr>
+        <w:t>B</w:t>
+      </w:r>
+      <w:r>
+        <w:rPr>
+          <w:rFonts w:ascii="Consolas" w:hAnsi="Consolas"/>
+          <w:sz w:val="17"/>
+        </w:rPr>
+        <w:t xml:space="preserve">, </w:t>
+      </w:r>
+      <w:r>
+        <w:rPr>
+          <w:rFonts w:ascii="Consolas" w:hAnsi="Consolas"/>
+          <w:color w:val="0B769F"/>
+          <w:sz w:val="17"/>
+        </w:rPr>
+        <w:t>T</w:t>
+      </w:r>
+      <w:r>
+        <w:rPr>
+          <w:rFonts w:ascii="Consolas" w:hAnsi="Consolas"/>
+          <w:sz w:val="17"/>
+        </w:rPr>
+        <w:t xml:space="preserve"> = x.shape</w:t>
+      </w:r>
+    </w:p>
+    <w:p>
+      <w:pPr>
+        <w:rPr>
+          <w:rFonts w:ascii="Consolas" w:hAnsi="Consolas" w:cs="Consolas"/>
+          <w:sz w:val="17"/>
+          <w:szCs w:val="17"/>
+        </w:rPr>
+      </w:pPr>
+      <w:r>
+        <w:rPr>
+          <w:rFonts w:ascii="Consolas" w:hAnsi="Consolas"/>
+          <w:sz w:val="17"/>
+        </w:rPr>
+        <w:t xml:space="preserve">        pos = </w:t>
+      </w:r>
+      <w:r>
+        <w:rPr>
+          <w:rFonts w:ascii="Consolas" w:hAnsi="Consolas"/>
+          <w:color w:val="7030A0"/>
+          <w:sz w:val="17"/>
+        </w:rPr>
+        <w:t>self</w:t>
+      </w:r>
+      <w:r>
+        <w:rPr>
+          <w:rFonts w:ascii="Consolas" w:hAnsi="Consolas"/>
+          <w:sz w:val="17"/>
+        </w:rPr>
+        <w:t>.</w:t>
+      </w:r>
+      <w:r>
+        <w:rPr>
+          <w:rFonts w:ascii="Consolas" w:hAnsi="Consolas"/>
+          <w:color w:val="0B769F"/>
+          <w:sz w:val="17"/>
+        </w:rPr>
+        <w:t>P</w:t>
+      </w:r>
+      <w:r>
+        <w:rPr>
+          <w:rFonts w:ascii="Consolas" w:hAnsi="Consolas"/>
+          <w:sz w:val="17"/>
+        </w:rPr>
+        <w:t>[:</w:t>
+      </w:r>
+      <w:r>
+        <w:rPr>
+          <w:rFonts w:ascii="Consolas" w:hAnsi="Consolas"/>
+          <w:color w:val="0B769F"/>
+          <w:sz w:val="17"/>
+        </w:rPr>
+        <w:t>T</w:t>
+      </w:r>
+      <w:r>
+        <w:rPr>
+          <w:rFonts w:ascii="Consolas" w:hAnsi="Consolas"/>
+          <w:sz w:val="17"/>
+        </w:rPr>
+        <w:t>].</w:t>
+      </w:r>
+      <w:r>
+        <w:rPr>
+          <w:rFonts w:ascii="Consolas" w:hAnsi="Consolas"/>
+          <w:color w:val="80340D"/>
+          <w:sz w:val="17"/>
+        </w:rPr>
+        <w:t>unsqueeze</w:t>
+      </w:r>
+      <w:r>
+        <w:rPr>
+          <w:rFonts w:ascii="Consolas" w:hAnsi="Consolas"/>
+          <w:sz w:val="17"/>
+        </w:rPr>
+        <w:t>(</w:t>
+      </w:r>
+      <w:r>
+        <w:rPr>
+          <w:rFonts w:ascii="Consolas" w:hAnsi="Consolas"/>
+          <w:color w:val="0F9ED5"/>
+          <w:sz w:val="17"/>
+        </w:rPr>
+        <w:t>0</w:t>
+      </w:r>
+      <w:r>
+        <w:rPr>
+          <w:rFonts w:ascii="Consolas" w:hAnsi="Consolas"/>
+          <w:sz w:val="17"/>
+        </w:rPr>
+        <w:t xml:space="preserve">)        </w:t>
+      </w:r>
+      <w:r>
+        <w:rPr>
+          <w:rFonts w:ascii="Consolas" w:hAnsi="Consolas"/>
+          <w:color w:val="3A7C22"/>
+          <w:sz w:val="17"/>
+        </w:rPr>
+        <w:t># (1, T, d)</w:t>
+      </w:r>
+    </w:p>
+    <w:p>
+      <w:pPr>
+        <w:rPr>
+          <w:rFonts w:ascii="Consolas" w:hAnsi="Consolas" w:cs="Consolas"/>
+          <w:sz w:val="17"/>
+          <w:szCs w:val="17"/>
+        </w:rPr>
+      </w:pPr>
+      <w:r>
+        <w:rPr>
+          <w:rFonts w:ascii="Consolas" w:hAnsi="Consolas"/>
+          <w:sz w:val="17"/>
+        </w:rPr>
+        <w:t xml:space="preserve">        emb = </w:t>
+      </w:r>
+      <w:r>
+        <w:rPr>
+          <w:rFonts w:ascii="Consolas" w:hAnsi="Consolas"/>
+          <w:color w:val="7030A0"/>
+          <w:sz w:val="17"/>
+        </w:rPr>
+        <w:t>self</w:t>
+      </w:r>
+      <w:r>
+        <w:rPr>
+          <w:rFonts w:ascii="Consolas" w:hAnsi="Consolas"/>
+          <w:sz w:val="17"/>
+        </w:rPr>
+        <w:t>.</w:t>
+      </w:r>
+      <w:r>
+        <w:rPr>
+          <w:rFonts w:ascii="Consolas" w:hAnsi="Consolas"/>
+          <w:color w:val="0B769F"/>
+          <w:sz w:val="17"/>
+        </w:rPr>
+        <w:t>E</w:t>
+      </w:r>
+      <w:r>
+        <w:rPr>
+          <w:rFonts w:ascii="Consolas" w:hAnsi="Consolas"/>
+          <w:sz w:val="17"/>
+        </w:rPr>
+        <w:t xml:space="preserve">(x) + pos                </w:t>
+      </w:r>
+      <w:r>
+        <w:rPr>
+          <w:rFonts w:ascii="Consolas" w:hAnsi="Consolas"/>
+          <w:color w:val="3A7C22"/>
+          <w:sz w:val="17"/>
+        </w:rPr>
+        <w:t># (B, T, d)</w:t>
+      </w:r>
+    </w:p>
+    <w:p>
+      <w:pPr>
+        <w:rPr>
+          <w:rFonts w:ascii="Consolas" w:hAnsi="Consolas" w:cs="Consolas"/>
+          <w:sz w:val="17"/>
+          <w:szCs w:val="17"/>
+        </w:rPr>
+      </w:pPr>
+      <w:r>
+        <w:rPr>
+          <w:rFonts w:ascii="Consolas" w:hAnsi="Consolas"/>
+          <w:sz w:val="17"/>
+        </w:rPr>
+        <w:t xml:space="preserve">        cumsum = emb.</w:t>
+      </w:r>
+      <w:r>
+        <w:rPr>
+          <w:rFonts w:ascii="Consolas" w:hAnsi="Consolas"/>
+          <w:color w:val="80340D"/>
+          <w:sz w:val="17"/>
+        </w:rPr>
+        <w:t>cumsum</w:t>
+      </w:r>
+      <w:r>
+        <w:rPr>
+          <w:rFonts w:ascii="Consolas" w:hAnsi="Consolas"/>
+          <w:sz w:val="17"/>
+        </w:rPr>
+        <w:t>(dim=</w:t>
+      </w:r>
+      <w:r>
+        <w:rPr>
+          <w:rFonts w:ascii="Consolas" w:hAnsi="Consolas"/>
+          <w:color w:val="0F9ED5"/>
+          <w:sz w:val="17"/>
+        </w:rPr>
+        <w:t>1</w:t>
+      </w:r>
+      <w:r>
+        <w:rPr>
+          <w:rFonts w:ascii="Consolas" w:hAnsi="Consolas"/>
+          <w:sz w:val="17"/>
+        </w:rPr>
+        <w:t xml:space="preserve">)           </w:t>
+      </w:r>
+      <w:r>
+        <w:rPr>
+          <w:rFonts w:ascii="Consolas" w:hAnsi="Consolas"/>
+          <w:color w:val="3A7C22"/>
+          <w:sz w:val="17"/>
+        </w:rPr>
+        <w:t># (B, T, d)</w:t>
+      </w:r>
+    </w:p>
+    <w:p>
+      <w:pPr>
+        <w:rPr>
+          <w:rFonts w:ascii="Consolas" w:hAnsi="Consolas" w:cs="Consolas"/>
+          <w:sz w:val="17"/>
+          <w:szCs w:val="17"/>
+        </w:rPr>
+      </w:pPr>
+      <w:r>
+        <w:rPr>
+          <w:rFonts w:ascii="Consolas" w:hAnsi="Consolas"/>
+          <w:sz w:val="17"/>
+        </w:rPr>
+        <w:t xml:space="preserve">        denom = torch.</w:t>
+      </w:r>
+      <w:r>
+        <w:rPr>
+          <w:rFonts w:ascii="Consolas" w:hAnsi="Consolas"/>
+          <w:color w:val="80340D"/>
+          <w:sz w:val="17"/>
+        </w:rPr>
+        <w:t>arange</w:t>
+      </w:r>
+      <w:r>
+        <w:rPr>
+          <w:rFonts w:ascii="Consolas" w:hAnsi="Consolas"/>
+          <w:sz w:val="17"/>
+        </w:rPr>
+        <w:t>(</w:t>
+      </w:r>
+      <w:r>
+        <w:rPr>
+          <w:rFonts w:ascii="Consolas" w:hAnsi="Consolas"/>
+          <w:color w:val="0F9ED5"/>
+          <w:sz w:val="17"/>
+        </w:rPr>
+        <w:t>1</w:t>
+      </w:r>
+      <w:r>
+        <w:rPr>
+          <w:rFonts w:ascii="Consolas" w:hAnsi="Consolas"/>
+          <w:sz w:val="17"/>
+        </w:rPr>
+        <w:t xml:space="preserve">, </w:t>
+      </w:r>
+      <w:r>
+        <w:rPr>
+          <w:rFonts w:ascii="Consolas" w:hAnsi="Consolas"/>
+          <w:color w:val="0B769F"/>
+          <w:sz w:val="17"/>
+        </w:rPr>
+        <w:t>T</w:t>
+      </w:r>
+      <w:r>
+        <w:rPr>
+          <w:rFonts w:ascii="Consolas" w:hAnsi="Consolas"/>
+          <w:sz w:val="17"/>
+        </w:rPr>
+        <w:t xml:space="preserve"> + </w:t>
+      </w:r>
+      <w:r>
+        <w:rPr>
+          <w:rFonts w:ascii="Consolas" w:hAnsi="Consolas"/>
+          <w:color w:val="0F9ED5"/>
+          <w:sz w:val="17"/>
+        </w:rPr>
+        <w:t>1</w:t>
+      </w:r>
+      <w:r>
+        <w:rPr>
+          <w:rFonts w:ascii="Consolas" w:hAnsi="Consolas"/>
+          <w:sz w:val="17"/>
+        </w:rPr>
+        <w:t>, device=x.device,</w:t>
+      </w:r>
+    </w:p>
+    <w:p>
+      <w:pPr>
+        <w:rPr>
+          <w:rFonts w:ascii="Consolas" w:hAnsi="Consolas" w:cs="Consolas"/>
+          <w:sz w:val="17"/>
+          <w:szCs w:val="17"/>
+        </w:rPr>
+      </w:pPr>
+      <w:r>
+        <w:rPr>
+          <w:rFonts w:ascii="Consolas" w:hAnsi="Consolas"/>
+          <w:sz w:val="17"/>
+        </w:rPr>
+        <w:t xml:space="preserve">                             dtype=emb.dtype).</w:t>
+      </w:r>
+      <w:r>
+        <w:rPr>
+          <w:rFonts w:ascii="Consolas" w:hAnsi="Consolas"/>
+          <w:color w:val="80340D"/>
+          <w:sz w:val="17"/>
+        </w:rPr>
+        <w:t>view</w:t>
+      </w:r>
+      <w:r>
+        <w:rPr>
+          <w:rFonts w:ascii="Consolas" w:hAnsi="Consolas"/>
+          <w:sz w:val="17"/>
+        </w:rPr>
+        <w:t>(</w:t>
+      </w:r>
+      <w:r>
+        <w:rPr>
+          <w:rFonts w:ascii="Consolas" w:hAnsi="Consolas"/>
+          <w:color w:val="0F9ED5"/>
+          <w:sz w:val="17"/>
+        </w:rPr>
+        <w:t>1</w:t>
+      </w:r>
+      <w:r>
+        <w:rPr>
+          <w:rFonts w:ascii="Consolas" w:hAnsi="Consolas"/>
+          <w:sz w:val="17"/>
+        </w:rPr>
+        <w:t xml:space="preserve">, </w:t>
+      </w:r>
+      <w:r>
+        <w:rPr>
+          <w:rFonts w:ascii="Consolas" w:hAnsi="Consolas"/>
+          <w:color w:val="0B769F"/>
+          <w:sz w:val="17"/>
+        </w:rPr>
+        <w:t>T</w:t>
+      </w:r>
+      <w:r>
+        <w:rPr>
+          <w:rFonts w:ascii="Consolas" w:hAnsi="Consolas"/>
+          <w:sz w:val="17"/>
+        </w:rPr>
+        <w:t xml:space="preserve">, </w:t>
+      </w:r>
+      <w:r>
+        <w:rPr>
+          <w:rFonts w:ascii="Consolas" w:hAnsi="Consolas"/>
+          <w:color w:val="0F9ED5"/>
+          <w:sz w:val="17"/>
+        </w:rPr>
+        <w:t>1</w:t>
+      </w:r>
+      <w:r>
+        <w:rPr>
+          <w:rFonts w:ascii="Consolas" w:hAnsi="Consolas"/>
+          <w:sz w:val="17"/>
+        </w:rPr>
+        <w:t>)</w:t>
+      </w:r>
+    </w:p>
+    <w:p>
+      <w:pPr>
+        <w:rPr>
+          <w:rFonts w:ascii="Consolas" w:hAnsi="Consolas" w:cs="Consolas"/>
+          <w:sz w:val="17"/>
+          <w:szCs w:val="17"/>
+        </w:rPr>
+      </w:pPr>
+      <w:r>
+        <w:rPr>
+          <w:rFonts w:ascii="Consolas" w:hAnsi="Consolas"/>
+          <w:sz w:val="17"/>
+        </w:rPr>
+        <w:t xml:space="preserve">        xi = cumsum / denom                  </w:t>
+      </w:r>
+      <w:r>
+        <w:rPr>
+          <w:rFonts w:ascii="Consolas" w:hAnsi="Consolas"/>
+          <w:color w:val="3A7C22"/>
+          <w:sz w:val="17"/>
+        </w:rPr>
+        <w:t># causal cumulative mean</w:t>
+      </w:r>
+    </w:p>
+    <w:p>
+      <w:pPr>
+        <w:rPr>
+          <w:rFonts w:ascii="Consolas" w:hAnsi="Consolas" w:cs="Consolas"/>
+          <w:sz w:val="17"/>
+          <w:szCs w:val="17"/>
+        </w:rPr>
+      </w:pPr>
+      <w:r>
+        <w:rPr>
+          <w:rFonts w:ascii="Consolas" w:hAnsi="Consolas"/>
+          <w:sz w:val="17"/>
+        </w:rPr>
+        <w:t xml:space="preserve">        </w:t>
+      </w:r>
+      <w:r>
+        <w:rPr>
+          <w:rFonts w:ascii="Consolas" w:hAnsi="Consolas"/>
+          <w:color w:val="C00000"/>
+          <w:sz w:val="17"/>
+        </w:rPr>
+        <w:t>return</w:t>
+      </w:r>
+      <w:r>
+        <w:rPr>
+          <w:rFonts w:ascii="Consolas" w:hAnsi="Consolas"/>
+          <w:sz w:val="17"/>
+        </w:rPr>
+        <w:t xml:space="preserve"> emb, xi</w:t>
+      </w:r>
+    </w:p>
+    <w:p>
+      <w:pPr>
+        <w:rPr>
+          <w:rFonts w:ascii="Consolas" w:hAnsi="Consolas" w:cs="Consolas"/>
+          <w:sz w:val="17"/>
+          <w:szCs w:val="17"/>
+        </w:rPr>
+      </w:pPr>
+    </w:p>
+    <w:p>
+      <w:pPr>
+        <w:rPr>
+          <w:rFonts w:ascii="Consolas" w:hAnsi="Consolas" w:cs="Consolas"/>
+          <w:sz w:val="17"/>
+          <w:szCs w:val="17"/>
+        </w:rPr>
+      </w:pPr>
+      <w:r>
+        <w:rPr>
+          <w:rFonts w:ascii="Consolas" w:hAnsi="Consolas"/>
+          <w:sz w:val="17"/>
+        </w:rPr>
+        <w:t xml:space="preserve">    </w:t>
+      </w:r>
+      <w:r>
+        <w:rPr>
+          <w:rFonts w:ascii="Consolas" w:hAnsi="Consolas"/>
+          <w:color w:val="3A7C22"/>
+          <w:sz w:val="17"/>
+        </w:rPr>
+        <w:t># ------------------------------------------------------------------</w:t>
+      </w:r>
+    </w:p>
+    <w:p>
+      <w:pPr>
+        <w:rPr>
+          <w:rFonts w:ascii="Consolas" w:hAnsi="Consolas" w:cs="Consolas"/>
+          <w:sz w:val="17"/>
+          <w:szCs w:val="17"/>
+        </w:rPr>
+      </w:pPr>
+      <w:r>
+        <w:rPr>
+          <w:rFonts w:ascii="Consolas" w:hAnsi="Consolas"/>
+          <w:sz w:val="17"/>
+        </w:rPr>
+        <w:t xml:space="preserve">    </w:t>
+      </w:r>
+      <w:r>
+        <w:rPr>
+          <w:rFonts w:ascii="Consolas" w:hAnsi="Consolas"/>
+          <w:color w:val="C00000"/>
+          <w:sz w:val="17"/>
+        </w:rPr>
+        <w:t>def</w:t>
+      </w:r>
+      <w:r>
+        <w:rPr>
+          <w:rFonts w:ascii="Consolas" w:hAnsi="Consolas"/>
+          <w:sz w:val="17"/>
+        </w:rPr>
+        <w:t xml:space="preserve"> </w:t>
+      </w:r>
+      <w:r>
+        <w:rPr>
+          <w:rFonts w:ascii="Consolas" w:hAnsi="Consolas"/>
+          <w:color w:val="80340D"/>
+          <w:sz w:val="17"/>
+        </w:rPr>
+        <w:t>integrate</w:t>
+      </w:r>
+      <w:r>
+        <w:rPr>
+          <w:rFonts w:ascii="Consolas" w:hAnsi="Consolas"/>
+          <w:sz w:val="17"/>
+        </w:rPr>
+        <w:t>(</w:t>
+      </w:r>
+    </w:p>
+    <w:p>
+      <w:pPr>
+        <w:rPr>
+          <w:rFonts w:ascii="Consolas" w:hAnsi="Consolas" w:cs="Consolas"/>
+          <w:sz w:val="17"/>
+          <w:szCs w:val="17"/>
+        </w:rPr>
+      </w:pPr>
+      <w:r>
+        <w:rPr>
+          <w:rFonts w:ascii="Consolas" w:hAnsi="Consolas"/>
+          <w:sz w:val="17"/>
+        </w:rPr>
+        <w:t xml:space="preserve">        </w:t>
+      </w:r>
+      <w:r>
+        <w:rPr>
+          <w:rFonts w:ascii="Consolas" w:hAnsi="Consolas"/>
+          <w:color w:val="7030A0"/>
+          <w:sz w:val="17"/>
+        </w:rPr>
+        <w:t>self</w:t>
+      </w:r>
+      <w:r>
+        <w:rPr>
+          <w:rFonts w:ascii="Consolas" w:hAnsi="Consolas"/>
+          <w:sz w:val="17"/>
+        </w:rPr>
+        <w:t>,</w:t>
+      </w:r>
+    </w:p>
+    <w:p>
+      <w:pPr>
+        <w:rPr>
+          <w:rFonts w:ascii="Consolas" w:hAnsi="Consolas" w:cs="Consolas"/>
+          <w:sz w:val="17"/>
+          <w:szCs w:val="17"/>
+        </w:rPr>
+      </w:pPr>
+      <w:r>
+        <w:rPr>
+          <w:rFonts w:ascii="Consolas" w:hAnsi="Consolas"/>
+          <w:sz w:val="17"/>
+        </w:rPr>
+        <w:t xml:space="preserve">        emb: torch.</w:t>
+      </w:r>
+      <w:r>
+        <w:rPr>
+          <w:rFonts w:ascii="Consolas" w:hAnsi="Consolas"/>
+          <w:color w:val="0B769F"/>
+          <w:sz w:val="17"/>
+        </w:rPr>
+        <w:t>Tensor</w:t>
+      </w:r>
+      <w:r>
+        <w:rPr>
+          <w:rFonts w:ascii="Consolas" w:hAnsi="Consolas"/>
+          <w:sz w:val="17"/>
+        </w:rPr>
+        <w:t xml:space="preserve">,   </w:t>
+      </w:r>
+      <w:r>
+        <w:rPr>
+          <w:rFonts w:ascii="Consolas" w:hAnsi="Consolas"/>
+          <w:color w:val="3A7C22"/>
+          <w:sz w:val="17"/>
+        </w:rPr>
+        <w:t># (B, T, d)  initial h_0</w:t>
+      </w:r>
+    </w:p>
+    <w:p>
+      <w:pPr>
+        <w:rPr>
+          <w:rFonts w:ascii="Consolas" w:hAnsi="Consolas" w:cs="Consolas"/>
+          <w:sz w:val="17"/>
+          <w:szCs w:val="17"/>
+        </w:rPr>
+      </w:pPr>
+      <w:r>
+        <w:rPr>
+          <w:rFonts w:ascii="Consolas" w:hAnsi="Consolas"/>
+          <w:sz w:val="17"/>
+        </w:rPr>
+        <w:t xml:space="preserve">        xi:  torch.</w:t>
+      </w:r>
+      <w:r>
+        <w:rPr>
+          <w:rFonts w:ascii="Consolas" w:hAnsi="Consolas"/>
+          <w:color w:val="0B769F"/>
+          <w:sz w:val="17"/>
+        </w:rPr>
+        <w:t>Tensor</w:t>
+      </w:r>
+      <w:r>
+        <w:rPr>
+          <w:rFonts w:ascii="Consolas" w:hAnsi="Consolas"/>
+          <w:sz w:val="17"/>
+        </w:rPr>
+        <w:t xml:space="preserve">,   </w:t>
+      </w:r>
+      <w:r>
+        <w:rPr>
+          <w:rFonts w:ascii="Consolas" w:hAnsi="Consolas"/>
+          <w:color w:val="3A7C22"/>
+          <w:sz w:val="17"/>
+        </w:rPr>
+        <w:t># (B, T, d)  context (held fixed along integration)</w:t>
+      </w:r>
+    </w:p>
+    <w:p>
+      <w:pPr>
+        <w:rPr>
+          <w:rFonts w:ascii="Consolas" w:hAnsi="Consolas" w:cs="Consolas"/>
+          <w:sz w:val="17"/>
+          <w:szCs w:val="17"/>
+        </w:rPr>
+      </w:pPr>
+      <w:r>
+        <w:rPr>
+          <w:rFonts w:ascii="Consolas" w:hAnsi="Consolas"/>
+          <w:sz w:val="17"/>
+        </w:rPr>
+        <w:t xml:space="preserve">        return_trajectory: </w:t>
+      </w:r>
+      <w:r>
+        <w:rPr>
+          <w:rFonts w:ascii="Consolas" w:hAnsi="Consolas"/>
+          <w:color w:val="074F6A"/>
+          <w:sz w:val="17"/>
+        </w:rPr>
+        <w:t>bool</w:t>
+      </w:r>
+      <w:r>
+        <w:rPr>
+          <w:rFonts w:ascii="Consolas" w:hAnsi="Consolas"/>
+          <w:sz w:val="17"/>
+        </w:rPr>
+        <w:t xml:space="preserve"> = </w:t>
+      </w:r>
+      <w:r>
+        <w:rPr>
+          <w:rFonts w:ascii="Consolas" w:hAnsi="Consolas"/>
+          <w:color w:val="0F9ED5"/>
+          <w:sz w:val="17"/>
+        </w:rPr>
+        <w:t>False</w:t>
+      </w:r>
+      <w:r>
+        <w:rPr>
+          <w:rFonts w:ascii="Consolas" w:hAnsi="Consolas"/>
+          <w:sz w:val="17"/>
+        </w:rPr>
+        <w:t>,</w:t>
+      </w:r>
+    </w:p>
+    <w:p>
+      <w:pPr>
+        <w:rPr>
+          <w:rFonts w:ascii="Consolas" w:hAnsi="Consolas" w:cs="Consolas"/>
+          <w:sz w:val="17"/>
+          <w:szCs w:val="17"/>
+        </w:rPr>
+      </w:pPr>
+      <w:r>
+        <w:rPr>
+          <w:rFonts w:ascii="Consolas" w:hAnsi="Consolas"/>
+          <w:sz w:val="17"/>
+        </w:rPr>
+        <w:t xml:space="preserve">    ) -&gt; </w:t>
+      </w:r>
+      <w:r>
+        <w:rPr>
+          <w:rFonts w:ascii="Consolas" w:hAnsi="Consolas"/>
+          <w:color w:val="0B769F"/>
+          <w:sz w:val="17"/>
+        </w:rPr>
+        <w:t>Tuple</w:t>
+      </w:r>
+      <w:r>
+        <w:rPr>
+          <w:rFonts w:ascii="Consolas" w:hAnsi="Consolas"/>
+          <w:sz w:val="17"/>
+        </w:rPr>
+        <w:t>[torch.</w:t>
+      </w:r>
+      <w:r>
+        <w:rPr>
+          <w:rFonts w:ascii="Consolas" w:hAnsi="Consolas"/>
+          <w:color w:val="0B769F"/>
+          <w:sz w:val="17"/>
+        </w:rPr>
+        <w:t>Tensor</w:t>
+      </w:r>
+      <w:r>
+        <w:rPr>
+          <w:rFonts w:ascii="Consolas" w:hAnsi="Consolas"/>
+          <w:sz w:val="17"/>
+        </w:rPr>
+        <w:t xml:space="preserve">, </w:t>
+      </w:r>
+      <w:r>
+        <w:rPr>
+          <w:rFonts w:ascii="Consolas" w:hAnsi="Consolas"/>
+          <w:color w:val="0B769F"/>
+          <w:sz w:val="17"/>
+        </w:rPr>
+        <w:t>Optional</w:t>
+      </w:r>
+      <w:r>
+        <w:rPr>
+          <w:rFonts w:ascii="Consolas" w:hAnsi="Consolas"/>
+          <w:sz w:val="17"/>
+        </w:rPr>
+        <w:t>[</w:t>
+      </w:r>
+      <w:r>
+        <w:rPr>
+          <w:rFonts w:ascii="Consolas" w:hAnsi="Consolas"/>
+          <w:color w:val="0B769F"/>
+          <w:sz w:val="17"/>
+        </w:rPr>
+        <w:t>List</w:t>
+      </w:r>
+      <w:r>
+        <w:rPr>
+          <w:rFonts w:ascii="Consolas" w:hAnsi="Consolas"/>
+          <w:sz w:val="17"/>
+        </w:rPr>
+        <w:t>[torch.</w:t>
+      </w:r>
+      <w:r>
+        <w:rPr>
+          <w:rFonts w:ascii="Consolas" w:hAnsi="Consolas"/>
+          <w:color w:val="0B769F"/>
+          <w:sz w:val="17"/>
+        </w:rPr>
+        <w:t>Tensor</w:t>
+      </w:r>
+      <w:r>
+        <w:rPr>
+          <w:rFonts w:ascii="Consolas" w:hAnsi="Consolas"/>
+          <w:sz w:val="17"/>
+        </w:rPr>
+        <w:t>]]]:</w:t>
+      </w:r>
+    </w:p>
+    <w:p>
+      <w:pPr>
+        <w:rPr>
+          <w:rFonts w:ascii="Consolas" w:hAnsi="Consolas" w:cs="Consolas"/>
+          <w:sz w:val="17"/>
+          <w:szCs w:val="17"/>
+        </w:rPr>
+      </w:pPr>
+      <w:r>
+        <w:rPr>
+          <w:rFonts w:ascii="Consolas" w:hAnsi="Consolas"/>
+          <w:sz w:val="17"/>
+        </w:rPr>
+        <w:t xml:space="preserve">        </w:t>
+      </w:r>
+      <w:r>
+        <w:rPr>
+          <w:rFonts w:ascii="Consolas" w:hAnsi="Consolas"/>
+          <w:color w:val="4EA72E"/>
+          <w:sz w:val="17"/>
+        </w:rPr>
+        <w:t>"""Damped Lagrangian flow starting from h_0 = emb, v_0 = 0.</w:t>
+      </w:r>
+    </w:p>
+    <w:p>
+      <w:pPr>
+        <w:rPr>
+          <w:rFonts w:ascii="Consolas" w:hAnsi="Consolas" w:cs="Consolas"/>
+          <w:sz w:val="17"/>
+          <w:szCs w:val="17"/>
+        </w:rPr>
+      </w:pPr>
+    </w:p>
+    <w:p>
+      <w:pPr>
+        <w:rPr>
+          <w:rFonts w:ascii="Consolas" w:hAnsi="Consolas" w:cs="Consolas"/>
+          <w:sz w:val="17"/>
+          <w:szCs w:val="17"/>
+        </w:rPr>
+      </w:pPr>
+      <w:r>
+        <w:rPr>
+          <w:rFonts w:ascii="Consolas" w:hAnsi="Consolas"/>
+          <w:sz w:val="17"/>
+        </w:rPr>
+        <w:t xml:space="preserve">        </w:t>
+      </w:r>
+      <w:r>
+        <w:rPr>
+          <w:rFonts w:ascii="Consolas" w:hAnsi="Consolas"/>
+          <w:color w:val="0B769F"/>
+          <w:sz w:val="17"/>
+        </w:rPr>
+        <w:t>Returns</w:t>
+      </w:r>
+      <w:r>
+        <w:rPr>
+          <w:rFonts w:ascii="Consolas" w:hAnsi="Consolas"/>
+          <w:sz w:val="17"/>
+        </w:rPr>
+        <w:t xml:space="preserve"> </w:t>
+      </w:r>
+      <w:r>
+        <w:rPr>
+          <w:rFonts w:ascii="Consolas" w:hAnsi="Consolas"/>
+          <w:color w:val="80340D"/>
+          <w:sz w:val="17"/>
+        </w:rPr>
+        <w:t>h_L</w:t>
+      </w:r>
+      <w:r>
+        <w:rPr>
+          <w:rFonts w:ascii="Consolas" w:hAnsi="Consolas"/>
+          <w:sz w:val="17"/>
+        </w:rPr>
+        <w:t xml:space="preserve"> (</w:t>
+      </w:r>
+      <w:r>
+        <w:rPr>
+          <w:rFonts w:ascii="Consolas" w:hAnsi="Consolas"/>
+          <w:color w:val="C00000"/>
+          <w:sz w:val="17"/>
+        </w:rPr>
+        <w:t>and</w:t>
+      </w:r>
+      <w:r>
+        <w:rPr>
+          <w:rFonts w:ascii="Consolas" w:hAnsi="Consolas"/>
+          <w:sz w:val="17"/>
+        </w:rPr>
+        <w:t xml:space="preserve"> optionally the full per-step trajectory</w:t>
+      </w:r>
+    </w:p>
+    <w:p>
+      <w:pPr>
+        <w:rPr>
+          <w:rFonts w:ascii="Consolas" w:hAnsi="Consolas" w:cs="Consolas"/>
+          <w:sz w:val="17"/>
+          <w:szCs w:val="17"/>
+        </w:rPr>
+      </w:pPr>
+      <w:r>
+        <w:rPr>
+          <w:rFonts w:ascii="Consolas" w:hAnsi="Consolas"/>
+          <w:sz w:val="17"/>
+        </w:rPr>
+        <w:t xml:space="preserve">        [h_0, h_1, ..., h_L] </w:t>
+      </w:r>
+      <w:r>
+        <w:rPr>
+          <w:rFonts w:ascii="Consolas" w:hAnsi="Consolas"/>
+          <w:color w:val="C00000"/>
+          <w:sz w:val="17"/>
+        </w:rPr>
+        <w:t>as</w:t>
+      </w:r>
+      <w:r>
+        <w:rPr>
+          <w:rFonts w:ascii="Consolas" w:hAnsi="Consolas"/>
+          <w:sz w:val="17"/>
+        </w:rPr>
+        <w:t xml:space="preserve"> a </w:t>
+      </w:r>
+      <w:r>
+        <w:rPr>
+          <w:rFonts w:ascii="Consolas" w:hAnsi="Consolas"/>
+          <w:color w:val="BF4E14"/>
+          <w:sz w:val="17"/>
+        </w:rPr>
+        <w:t>list</w:t>
+      </w:r>
+      <w:r>
+        <w:rPr>
+          <w:rFonts w:ascii="Consolas" w:hAnsi="Consolas"/>
+          <w:sz w:val="17"/>
+        </w:rPr>
+        <w:t xml:space="preserve"> of detached tensors </w:t>
+      </w:r>
+      <w:r>
+        <w:rPr>
+          <w:rFonts w:ascii="Consolas" w:hAnsi="Consolas"/>
+          <w:color w:val="C00000"/>
+          <w:sz w:val="17"/>
+        </w:rPr>
+        <w:t>for</w:t>
+      </w:r>
+      <w:r>
+        <w:rPr>
+          <w:rFonts w:ascii="Consolas" w:hAnsi="Consolas"/>
+          <w:sz w:val="17"/>
+        </w:rPr>
+        <w:t xml:space="preserve"> analysis).</w:t>
+      </w:r>
+    </w:p>
+    <w:p>
+      <w:pPr>
+        <w:rPr>
+          <w:rFonts w:ascii="Consolas" w:hAnsi="Consolas" w:cs="Consolas"/>
+          <w:sz w:val="17"/>
+          <w:szCs w:val="17"/>
+        </w:rPr>
+      </w:pPr>
+      <w:r>
+        <w:rPr>
+          <w:rFonts w:ascii="Consolas" w:hAnsi="Consolas"/>
+          <w:sz w:val="17"/>
+        </w:rPr>
+        <w:t xml:space="preserve">        </w:t>
+      </w:r>
+      <w:r>
+        <w:rPr>
+          <w:rFonts w:ascii="Consolas" w:hAnsi="Consolas"/>
+          <w:color w:val="4EA72E"/>
+          <w:sz w:val="17"/>
+        </w:rPr>
+        <w:t>"""</w:t>
+      </w:r>
+    </w:p>
+    <w:p>
+      <w:pPr>
+        <w:rPr>
+          <w:rFonts w:ascii="Consolas" w:hAnsi="Consolas" w:cs="Consolas"/>
+          <w:sz w:val="17"/>
+          <w:szCs w:val="17"/>
+        </w:rPr>
+      </w:pPr>
+      <w:r>
+        <w:rPr>
+          <w:rFonts w:ascii="Consolas" w:hAnsi="Consolas"/>
+          <w:color w:val="3A7C22"/>
+          <w:sz w:val="17"/>
+        </w:rPr>
+        <w:t xml:space="preserve">        cfg = self.cfg</w:t>
+      </w:r>
+    </w:p>
+    <w:p>
+      <w:pPr>
+        <w:rPr>
+          <w:rFonts w:ascii="Consolas" w:hAnsi="Consolas" w:cs="Consolas"/>
+          <w:sz w:val="17"/>
+          <w:szCs w:val="17"/>
+        </w:rPr>
+      </w:pPr>
+      <w:r>
+        <w:rPr>
+          <w:rFonts w:ascii="Consolas" w:hAnsi="Consolas"/>
+          <w:color w:val="3A7C22"/>
+          <w:sz w:val="17"/>
+        </w:rPr>
+        <w:t xml:space="preserve">        h = emb</w:t>
+      </w:r>
+    </w:p>
+    <w:p>
+      <w:pPr>
+        <w:rPr>
+          <w:rFonts w:ascii="Consolas" w:hAnsi="Consolas" w:cs="Consolas"/>
+          <w:sz w:val="17"/>
+          <w:szCs w:val="17"/>
+        </w:rPr>
+      </w:pPr>
+      <w:r>
+        <w:rPr>
+          <w:rFonts w:ascii="Consolas" w:hAnsi="Consolas"/>
+          <w:color w:val="3A7C22"/>
+          <w:sz w:val="17"/>
+        </w:rPr>
+        <w:t xml:space="preserve">        v = torch.zeros_like(h)</w:t>
+      </w:r>
+    </w:p>
+    <w:p>
+      <w:pPr>
+        <w:rPr>
+          <w:rFonts w:ascii="Consolas" w:hAnsi="Consolas" w:cs="Consolas"/>
+          <w:sz w:val="17"/>
+          <w:szCs w:val="17"/>
+        </w:rPr>
+      </w:pPr>
+      <w:r>
+        <w:rPr>
+          <w:rFonts w:ascii="Consolas" w:hAnsi="Consolas"/>
+          <w:color w:val="3A7C22"/>
+          <w:sz w:val="17"/>
+        </w:rPr>
+        <w:t xml:space="preserve">        m, gamma, dt = self.m, self.gamma, cfg.dt</w:t>
+      </w:r>
+    </w:p>
+    <w:p>
+      <w:pPr>
+        <w:rPr>
+          <w:rFonts w:ascii="Consolas" w:hAnsi="Consolas" w:cs="Consolas"/>
+          <w:sz w:val="17"/>
+          <w:szCs w:val="17"/>
+        </w:rPr>
+      </w:pPr>
+    </w:p>
+    <w:p>
+      <w:pPr>
+        <w:rPr>
+          <w:rFonts w:ascii="Consolas" w:hAnsi="Consolas" w:cs="Consolas"/>
+          <w:sz w:val="17"/>
+          <w:szCs w:val="17"/>
+        </w:rPr>
+      </w:pPr>
+      <w:r>
+        <w:rPr>
+          <w:rFonts w:ascii="Consolas" w:hAnsi="Consolas"/>
+          <w:sz w:val="17"/>
+        </w:rPr>
+        <w:t xml:space="preserve">        traj: </w:t>
+      </w:r>
+      <w:r>
+        <w:rPr>
+          <w:rFonts w:ascii="Consolas" w:hAnsi="Consolas"/>
+          <w:color w:val="0B769F"/>
+          <w:sz w:val="17"/>
+        </w:rPr>
+        <w:t>Optional</w:t>
+      </w:r>
+      <w:r>
+        <w:rPr>
+          <w:rFonts w:ascii="Consolas" w:hAnsi="Consolas"/>
+          <w:sz w:val="17"/>
+        </w:rPr>
+        <w:t>[</w:t>
+      </w:r>
+      <w:r>
+        <w:rPr>
+          <w:rFonts w:ascii="Consolas" w:hAnsi="Consolas"/>
+          <w:color w:val="0B769F"/>
+          <w:sz w:val="17"/>
+        </w:rPr>
+        <w:t>List</w:t>
+      </w:r>
+      <w:r>
+        <w:rPr>
+          <w:rFonts w:ascii="Consolas" w:hAnsi="Consolas"/>
+          <w:sz w:val="17"/>
+        </w:rPr>
+        <w:t>[torch.</w:t>
+      </w:r>
+      <w:r>
+        <w:rPr>
+          <w:rFonts w:ascii="Consolas" w:hAnsi="Consolas"/>
+          <w:color w:val="0B769F"/>
+          <w:sz w:val="17"/>
+        </w:rPr>
+        <w:t>Tensor</w:t>
+      </w:r>
+      <w:r>
+        <w:rPr>
+          <w:rFonts w:ascii="Consolas" w:hAnsi="Consolas"/>
+          <w:sz w:val="17"/>
+        </w:rPr>
+        <w:t xml:space="preserve">]] = </w:t>
+      </w:r>
+      <w:r>
+        <w:rPr>
+          <w:rFonts w:ascii="Consolas" w:hAnsi="Consolas"/>
+          <w:color w:val="0F9ED5"/>
+          <w:sz w:val="17"/>
+        </w:rPr>
+        <w:t>None</w:t>
+      </w:r>
+    </w:p>
+    <w:p>
+      <w:pPr>
+        <w:rPr>
+          <w:rFonts w:ascii="Consolas" w:hAnsi="Consolas" w:cs="Consolas"/>
+          <w:sz w:val="17"/>
+          <w:szCs w:val="17"/>
+        </w:rPr>
+      </w:pPr>
+      <w:r>
+        <w:rPr>
+          <w:rFonts w:ascii="Consolas" w:hAnsi="Consolas"/>
+          <w:sz w:val="17"/>
+        </w:rPr>
+        <w:t xml:space="preserve">        </w:t>
+      </w:r>
+      <w:r>
+        <w:rPr>
+          <w:rFonts w:ascii="Consolas" w:hAnsi="Consolas"/>
+          <w:color w:val="C00000"/>
+          <w:sz w:val="17"/>
+        </w:rPr>
+        <w:t>if</w:t>
+      </w:r>
+      <w:r>
+        <w:rPr>
+          <w:rFonts w:ascii="Consolas" w:hAnsi="Consolas"/>
+          <w:sz w:val="17"/>
+        </w:rPr>
+        <w:t xml:space="preserve"> return_trajectory:</w:t>
+      </w:r>
+    </w:p>
+    <w:p>
+      <w:pPr>
+        <w:rPr>
+          <w:rFonts w:ascii="Consolas" w:hAnsi="Consolas" w:cs="Consolas"/>
+          <w:sz w:val="17"/>
+          <w:szCs w:val="17"/>
+        </w:rPr>
+      </w:pPr>
+      <w:r>
+        <w:rPr>
+          <w:rFonts w:ascii="Consolas" w:hAnsi="Consolas"/>
+          <w:sz w:val="17"/>
+        </w:rPr>
+        <w:t xml:space="preserve">            traj = [h.</w:t>
+      </w:r>
+      <w:r>
+        <w:rPr>
+          <w:rFonts w:ascii="Consolas" w:hAnsi="Consolas"/>
+          <w:color w:val="80340D"/>
+          <w:sz w:val="17"/>
+        </w:rPr>
+        <w:t>detach</w:t>
+      </w:r>
+      <w:r>
+        <w:rPr>
+          <w:rFonts w:ascii="Consolas" w:hAnsi="Consolas"/>
+          <w:sz w:val="17"/>
+        </w:rPr>
+        <w:t>().</w:t>
+      </w:r>
+      <w:r>
+        <w:rPr>
+          <w:rFonts w:ascii="Consolas" w:hAnsi="Consolas"/>
+          <w:color w:val="80340D"/>
+          <w:sz w:val="17"/>
+        </w:rPr>
+        <w:t>cpu</w:t>
+      </w:r>
+      <w:r>
+        <w:rPr>
+          <w:rFonts w:ascii="Consolas" w:hAnsi="Consolas"/>
+          <w:sz w:val="17"/>
+        </w:rPr>
+        <w:t>()]</w:t>
+      </w:r>
+    </w:p>
+    <w:p>
+      <w:pPr>
+        <w:rPr>
+          <w:rFonts w:ascii="Consolas" w:hAnsi="Consolas" w:cs="Consolas"/>
+          <w:sz w:val="17"/>
+          <w:szCs w:val="17"/>
+        </w:rPr>
+      </w:pPr>
+    </w:p>
+    <w:p>
+      <w:pPr>
+        <w:rPr>
+          <w:rFonts w:ascii="Consolas" w:hAnsi="Consolas" w:cs="Consolas"/>
+          <w:sz w:val="17"/>
+          <w:szCs w:val="17"/>
+        </w:rPr>
+      </w:pPr>
+      <w:r>
+        <w:rPr>
+          <w:rFonts w:ascii="Consolas" w:hAnsi="Consolas"/>
+          <w:sz w:val="17"/>
+        </w:rPr>
+        <w:t xml:space="preserve">        </w:t>
+      </w:r>
+      <w:r>
+        <w:rPr>
+          <w:rFonts w:ascii="Consolas" w:hAnsi="Consolas"/>
+          <w:color w:val="C00000"/>
+          <w:sz w:val="17"/>
+        </w:rPr>
+        <w:t>for</w:t>
+      </w:r>
+      <w:r>
+        <w:rPr>
+          <w:rFonts w:ascii="Consolas" w:hAnsi="Consolas"/>
+          <w:sz w:val="17"/>
+        </w:rPr>
+        <w:t xml:space="preserve"> _ </w:t>
+      </w:r>
+      <w:r>
+        <w:rPr>
+          <w:rFonts w:ascii="Consolas" w:hAnsi="Consolas"/>
+          <w:color w:val="C00000"/>
+          <w:sz w:val="17"/>
+        </w:rPr>
+        <w:t>in</w:t>
+      </w:r>
+      <w:r>
+        <w:rPr>
+          <w:rFonts w:ascii="Consolas" w:hAnsi="Consolas"/>
+          <w:sz w:val="17"/>
+        </w:rPr>
+        <w:t xml:space="preserve"> </w:t>
+      </w:r>
+      <w:r>
+        <w:rPr>
+          <w:rFonts w:ascii="Consolas" w:hAnsi="Consolas"/>
+          <w:color w:val="BF4E14"/>
+          <w:sz w:val="17"/>
+        </w:rPr>
+        <w:t>range</w:t>
+      </w:r>
+      <w:r>
+        <w:rPr>
+          <w:rFonts w:ascii="Consolas" w:hAnsi="Consolas"/>
+          <w:sz w:val="17"/>
+        </w:rPr>
+        <w:t>(cfg.</w:t>
+      </w:r>
+      <w:r>
+        <w:rPr>
+          <w:rFonts w:ascii="Consolas" w:hAnsi="Consolas"/>
+          <w:color w:val="0B769F"/>
+          <w:sz w:val="17"/>
+        </w:rPr>
+        <w:t>L</w:t>
+      </w:r>
+      <w:r>
+        <w:rPr>
+          <w:rFonts w:ascii="Consolas" w:hAnsi="Consolas"/>
+          <w:sz w:val="17"/>
+        </w:rPr>
+        <w:t>):</w:t>
+      </w:r>
+    </w:p>
+    <w:p>
+      <w:pPr>
+        <w:rPr>
+          <w:rFonts w:ascii="Consolas" w:hAnsi="Consolas" w:cs="Consolas"/>
+          <w:sz w:val="17"/>
+          <w:szCs w:val="17"/>
+        </w:rPr>
+      </w:pPr>
+      <w:r>
+        <w:rPr>
+          <w:rFonts w:ascii="Consolas" w:hAnsi="Consolas"/>
+          <w:sz w:val="17"/>
+        </w:rPr>
+        <w:t xml:space="preserve">            </w:t>
+      </w:r>
+      <w:r>
+        <w:rPr>
+          <w:rFonts w:ascii="Consolas" w:hAnsi="Consolas"/>
+          <w:color w:val="3A7C22"/>
+          <w:sz w:val="17"/>
+        </w:rPr>
+        <w:t># Force f = -grad_h V_theta(xi, h), differentiable through V_theta.</w:t>
+      </w:r>
+    </w:p>
+    <w:p>
+      <w:pPr>
+        <w:rPr>
+          <w:rFonts w:ascii="Consolas" w:hAnsi="Consolas" w:cs="Consolas"/>
+          <w:sz w:val="17"/>
+          <w:szCs w:val="17"/>
+        </w:rPr>
+      </w:pPr>
+      <w:r>
+        <w:rPr>
+          <w:rFonts w:ascii="Consolas" w:hAnsi="Consolas"/>
+          <w:sz w:val="17"/>
+        </w:rPr>
+        <w:t xml:space="preserve">            h_in = h</w:t>
+      </w:r>
+    </w:p>
+    <w:p>
+      <w:pPr>
+        <w:rPr>
+          <w:rFonts w:ascii="Consolas" w:hAnsi="Consolas" w:cs="Consolas"/>
+          <w:sz w:val="17"/>
+          <w:szCs w:val="17"/>
+        </w:rPr>
+      </w:pPr>
+      <w:r>
+        <w:rPr>
+          <w:rFonts w:ascii="Consolas" w:hAnsi="Consolas"/>
+          <w:sz w:val="17"/>
+        </w:rPr>
+        <w:t xml:space="preserve">            </w:t>
+      </w:r>
+      <w:r>
+        <w:rPr>
+          <w:rFonts w:ascii="Consolas" w:hAnsi="Consolas"/>
+          <w:color w:val="C00000"/>
+          <w:sz w:val="17"/>
+        </w:rPr>
+        <w:t>if</w:t>
+      </w:r>
+      <w:r>
+        <w:rPr>
+          <w:rFonts w:ascii="Consolas" w:hAnsi="Consolas"/>
+          <w:sz w:val="17"/>
+        </w:rPr>
+        <w:t xml:space="preserve"> </w:t>
+      </w:r>
+      <w:r>
+        <w:rPr>
+          <w:rFonts w:ascii="Consolas" w:hAnsi="Consolas"/>
+          <w:color w:val="C00000"/>
+          <w:sz w:val="17"/>
+        </w:rPr>
+        <w:t>not</w:t>
+      </w:r>
+      <w:r>
+        <w:rPr>
+          <w:rFonts w:ascii="Consolas" w:hAnsi="Consolas"/>
+          <w:sz w:val="17"/>
+        </w:rPr>
+        <w:t xml:space="preserve"> h_in.requires_grad:</w:t>
+      </w:r>
+    </w:p>
+    <w:p>
+      <w:pPr>
+        <w:rPr>
+          <w:rFonts w:ascii="Consolas" w:hAnsi="Consolas" w:cs="Consolas"/>
+          <w:sz w:val="17"/>
+          <w:szCs w:val="17"/>
+        </w:rPr>
+      </w:pPr>
+      <w:r>
+        <w:rPr>
+          <w:rFonts w:ascii="Consolas" w:hAnsi="Consolas"/>
+          <w:sz w:val="17"/>
+        </w:rPr>
+        <w:t xml:space="preserve">                h_in = h_in.</w:t>
+      </w:r>
+      <w:r>
+        <w:rPr>
+          <w:rFonts w:ascii="Consolas" w:hAnsi="Consolas"/>
+          <w:color w:val="80340D"/>
+          <w:sz w:val="17"/>
+        </w:rPr>
+        <w:t>requires_grad_</w:t>
+      </w:r>
+      <w:r>
+        <w:rPr>
+          <w:rFonts w:ascii="Consolas" w:hAnsi="Consolas"/>
+          <w:sz w:val="17"/>
+        </w:rPr>
+        <w:t>(</w:t>
+      </w:r>
+      <w:r>
+        <w:rPr>
+          <w:rFonts w:ascii="Consolas" w:hAnsi="Consolas"/>
+          <w:color w:val="0F9ED5"/>
+          <w:sz w:val="17"/>
+        </w:rPr>
+        <w:t>True</w:t>
+      </w:r>
+      <w:r>
+        <w:rPr>
+          <w:rFonts w:ascii="Consolas" w:hAnsi="Consolas"/>
+          <w:sz w:val="17"/>
+        </w:rPr>
+        <w:t>)</w:t>
+      </w:r>
+    </w:p>
+    <w:p>
+      <w:pPr>
+        <w:rPr>
+          <w:rFonts w:ascii="Consolas" w:hAnsi="Consolas" w:cs="Consolas"/>
+          <w:sz w:val="17"/>
+          <w:szCs w:val="17"/>
+        </w:rPr>
+      </w:pPr>
+      <w:r>
+        <w:rPr>
+          <w:rFonts w:ascii="Consolas" w:hAnsi="Consolas"/>
+          <w:sz w:val="17"/>
+        </w:rPr>
+        <w:t xml:space="preserve">            </w:t>
+      </w:r>
+      <w:r>
+        <w:rPr>
+          <w:rFonts w:ascii="Consolas" w:hAnsi="Consolas"/>
+          <w:color w:val="0B769F"/>
+          <w:sz w:val="17"/>
+        </w:rPr>
+        <w:t>V</w:t>
+      </w:r>
+      <w:r>
+        <w:rPr>
+          <w:rFonts w:ascii="Consolas" w:hAnsi="Consolas"/>
+          <w:sz w:val="17"/>
+        </w:rPr>
+        <w:t xml:space="preserve"> = </w:t>
+      </w:r>
+      <w:r>
+        <w:rPr>
+          <w:rFonts w:ascii="Consolas" w:hAnsi="Consolas"/>
+          <w:color w:val="7030A0"/>
+          <w:sz w:val="17"/>
+        </w:rPr>
+        <w:t>self</w:t>
+      </w:r>
+      <w:r>
+        <w:rPr>
+          <w:rFonts w:ascii="Consolas" w:hAnsi="Consolas"/>
+          <w:sz w:val="17"/>
+        </w:rPr>
+        <w:t>.</w:t>
+      </w:r>
+      <w:r>
+        <w:rPr>
+          <w:rFonts w:ascii="Consolas" w:hAnsi="Consolas"/>
+          <w:color w:val="0B769F"/>
+          <w:sz w:val="17"/>
+        </w:rPr>
+        <w:t>V_theta</w:t>
+      </w:r>
+      <w:r>
+        <w:rPr>
+          <w:rFonts w:ascii="Consolas" w:hAnsi="Consolas"/>
+          <w:sz w:val="17"/>
+        </w:rPr>
+        <w:t>(xi, h_in).</w:t>
+      </w:r>
+      <w:r>
+        <w:rPr>
+          <w:rFonts w:ascii="Consolas" w:hAnsi="Consolas"/>
+          <w:color w:val="BF4E14"/>
+          <w:sz w:val="17"/>
+        </w:rPr>
+        <w:t>sum</w:t>
+      </w:r>
+      <w:r>
+        <w:rPr>
+          <w:rFonts w:ascii="Consolas" w:hAnsi="Consolas"/>
+          <w:sz w:val="17"/>
+        </w:rPr>
+        <w:t>()</w:t>
+      </w:r>
+    </w:p>
+    <w:p>
+      <w:pPr>
+        <w:rPr>
+          <w:rFonts w:ascii="Consolas" w:hAnsi="Consolas" w:cs="Consolas"/>
+          <w:sz w:val="17"/>
+          <w:szCs w:val="17"/>
+        </w:rPr>
+      </w:pPr>
+      <w:r>
+        <w:rPr>
+          <w:rFonts w:ascii="Consolas" w:hAnsi="Consolas"/>
+          <w:sz w:val="17"/>
+        </w:rPr>
+        <w:t xml:space="preserve">            grad_V, = torch.autograd.</w:t>
+      </w:r>
+      <w:r>
+        <w:rPr>
+          <w:rFonts w:ascii="Consolas" w:hAnsi="Consolas"/>
+          <w:color w:val="80340D"/>
+          <w:sz w:val="17"/>
+        </w:rPr>
+        <w:t>grad</w:t>
+      </w:r>
+      <w:r>
+        <w:rPr>
+          <w:rFonts w:ascii="Consolas" w:hAnsi="Consolas"/>
+          <w:sz w:val="17"/>
+        </w:rPr>
+        <w:t>(</w:t>
+      </w:r>
+    </w:p>
+    <w:p>
+      <w:pPr>
+        <w:rPr>
+          <w:rFonts w:ascii="Consolas" w:hAnsi="Consolas" w:cs="Consolas"/>
+          <w:sz w:val="17"/>
+          <w:szCs w:val="17"/>
+        </w:rPr>
+      </w:pPr>
+      <w:r>
+        <w:rPr>
+          <w:rFonts w:ascii="Consolas" w:hAnsi="Consolas"/>
+          <w:sz w:val="17"/>
+        </w:rPr>
+        <w:t xml:space="preserve">                </w:t>
+      </w:r>
+      <w:r>
+        <w:rPr>
+          <w:rFonts w:ascii="Consolas" w:hAnsi="Consolas"/>
+          <w:color w:val="0B769F"/>
+          <w:sz w:val="17"/>
+        </w:rPr>
+        <w:t>V</w:t>
+      </w:r>
+      <w:r>
+        <w:rPr>
+          <w:rFonts w:ascii="Consolas" w:hAnsi="Consolas"/>
+          <w:sz w:val="17"/>
+        </w:rPr>
+        <w:t>, h_in, create_graph=</w:t>
+      </w:r>
+      <w:r>
+        <w:rPr>
+          <w:rFonts w:ascii="Consolas" w:hAnsi="Consolas"/>
+          <w:color w:val="7030A0"/>
+          <w:sz w:val="17"/>
+        </w:rPr>
+        <w:t>self</w:t>
+      </w:r>
+      <w:r>
+        <w:rPr>
+          <w:rFonts w:ascii="Consolas" w:hAnsi="Consolas"/>
+          <w:sz w:val="17"/>
+        </w:rPr>
+        <w:t>.training, retain_graph=</w:t>
+      </w:r>
+      <w:r>
+        <w:rPr>
+          <w:rFonts w:ascii="Consolas" w:hAnsi="Consolas"/>
+          <w:color w:val="0F9ED5"/>
+          <w:sz w:val="17"/>
+        </w:rPr>
+        <w:t>True</w:t>
+      </w:r>
+      <w:r>
+        <w:rPr>
+          <w:rFonts w:ascii="Consolas" w:hAnsi="Consolas"/>
+          <w:sz w:val="17"/>
+        </w:rPr>
+        <w:t>,</w:t>
+      </w:r>
+    </w:p>
+    <w:p>
+      <w:pPr>
+        <w:rPr>
+          <w:rFonts w:ascii="Consolas" w:hAnsi="Consolas" w:cs="Consolas"/>
+          <w:sz w:val="17"/>
+          <w:szCs w:val="17"/>
+        </w:rPr>
+      </w:pPr>
+      <w:r>
+        <w:rPr>
+          <w:rFonts w:ascii="Consolas" w:hAnsi="Consolas"/>
+          <w:sz w:val="17"/>
+        </w:rPr>
+        <w:t xml:space="preserve">            )</w:t>
+      </w:r>
+    </w:p>
+    <w:p>
+      <w:pPr>
+        <w:rPr>
+          <w:rFonts w:ascii="Consolas" w:hAnsi="Consolas" w:cs="Consolas"/>
+          <w:sz w:val="17"/>
+          <w:szCs w:val="17"/>
+        </w:rPr>
+      </w:pPr>
+      <w:r>
+        <w:rPr>
+          <w:rFonts w:ascii="Consolas" w:hAnsi="Consolas"/>
+          <w:sz w:val="17"/>
+        </w:rPr>
+        <w:t xml:space="preserve">            f = -grad_V</w:t>
+      </w:r>
+    </w:p>
+    <w:p>
+      <w:pPr>
+        <w:rPr>
+          <w:rFonts w:ascii="Consolas" w:hAnsi="Consolas" w:cs="Consolas"/>
+          <w:sz w:val="17"/>
+          <w:szCs w:val="17"/>
+        </w:rPr>
+      </w:pPr>
+      <w:r>
+        <w:rPr>
+          <w:rFonts w:ascii="Consolas" w:hAnsi="Consolas"/>
+          <w:sz w:val="17"/>
+        </w:rPr>
+        <w:t xml:space="preserve">            v = (v + dt * f / m) / (</w:t>
+      </w:r>
+      <w:r>
+        <w:rPr>
+          <w:rFonts w:ascii="Consolas" w:hAnsi="Consolas"/>
+          <w:color w:val="0F9ED5"/>
+          <w:sz w:val="17"/>
+        </w:rPr>
+        <w:t>1.0</w:t>
+      </w:r>
+      <w:r>
+        <w:rPr>
+          <w:rFonts w:ascii="Consolas" w:hAnsi="Consolas"/>
+          <w:sz w:val="17"/>
+        </w:rPr>
+        <w:t xml:space="preserve"> + dt * gamma)</w:t>
+      </w:r>
+    </w:p>
+    <w:p>
+      <w:pPr>
+        <w:rPr>
+          <w:rFonts w:ascii="Consolas" w:hAnsi="Consolas" w:cs="Consolas"/>
+          <w:sz w:val="17"/>
+          <w:szCs w:val="17"/>
+        </w:rPr>
+      </w:pPr>
+      <w:r>
+        <w:rPr>
+          <w:rFonts w:ascii="Consolas" w:hAnsi="Consolas"/>
+          <w:sz w:val="17"/>
+        </w:rPr>
+        <w:t xml:space="preserve">            h = h_in + dt * v</w:t>
+      </w:r>
+    </w:p>
+    <w:p>
+      <w:pPr>
+        <w:rPr>
+          <w:rFonts w:ascii="Consolas" w:hAnsi="Consolas" w:cs="Consolas"/>
+          <w:sz w:val="17"/>
+          <w:szCs w:val="17"/>
+        </w:rPr>
+      </w:pPr>
+      <w:r>
+        <w:rPr>
+          <w:rFonts w:ascii="Consolas" w:hAnsi="Consolas"/>
+          <w:sz w:val="17"/>
+        </w:rPr>
+        <w:t xml:space="preserve">            </w:t>
+      </w:r>
+      <w:r>
+        <w:rPr>
+          <w:rFonts w:ascii="Consolas" w:hAnsi="Consolas"/>
+          <w:color w:val="C00000"/>
+          <w:sz w:val="17"/>
+        </w:rPr>
+        <w:t>if</w:t>
+      </w:r>
+      <w:r>
+        <w:rPr>
+          <w:rFonts w:ascii="Consolas" w:hAnsi="Consolas"/>
+          <w:sz w:val="17"/>
+        </w:rPr>
+        <w:t xml:space="preserve"> return_trajectory:</w:t>
+      </w:r>
+    </w:p>
+    <w:p>
+      <w:pPr>
+        <w:rPr>
+          <w:rFonts w:ascii="Consolas" w:hAnsi="Consolas" w:cs="Consolas"/>
+          <w:sz w:val="17"/>
+          <w:szCs w:val="17"/>
+        </w:rPr>
+      </w:pPr>
+      <w:r>
+        <w:rPr>
+          <w:rFonts w:ascii="Consolas" w:hAnsi="Consolas"/>
+          <w:sz w:val="17"/>
+        </w:rPr>
+        <w:t xml:space="preserve">                </w:t>
+      </w:r>
+      <w:r>
+        <w:rPr>
+          <w:rFonts w:ascii="Consolas" w:hAnsi="Consolas"/>
+          <w:color w:val="C00000"/>
+          <w:sz w:val="17"/>
+        </w:rPr>
+        <w:t>assert</w:t>
+      </w:r>
+      <w:r>
+        <w:rPr>
+          <w:rFonts w:ascii="Consolas" w:hAnsi="Consolas"/>
+          <w:sz w:val="17"/>
+        </w:rPr>
+        <w:t xml:space="preserve"> traj </w:t>
+      </w:r>
+      <w:r>
+        <w:rPr>
+          <w:rFonts w:ascii="Consolas" w:hAnsi="Consolas"/>
+          <w:color w:val="C00000"/>
+          <w:sz w:val="17"/>
+        </w:rPr>
+        <w:t>is</w:t>
+      </w:r>
+      <w:r>
+        <w:rPr>
+          <w:rFonts w:ascii="Consolas" w:hAnsi="Consolas"/>
+          <w:sz w:val="17"/>
+        </w:rPr>
+        <w:t xml:space="preserve"> </w:t>
+      </w:r>
+      <w:r>
+        <w:rPr>
+          <w:rFonts w:ascii="Consolas" w:hAnsi="Consolas"/>
+          <w:color w:val="C00000"/>
+          <w:sz w:val="17"/>
+        </w:rPr>
+        <w:t>not</w:t>
+      </w:r>
+      <w:r>
+        <w:rPr>
+          <w:rFonts w:ascii="Consolas" w:hAnsi="Consolas"/>
+          <w:sz w:val="17"/>
+        </w:rPr>
+        <w:t xml:space="preserve"> </w:t>
+      </w:r>
+      <w:r>
+        <w:rPr>
+          <w:rFonts w:ascii="Consolas" w:hAnsi="Consolas"/>
+          <w:color w:val="0F9ED5"/>
+          <w:sz w:val="17"/>
+        </w:rPr>
+        <w:t>None</w:t>
+      </w:r>
+    </w:p>
+    <w:p>
+      <w:pPr>
+        <w:rPr>
+          <w:rFonts w:ascii="Consolas" w:hAnsi="Consolas" w:cs="Consolas"/>
+          <w:sz w:val="17"/>
+          <w:szCs w:val="17"/>
+        </w:rPr>
+      </w:pPr>
+      <w:r>
+        <w:rPr>
+          <w:rFonts w:ascii="Consolas" w:hAnsi="Consolas"/>
+          <w:sz w:val="17"/>
+        </w:rPr>
+        <w:t xml:space="preserve">                traj.</w:t>
+      </w:r>
+      <w:r>
+        <w:rPr>
+          <w:rFonts w:ascii="Consolas" w:hAnsi="Consolas"/>
+          <w:color w:val="80340D"/>
+          <w:sz w:val="17"/>
+        </w:rPr>
+        <w:t>append</w:t>
+      </w:r>
+      <w:r>
+        <w:rPr>
+          <w:rFonts w:ascii="Consolas" w:hAnsi="Consolas"/>
+          <w:sz w:val="17"/>
+        </w:rPr>
+        <w:t>(h.</w:t>
+      </w:r>
+      <w:r>
+        <w:rPr>
+          <w:rFonts w:ascii="Consolas" w:hAnsi="Consolas"/>
+          <w:color w:val="80340D"/>
+          <w:sz w:val="17"/>
+        </w:rPr>
+        <w:t>detach</w:t>
+      </w:r>
+      <w:r>
+        <w:rPr>
+          <w:rFonts w:ascii="Consolas" w:hAnsi="Consolas"/>
+          <w:sz w:val="17"/>
+        </w:rPr>
+        <w:t>().</w:t>
+      </w:r>
+      <w:r>
+        <w:rPr>
+          <w:rFonts w:ascii="Consolas" w:hAnsi="Consolas"/>
+          <w:color w:val="80340D"/>
+          <w:sz w:val="17"/>
+        </w:rPr>
+        <w:t>cpu</w:t>
+      </w:r>
+      <w:r>
+        <w:rPr>
+          <w:rFonts w:ascii="Consolas" w:hAnsi="Consolas"/>
+          <w:sz w:val="17"/>
+        </w:rPr>
+        <w:t>())</w:t>
+      </w:r>
+    </w:p>
+    <w:p>
+      <w:pPr>
+        <w:rPr>
+          <w:rFonts w:ascii="Consolas" w:hAnsi="Consolas" w:cs="Consolas"/>
+          <w:sz w:val="17"/>
+          <w:szCs w:val="17"/>
+        </w:rPr>
+      </w:pPr>
     </w:p>
     <w:p>
       <w:pPr>
@@ -33398,14 +35971,724 @@
           <w:rFonts w:ascii="Consolas" w:hAnsi="Consolas"/>
           <w:sz w:val="17"/>
         </w:rPr>
+        <w:t xml:space="preserve"> h, traj</w:t>
+      </w:r>
+    </w:p>
+    <w:p>
+      <w:pPr>
+        <w:rPr>
+          <w:rFonts w:ascii="Consolas" w:hAnsi="Consolas" w:cs="Consolas"/>
+          <w:sz w:val="17"/>
+          <w:szCs w:val="17"/>
+        </w:rPr>
+      </w:pPr>
+    </w:p>
+    <w:p>
+      <w:pPr>
+        <w:rPr>
+          <w:rFonts w:ascii="Consolas" w:hAnsi="Consolas" w:cs="Consolas"/>
+          <w:sz w:val="17"/>
+          <w:szCs w:val="17"/>
+        </w:rPr>
+      </w:pPr>
+      <w:r>
+        <w:rPr>
+          <w:rFonts w:ascii="Consolas" w:hAnsi="Consolas"/>
+          <w:sz w:val="17"/>
+        </w:rPr>
+        <w:t xml:space="preserve">    </w:t>
+      </w:r>
+      <w:r>
+        <w:rPr>
+          <w:rFonts w:ascii="Consolas" w:hAnsi="Consolas"/>
+          <w:color w:val="3A7C22"/>
+          <w:sz w:val="17"/>
+        </w:rPr>
+        <w:t># ------------------------------------------------------------------</w:t>
+      </w:r>
+    </w:p>
+    <w:p>
+      <w:pPr>
+        <w:rPr>
+          <w:rFonts w:ascii="Consolas" w:hAnsi="Consolas" w:cs="Consolas"/>
+          <w:sz w:val="17"/>
+          <w:szCs w:val="17"/>
+        </w:rPr>
+      </w:pPr>
+      <w:r>
+        <w:rPr>
+          <w:rFonts w:ascii="Consolas" w:hAnsi="Consolas"/>
+          <w:sz w:val="17"/>
+        </w:rPr>
+        <w:t xml:space="preserve">    </w:t>
+      </w:r>
+      <w:r>
+        <w:rPr>
+          <w:rFonts w:ascii="Consolas" w:hAnsi="Consolas"/>
+          <w:color w:val="C00000"/>
+          <w:sz w:val="17"/>
+        </w:rPr>
+        <w:t>def</w:t>
+      </w:r>
+      <w:r>
+        <w:rPr>
+          <w:rFonts w:ascii="Consolas" w:hAnsi="Consolas"/>
+          <w:sz w:val="17"/>
+        </w:rPr>
         <w:t xml:space="preserve"> </w:t>
       </w:r>
       <w:r>
         <w:rPr>
           <w:rFonts w:ascii="Consolas" w:hAnsi="Consolas"/>
+          <w:color w:val="80340D"/>
+          <w:sz w:val="17"/>
+        </w:rPr>
+        <w:t>forward</w:t>
+      </w:r>
+      <w:r>
+        <w:rPr>
+          <w:rFonts w:ascii="Consolas" w:hAnsi="Consolas"/>
+          <w:sz w:val="17"/>
+        </w:rPr>
+        <w:t>(</w:t>
+      </w:r>
+    </w:p>
+    <w:p>
+      <w:pPr>
+        <w:rPr>
+          <w:rFonts w:ascii="Consolas" w:hAnsi="Consolas" w:cs="Consolas"/>
+          <w:sz w:val="17"/>
+          <w:szCs w:val="17"/>
+        </w:rPr>
+      </w:pPr>
+      <w:r>
+        <w:rPr>
+          <w:rFonts w:ascii="Consolas" w:hAnsi="Consolas"/>
+          <w:sz w:val="17"/>
+        </w:rPr>
+        <w:t xml:space="preserve">        </w:t>
+      </w:r>
+      <w:r>
+        <w:rPr>
+          <w:rFonts w:ascii="Consolas" w:hAnsi="Consolas"/>
+          <w:color w:val="7030A0"/>
+          <w:sz w:val="17"/>
+        </w:rPr>
+        <w:t>self</w:t>
+      </w:r>
+      <w:r>
+        <w:rPr>
+          <w:rFonts w:ascii="Consolas" w:hAnsi="Consolas"/>
+          <w:sz w:val="17"/>
+        </w:rPr>
+        <w:t>,</w:t>
+      </w:r>
+    </w:p>
+    <w:p>
+      <w:pPr>
+        <w:rPr>
+          <w:rFonts w:ascii="Consolas" w:hAnsi="Consolas" w:cs="Consolas"/>
+          <w:sz w:val="17"/>
+          <w:szCs w:val="17"/>
+        </w:rPr>
+      </w:pPr>
+      <w:r>
+        <w:rPr>
+          <w:rFonts w:ascii="Consolas" w:hAnsi="Consolas"/>
+          <w:sz w:val="17"/>
+        </w:rPr>
+        <w:t xml:space="preserve">        x: torch.</w:t>
+      </w:r>
+      <w:r>
+        <w:rPr>
+          <w:rFonts w:ascii="Consolas" w:hAnsi="Consolas"/>
           <w:color w:val="0B769F"/>
           <w:sz w:val="17"/>
         </w:rPr>
+        <w:t>Tensor</w:t>
+      </w:r>
+      <w:r>
+        <w:rPr>
+          <w:rFonts w:ascii="Consolas" w:hAnsi="Consolas"/>
+          <w:sz w:val="17"/>
+        </w:rPr>
+        <w:t>,</w:t>
+      </w:r>
+    </w:p>
+    <w:p>
+      <w:pPr>
+        <w:rPr>
+          <w:rFonts w:ascii="Consolas" w:hAnsi="Consolas" w:cs="Consolas"/>
+          <w:sz w:val="17"/>
+          <w:szCs w:val="17"/>
+        </w:rPr>
+      </w:pPr>
+      <w:r>
+        <w:rPr>
+          <w:rFonts w:ascii="Consolas" w:hAnsi="Consolas"/>
+          <w:sz w:val="17"/>
+        </w:rPr>
+        <w:t xml:space="preserve">        targets: </w:t>
+      </w:r>
+      <w:r>
+        <w:rPr>
+          <w:rFonts w:ascii="Consolas" w:hAnsi="Consolas"/>
+          <w:color w:val="0B769F"/>
+          <w:sz w:val="17"/>
+        </w:rPr>
+        <w:t>Optional</w:t>
+      </w:r>
+      <w:r>
+        <w:rPr>
+          <w:rFonts w:ascii="Consolas" w:hAnsi="Consolas"/>
+          <w:sz w:val="17"/>
+        </w:rPr>
+        <w:t>[torch.</w:t>
+      </w:r>
+      <w:r>
+        <w:rPr>
+          <w:rFonts w:ascii="Consolas" w:hAnsi="Consolas"/>
+          <w:color w:val="0B769F"/>
+          <w:sz w:val="17"/>
+        </w:rPr>
+        <w:t>Tensor</w:t>
+      </w:r>
+      <w:r>
+        <w:rPr>
+          <w:rFonts w:ascii="Consolas" w:hAnsi="Consolas"/>
+          <w:sz w:val="17"/>
+        </w:rPr>
+        <w:t xml:space="preserve">] = </w:t>
+      </w:r>
+      <w:r>
+        <w:rPr>
+          <w:rFonts w:ascii="Consolas" w:hAnsi="Consolas"/>
+          <w:color w:val="0F9ED5"/>
+          <w:sz w:val="17"/>
+        </w:rPr>
+        <w:t>None</w:t>
+      </w:r>
+      <w:r>
+        <w:rPr>
+          <w:rFonts w:ascii="Consolas" w:hAnsi="Consolas"/>
+          <w:sz w:val="17"/>
+        </w:rPr>
+        <w:t>,</w:t>
+      </w:r>
+    </w:p>
+    <w:p>
+      <w:pPr>
+        <w:rPr>
+          <w:rFonts w:ascii="Consolas" w:hAnsi="Consolas" w:cs="Consolas"/>
+          <w:sz w:val="17"/>
+          <w:szCs w:val="17"/>
+        </w:rPr>
+      </w:pPr>
+      <w:r>
+        <w:rPr>
+          <w:rFonts w:ascii="Consolas" w:hAnsi="Consolas"/>
+          <w:sz w:val="17"/>
+        </w:rPr>
+        <w:t xml:space="preserve">        return_trajectory: </w:t>
+      </w:r>
+      <w:r>
+        <w:rPr>
+          <w:rFonts w:ascii="Consolas" w:hAnsi="Consolas"/>
+          <w:color w:val="074F6A"/>
+          <w:sz w:val="17"/>
+        </w:rPr>
+        <w:t>bool</w:t>
+      </w:r>
+      <w:r>
+        <w:rPr>
+          <w:rFonts w:ascii="Consolas" w:hAnsi="Consolas"/>
+          <w:sz w:val="17"/>
+        </w:rPr>
+        <w:t xml:space="preserve"> = </w:t>
+      </w:r>
+      <w:r>
+        <w:rPr>
+          <w:rFonts w:ascii="Consolas" w:hAnsi="Consolas"/>
+          <w:color w:val="0F9ED5"/>
+          <w:sz w:val="17"/>
+        </w:rPr>
+        <w:t>False</w:t>
+      </w:r>
+      <w:r>
+        <w:rPr>
+          <w:rFonts w:ascii="Consolas" w:hAnsi="Consolas"/>
+          <w:sz w:val="17"/>
+        </w:rPr>
+        <w:t>,</w:t>
+      </w:r>
+    </w:p>
+    <w:p>
+      <w:pPr>
+        <w:rPr>
+          <w:rFonts w:ascii="Consolas" w:hAnsi="Consolas" w:cs="Consolas"/>
+          <w:sz w:val="17"/>
+          <w:szCs w:val="17"/>
+        </w:rPr>
+      </w:pPr>
+      <w:r>
+        <w:rPr>
+          <w:rFonts w:ascii="Consolas" w:hAnsi="Consolas"/>
+          <w:sz w:val="17"/>
+        </w:rPr>
+        <w:t xml:space="preserve">    ):</w:t>
+      </w:r>
+    </w:p>
+    <w:p>
+      <w:pPr>
+        <w:rPr>
+          <w:rFonts w:ascii="Consolas" w:hAnsi="Consolas" w:cs="Consolas"/>
+          <w:sz w:val="17"/>
+          <w:szCs w:val="17"/>
+        </w:rPr>
+      </w:pPr>
+      <w:r>
+        <w:rPr>
+          <w:rFonts w:ascii="Consolas" w:hAnsi="Consolas"/>
+          <w:sz w:val="17"/>
+        </w:rPr>
+        <w:t xml:space="preserve">        </w:t>
+      </w:r>
+      <w:r>
+        <w:rPr>
+          <w:rFonts w:ascii="Consolas" w:hAnsi="Consolas"/>
+          <w:color w:val="4EA72E"/>
+          <w:sz w:val="17"/>
+        </w:rPr>
+        <w:t>"""x: (B, T) token ids, targets: (B, T) next-token ids (or None).</w:t>
+      </w:r>
+    </w:p>
+    <w:p>
+      <w:pPr>
+        <w:rPr>
+          <w:rFonts w:ascii="Consolas" w:hAnsi="Consolas" w:cs="Consolas"/>
+          <w:sz w:val="17"/>
+          <w:szCs w:val="17"/>
+        </w:rPr>
+      </w:pPr>
+    </w:p>
+    <w:p>
+      <w:pPr>
+        <w:rPr>
+          <w:rFonts w:ascii="Consolas" w:hAnsi="Consolas" w:cs="Consolas"/>
+          <w:sz w:val="17"/>
+          <w:szCs w:val="17"/>
+        </w:rPr>
+      </w:pPr>
+      <w:r>
+        <w:rPr>
+          <w:rFonts w:ascii="Consolas" w:hAnsi="Consolas"/>
+          <w:sz w:val="17"/>
+        </w:rPr>
+        <w:t xml:space="preserve">        </w:t>
+      </w:r>
+      <w:r>
+        <w:rPr>
+          <w:rFonts w:ascii="Consolas" w:hAnsi="Consolas"/>
+          <w:color w:val="0B769F"/>
+          <w:sz w:val="17"/>
+        </w:rPr>
+        <w:t>Returns</w:t>
+      </w:r>
+      <w:r>
+        <w:rPr>
+          <w:rFonts w:ascii="Consolas" w:hAnsi="Consolas"/>
+          <w:sz w:val="17"/>
+        </w:rPr>
+        <w:t xml:space="preserve"> (logits, loss, traj?).  traj </w:t>
+      </w:r>
+      <w:r>
+        <w:rPr>
+          <w:rFonts w:ascii="Consolas" w:hAnsi="Consolas"/>
+          <w:color w:val="C00000"/>
+          <w:sz w:val="17"/>
+        </w:rPr>
+        <w:t>is</w:t>
+      </w:r>
+      <w:r>
+        <w:rPr>
+          <w:rFonts w:ascii="Consolas" w:hAnsi="Consolas"/>
+          <w:sz w:val="17"/>
+        </w:rPr>
+        <w:t xml:space="preserve"> a </w:t>
+      </w:r>
+      <w:r>
+        <w:rPr>
+          <w:rFonts w:ascii="Consolas" w:hAnsi="Consolas"/>
+          <w:color w:val="BF4E14"/>
+          <w:sz w:val="17"/>
+        </w:rPr>
+        <w:t>list</w:t>
+      </w:r>
+      <w:r>
+        <w:rPr>
+          <w:rFonts w:ascii="Consolas" w:hAnsi="Consolas"/>
+          <w:sz w:val="17"/>
+        </w:rPr>
+        <w:t xml:space="preserve"> </w:t>
+      </w:r>
+      <w:r>
+        <w:rPr>
+          <w:rFonts w:ascii="Consolas" w:hAnsi="Consolas"/>
+          <w:color w:val="80340D"/>
+          <w:sz w:val="17"/>
+        </w:rPr>
+        <w:t>of</w:t>
+      </w:r>
+      <w:r>
+        <w:rPr>
+          <w:rFonts w:ascii="Consolas" w:hAnsi="Consolas"/>
+          <w:sz w:val="17"/>
+        </w:rPr>
+        <w:t xml:space="preserve"> (</w:t>
+      </w:r>
+      <w:r>
+        <w:rPr>
+          <w:rFonts w:ascii="Consolas" w:hAnsi="Consolas"/>
+          <w:color w:val="0B769F"/>
+          <w:sz w:val="17"/>
+        </w:rPr>
+        <w:t>B</w:t>
+      </w:r>
+      <w:r>
+        <w:rPr>
+          <w:rFonts w:ascii="Consolas" w:hAnsi="Consolas"/>
+          <w:sz w:val="17"/>
+        </w:rPr>
+        <w:t xml:space="preserve">, </w:t>
+      </w:r>
+      <w:r>
+        <w:rPr>
+          <w:rFonts w:ascii="Consolas" w:hAnsi="Consolas"/>
+          <w:color w:val="0B769F"/>
+          <w:sz w:val="17"/>
+        </w:rPr>
+        <w:t>T</w:t>
+      </w:r>
+      <w:r>
+        <w:rPr>
+          <w:rFonts w:ascii="Consolas" w:hAnsi="Consolas"/>
+          <w:sz w:val="17"/>
+        </w:rPr>
+        <w:t>, d)</w:t>
+      </w:r>
+    </w:p>
+    <w:p>
+      <w:pPr>
+        <w:rPr>
+          <w:rFonts w:ascii="Consolas" w:hAnsi="Consolas" w:cs="Consolas"/>
+          <w:sz w:val="17"/>
+          <w:szCs w:val="17"/>
+        </w:rPr>
+      </w:pPr>
+      <w:r>
+        <w:rPr>
+          <w:rFonts w:ascii="Consolas" w:hAnsi="Consolas"/>
+          <w:sz w:val="17"/>
+        </w:rPr>
+        <w:t xml:space="preserve">        tensors on </w:t>
+      </w:r>
+      <w:r>
+        <w:rPr>
+          <w:rFonts w:ascii="Consolas" w:hAnsi="Consolas"/>
+          <w:color w:val="0B769F"/>
+          <w:sz w:val="17"/>
+        </w:rPr>
+        <w:t>CPU</w:t>
+      </w:r>
+      <w:r>
+        <w:rPr>
+          <w:rFonts w:ascii="Consolas" w:hAnsi="Consolas"/>
+          <w:sz w:val="17"/>
+        </w:rPr>
+        <w:t xml:space="preserve"> only when return_trajectory=</w:t>
+      </w:r>
+      <w:r>
+        <w:rPr>
+          <w:rFonts w:ascii="Consolas" w:hAnsi="Consolas"/>
+          <w:color w:val="0F9ED5"/>
+          <w:sz w:val="17"/>
+        </w:rPr>
+        <w:t>True</w:t>
+      </w:r>
+      <w:r>
+        <w:rPr>
+          <w:rFonts w:ascii="Consolas" w:hAnsi="Consolas"/>
+          <w:sz w:val="17"/>
+        </w:rPr>
+        <w:t>.</w:t>
+      </w:r>
+    </w:p>
+    <w:p>
+      <w:pPr>
+        <w:rPr>
+          <w:rFonts w:ascii="Consolas" w:hAnsi="Consolas" w:cs="Consolas"/>
+          <w:sz w:val="17"/>
+          <w:szCs w:val="17"/>
+        </w:rPr>
+      </w:pPr>
+      <w:r>
+        <w:rPr>
+          <w:rFonts w:ascii="Consolas" w:hAnsi="Consolas"/>
+          <w:sz w:val="17"/>
+        </w:rPr>
+        <w:t xml:space="preserve">        </w:t>
+      </w:r>
+      <w:r>
+        <w:rPr>
+          <w:rFonts w:ascii="Consolas" w:hAnsi="Consolas"/>
+          <w:color w:val="4EA72E"/>
+          <w:sz w:val="17"/>
+        </w:rPr>
+        <w:t>"""</w:t>
+      </w:r>
+    </w:p>
+    <w:p>
+      <w:pPr>
+        <w:rPr>
+          <w:rFonts w:ascii="Consolas" w:hAnsi="Consolas" w:cs="Consolas"/>
+          <w:sz w:val="17"/>
+          <w:szCs w:val="17"/>
+        </w:rPr>
+      </w:pPr>
+      <w:r>
+        <w:rPr>
+          <w:rFonts w:ascii="Consolas" w:hAnsi="Consolas"/>
+          <w:color w:val="3A7C22"/>
+          <w:sz w:val="17"/>
+        </w:rPr>
+        <w:t xml:space="preserve">        emb, xi = self._embed_and_pool(x)</w:t>
+      </w:r>
+    </w:p>
+    <w:p>
+      <w:pPr>
+        <w:rPr>
+          <w:rFonts w:ascii="Consolas" w:hAnsi="Consolas" w:cs="Consolas"/>
+          <w:sz w:val="17"/>
+          <w:szCs w:val="17"/>
+        </w:rPr>
+      </w:pPr>
+      <w:r>
+        <w:rPr>
+          <w:rFonts w:ascii="Consolas" w:hAnsi="Consolas"/>
+          <w:color w:val="3A7C22"/>
+          <w:sz w:val="17"/>
+        </w:rPr>
+        <w:t xml:space="preserve">        h_L, traj = self.integrate(emb, xi, return_trajectory=return_trajectory)</w:t>
+      </w:r>
+    </w:p>
+    <w:p>
+      <w:pPr>
+        <w:rPr>
+          <w:rFonts w:ascii="Consolas" w:hAnsi="Consolas" w:cs="Consolas"/>
+          <w:sz w:val="17"/>
+          <w:szCs w:val="17"/>
+        </w:rPr>
+      </w:pPr>
+    </w:p>
+    <w:p>
+      <w:pPr>
+        <w:rPr>
+          <w:rFonts w:ascii="Consolas" w:hAnsi="Consolas" w:cs="Consolas"/>
+          <w:sz w:val="17"/>
+          <w:szCs w:val="17"/>
+        </w:rPr>
+      </w:pPr>
+      <w:r>
+        <w:rPr>
+          <w:rFonts w:ascii="Consolas" w:hAnsi="Consolas"/>
+          <w:sz w:val="17"/>
+        </w:rPr>
+        <w:t xml:space="preserve">        logits = h_L @ </w:t>
+      </w:r>
+      <w:r>
+        <w:rPr>
+          <w:rFonts w:ascii="Consolas" w:hAnsi="Consolas"/>
+          <w:color w:val="7030A0"/>
+          <w:sz w:val="17"/>
+        </w:rPr>
+        <w:t>self</w:t>
+      </w:r>
+      <w:r>
+        <w:rPr>
+          <w:rFonts w:ascii="Consolas" w:hAnsi="Consolas"/>
+          <w:sz w:val="17"/>
+        </w:rPr>
+        <w:t>.</w:t>
+      </w:r>
+      <w:r>
+        <w:rPr>
+          <w:rFonts w:ascii="Consolas" w:hAnsi="Consolas"/>
+          <w:color w:val="0B769F"/>
+          <w:sz w:val="17"/>
+        </w:rPr>
+        <w:t>E</w:t>
+      </w:r>
+      <w:r>
+        <w:rPr>
+          <w:rFonts w:ascii="Consolas" w:hAnsi="Consolas"/>
+          <w:sz w:val="17"/>
+        </w:rPr>
+        <w:t>.weight.</w:t>
+      </w:r>
+      <w:r>
+        <w:rPr>
+          <w:rFonts w:ascii="Consolas" w:hAnsi="Consolas"/>
+          <w:color w:val="0B769F"/>
+          <w:sz w:val="17"/>
+        </w:rPr>
+        <w:t>T</w:t>
+      </w:r>
+      <w:r>
+        <w:rPr>
+          <w:rFonts w:ascii="Consolas" w:hAnsi="Consolas"/>
+          <w:sz w:val="17"/>
+        </w:rPr>
+        <w:t xml:space="preserve">                                </w:t>
+      </w:r>
+      <w:r>
+        <w:rPr>
+          <w:rFonts w:ascii="Consolas" w:hAnsi="Consolas"/>
+          <w:color w:val="3A7C22"/>
+          <w:sz w:val="17"/>
+        </w:rPr>
+        <w:t># (B, T, V)</w:t>
+      </w:r>
+    </w:p>
+    <w:p>
+      <w:pPr>
+        <w:rPr>
+          <w:rFonts w:ascii="Consolas" w:hAnsi="Consolas" w:cs="Consolas"/>
+          <w:sz w:val="17"/>
+          <w:szCs w:val="17"/>
+        </w:rPr>
+      </w:pPr>
+    </w:p>
+    <w:p>
+      <w:pPr>
+        <w:rPr>
+          <w:rFonts w:ascii="Consolas" w:hAnsi="Consolas" w:cs="Consolas"/>
+          <w:sz w:val="17"/>
+          <w:szCs w:val="17"/>
+        </w:rPr>
+      </w:pPr>
+      <w:r>
+        <w:rPr>
+          <w:rFonts w:ascii="Consolas" w:hAnsi="Consolas"/>
+          <w:sz w:val="17"/>
+        </w:rPr>
+        <w:t xml:space="preserve">        loss = </w:t>
+      </w:r>
+      <w:r>
+        <w:rPr>
+          <w:rFonts w:ascii="Consolas" w:hAnsi="Consolas"/>
+          <w:color w:val="0F9ED5"/>
+          <w:sz w:val="17"/>
+        </w:rPr>
+        <w:t>None</w:t>
+      </w:r>
+    </w:p>
+    <w:p>
+      <w:pPr>
+        <w:rPr>
+          <w:rFonts w:ascii="Consolas" w:hAnsi="Consolas" w:cs="Consolas"/>
+          <w:sz w:val="17"/>
+          <w:szCs w:val="17"/>
+        </w:rPr>
+      </w:pPr>
+      <w:r>
+        <w:rPr>
+          <w:rFonts w:ascii="Consolas" w:hAnsi="Consolas"/>
+          <w:sz w:val="17"/>
+        </w:rPr>
+        <w:t xml:space="preserve">        </w:t>
+      </w:r>
+      <w:r>
+        <w:rPr>
+          <w:rFonts w:ascii="Consolas" w:hAnsi="Consolas"/>
+          <w:color w:val="C00000"/>
+          <w:sz w:val="17"/>
+        </w:rPr>
+        <w:t>if</w:t>
+      </w:r>
+      <w:r>
+        <w:rPr>
+          <w:rFonts w:ascii="Consolas" w:hAnsi="Consolas"/>
+          <w:sz w:val="17"/>
+        </w:rPr>
+        <w:t xml:space="preserve"> targets </w:t>
+      </w:r>
+      <w:r>
+        <w:rPr>
+          <w:rFonts w:ascii="Consolas" w:hAnsi="Consolas"/>
+          <w:color w:val="C00000"/>
+          <w:sz w:val="17"/>
+        </w:rPr>
+        <w:t>is</w:t>
+      </w:r>
+      <w:r>
+        <w:rPr>
+          <w:rFonts w:ascii="Consolas" w:hAnsi="Consolas"/>
+          <w:sz w:val="17"/>
+        </w:rPr>
+        <w:t xml:space="preserve"> </w:t>
+      </w:r>
+      <w:r>
+        <w:rPr>
+          <w:rFonts w:ascii="Consolas" w:hAnsi="Consolas"/>
+          <w:color w:val="C00000"/>
+          <w:sz w:val="17"/>
+        </w:rPr>
+        <w:t>not</w:t>
+      </w:r>
+      <w:r>
+        <w:rPr>
+          <w:rFonts w:ascii="Consolas" w:hAnsi="Consolas"/>
+          <w:sz w:val="17"/>
+        </w:rPr>
+        <w:t xml:space="preserve"> </w:t>
+      </w:r>
+      <w:r>
+        <w:rPr>
+          <w:rFonts w:ascii="Consolas" w:hAnsi="Consolas"/>
+          <w:color w:val="0F9ED5"/>
+          <w:sz w:val="17"/>
+        </w:rPr>
+        <w:t>None</w:t>
+      </w:r>
+      <w:r>
+        <w:rPr>
+          <w:rFonts w:ascii="Consolas" w:hAnsi="Consolas"/>
+          <w:sz w:val="17"/>
+        </w:rPr>
+        <w:t>:</w:t>
+      </w:r>
+    </w:p>
+    <w:p>
+      <w:pPr>
+        <w:rPr>
+          <w:rFonts w:ascii="Consolas" w:hAnsi="Consolas" w:cs="Consolas"/>
+          <w:sz w:val="17"/>
+          <w:szCs w:val="17"/>
+        </w:rPr>
+      </w:pPr>
+      <w:r>
+        <w:rPr>
+          <w:rFonts w:ascii="Consolas" w:hAnsi="Consolas"/>
+          <w:sz w:val="17"/>
+        </w:rPr>
+        <w:t xml:space="preserve">            loss = </w:t>
+      </w:r>
+      <w:r>
+        <w:rPr>
+          <w:rFonts w:ascii="Consolas" w:hAnsi="Consolas"/>
+          <w:color w:val="0B769F"/>
+          <w:sz w:val="17"/>
+        </w:rPr>
         <w:t>F</w:t>
       </w:r>
       <w:r>
@@ -33421,7 +36704,7 @@
           <w:color w:val="80340D"/>
           <w:sz w:val="17"/>
         </w:rPr>
-        <w:t>softplus</w:t>
+        <w:t>cross_entropy</w:t>
       </w:r>
       <w:r>
         <w:rPr>
@@ -33430,6 +36713,52 @@
         </w:rPr>
         <w:t>(</w:t>
       </w:r>
+    </w:p>
+    <w:p>
+      <w:pPr>
+        <w:rPr>
+          <w:rFonts w:ascii="Consolas" w:hAnsi="Consolas" w:cs="Consolas"/>
+          <w:sz w:val="17"/>
+          <w:szCs w:val="17"/>
+        </w:rPr>
+      </w:pPr>
+      <w:r>
+        <w:rPr>
+          <w:rFonts w:ascii="Consolas" w:hAnsi="Consolas"/>
+          <w:sz w:val="17"/>
+        </w:rPr>
+        <w:t xml:space="preserve">                logits.</w:t>
+      </w:r>
+      <w:r>
+        <w:rPr>
+          <w:rFonts w:ascii="Consolas" w:hAnsi="Consolas"/>
+          <w:color w:val="80340D"/>
+          <w:sz w:val="17"/>
+        </w:rPr>
+        <w:t>reshape</w:t>
+      </w:r>
+      <w:r>
+        <w:rPr>
+          <w:rFonts w:ascii="Consolas" w:hAnsi="Consolas"/>
+          <w:sz w:val="17"/>
+        </w:rPr>
+        <w:t>(-</w:t>
+      </w:r>
+      <w:r>
+        <w:rPr>
+          <w:rFonts w:ascii="Consolas" w:hAnsi="Consolas"/>
+          <w:color w:val="0F9ED5"/>
+          <w:sz w:val="17"/>
+        </w:rPr>
+        <w:t>1</w:t>
+      </w:r>
+      <w:r>
+        <w:rPr>
+          <w:rFonts w:ascii="Consolas" w:hAnsi="Consolas"/>
+          <w:sz w:val="17"/>
+        </w:rPr>
+        <w:t xml:space="preserve">, </w:t>
+      </w:r>
       <w:r>
         <w:rPr>
           <w:rFonts w:ascii="Consolas" w:hAnsi="Consolas"/>
@@ -33443,7 +36772,38 @@
           <w:rFonts w:ascii="Consolas" w:hAnsi="Consolas"/>
           <w:sz w:val="17"/>
         </w:rPr>
-        <w:t xml:space="preserve">.raw_m) + </w:t>
+        <w:t>.cfg.vocab_size),</w:t>
+      </w:r>
+    </w:p>
+    <w:p>
+      <w:pPr>
+        <w:rPr>
+          <w:rFonts w:ascii="Consolas" w:hAnsi="Consolas" w:cs="Consolas"/>
+          <w:sz w:val="17"/>
+          <w:szCs w:val="17"/>
+        </w:rPr>
+      </w:pPr>
+      <w:r>
+        <w:rPr>
+          <w:rFonts w:ascii="Consolas" w:hAnsi="Consolas"/>
+          <w:sz w:val="17"/>
+        </w:rPr>
+        <w:t xml:space="preserve">                targets.</w:t>
+      </w:r>
+      <w:r>
+        <w:rPr>
+          <w:rFonts w:ascii="Consolas" w:hAnsi="Consolas"/>
+          <w:color w:val="80340D"/>
+          <w:sz w:val="17"/>
+        </w:rPr>
+        <w:t>reshape</w:t>
+      </w:r>
+      <w:r>
+        <w:rPr>
+          <w:rFonts w:ascii="Consolas" w:hAnsi="Consolas"/>
+          <w:sz w:val="17"/>
+        </w:rPr>
+        <w:t>(-</w:t>
       </w:r>
       <w:r>
         <w:rPr>
@@ -33451,7 +36811,123 @@
           <w:color w:val="0F9ED5"/>
           <w:sz w:val="17"/>
         </w:rPr>
-        <w:t>1e-3</w:t>
+        <w:t>1</w:t>
+      </w:r>
+      <w:r>
+        <w:rPr>
+          <w:rFonts w:ascii="Consolas" w:hAnsi="Consolas"/>
+          <w:sz w:val="17"/>
+        </w:rPr>
+        <w:t>),</w:t>
+      </w:r>
+    </w:p>
+    <w:p>
+      <w:pPr>
+        <w:rPr>
+          <w:rFonts w:ascii="Consolas" w:hAnsi="Consolas" w:cs="Consolas"/>
+          <w:sz w:val="17"/>
+          <w:szCs w:val="17"/>
+        </w:rPr>
+      </w:pPr>
+      <w:r>
+        <w:rPr>
+          <w:rFonts w:ascii="Consolas" w:hAnsi="Consolas"/>
+          <w:sz w:val="17"/>
+        </w:rPr>
+        <w:t xml:space="preserve">            )</w:t>
+      </w:r>
+    </w:p>
+    <w:p>
+      <w:pPr>
+        <w:rPr>
+          <w:rFonts w:ascii="Consolas" w:hAnsi="Consolas" w:cs="Consolas"/>
+          <w:sz w:val="17"/>
+          <w:szCs w:val="17"/>
+        </w:rPr>
+      </w:pPr>
+      <w:r>
+        <w:rPr>
+          <w:rFonts w:ascii="Consolas" w:hAnsi="Consolas"/>
+          <w:sz w:val="17"/>
+        </w:rPr>
+        <w:t xml:space="preserve">        </w:t>
+      </w:r>
+      <w:r>
+        <w:rPr>
+          <w:rFonts w:ascii="Consolas" w:hAnsi="Consolas"/>
+          <w:color w:val="C00000"/>
+          <w:sz w:val="17"/>
+        </w:rPr>
+        <w:t>if</w:t>
+      </w:r>
+      <w:r>
+        <w:rPr>
+          <w:rFonts w:ascii="Consolas" w:hAnsi="Consolas"/>
+          <w:sz w:val="17"/>
+        </w:rPr>
+        <w:t xml:space="preserve"> return_trajectory:</w:t>
+      </w:r>
+    </w:p>
+    <w:p>
+      <w:pPr>
+        <w:rPr>
+          <w:rFonts w:ascii="Consolas" w:hAnsi="Consolas" w:cs="Consolas"/>
+          <w:sz w:val="17"/>
+          <w:szCs w:val="17"/>
+        </w:rPr>
+      </w:pPr>
+      <w:r>
+        <w:rPr>
+          <w:rFonts w:ascii="Consolas" w:hAnsi="Consolas"/>
+          <w:sz w:val="17"/>
+        </w:rPr>
+        <w:t xml:space="preserve">            </w:t>
+      </w:r>
+      <w:r>
+        <w:rPr>
+          <w:rFonts w:ascii="Consolas" w:hAnsi="Consolas"/>
+          <w:color w:val="C00000"/>
+          <w:sz w:val="17"/>
+        </w:rPr>
+        <w:t>return</w:t>
+      </w:r>
+      <w:r>
+        <w:rPr>
+          <w:rFonts w:ascii="Consolas" w:hAnsi="Consolas"/>
+          <w:sz w:val="17"/>
+        </w:rPr>
+        <w:t xml:space="preserve"> logits, loss, traj</w:t>
+      </w:r>
+    </w:p>
+    <w:p>
+      <w:pPr>
+        <w:rPr>
+          <w:rFonts w:ascii="Consolas" w:hAnsi="Consolas" w:cs="Consolas"/>
+          <w:sz w:val="17"/>
+          <w:szCs w:val="17"/>
+        </w:rPr>
+      </w:pPr>
+      <w:r>
+        <w:rPr>
+          <w:rFonts w:ascii="Consolas" w:hAnsi="Consolas"/>
+          <w:sz w:val="17"/>
+        </w:rPr>
+        <w:t xml:space="preserve">        </w:t>
+      </w:r>
+      <w:r>
+        <w:rPr>
+          <w:rFonts w:ascii="Consolas" w:hAnsi="Consolas"/>
+          <w:color w:val="C00000"/>
+          <w:sz w:val="17"/>
+        </w:rPr>
+        <w:t>return</w:t>
+      </w:r>
+      <w:r>
+        <w:rPr>
+          <w:rFonts w:ascii="Consolas" w:hAnsi="Consolas"/>
+          <w:sz w:val="17"/>
+        </w:rPr>
+        <w:t xml:space="preserve"> logits, loss</w:t>
       </w:r>
     </w:p>
     <w:p>
@@ -33481,10 +36957,41 @@
       <w:r>
         <w:rPr>
           <w:rFonts w:ascii="Consolas" w:hAnsi="Consolas"/>
+          <w:color w:val="3A7C22"/>
+          <w:sz w:val="17"/>
+        </w:rPr>
+        <w:t># ------------------------------------------------------------------</w:t>
+      </w:r>
+    </w:p>
+    <w:p>
+      <w:pPr>
+        <w:rPr>
+          <w:rFonts w:ascii="Consolas" w:hAnsi="Consolas" w:cs="Consolas"/>
+          <w:sz w:val="17"/>
+          <w:szCs w:val="17"/>
+        </w:rPr>
+      </w:pPr>
+      <w:r>
+        <w:rPr>
+          <w:rFonts w:ascii="Consolas" w:hAnsi="Consolas"/>
+          <w:sz w:val="17"/>
+        </w:rPr>
+        <w:t xml:space="preserve">    </w:t>
+      </w:r>
+      <w:r>
+        <w:rPr>
+          <w:rFonts w:ascii="Consolas" w:hAnsi="Consolas"/>
           <w:color w:val="FFC000"/>
           <w:sz w:val="17"/>
         </w:rPr>
-        <w:t>@property</w:t>
+        <w:t>@torch.no_grad</w:t>
+      </w:r>
+      <w:r>
+        <w:rPr>
+          <w:rFonts w:ascii="Consolas" w:hAnsi="Consolas"/>
+          <w:sz w:val="17"/>
+        </w:rPr>
+        <w:t>()</w:t>
       </w:r>
     </w:p>
     <w:p>
@@ -33523,7 +37030,7 @@
           <w:color w:val="80340D"/>
           <w:sz w:val="17"/>
         </w:rPr>
-        <w:t>gamma</w:t>
+        <w:t>generate</w:t>
       </w:r>
       <w:r>
         <w:rPr>
@@ -33545,6 +37052,127 @@
           <w:rFonts w:ascii="Consolas" w:hAnsi="Consolas"/>
           <w:sz w:val="17"/>
         </w:rPr>
+        <w:t>, x: torch.</w:t>
+      </w:r>
+      <w:r>
+        <w:rPr>
+          <w:rFonts w:ascii="Consolas" w:hAnsi="Consolas"/>
+          <w:color w:val="0B769F"/>
+          <w:sz w:val="17"/>
+        </w:rPr>
+        <w:t>Tensor</w:t>
+      </w:r>
+      <w:r>
+        <w:rPr>
+          <w:rFonts w:ascii="Consolas" w:hAnsi="Consolas"/>
+          <w:sz w:val="17"/>
+        </w:rPr>
+        <w:t xml:space="preserve">, max_new_tokens: </w:t>
+      </w:r>
+      <w:r>
+        <w:rPr>
+          <w:rFonts w:ascii="Consolas" w:hAnsi="Consolas"/>
+          <w:color w:val="074F6A"/>
+          <w:sz w:val="17"/>
+        </w:rPr>
+        <w:t>int</w:t>
+      </w:r>
+      <w:r>
+        <w:rPr>
+          <w:rFonts w:ascii="Consolas" w:hAnsi="Consolas"/>
+          <w:sz w:val="17"/>
+        </w:rPr>
+        <w:t>,</w:t>
+      </w:r>
+    </w:p>
+    <w:p>
+      <w:pPr>
+        <w:rPr>
+          <w:rFonts w:ascii="Consolas" w:hAnsi="Consolas" w:cs="Consolas"/>
+          <w:sz w:val="17"/>
+          <w:szCs w:val="17"/>
+        </w:rPr>
+      </w:pPr>
+      <w:r>
+        <w:rPr>
+          <w:rFonts w:ascii="Consolas" w:hAnsi="Consolas"/>
+          <w:sz w:val="17"/>
+        </w:rPr>
+        <w:t xml:space="preserve">                 temperature: </w:t>
+      </w:r>
+      <w:r>
+        <w:rPr>
+          <w:rFonts w:ascii="Consolas" w:hAnsi="Consolas"/>
+          <w:color w:val="074F6A"/>
+          <w:sz w:val="17"/>
+        </w:rPr>
+        <w:t>float</w:t>
+      </w:r>
+      <w:r>
+        <w:rPr>
+          <w:rFonts w:ascii="Consolas" w:hAnsi="Consolas"/>
+          <w:sz w:val="17"/>
+        </w:rPr>
+        <w:t xml:space="preserve"> = </w:t>
+      </w:r>
+      <w:r>
+        <w:rPr>
+          <w:rFonts w:ascii="Consolas" w:hAnsi="Consolas"/>
+          <w:color w:val="0F9ED5"/>
+          <w:sz w:val="17"/>
+        </w:rPr>
+        <w:t>1.0</w:t>
+      </w:r>
+      <w:r>
+        <w:rPr>
+          <w:rFonts w:ascii="Consolas" w:hAnsi="Consolas"/>
+          <w:sz w:val="17"/>
+        </w:rPr>
+        <w:t xml:space="preserve">, top_k: </w:t>
+      </w:r>
+      <w:r>
+        <w:rPr>
+          <w:rFonts w:ascii="Consolas" w:hAnsi="Consolas"/>
+          <w:color w:val="0B769F"/>
+          <w:sz w:val="17"/>
+        </w:rPr>
+        <w:t>Optional</w:t>
+      </w:r>
+      <w:r>
+        <w:rPr>
+          <w:rFonts w:ascii="Consolas" w:hAnsi="Consolas"/>
+          <w:sz w:val="17"/>
+        </w:rPr>
+        <w:t>[</w:t>
+      </w:r>
+      <w:r>
+        <w:rPr>
+          <w:rFonts w:ascii="Consolas" w:hAnsi="Consolas"/>
+          <w:color w:val="074F6A"/>
+          <w:sz w:val="17"/>
+        </w:rPr>
+        <w:t>int</w:t>
+      </w:r>
+      <w:r>
+        <w:rPr>
+          <w:rFonts w:ascii="Consolas" w:hAnsi="Consolas"/>
+          <w:sz w:val="17"/>
+        </w:rPr>
+        <w:t xml:space="preserve">] = </w:t>
+      </w:r>
+      <w:r>
+        <w:rPr>
+          <w:rFonts w:ascii="Consolas" w:hAnsi="Consolas"/>
+          <w:color w:val="0F9ED5"/>
+          <w:sz w:val="17"/>
+        </w:rPr>
+        <w:t>None</w:t>
+      </w:r>
+      <w:r>
+        <w:rPr>
+          <w:rFonts w:ascii="Consolas" w:hAnsi="Consolas"/>
+          <w:sz w:val="17"/>
+        </w:rPr>
         <w:t>) -&gt; torch.</w:t>
       </w:r>
       <w:r>
@@ -33581,9 +37209,599 @@
       <w:r>
         <w:rPr>
           <w:rFonts w:ascii="Consolas" w:hAnsi="Consolas"/>
+          <w:color w:val="4EA72E"/>
+          <w:sz w:val="17"/>
+        </w:rPr>
+        <w:t>"""Autoregressive greedy / sampled generation.  x: (1, T0)."""</w:t>
+      </w:r>
+    </w:p>
+    <w:p>
+      <w:pPr>
+        <w:rPr>
+          <w:rFonts w:ascii="Consolas" w:hAnsi="Consolas" w:cs="Consolas"/>
+          <w:sz w:val="17"/>
+          <w:szCs w:val="17"/>
+        </w:rPr>
+      </w:pPr>
+      <w:r>
+        <w:rPr>
+          <w:rFonts w:ascii="Consolas" w:hAnsi="Consolas"/>
+          <w:sz w:val="17"/>
+        </w:rPr>
+        <w:t xml:space="preserve">        </w:t>
+      </w:r>
+      <w:r>
+        <w:rPr>
+          <w:rFonts w:ascii="Consolas" w:hAnsi="Consolas"/>
+          <w:color w:val="7030A0"/>
+          <w:sz w:val="17"/>
+        </w:rPr>
+        <w:t>self</w:t>
+      </w:r>
+      <w:r>
+        <w:rPr>
+          <w:rFonts w:ascii="Consolas" w:hAnsi="Consolas"/>
+          <w:sz w:val="17"/>
+        </w:rPr>
+        <w:t>.</w:t>
+      </w:r>
+      <w:r>
+        <w:rPr>
+          <w:rFonts w:ascii="Consolas" w:hAnsi="Consolas"/>
+          <w:color w:val="80340D"/>
+          <w:sz w:val="17"/>
+        </w:rPr>
+        <w:t>eval</w:t>
+      </w:r>
+      <w:r>
+        <w:rPr>
+          <w:rFonts w:ascii="Consolas" w:hAnsi="Consolas"/>
+          <w:sz w:val="17"/>
+        </w:rPr>
+        <w:t>()</w:t>
+      </w:r>
+    </w:p>
+    <w:p>
+      <w:pPr>
+        <w:rPr>
+          <w:rFonts w:ascii="Consolas" w:hAnsi="Consolas" w:cs="Consolas"/>
+          <w:sz w:val="17"/>
+          <w:szCs w:val="17"/>
+        </w:rPr>
+      </w:pPr>
+      <w:r>
+        <w:rPr>
+          <w:rFonts w:ascii="Consolas" w:hAnsi="Consolas"/>
+          <w:sz w:val="17"/>
+        </w:rPr>
+        <w:t xml:space="preserve">        </w:t>
+      </w:r>
+      <w:r>
+        <w:rPr>
+          <w:rFonts w:ascii="Consolas" w:hAnsi="Consolas"/>
           <w:color w:val="C00000"/>
           <w:sz w:val="17"/>
         </w:rPr>
+        <w:t>for</w:t>
+      </w:r>
+      <w:r>
+        <w:rPr>
+          <w:rFonts w:ascii="Consolas" w:hAnsi="Consolas"/>
+          <w:sz w:val="17"/>
+        </w:rPr>
+        <w:t xml:space="preserve"> _ </w:t>
+      </w:r>
+      <w:r>
+        <w:rPr>
+          <w:rFonts w:ascii="Consolas" w:hAnsi="Consolas"/>
+          <w:color w:val="C00000"/>
+          <w:sz w:val="17"/>
+        </w:rPr>
+        <w:t>in</w:t>
+      </w:r>
+      <w:r>
+        <w:rPr>
+          <w:rFonts w:ascii="Consolas" w:hAnsi="Consolas"/>
+          <w:sz w:val="17"/>
+        </w:rPr>
+        <w:t xml:space="preserve"> </w:t>
+      </w:r>
+      <w:r>
+        <w:rPr>
+          <w:rFonts w:ascii="Consolas" w:hAnsi="Consolas"/>
+          <w:color w:val="BF4E14"/>
+          <w:sz w:val="17"/>
+        </w:rPr>
+        <w:t>range</w:t>
+      </w:r>
+      <w:r>
+        <w:rPr>
+          <w:rFonts w:ascii="Consolas" w:hAnsi="Consolas"/>
+          <w:sz w:val="17"/>
+        </w:rPr>
+        <w:t>(max_new_tokens):</w:t>
+      </w:r>
+    </w:p>
+    <w:p>
+      <w:pPr>
+        <w:rPr>
+          <w:rFonts w:ascii="Consolas" w:hAnsi="Consolas" w:cs="Consolas"/>
+          <w:sz w:val="17"/>
+          <w:szCs w:val="17"/>
+        </w:rPr>
+      </w:pPr>
+      <w:r>
+        <w:rPr>
+          <w:rFonts w:ascii="Consolas" w:hAnsi="Consolas"/>
+          <w:sz w:val="17"/>
+        </w:rPr>
+        <w:t xml:space="preserve">            x_cond = x[:, -</w:t>
+      </w:r>
+      <w:r>
+        <w:rPr>
+          <w:rFonts w:ascii="Consolas" w:hAnsi="Consolas"/>
+          <w:color w:val="7030A0"/>
+          <w:sz w:val="17"/>
+        </w:rPr>
+        <w:t>self</w:t>
+      </w:r>
+      <w:r>
+        <w:rPr>
+          <w:rFonts w:ascii="Consolas" w:hAnsi="Consolas"/>
+          <w:sz w:val="17"/>
+        </w:rPr>
+        <w:t>.cfg.max_len:]</w:t>
+      </w:r>
+    </w:p>
+    <w:p>
+      <w:pPr>
+        <w:rPr>
+          <w:rFonts w:ascii="Consolas" w:hAnsi="Consolas" w:cs="Consolas"/>
+          <w:sz w:val="17"/>
+          <w:szCs w:val="17"/>
+        </w:rPr>
+      </w:pPr>
+      <w:r>
+        <w:rPr>
+          <w:rFonts w:ascii="Consolas" w:hAnsi="Consolas"/>
+          <w:sz w:val="17"/>
+        </w:rPr>
+        <w:t xml:space="preserve">            logits, _ = </w:t>
+      </w:r>
+      <w:r>
+        <w:rPr>
+          <w:rFonts w:ascii="Consolas" w:hAnsi="Consolas"/>
+          <w:color w:val="7030A0"/>
+          <w:sz w:val="17"/>
+        </w:rPr>
+        <w:t>self</w:t>
+      </w:r>
+      <w:r>
+        <w:rPr>
+          <w:rFonts w:ascii="Consolas" w:hAnsi="Consolas"/>
+          <w:sz w:val="17"/>
+        </w:rPr>
+        <w:t>.</w:t>
+      </w:r>
+      <w:r>
+        <w:rPr>
+          <w:rFonts w:ascii="Consolas" w:hAnsi="Consolas"/>
+          <w:color w:val="80340D"/>
+          <w:sz w:val="17"/>
+        </w:rPr>
+        <w:t>forward</w:t>
+      </w:r>
+      <w:r>
+        <w:rPr>
+          <w:rFonts w:ascii="Consolas" w:hAnsi="Consolas"/>
+          <w:sz w:val="17"/>
+        </w:rPr>
+        <w:t>(x_cond)</w:t>
+      </w:r>
+    </w:p>
+    <w:p>
+      <w:pPr>
+        <w:rPr>
+          <w:rFonts w:ascii="Consolas" w:hAnsi="Consolas" w:cs="Consolas"/>
+          <w:sz w:val="17"/>
+          <w:szCs w:val="17"/>
+        </w:rPr>
+      </w:pPr>
+      <w:r>
+        <w:rPr>
+          <w:rFonts w:ascii="Consolas" w:hAnsi="Consolas"/>
+          <w:sz w:val="17"/>
+        </w:rPr>
+        <w:t xml:space="preserve">            logits = logits[:, -</w:t>
+      </w:r>
+      <w:r>
+        <w:rPr>
+          <w:rFonts w:ascii="Consolas" w:hAnsi="Consolas"/>
+          <w:color w:val="0F9ED5"/>
+          <w:sz w:val="17"/>
+        </w:rPr>
+        <w:t>1</w:t>
+      </w:r>
+      <w:r>
+        <w:rPr>
+          <w:rFonts w:ascii="Consolas" w:hAnsi="Consolas"/>
+          <w:sz w:val="17"/>
+        </w:rPr>
+        <w:t xml:space="preserve">, :] / </w:t>
+      </w:r>
+      <w:r>
+        <w:rPr>
+          <w:rFonts w:ascii="Consolas" w:hAnsi="Consolas"/>
+          <w:color w:val="BF4E14"/>
+          <w:sz w:val="17"/>
+        </w:rPr>
+        <w:t>max</w:t>
+      </w:r>
+      <w:r>
+        <w:rPr>
+          <w:rFonts w:ascii="Consolas" w:hAnsi="Consolas"/>
+          <w:sz w:val="17"/>
+        </w:rPr>
+        <w:t xml:space="preserve">(temperature, </w:t>
+      </w:r>
+      <w:r>
+        <w:rPr>
+          <w:rFonts w:ascii="Consolas" w:hAnsi="Consolas"/>
+          <w:color w:val="0F9ED5"/>
+          <w:sz w:val="17"/>
+        </w:rPr>
+        <w:t>1e-6</w:t>
+      </w:r>
+      <w:r>
+        <w:rPr>
+          <w:rFonts w:ascii="Consolas" w:hAnsi="Consolas"/>
+          <w:sz w:val="17"/>
+        </w:rPr>
+        <w:t>)</w:t>
+      </w:r>
+    </w:p>
+    <w:p>
+      <w:pPr>
+        <w:rPr>
+          <w:rFonts w:ascii="Consolas" w:hAnsi="Consolas" w:cs="Consolas"/>
+          <w:sz w:val="17"/>
+          <w:szCs w:val="17"/>
+        </w:rPr>
+      </w:pPr>
+      <w:r>
+        <w:rPr>
+          <w:rFonts w:ascii="Consolas" w:hAnsi="Consolas"/>
+          <w:sz w:val="17"/>
+        </w:rPr>
+        <w:t xml:space="preserve">            </w:t>
+      </w:r>
+      <w:r>
+        <w:rPr>
+          <w:rFonts w:ascii="Consolas" w:hAnsi="Consolas"/>
+          <w:color w:val="C00000"/>
+          <w:sz w:val="17"/>
+        </w:rPr>
+        <w:t>if</w:t>
+      </w:r>
+      <w:r>
+        <w:rPr>
+          <w:rFonts w:ascii="Consolas" w:hAnsi="Consolas"/>
+          <w:sz w:val="17"/>
+        </w:rPr>
+        <w:t xml:space="preserve"> top_k </w:t>
+      </w:r>
+      <w:r>
+        <w:rPr>
+          <w:rFonts w:ascii="Consolas" w:hAnsi="Consolas"/>
+          <w:color w:val="C00000"/>
+          <w:sz w:val="17"/>
+        </w:rPr>
+        <w:t>is</w:t>
+      </w:r>
+      <w:r>
+        <w:rPr>
+          <w:rFonts w:ascii="Consolas" w:hAnsi="Consolas"/>
+          <w:sz w:val="17"/>
+        </w:rPr>
+        <w:t xml:space="preserve"> </w:t>
+      </w:r>
+      <w:r>
+        <w:rPr>
+          <w:rFonts w:ascii="Consolas" w:hAnsi="Consolas"/>
+          <w:color w:val="C00000"/>
+          <w:sz w:val="17"/>
+        </w:rPr>
+        <w:t>not</w:t>
+      </w:r>
+      <w:r>
+        <w:rPr>
+          <w:rFonts w:ascii="Consolas" w:hAnsi="Consolas"/>
+          <w:sz w:val="17"/>
+        </w:rPr>
+        <w:t xml:space="preserve"> </w:t>
+      </w:r>
+      <w:r>
+        <w:rPr>
+          <w:rFonts w:ascii="Consolas" w:hAnsi="Consolas"/>
+          <w:color w:val="0F9ED5"/>
+          <w:sz w:val="17"/>
+        </w:rPr>
+        <w:t>None</w:t>
+      </w:r>
+      <w:r>
+        <w:rPr>
+          <w:rFonts w:ascii="Consolas" w:hAnsi="Consolas"/>
+          <w:sz w:val="17"/>
+        </w:rPr>
+        <w:t>:</w:t>
+      </w:r>
+    </w:p>
+    <w:p>
+      <w:pPr>
+        <w:rPr>
+          <w:rFonts w:ascii="Consolas" w:hAnsi="Consolas" w:cs="Consolas"/>
+          <w:sz w:val="17"/>
+          <w:szCs w:val="17"/>
+        </w:rPr>
+      </w:pPr>
+      <w:r>
+        <w:rPr>
+          <w:rFonts w:ascii="Consolas" w:hAnsi="Consolas"/>
+          <w:sz w:val="17"/>
+        </w:rPr>
+        <w:t xml:space="preserve">                v, _ = torch.</w:t>
+      </w:r>
+      <w:r>
+        <w:rPr>
+          <w:rFonts w:ascii="Consolas" w:hAnsi="Consolas"/>
+          <w:color w:val="80340D"/>
+          <w:sz w:val="17"/>
+        </w:rPr>
+        <w:t>topk</w:t>
+      </w:r>
+      <w:r>
+        <w:rPr>
+          <w:rFonts w:ascii="Consolas" w:hAnsi="Consolas"/>
+          <w:sz w:val="17"/>
+        </w:rPr>
+        <w:t>(logits, top_k)</w:t>
+      </w:r>
+    </w:p>
+    <w:p>
+      <w:pPr>
+        <w:rPr>
+          <w:rFonts w:ascii="Consolas" w:hAnsi="Consolas" w:cs="Consolas"/>
+          <w:sz w:val="17"/>
+          <w:szCs w:val="17"/>
+        </w:rPr>
+      </w:pPr>
+      <w:r>
+        <w:rPr>
+          <w:rFonts w:ascii="Consolas" w:hAnsi="Consolas"/>
+          <w:sz w:val="17"/>
+        </w:rPr>
+        <w:t xml:space="preserve">                logits[logits &lt; v[:, [-</w:t>
+      </w:r>
+      <w:r>
+        <w:rPr>
+          <w:rFonts w:ascii="Consolas" w:hAnsi="Consolas"/>
+          <w:color w:val="0F9ED5"/>
+          <w:sz w:val="17"/>
+        </w:rPr>
+        <w:t>1</w:t>
+      </w:r>
+      <w:r>
+        <w:rPr>
+          <w:rFonts w:ascii="Consolas" w:hAnsi="Consolas"/>
+          <w:sz w:val="17"/>
+        </w:rPr>
+        <w:t>]]] = -</w:t>
+      </w:r>
+      <w:r>
+        <w:rPr>
+          <w:rFonts w:ascii="Consolas" w:hAnsi="Consolas"/>
+          <w:color w:val="074F6A"/>
+          <w:sz w:val="17"/>
+        </w:rPr>
+        <w:t>float</w:t>
+      </w:r>
+      <w:r>
+        <w:rPr>
+          <w:rFonts w:ascii="Consolas" w:hAnsi="Consolas"/>
+          <w:sz w:val="17"/>
+        </w:rPr>
+        <w:t>(</w:t>
+      </w:r>
+      <w:r>
+        <w:rPr>
+          <w:rFonts w:ascii="Consolas" w:hAnsi="Consolas"/>
+          <w:color w:val="4EA72E"/>
+          <w:sz w:val="17"/>
+        </w:rPr>
+        <w:t>"inf"</w:t>
+      </w:r>
+      <w:r>
+        <w:rPr>
+          <w:rFonts w:ascii="Consolas" w:hAnsi="Consolas"/>
+          <w:sz w:val="17"/>
+        </w:rPr>
+        <w:t>)</w:t>
+      </w:r>
+    </w:p>
+    <w:p>
+      <w:pPr>
+        <w:rPr>
+          <w:rFonts w:ascii="Consolas" w:hAnsi="Consolas" w:cs="Consolas"/>
+          <w:sz w:val="17"/>
+          <w:szCs w:val="17"/>
+        </w:rPr>
+      </w:pPr>
+      <w:r>
+        <w:rPr>
+          <w:rFonts w:ascii="Consolas" w:hAnsi="Consolas"/>
+          <w:sz w:val="17"/>
+        </w:rPr>
+        <w:t xml:space="preserve">            probs = </w:t>
+      </w:r>
+      <w:r>
+        <w:rPr>
+          <w:rFonts w:ascii="Consolas" w:hAnsi="Consolas"/>
+          <w:color w:val="0B769F"/>
+          <w:sz w:val="17"/>
+        </w:rPr>
+        <w:t>F</w:t>
+      </w:r>
+      <w:r>
+        <w:rPr>
+          <w:rFonts w:ascii="Consolas" w:hAnsi="Consolas"/>
+          <w:sz w:val="17"/>
+        </w:rPr>
+        <w:t>.</w:t>
+      </w:r>
+      <w:r>
+        <w:rPr>
+          <w:rFonts w:ascii="Consolas" w:hAnsi="Consolas"/>
+          <w:color w:val="80340D"/>
+          <w:sz w:val="17"/>
+        </w:rPr>
+        <w:t>softmax</w:t>
+      </w:r>
+      <w:r>
+        <w:rPr>
+          <w:rFonts w:ascii="Consolas" w:hAnsi="Consolas"/>
+          <w:sz w:val="17"/>
+        </w:rPr>
+        <w:t>(logits, dim=-</w:t>
+      </w:r>
+      <w:r>
+        <w:rPr>
+          <w:rFonts w:ascii="Consolas" w:hAnsi="Consolas"/>
+          <w:color w:val="0F9ED5"/>
+          <w:sz w:val="17"/>
+        </w:rPr>
+        <w:t>1</w:t>
+      </w:r>
+      <w:r>
+        <w:rPr>
+          <w:rFonts w:ascii="Consolas" w:hAnsi="Consolas"/>
+          <w:sz w:val="17"/>
+        </w:rPr>
+        <w:t>)</w:t>
+      </w:r>
+    </w:p>
+    <w:p>
+      <w:pPr>
+        <w:rPr>
+          <w:rFonts w:ascii="Consolas" w:hAnsi="Consolas" w:cs="Consolas"/>
+          <w:sz w:val="17"/>
+          <w:szCs w:val="17"/>
+        </w:rPr>
+      </w:pPr>
+      <w:r>
+        <w:rPr>
+          <w:rFonts w:ascii="Consolas" w:hAnsi="Consolas"/>
+          <w:sz w:val="17"/>
+        </w:rPr>
+        <w:t xml:space="preserve">            nxt = torch.</w:t>
+      </w:r>
+      <w:r>
+        <w:rPr>
+          <w:rFonts w:ascii="Consolas" w:hAnsi="Consolas"/>
+          <w:color w:val="80340D"/>
+          <w:sz w:val="17"/>
+        </w:rPr>
+        <w:t>multinomial</w:t>
+      </w:r>
+      <w:r>
+        <w:rPr>
+          <w:rFonts w:ascii="Consolas" w:hAnsi="Consolas"/>
+          <w:sz w:val="17"/>
+        </w:rPr>
+        <w:t>(probs, num_samples=</w:t>
+      </w:r>
+      <w:r>
+        <w:rPr>
+          <w:rFonts w:ascii="Consolas" w:hAnsi="Consolas"/>
+          <w:color w:val="0F9ED5"/>
+          <w:sz w:val="17"/>
+        </w:rPr>
+        <w:t>1</w:t>
+      </w:r>
+      <w:r>
+        <w:rPr>
+          <w:rFonts w:ascii="Consolas" w:hAnsi="Consolas"/>
+          <w:sz w:val="17"/>
+        </w:rPr>
+        <w:t>)</w:t>
+      </w:r>
+    </w:p>
+    <w:p>
+      <w:pPr>
+        <w:rPr>
+          <w:rFonts w:ascii="Consolas" w:hAnsi="Consolas" w:cs="Consolas"/>
+          <w:sz w:val="17"/>
+          <w:szCs w:val="17"/>
+        </w:rPr>
+      </w:pPr>
+      <w:r>
+        <w:rPr>
+          <w:rFonts w:ascii="Consolas" w:hAnsi="Consolas"/>
+          <w:sz w:val="17"/>
+        </w:rPr>
+        <w:t xml:space="preserve">            x = torch.</w:t>
+      </w:r>
+      <w:r>
+        <w:rPr>
+          <w:rFonts w:ascii="Consolas" w:hAnsi="Consolas"/>
+          <w:color w:val="80340D"/>
+          <w:sz w:val="17"/>
+        </w:rPr>
+        <w:t>cat</w:t>
+      </w:r>
+      <w:r>
+        <w:rPr>
+          <w:rFonts w:ascii="Consolas" w:hAnsi="Consolas"/>
+          <w:sz w:val="17"/>
+        </w:rPr>
+        <w:t>([x, nxt], dim=</w:t>
+      </w:r>
+      <w:r>
+        <w:rPr>
+          <w:rFonts w:ascii="Consolas" w:hAnsi="Consolas"/>
+          <w:color w:val="0F9ED5"/>
+          <w:sz w:val="17"/>
+        </w:rPr>
+        <w:t>1</w:t>
+      </w:r>
+      <w:r>
+        <w:rPr>
+          <w:rFonts w:ascii="Consolas" w:hAnsi="Consolas"/>
+          <w:sz w:val="17"/>
+        </w:rPr>
+        <w:t>)</w:t>
+      </w:r>
+    </w:p>
+    <w:p>
+      <w:pPr>
+        <w:rPr>
+          <w:rFonts w:ascii="Consolas" w:hAnsi="Consolas" w:cs="Consolas"/>
+          <w:sz w:val="17"/>
+          <w:szCs w:val="17"/>
+        </w:rPr>
+      </w:pPr>
+      <w:r>
+        <w:rPr>
+          <w:rFonts w:ascii="Consolas" w:hAnsi="Consolas"/>
+          <w:sz w:val="17"/>
+        </w:rPr>
+        <w:t xml:space="preserve">        </w:t>
+      </w:r>
+      <w:r>
+        <w:rPr>
+          <w:rFonts w:ascii="Consolas" w:hAnsi="Consolas"/>
+          <w:color w:val="C00000"/>
+          <w:sz w:val="17"/>
+        </w:rPr>
         <w:t>return</w:t>
       </w:r>
       <w:r>
@@ -33591,15 +37809,215 @@
           <w:rFonts w:ascii="Consolas" w:hAnsi="Consolas"/>
           <w:sz w:val="17"/>
         </w:rPr>
+        <w:t xml:space="preserve"> x</w:t>
+      </w:r>
+    </w:p>
+    <w:p>
+      <w:pPr>
+        <w:rPr>
+          <w:rFonts w:ascii="Consolas" w:hAnsi="Consolas" w:cs="Consolas"/>
+          <w:sz w:val="17"/>
+          <w:szCs w:val="17"/>
+        </w:rPr>
+      </w:pPr>
+    </w:p>
+    <w:p>
+      <w:pPr>
+        <w:rPr>
+          <w:rFonts w:ascii="Consolas" w:hAnsi="Consolas" w:cs="Consolas"/>
+          <w:sz w:val="17"/>
+          <w:szCs w:val="17"/>
+        </w:rPr>
+      </w:pPr>
+      <w:r>
+        <w:rPr>
+          <w:rFonts w:ascii="Consolas" w:hAnsi="Consolas"/>
+          <w:sz w:val="17"/>
+        </w:rPr>
+        <w:t xml:space="preserve">    </w:t>
+      </w:r>
+      <w:r>
+        <w:rPr>
+          <w:rFonts w:ascii="Consolas" w:hAnsi="Consolas"/>
+          <w:color w:val="3A7C22"/>
+          <w:sz w:val="17"/>
+        </w:rPr>
+        <w:t># ------------------------------------------------------------------</w:t>
+      </w:r>
+    </w:p>
+    <w:p>
+      <w:pPr>
+        <w:rPr>
+          <w:rFonts w:ascii="Consolas" w:hAnsi="Consolas" w:cs="Consolas"/>
+          <w:sz w:val="17"/>
+          <w:szCs w:val="17"/>
+        </w:rPr>
+      </w:pPr>
+      <w:r>
+        <w:rPr>
+          <w:rFonts w:ascii="Consolas" w:hAnsi="Consolas"/>
+          <w:sz w:val="17"/>
+        </w:rPr>
+        <w:t xml:space="preserve">    </w:t>
+      </w:r>
+      <w:r>
+        <w:rPr>
+          <w:rFonts w:ascii="Consolas" w:hAnsi="Consolas"/>
+          <w:color w:val="C00000"/>
+          <w:sz w:val="17"/>
+        </w:rPr>
+        <w:t>def</w:t>
+      </w:r>
+      <w:r>
+        <w:rPr>
+          <w:rFonts w:ascii="Consolas" w:hAnsi="Consolas"/>
+          <w:sz w:val="17"/>
+        </w:rPr>
         <w:t xml:space="preserve"> </w:t>
       </w:r>
       <w:r>
         <w:rPr>
           <w:rFonts w:ascii="Consolas" w:hAnsi="Consolas"/>
-          <w:color w:val="0B769F"/>
-          <w:sz w:val="17"/>
-        </w:rPr>
-        <w:t>F</w:t>
+          <w:color w:val="80340D"/>
+          <w:sz w:val="17"/>
+        </w:rPr>
+        <w:t>num_params</w:t>
+      </w:r>
+      <w:r>
+        <w:rPr>
+          <w:rFonts w:ascii="Consolas" w:hAnsi="Consolas"/>
+          <w:sz w:val="17"/>
+        </w:rPr>
+        <w:t>(</w:t>
+      </w:r>
+      <w:r>
+        <w:rPr>
+          <w:rFonts w:ascii="Consolas" w:hAnsi="Consolas"/>
+          <w:color w:val="7030A0"/>
+          <w:sz w:val="17"/>
+        </w:rPr>
+        <w:t>self</w:t>
+      </w:r>
+      <w:r>
+        <w:rPr>
+          <w:rFonts w:ascii="Consolas" w:hAnsi="Consolas"/>
+          <w:sz w:val="17"/>
+        </w:rPr>
+        <w:t xml:space="preserve">) -&gt; </w:t>
+      </w:r>
+      <w:r>
+        <w:rPr>
+          <w:rFonts w:ascii="Consolas" w:hAnsi="Consolas"/>
+          <w:color w:val="074F6A"/>
+          <w:sz w:val="17"/>
+        </w:rPr>
+        <w:t>int</w:t>
+      </w:r>
+      <w:r>
+        <w:rPr>
+          <w:rFonts w:ascii="Consolas" w:hAnsi="Consolas"/>
+          <w:sz w:val="17"/>
+        </w:rPr>
+        <w:t>:</w:t>
+      </w:r>
+    </w:p>
+    <w:p>
+      <w:pPr>
+        <w:rPr>
+          <w:rFonts w:ascii="Consolas" w:hAnsi="Consolas" w:cs="Consolas"/>
+          <w:sz w:val="17"/>
+          <w:szCs w:val="17"/>
+        </w:rPr>
+      </w:pPr>
+      <w:r>
+        <w:rPr>
+          <w:rFonts w:ascii="Consolas" w:hAnsi="Consolas"/>
+          <w:sz w:val="17"/>
+        </w:rPr>
+        <w:t xml:space="preserve">        </w:t>
+      </w:r>
+      <w:r>
+        <w:rPr>
+          <w:rFonts w:ascii="Consolas" w:hAnsi="Consolas"/>
+          <w:color w:val="C00000"/>
+          <w:sz w:val="17"/>
+        </w:rPr>
+        <w:t>return</w:t>
+      </w:r>
+      <w:r>
+        <w:rPr>
+          <w:rFonts w:ascii="Consolas" w:hAnsi="Consolas"/>
+          <w:sz w:val="17"/>
+        </w:rPr>
+        <w:t xml:space="preserve"> </w:t>
+      </w:r>
+      <w:r>
+        <w:rPr>
+          <w:rFonts w:ascii="Consolas" w:hAnsi="Consolas"/>
+          <w:color w:val="BF4E14"/>
+          <w:sz w:val="17"/>
+        </w:rPr>
+        <w:t>sum</w:t>
+      </w:r>
+      <w:r>
+        <w:rPr>
+          <w:rFonts w:ascii="Consolas" w:hAnsi="Consolas"/>
+          <w:sz w:val="17"/>
+        </w:rPr>
+        <w:t>(p.</w:t>
+      </w:r>
+      <w:r>
+        <w:rPr>
+          <w:rFonts w:ascii="Consolas" w:hAnsi="Consolas"/>
+          <w:color w:val="80340D"/>
+          <w:sz w:val="17"/>
+        </w:rPr>
+        <w:t>numel</w:t>
+      </w:r>
+      <w:r>
+        <w:rPr>
+          <w:rFonts w:ascii="Consolas" w:hAnsi="Consolas"/>
+          <w:sz w:val="17"/>
+        </w:rPr>
+        <w:t xml:space="preserve">() </w:t>
+      </w:r>
+      <w:r>
+        <w:rPr>
+          <w:rFonts w:ascii="Consolas" w:hAnsi="Consolas"/>
+          <w:color w:val="C00000"/>
+          <w:sz w:val="17"/>
+        </w:rPr>
+        <w:t>for</w:t>
+      </w:r>
+      <w:r>
+        <w:rPr>
+          <w:rFonts w:ascii="Consolas" w:hAnsi="Consolas"/>
+          <w:sz w:val="17"/>
+        </w:rPr>
+        <w:t xml:space="preserve"> p </w:t>
+      </w:r>
+      <w:r>
+        <w:rPr>
+          <w:rFonts w:ascii="Consolas" w:hAnsi="Consolas"/>
+          <w:color w:val="C00000"/>
+          <w:sz w:val="17"/>
+        </w:rPr>
+        <w:t>in</w:t>
+      </w:r>
+      <w:r>
+        <w:rPr>
+          <w:rFonts w:ascii="Consolas" w:hAnsi="Consolas"/>
+          <w:sz w:val="17"/>
+        </w:rPr>
+        <w:t xml:space="preserve"> </w:t>
+      </w:r>
+      <w:r>
+        <w:rPr>
+          <w:rFonts w:ascii="Consolas" w:hAnsi="Consolas"/>
+          <w:color w:val="7030A0"/>
+          <w:sz w:val="17"/>
+        </w:rPr>
+        <w:t>self</w:t>
       </w:r>
       <w:r>
         <w:rPr>
@@ -33614,78 +38032,14 @@
           <w:color w:val="80340D"/>
           <w:sz w:val="17"/>
         </w:rPr>
-        <w:t>softplus</w:t>
-      </w:r>
-      <w:r>
-        <w:rPr>
-          <w:rFonts w:ascii="Consolas" w:hAnsi="Consolas"/>
-          <w:sz w:val="17"/>
-        </w:rPr>
-        <w:t>(</w:t>
-      </w:r>
-      <w:r>
-        <w:rPr>
-          <w:rFonts w:ascii="Consolas" w:hAnsi="Consolas"/>
-          <w:color w:val="7030A0"/>
-          <w:sz w:val="17"/>
-        </w:rPr>
-        <w:t>self</w:t>
-      </w:r>
-      <w:r>
-        <w:rPr>
-          <w:rFonts w:ascii="Consolas" w:hAnsi="Consolas"/>
-          <w:sz w:val="17"/>
-        </w:rPr>
-        <w:t>.raw_gamma)</w:t>
-      </w:r>
-    </w:p>
-    <w:p>
-      <w:pPr>
-        <w:rPr>
-          <w:rFonts w:ascii="Consolas" w:hAnsi="Consolas" w:cs="Consolas"/>
-          <w:sz w:val="17"/>
-          <w:szCs w:val="17"/>
-        </w:rPr>
-      </w:pPr>
-    </w:p>
-    <w:p>
-      <w:pPr>
-        <w:rPr>
-          <w:rFonts w:ascii="Consolas" w:hAnsi="Consolas" w:cs="Consolas"/>
-          <w:sz w:val="17"/>
-          <w:szCs w:val="17"/>
-        </w:rPr>
-      </w:pPr>
-      <w:r>
-        <w:rPr>
-          <w:rFonts w:ascii="Consolas" w:hAnsi="Consolas"/>
-          <w:sz w:val="17"/>
-        </w:rPr>
-        <w:t xml:space="preserve">    </w:t>
-      </w:r>
-      <w:r>
-        <w:rPr>
-          <w:rFonts w:ascii="Consolas" w:hAnsi="Consolas"/>
-          <w:color w:val="3A7C22"/>
-          <w:sz w:val="17"/>
-        </w:rPr>
-        <w:t># ------------------------------------------------------------------</w:t>
-      </w:r>
-    </w:p>
-    <w:p>
-      <w:pPr>
-        <w:rPr>
-          <w:rFonts w:ascii="Consolas" w:hAnsi="Consolas" w:cs="Consolas"/>
-          <w:sz w:val="17"/>
-          <w:szCs w:val="17"/>
-        </w:rPr>
-      </w:pPr>
-      <w:r>
-        <w:rPr>
-          <w:rFonts w:ascii="Consolas" w:hAnsi="Consolas"/>
-          <w:sz w:val="17"/>
-        </w:rPr>
-        <w:t xml:space="preserve">    </w:t>
+        <w:t>parameters</w:t>
+      </w:r>
+      <w:r>
+        <w:rPr>
+          <w:rFonts w:ascii="Consolas" w:hAnsi="Consolas"/>
+          <w:sz w:val="17"/>
+        </w:rPr>
+        <w:t xml:space="preserve">() </w:t>
       </w:r>
       <w:r>
         <w:rPr>
@@ -33693,4104 +38047,56 @@
           <w:color w:val="C00000"/>
           <w:sz w:val="17"/>
         </w:rPr>
-        <w:t>def</w:t>
-      </w:r>
-      <w:r>
-        <w:rPr>
-          <w:rFonts w:ascii="Consolas" w:hAnsi="Consolas"/>
-          <w:sz w:val="17"/>
-        </w:rPr>
-        <w:t xml:space="preserve"> </w:t>
-      </w:r>
-      <w:r>
-        <w:rPr>
-          <w:rFonts w:ascii="Consolas" w:hAnsi="Consolas"/>
-          <w:color w:val="80340D"/>
+        <w:t>if</w:t>
+      </w:r>
+      <w:r>
+        <w:rPr>
+          <w:rFonts w:ascii="Consolas" w:hAnsi="Consolas"/>
+          <w:sz w:val="17"/>
+        </w:rPr>
+        <w:t xml:space="preserve"> p.requires_grad)</w:t>
+      </w:r>
+    </w:p>
+    <w:p>
+      <w:pPr>
+        <w:rPr>
+          <w:rFonts w:ascii="Consolas" w:hAnsi="Consolas" w:cs="Consolas"/>
+          <w:sz w:val="17"/>
+          <w:szCs w:val="17"/>
+        </w:rPr>
+      </w:pPr>
+    </w:p>
+    <w:p/>
+    <w:p>
+      <w:pPr>
+        <w:rPr>
+          <w:color w:val="EE0000"/>
+        </w:rPr>
+      </w:pPr>
+    </w:p>
+    <w:p>
+      <w:pPr>
+        <w:pStyle w:val="Heading3"/>
+      </w:pPr>
+      <w:bookmarkStart w:id="23" w:name="_Toc231120066"/>
+      <w:r>
+        <w:lastRenderedPageBreak/>
+        <w:t>Putting it together: the reference forward pass</w:t>
+      </w:r>
+      <w:bookmarkEnd w:id="23"/>
+    </w:p>
+    <w:p>
+      <w:r>
+        <w:t xml:space="preserve">The three pieces above compose into a single forward pass. </w:t>
+      </w:r>
+      <w:r>
+        <w:rPr>
+          <w:rFonts w:ascii="Consolas" w:hAnsi="Consolas"/>
           <w:sz w:val="17"/>
         </w:rPr>
         <w:t>_embed_and_pool</w:t>
       </w:r>
       <w:r>
-        <w:rPr>
-          <w:rFonts w:ascii="Consolas" w:hAnsi="Consolas"/>
-          <w:sz w:val="17"/>
-        </w:rPr>
-        <w:t>(</w:t>
-      </w:r>
-      <w:r>
-        <w:rPr>
-          <w:rFonts w:ascii="Consolas" w:hAnsi="Consolas"/>
-          <w:color w:val="7030A0"/>
-          <w:sz w:val="17"/>
-        </w:rPr>
-        <w:t>self</w:t>
-      </w:r>
-      <w:r>
-        <w:rPr>
-          <w:rFonts w:ascii="Consolas" w:hAnsi="Consolas"/>
-          <w:sz w:val="17"/>
-        </w:rPr>
-        <w:t>, x: torch.</w:t>
-      </w:r>
-      <w:r>
-        <w:rPr>
-          <w:rFonts w:ascii="Consolas" w:hAnsi="Consolas"/>
-          <w:color w:val="0B769F"/>
-          <w:sz w:val="17"/>
-        </w:rPr>
-        <w:t>Tensor</w:t>
-      </w:r>
-      <w:r>
-        <w:rPr>
-          <w:rFonts w:ascii="Consolas" w:hAnsi="Consolas"/>
-          <w:sz w:val="17"/>
-        </w:rPr>
-        <w:t xml:space="preserve">) -&gt; </w:t>
-      </w:r>
-      <w:r>
-        <w:rPr>
-          <w:rFonts w:ascii="Consolas" w:hAnsi="Consolas"/>
-          <w:color w:val="0B769F"/>
-          <w:sz w:val="17"/>
-        </w:rPr>
-        <w:t>Tuple</w:t>
-      </w:r>
-      <w:r>
-        <w:rPr>
-          <w:rFonts w:ascii="Consolas" w:hAnsi="Consolas"/>
-          <w:sz w:val="17"/>
-        </w:rPr>
-        <w:t>[torch.</w:t>
-      </w:r>
-      <w:r>
-        <w:rPr>
-          <w:rFonts w:ascii="Consolas" w:hAnsi="Consolas"/>
-          <w:color w:val="0B769F"/>
-          <w:sz w:val="17"/>
-        </w:rPr>
-        <w:t>Tensor</w:t>
-      </w:r>
-      <w:r>
-        <w:rPr>
-          <w:rFonts w:ascii="Consolas" w:hAnsi="Consolas"/>
-          <w:sz w:val="17"/>
-        </w:rPr>
-        <w:t>, torch.</w:t>
-      </w:r>
-      <w:r>
-        <w:rPr>
-          <w:rFonts w:ascii="Consolas" w:hAnsi="Consolas"/>
-          <w:color w:val="0B769F"/>
-          <w:sz w:val="17"/>
-        </w:rPr>
-        <w:t>Tensor</w:t>
-      </w:r>
-      <w:r>
-        <w:rPr>
-          <w:rFonts w:ascii="Consolas" w:hAnsi="Consolas"/>
-          <w:sz w:val="17"/>
-        </w:rPr>
-        <w:t>]:</w:t>
-      </w:r>
-    </w:p>
-    <w:p>
-      <w:pPr>
-        <w:rPr>
-          <w:rFonts w:ascii="Consolas" w:hAnsi="Consolas" w:cs="Consolas"/>
-          <w:sz w:val="17"/>
-          <w:szCs w:val="17"/>
-        </w:rPr>
-      </w:pPr>
-      <w:r>
-        <w:rPr>
-          <w:rFonts w:ascii="Consolas" w:hAnsi="Consolas"/>
-          <w:sz w:val="17"/>
-        </w:rPr>
-        <w:t xml:space="preserve">        </w:t>
-      </w:r>
-      <w:r>
-        <w:rPr>
-          <w:rFonts w:ascii="Consolas" w:hAnsi="Consolas"/>
-          <w:color w:val="4EA72E"/>
-          <w:sz w:val="17"/>
-        </w:rPr>
-        <w:t>"""x: (B, T) token ids -&gt; (emb, xi)"""</w:t>
-      </w:r>
-    </w:p>
-    <w:p>
-      <w:pPr>
-        <w:rPr>
-          <w:rFonts w:ascii="Consolas" w:hAnsi="Consolas" w:cs="Consolas"/>
-          <w:sz w:val="17"/>
-          <w:szCs w:val="17"/>
-        </w:rPr>
-      </w:pPr>
-      <w:r>
-        <w:rPr>
-          <w:rFonts w:ascii="Consolas" w:hAnsi="Consolas"/>
-          <w:sz w:val="17"/>
-        </w:rPr>
-        <w:t xml:space="preserve">        </w:t>
-      </w:r>
-      <w:r>
-        <w:rPr>
-          <w:rFonts w:ascii="Consolas" w:hAnsi="Consolas"/>
-          <w:color w:val="0B769F"/>
-          <w:sz w:val="17"/>
-        </w:rPr>
-        <w:t>B</w:t>
-      </w:r>
-      <w:r>
-        <w:rPr>
-          <w:rFonts w:ascii="Consolas" w:hAnsi="Consolas"/>
-          <w:sz w:val="17"/>
-        </w:rPr>
-        <w:t xml:space="preserve">, </w:t>
-      </w:r>
-      <w:r>
-        <w:rPr>
-          <w:rFonts w:ascii="Consolas" w:hAnsi="Consolas"/>
-          <w:color w:val="0B769F"/>
-          <w:sz w:val="17"/>
-        </w:rPr>
-        <w:t>T</w:t>
-      </w:r>
-      <w:r>
-        <w:rPr>
-          <w:rFonts w:ascii="Consolas" w:hAnsi="Consolas"/>
-          <w:sz w:val="17"/>
-        </w:rPr>
-        <w:t xml:space="preserve"> = x.shape</w:t>
-      </w:r>
-    </w:p>
-    <w:p>
-      <w:pPr>
-        <w:rPr>
-          <w:rFonts w:ascii="Consolas" w:hAnsi="Consolas" w:cs="Consolas"/>
-          <w:sz w:val="17"/>
-          <w:szCs w:val="17"/>
-        </w:rPr>
-      </w:pPr>
-      <w:r>
-        <w:rPr>
-          <w:rFonts w:ascii="Consolas" w:hAnsi="Consolas"/>
-          <w:sz w:val="17"/>
-        </w:rPr>
-        <w:t xml:space="preserve">        pos = </w:t>
-      </w:r>
-      <w:r>
-        <w:rPr>
-          <w:rFonts w:ascii="Consolas" w:hAnsi="Consolas"/>
-          <w:color w:val="7030A0"/>
-          <w:sz w:val="17"/>
-        </w:rPr>
-        <w:t>self</w:t>
-      </w:r>
-      <w:r>
-        <w:rPr>
-          <w:rFonts w:ascii="Consolas" w:hAnsi="Consolas"/>
-          <w:sz w:val="17"/>
-        </w:rPr>
-        <w:t>.</w:t>
-      </w:r>
-      <w:r>
-        <w:rPr>
-          <w:rFonts w:ascii="Consolas" w:hAnsi="Consolas"/>
-          <w:color w:val="0B769F"/>
-          <w:sz w:val="17"/>
-        </w:rPr>
-        <w:t>P</w:t>
-      </w:r>
-      <w:r>
-        <w:rPr>
-          <w:rFonts w:ascii="Consolas" w:hAnsi="Consolas"/>
-          <w:sz w:val="17"/>
-        </w:rPr>
-        <w:t>[:</w:t>
-      </w:r>
-      <w:r>
-        <w:rPr>
-          <w:rFonts w:ascii="Consolas" w:hAnsi="Consolas"/>
-          <w:color w:val="0B769F"/>
-          <w:sz w:val="17"/>
-        </w:rPr>
-        <w:t>T</w:t>
-      </w:r>
-      <w:r>
-        <w:rPr>
-          <w:rFonts w:ascii="Consolas" w:hAnsi="Consolas"/>
-          <w:sz w:val="17"/>
-        </w:rPr>
-        <w:t>].</w:t>
-      </w:r>
-      <w:r>
-        <w:rPr>
-          <w:rFonts w:ascii="Consolas" w:hAnsi="Consolas"/>
-          <w:color w:val="80340D"/>
-          <w:sz w:val="17"/>
-        </w:rPr>
-        <w:t>unsqueeze</w:t>
-      </w:r>
-      <w:r>
-        <w:rPr>
-          <w:rFonts w:ascii="Consolas" w:hAnsi="Consolas"/>
-          <w:sz w:val="17"/>
-        </w:rPr>
-        <w:t>(</w:t>
-      </w:r>
-      <w:r>
-        <w:rPr>
-          <w:rFonts w:ascii="Consolas" w:hAnsi="Consolas"/>
-          <w:color w:val="0F9ED5"/>
-          <w:sz w:val="17"/>
-        </w:rPr>
-        <w:t>0</w:t>
-      </w:r>
-      <w:r>
-        <w:rPr>
-          <w:rFonts w:ascii="Consolas" w:hAnsi="Consolas"/>
-          <w:sz w:val="17"/>
-        </w:rPr>
-        <w:t xml:space="preserve">)        </w:t>
-      </w:r>
-      <w:r>
-        <w:rPr>
-          <w:rFonts w:ascii="Consolas" w:hAnsi="Consolas"/>
-          <w:color w:val="3A7C22"/>
-          <w:sz w:val="17"/>
-        </w:rPr>
-        <w:t># (1, T, d)</w:t>
-      </w:r>
-    </w:p>
-    <w:p>
-      <w:pPr>
-        <w:rPr>
-          <w:rFonts w:ascii="Consolas" w:hAnsi="Consolas" w:cs="Consolas"/>
-          <w:sz w:val="17"/>
-          <w:szCs w:val="17"/>
-        </w:rPr>
-      </w:pPr>
-      <w:r>
-        <w:rPr>
-          <w:rFonts w:ascii="Consolas" w:hAnsi="Consolas"/>
-          <w:sz w:val="17"/>
-        </w:rPr>
-        <w:t xml:space="preserve">        emb = </w:t>
-      </w:r>
-      <w:r>
-        <w:rPr>
-          <w:rFonts w:ascii="Consolas" w:hAnsi="Consolas"/>
-          <w:color w:val="7030A0"/>
-          <w:sz w:val="17"/>
-        </w:rPr>
-        <w:t>self</w:t>
-      </w:r>
-      <w:r>
-        <w:rPr>
-          <w:rFonts w:ascii="Consolas" w:hAnsi="Consolas"/>
-          <w:sz w:val="17"/>
-        </w:rPr>
-        <w:t>.</w:t>
-      </w:r>
-      <w:r>
-        <w:rPr>
-          <w:rFonts w:ascii="Consolas" w:hAnsi="Consolas"/>
-          <w:color w:val="0B769F"/>
-          <w:sz w:val="17"/>
-        </w:rPr>
-        <w:t>E</w:t>
-      </w:r>
-      <w:r>
-        <w:rPr>
-          <w:rFonts w:ascii="Consolas" w:hAnsi="Consolas"/>
-          <w:sz w:val="17"/>
-        </w:rPr>
-        <w:t xml:space="preserve">(x) + pos                </w:t>
-      </w:r>
-      <w:r>
-        <w:rPr>
-          <w:rFonts w:ascii="Consolas" w:hAnsi="Consolas"/>
-          <w:color w:val="3A7C22"/>
-          <w:sz w:val="17"/>
-        </w:rPr>
-        <w:t># (B, T, d)</w:t>
-      </w:r>
-    </w:p>
-    <w:p>
-      <w:pPr>
-        <w:rPr>
-          <w:rFonts w:ascii="Consolas" w:hAnsi="Consolas" w:cs="Consolas"/>
-          <w:sz w:val="17"/>
-          <w:szCs w:val="17"/>
-        </w:rPr>
-      </w:pPr>
-      <w:r>
-        <w:rPr>
-          <w:rFonts w:ascii="Consolas" w:hAnsi="Consolas"/>
-          <w:sz w:val="17"/>
-        </w:rPr>
-        <w:t xml:space="preserve">        cumsum = emb.</w:t>
-      </w:r>
-      <w:r>
-        <w:rPr>
-          <w:rFonts w:ascii="Consolas" w:hAnsi="Consolas"/>
-          <w:color w:val="80340D"/>
-          <w:sz w:val="17"/>
-        </w:rPr>
-        <w:t>cumsum</w:t>
-      </w:r>
-      <w:r>
-        <w:rPr>
-          <w:rFonts w:ascii="Consolas" w:hAnsi="Consolas"/>
-          <w:sz w:val="17"/>
-        </w:rPr>
-        <w:t>(dim=</w:t>
-      </w:r>
-      <w:r>
-        <w:rPr>
-          <w:rFonts w:ascii="Consolas" w:hAnsi="Consolas"/>
-          <w:color w:val="0F9ED5"/>
-          <w:sz w:val="17"/>
-        </w:rPr>
-        <w:t>1</w:t>
-      </w:r>
-      <w:r>
-        <w:rPr>
-          <w:rFonts w:ascii="Consolas" w:hAnsi="Consolas"/>
-          <w:sz w:val="17"/>
-        </w:rPr>
-        <w:t xml:space="preserve">)           </w:t>
-      </w:r>
-      <w:r>
-        <w:rPr>
-          <w:rFonts w:ascii="Consolas" w:hAnsi="Consolas"/>
-          <w:color w:val="3A7C22"/>
-          <w:sz w:val="17"/>
-        </w:rPr>
-        <w:t># (B, T, d)</w:t>
-      </w:r>
-    </w:p>
-    <w:p>
-      <w:pPr>
-        <w:rPr>
-          <w:rFonts w:ascii="Consolas" w:hAnsi="Consolas" w:cs="Consolas"/>
-          <w:sz w:val="17"/>
-          <w:szCs w:val="17"/>
-        </w:rPr>
-      </w:pPr>
-      <w:r>
-        <w:rPr>
-          <w:rFonts w:ascii="Consolas" w:hAnsi="Consolas"/>
-          <w:sz w:val="17"/>
-        </w:rPr>
-        <w:t xml:space="preserve">        denom = torch.</w:t>
-      </w:r>
-      <w:r>
-        <w:rPr>
-          <w:rFonts w:ascii="Consolas" w:hAnsi="Consolas"/>
-          <w:color w:val="80340D"/>
-          <w:sz w:val="17"/>
-        </w:rPr>
-        <w:t>arange</w:t>
-      </w:r>
-      <w:r>
-        <w:rPr>
-          <w:rFonts w:ascii="Consolas" w:hAnsi="Consolas"/>
-          <w:sz w:val="17"/>
-        </w:rPr>
-        <w:t>(</w:t>
-      </w:r>
-      <w:r>
-        <w:rPr>
-          <w:rFonts w:ascii="Consolas" w:hAnsi="Consolas"/>
-          <w:color w:val="0F9ED5"/>
-          <w:sz w:val="17"/>
-        </w:rPr>
-        <w:t>1</w:t>
-      </w:r>
-      <w:r>
-        <w:rPr>
-          <w:rFonts w:ascii="Consolas" w:hAnsi="Consolas"/>
-          <w:sz w:val="17"/>
-        </w:rPr>
-        <w:t xml:space="preserve">, </w:t>
-      </w:r>
-      <w:r>
-        <w:rPr>
-          <w:rFonts w:ascii="Consolas" w:hAnsi="Consolas"/>
-          <w:color w:val="0B769F"/>
-          <w:sz w:val="17"/>
-        </w:rPr>
-        <w:t>T</w:t>
-      </w:r>
-      <w:r>
-        <w:rPr>
-          <w:rFonts w:ascii="Consolas" w:hAnsi="Consolas"/>
-          <w:sz w:val="17"/>
-        </w:rPr>
-        <w:t xml:space="preserve"> + </w:t>
-      </w:r>
-      <w:r>
-        <w:rPr>
-          <w:rFonts w:ascii="Consolas" w:hAnsi="Consolas"/>
-          <w:color w:val="0F9ED5"/>
-          <w:sz w:val="17"/>
-        </w:rPr>
-        <w:t>1</w:t>
-      </w:r>
-      <w:r>
-        <w:rPr>
-          <w:rFonts w:ascii="Consolas" w:hAnsi="Consolas"/>
-          <w:sz w:val="17"/>
-        </w:rPr>
-        <w:t>, device=x.device,</w:t>
-      </w:r>
-    </w:p>
-    <w:p>
-      <w:pPr>
-        <w:rPr>
-          <w:rFonts w:ascii="Consolas" w:hAnsi="Consolas" w:cs="Consolas"/>
-          <w:sz w:val="17"/>
-          <w:szCs w:val="17"/>
-        </w:rPr>
-      </w:pPr>
-      <w:r>
-        <w:rPr>
-          <w:rFonts w:ascii="Consolas" w:hAnsi="Consolas"/>
-          <w:sz w:val="17"/>
-        </w:rPr>
-        <w:t xml:space="preserve">                             dtype=emb.dtype).</w:t>
-      </w:r>
-      <w:r>
-        <w:rPr>
-          <w:rFonts w:ascii="Consolas" w:hAnsi="Consolas"/>
-          <w:color w:val="80340D"/>
-          <w:sz w:val="17"/>
-        </w:rPr>
-        <w:t>view</w:t>
-      </w:r>
-      <w:r>
-        <w:rPr>
-          <w:rFonts w:ascii="Consolas" w:hAnsi="Consolas"/>
-          <w:sz w:val="17"/>
-        </w:rPr>
-        <w:t>(</w:t>
-      </w:r>
-      <w:r>
-        <w:rPr>
-          <w:rFonts w:ascii="Consolas" w:hAnsi="Consolas"/>
-          <w:color w:val="0F9ED5"/>
-          <w:sz w:val="17"/>
-        </w:rPr>
-        <w:t>1</w:t>
-      </w:r>
-      <w:r>
-        <w:rPr>
-          <w:rFonts w:ascii="Consolas" w:hAnsi="Consolas"/>
-          <w:sz w:val="17"/>
-        </w:rPr>
-        <w:t xml:space="preserve">, </w:t>
-      </w:r>
-      <w:r>
-        <w:rPr>
-          <w:rFonts w:ascii="Consolas" w:hAnsi="Consolas"/>
-          <w:color w:val="0B769F"/>
-          <w:sz w:val="17"/>
-        </w:rPr>
-        <w:t>T</w:t>
-      </w:r>
-      <w:r>
-        <w:rPr>
-          <w:rFonts w:ascii="Consolas" w:hAnsi="Consolas"/>
-          <w:sz w:val="17"/>
-        </w:rPr>
-        <w:t xml:space="preserve">, </w:t>
-      </w:r>
-      <w:r>
-        <w:rPr>
-          <w:rFonts w:ascii="Consolas" w:hAnsi="Consolas"/>
-          <w:color w:val="0F9ED5"/>
-          <w:sz w:val="17"/>
-        </w:rPr>
-        <w:t>1</w:t>
-      </w:r>
-      <w:r>
-        <w:rPr>
-          <w:rFonts w:ascii="Consolas" w:hAnsi="Consolas"/>
-          <w:sz w:val="17"/>
-        </w:rPr>
-        <w:t>)</w:t>
-      </w:r>
-    </w:p>
-    <w:p>
-      <w:pPr>
-        <w:rPr>
-          <w:rFonts w:ascii="Consolas" w:hAnsi="Consolas" w:cs="Consolas"/>
-          <w:sz w:val="17"/>
-          <w:szCs w:val="17"/>
-        </w:rPr>
-      </w:pPr>
-      <w:r>
-        <w:rPr>
-          <w:rFonts w:ascii="Consolas" w:hAnsi="Consolas"/>
-          <w:sz w:val="17"/>
-        </w:rPr>
-        <w:t xml:space="preserve">        xi = cumsum / denom                  </w:t>
-      </w:r>
-      <w:r>
-        <w:rPr>
-          <w:rFonts w:ascii="Consolas" w:hAnsi="Consolas"/>
-          <w:color w:val="3A7C22"/>
-          <w:sz w:val="17"/>
-        </w:rPr>
-        <w:t># causal cumulative mean</w:t>
-      </w:r>
-    </w:p>
-    <w:p>
-      <w:pPr>
-        <w:rPr>
-          <w:rFonts w:ascii="Consolas" w:hAnsi="Consolas" w:cs="Consolas"/>
-          <w:sz w:val="17"/>
-          <w:szCs w:val="17"/>
-        </w:rPr>
-      </w:pPr>
-      <w:r>
-        <w:rPr>
-          <w:rFonts w:ascii="Consolas" w:hAnsi="Consolas"/>
-          <w:sz w:val="17"/>
-        </w:rPr>
-        <w:t xml:space="preserve">        </w:t>
-      </w:r>
-      <w:r>
-        <w:rPr>
-          <w:rFonts w:ascii="Consolas" w:hAnsi="Consolas"/>
-          <w:color w:val="C00000"/>
-          <w:sz w:val="17"/>
-        </w:rPr>
-        <w:t>return</w:t>
-      </w:r>
-      <w:r>
-        <w:rPr>
-          <w:rFonts w:ascii="Consolas" w:hAnsi="Consolas"/>
-          <w:sz w:val="17"/>
-        </w:rPr>
-        <w:t xml:space="preserve"> emb, xi</w:t>
-      </w:r>
-    </w:p>
-    <w:p>
-      <w:pPr>
-        <w:rPr>
-          <w:rFonts w:ascii="Consolas" w:hAnsi="Consolas" w:cs="Consolas"/>
-          <w:sz w:val="17"/>
-          <w:szCs w:val="17"/>
-        </w:rPr>
-      </w:pPr>
-    </w:p>
-    <w:p>
-      <w:pPr>
-        <w:rPr>
-          <w:rFonts w:ascii="Consolas" w:hAnsi="Consolas" w:cs="Consolas"/>
-          <w:sz w:val="17"/>
-          <w:szCs w:val="17"/>
-        </w:rPr>
-      </w:pPr>
-      <w:r>
-        <w:rPr>
-          <w:rFonts w:ascii="Consolas" w:hAnsi="Consolas"/>
-          <w:sz w:val="17"/>
-        </w:rPr>
-        <w:t xml:space="preserve">    </w:t>
-      </w:r>
-      <w:r>
-        <w:rPr>
-          <w:rFonts w:ascii="Consolas" w:hAnsi="Consolas"/>
-          <w:color w:val="3A7C22"/>
-          <w:sz w:val="17"/>
-        </w:rPr>
-        <w:t># ------------------------------------------------------------------</w:t>
-      </w:r>
-    </w:p>
-    <w:p>
-      <w:pPr>
-        <w:rPr>
-          <w:rFonts w:ascii="Consolas" w:hAnsi="Consolas" w:cs="Consolas"/>
-          <w:sz w:val="17"/>
-          <w:szCs w:val="17"/>
-        </w:rPr>
-      </w:pPr>
-      <w:r>
-        <w:rPr>
-          <w:rFonts w:ascii="Consolas" w:hAnsi="Consolas"/>
-          <w:sz w:val="17"/>
-        </w:rPr>
-        <w:t xml:space="preserve">    </w:t>
-      </w:r>
-      <w:r>
-        <w:rPr>
-          <w:rFonts w:ascii="Consolas" w:hAnsi="Consolas"/>
-          <w:color w:val="C00000"/>
-          <w:sz w:val="17"/>
-        </w:rPr>
-        <w:t>def</w:t>
-      </w:r>
-      <w:r>
-        <w:rPr>
-          <w:rFonts w:ascii="Consolas" w:hAnsi="Consolas"/>
-          <w:sz w:val="17"/>
-        </w:rPr>
-        <w:t xml:space="preserve"> </w:t>
-      </w:r>
-      <w:r>
-        <w:rPr>
-          <w:rFonts w:ascii="Consolas" w:hAnsi="Consolas"/>
-          <w:color w:val="80340D"/>
-          <w:sz w:val="17"/>
-        </w:rPr>
-        <w:t>integrate</w:t>
-      </w:r>
-      <w:r>
-        <w:rPr>
-          <w:rFonts w:ascii="Consolas" w:hAnsi="Consolas"/>
-          <w:sz w:val="17"/>
-        </w:rPr>
-        <w:t>(</w:t>
-      </w:r>
-    </w:p>
-    <w:p>
-      <w:pPr>
-        <w:rPr>
-          <w:rFonts w:ascii="Consolas" w:hAnsi="Consolas" w:cs="Consolas"/>
-          <w:sz w:val="17"/>
-          <w:szCs w:val="17"/>
-        </w:rPr>
-      </w:pPr>
-      <w:r>
-        <w:rPr>
-          <w:rFonts w:ascii="Consolas" w:hAnsi="Consolas"/>
-          <w:sz w:val="17"/>
-        </w:rPr>
-        <w:t xml:space="preserve">        </w:t>
-      </w:r>
-      <w:r>
-        <w:rPr>
-          <w:rFonts w:ascii="Consolas" w:hAnsi="Consolas"/>
-          <w:color w:val="7030A0"/>
-          <w:sz w:val="17"/>
-        </w:rPr>
-        <w:t>self</w:t>
-      </w:r>
-      <w:r>
-        <w:rPr>
-          <w:rFonts w:ascii="Consolas" w:hAnsi="Consolas"/>
-          <w:sz w:val="17"/>
-        </w:rPr>
-        <w:t>,</w:t>
-      </w:r>
-    </w:p>
-    <w:p>
-      <w:pPr>
-        <w:rPr>
-          <w:rFonts w:ascii="Consolas" w:hAnsi="Consolas" w:cs="Consolas"/>
-          <w:sz w:val="17"/>
-          <w:szCs w:val="17"/>
-        </w:rPr>
-      </w:pPr>
-      <w:r>
-        <w:rPr>
-          <w:rFonts w:ascii="Consolas" w:hAnsi="Consolas"/>
-          <w:sz w:val="17"/>
-        </w:rPr>
-        <w:t xml:space="preserve">        emb: torch.</w:t>
-      </w:r>
-      <w:r>
-        <w:rPr>
-          <w:rFonts w:ascii="Consolas" w:hAnsi="Consolas"/>
-          <w:color w:val="0B769F"/>
-          <w:sz w:val="17"/>
-        </w:rPr>
-        <w:t>Tensor</w:t>
-      </w:r>
-      <w:r>
-        <w:rPr>
-          <w:rFonts w:ascii="Consolas" w:hAnsi="Consolas"/>
-          <w:sz w:val="17"/>
-        </w:rPr>
-        <w:t xml:space="preserve">,   </w:t>
-      </w:r>
-      <w:r>
-        <w:rPr>
-          <w:rFonts w:ascii="Consolas" w:hAnsi="Consolas"/>
-          <w:color w:val="3A7C22"/>
-          <w:sz w:val="17"/>
-        </w:rPr>
-        <w:t># (B, T, d)  initial h_0</w:t>
-      </w:r>
-    </w:p>
-    <w:p>
-      <w:pPr>
-        <w:rPr>
-          <w:rFonts w:ascii="Consolas" w:hAnsi="Consolas" w:cs="Consolas"/>
-          <w:sz w:val="17"/>
-          <w:szCs w:val="17"/>
-        </w:rPr>
-      </w:pPr>
-      <w:r>
-        <w:rPr>
-          <w:rFonts w:ascii="Consolas" w:hAnsi="Consolas"/>
-          <w:sz w:val="17"/>
-        </w:rPr>
-        <w:t xml:space="preserve">        xi:  torch.</w:t>
-      </w:r>
-      <w:r>
-        <w:rPr>
-          <w:rFonts w:ascii="Consolas" w:hAnsi="Consolas"/>
-          <w:color w:val="0B769F"/>
-          <w:sz w:val="17"/>
-        </w:rPr>
-        <w:t>Tensor</w:t>
-      </w:r>
-      <w:r>
-        <w:rPr>
-          <w:rFonts w:ascii="Consolas" w:hAnsi="Consolas"/>
-          <w:sz w:val="17"/>
-        </w:rPr>
-        <w:t xml:space="preserve">,   </w:t>
-      </w:r>
-      <w:r>
-        <w:rPr>
-          <w:rFonts w:ascii="Consolas" w:hAnsi="Consolas"/>
-          <w:color w:val="3A7C22"/>
-          <w:sz w:val="17"/>
-        </w:rPr>
-        <w:t># (B, T, d)  context (held fixed along integration)</w:t>
-      </w:r>
-    </w:p>
-    <w:p>
-      <w:pPr>
-        <w:rPr>
-          <w:rFonts w:ascii="Consolas" w:hAnsi="Consolas" w:cs="Consolas"/>
-          <w:sz w:val="17"/>
-          <w:szCs w:val="17"/>
-        </w:rPr>
-      </w:pPr>
-      <w:r>
-        <w:rPr>
-          <w:rFonts w:ascii="Consolas" w:hAnsi="Consolas"/>
-          <w:sz w:val="17"/>
-        </w:rPr>
-        <w:t xml:space="preserve">        return_trajectory: </w:t>
-      </w:r>
-      <w:r>
-        <w:rPr>
-          <w:rFonts w:ascii="Consolas" w:hAnsi="Consolas"/>
-          <w:color w:val="074F6A"/>
-          <w:sz w:val="17"/>
-        </w:rPr>
-        <w:t>bool</w:t>
-      </w:r>
-      <w:r>
-        <w:rPr>
-          <w:rFonts w:ascii="Consolas" w:hAnsi="Consolas"/>
-          <w:sz w:val="17"/>
-        </w:rPr>
-        <w:t xml:space="preserve"> = </w:t>
-      </w:r>
-      <w:r>
-        <w:rPr>
-          <w:rFonts w:ascii="Consolas" w:hAnsi="Consolas"/>
-          <w:color w:val="0F9ED5"/>
-          <w:sz w:val="17"/>
-        </w:rPr>
-        <w:t>False</w:t>
-      </w:r>
-      <w:r>
-        <w:rPr>
-          <w:rFonts w:ascii="Consolas" w:hAnsi="Consolas"/>
-          <w:sz w:val="17"/>
-        </w:rPr>
-        <w:t>,</w:t>
-      </w:r>
-    </w:p>
-    <w:p>
-      <w:pPr>
-        <w:rPr>
-          <w:rFonts w:ascii="Consolas" w:hAnsi="Consolas" w:cs="Consolas"/>
-          <w:sz w:val="17"/>
-          <w:szCs w:val="17"/>
-        </w:rPr>
-      </w:pPr>
-      <w:r>
-        <w:rPr>
-          <w:rFonts w:ascii="Consolas" w:hAnsi="Consolas"/>
-          <w:sz w:val="17"/>
-        </w:rPr>
-        <w:t xml:space="preserve">    ) -&gt; </w:t>
-      </w:r>
-      <w:r>
-        <w:rPr>
-          <w:rFonts w:ascii="Consolas" w:hAnsi="Consolas"/>
-          <w:color w:val="0B769F"/>
-          <w:sz w:val="17"/>
-        </w:rPr>
-        <w:t>Tuple</w:t>
-      </w:r>
-      <w:r>
-        <w:rPr>
-          <w:rFonts w:ascii="Consolas" w:hAnsi="Consolas"/>
-          <w:sz w:val="17"/>
-        </w:rPr>
-        <w:t>[torch.</w:t>
-      </w:r>
-      <w:r>
-        <w:rPr>
-          <w:rFonts w:ascii="Consolas" w:hAnsi="Consolas"/>
-          <w:color w:val="0B769F"/>
-          <w:sz w:val="17"/>
-        </w:rPr>
-        <w:t>Tensor</w:t>
-      </w:r>
-      <w:r>
-        <w:rPr>
-          <w:rFonts w:ascii="Consolas" w:hAnsi="Consolas"/>
-          <w:sz w:val="17"/>
-        </w:rPr>
-        <w:t xml:space="preserve">, </w:t>
-      </w:r>
-      <w:r>
-        <w:rPr>
-          <w:rFonts w:ascii="Consolas" w:hAnsi="Consolas"/>
-          <w:color w:val="0B769F"/>
-          <w:sz w:val="17"/>
-        </w:rPr>
-        <w:t>Optional</w:t>
-      </w:r>
-      <w:r>
-        <w:rPr>
-          <w:rFonts w:ascii="Consolas" w:hAnsi="Consolas"/>
-          <w:sz w:val="17"/>
-        </w:rPr>
-        <w:t>[</w:t>
-      </w:r>
-      <w:r>
-        <w:rPr>
-          <w:rFonts w:ascii="Consolas" w:hAnsi="Consolas"/>
-          <w:color w:val="0B769F"/>
-          <w:sz w:val="17"/>
-        </w:rPr>
-        <w:t>List</w:t>
-      </w:r>
-      <w:r>
-        <w:rPr>
-          <w:rFonts w:ascii="Consolas" w:hAnsi="Consolas"/>
-          <w:sz w:val="17"/>
-        </w:rPr>
-        <w:t>[torch.</w:t>
-      </w:r>
-      <w:r>
-        <w:rPr>
-          <w:rFonts w:ascii="Consolas" w:hAnsi="Consolas"/>
-          <w:color w:val="0B769F"/>
-          <w:sz w:val="17"/>
-        </w:rPr>
-        <w:t>Tensor</w:t>
-      </w:r>
-      <w:r>
-        <w:rPr>
-          <w:rFonts w:ascii="Consolas" w:hAnsi="Consolas"/>
-          <w:sz w:val="17"/>
-        </w:rPr>
-        <w:t>]]]:</w:t>
-      </w:r>
-    </w:p>
-    <w:p>
-      <w:pPr>
-        <w:rPr>
-          <w:rFonts w:ascii="Consolas" w:hAnsi="Consolas" w:cs="Consolas"/>
-          <w:sz w:val="17"/>
-          <w:szCs w:val="17"/>
-        </w:rPr>
-      </w:pPr>
-      <w:r>
-        <w:rPr>
-          <w:rFonts w:ascii="Consolas" w:hAnsi="Consolas"/>
-          <w:sz w:val="17"/>
-        </w:rPr>
-        <w:t xml:space="preserve">        </w:t>
-      </w:r>
-      <w:r>
-        <w:rPr>
-          <w:rFonts w:ascii="Consolas" w:hAnsi="Consolas"/>
-          <w:color w:val="4EA72E"/>
-          <w:sz w:val="17"/>
-        </w:rPr>
-        <w:t>"""Damped Lagrangian flow starting from h_0 = emb, v_0 = 0.</w:t>
-      </w:r>
-    </w:p>
-    <w:p>
-      <w:pPr>
-        <w:rPr>
-          <w:rFonts w:ascii="Consolas" w:hAnsi="Consolas" w:cs="Consolas"/>
-          <w:sz w:val="17"/>
-          <w:szCs w:val="17"/>
-        </w:rPr>
-      </w:pPr>
-    </w:p>
-    <w:p>
-      <w:pPr>
-        <w:rPr>
-          <w:rFonts w:ascii="Consolas" w:hAnsi="Consolas" w:cs="Consolas"/>
-          <w:sz w:val="17"/>
-          <w:szCs w:val="17"/>
-        </w:rPr>
-      </w:pPr>
-      <w:r>
-        <w:rPr>
-          <w:rFonts w:ascii="Consolas" w:hAnsi="Consolas"/>
-          <w:sz w:val="17"/>
-        </w:rPr>
-        <w:t xml:space="preserve">        </w:t>
-      </w:r>
-      <w:r>
-        <w:rPr>
-          <w:rFonts w:ascii="Consolas" w:hAnsi="Consolas"/>
-          <w:color w:val="0B769F"/>
-          <w:sz w:val="17"/>
-        </w:rPr>
-        <w:t>Returns</w:t>
-      </w:r>
-      <w:r>
-        <w:rPr>
-          <w:rFonts w:ascii="Consolas" w:hAnsi="Consolas"/>
-          <w:sz w:val="17"/>
-        </w:rPr>
-        <w:t xml:space="preserve"> </w:t>
-      </w:r>
-      <w:r>
-        <w:rPr>
-          <w:rFonts w:ascii="Consolas" w:hAnsi="Consolas"/>
-          <w:color w:val="80340D"/>
-          <w:sz w:val="17"/>
-        </w:rPr>
-        <w:t>h_L</w:t>
-      </w:r>
-      <w:r>
-        <w:rPr>
-          <w:rFonts w:ascii="Consolas" w:hAnsi="Consolas"/>
-          <w:sz w:val="17"/>
-        </w:rPr>
-        <w:t xml:space="preserve"> (</w:t>
-      </w:r>
-      <w:r>
-        <w:rPr>
-          <w:rFonts w:ascii="Consolas" w:hAnsi="Consolas"/>
-          <w:color w:val="C00000"/>
-          <w:sz w:val="17"/>
-        </w:rPr>
-        <w:t>and</w:t>
-      </w:r>
-      <w:r>
-        <w:rPr>
-          <w:rFonts w:ascii="Consolas" w:hAnsi="Consolas"/>
-          <w:sz w:val="17"/>
-        </w:rPr>
-        <w:t xml:space="preserve"> optionally the full per-step trajectory</w:t>
-      </w:r>
-    </w:p>
-    <w:p>
-      <w:pPr>
-        <w:rPr>
-          <w:rFonts w:ascii="Consolas" w:hAnsi="Consolas" w:cs="Consolas"/>
-          <w:sz w:val="17"/>
-          <w:szCs w:val="17"/>
-        </w:rPr>
-      </w:pPr>
-      <w:r>
-        <w:rPr>
-          <w:rFonts w:ascii="Consolas" w:hAnsi="Consolas"/>
-          <w:sz w:val="17"/>
-        </w:rPr>
-        <w:t xml:space="preserve">        [h_0, h_1, ..., h_L] </w:t>
-      </w:r>
-      <w:r>
-        <w:rPr>
-          <w:rFonts w:ascii="Consolas" w:hAnsi="Consolas"/>
-          <w:color w:val="C00000"/>
-          <w:sz w:val="17"/>
-        </w:rPr>
-        <w:t>as</w:t>
-      </w:r>
-      <w:r>
-        <w:rPr>
-          <w:rFonts w:ascii="Consolas" w:hAnsi="Consolas"/>
-          <w:sz w:val="17"/>
-        </w:rPr>
-        <w:t xml:space="preserve"> a </w:t>
-      </w:r>
-      <w:r>
-        <w:rPr>
-          <w:rFonts w:ascii="Consolas" w:hAnsi="Consolas"/>
-          <w:color w:val="BF4E14"/>
-          <w:sz w:val="17"/>
-        </w:rPr>
-        <w:t>list</w:t>
-      </w:r>
-      <w:r>
-        <w:rPr>
-          <w:rFonts w:ascii="Consolas" w:hAnsi="Consolas"/>
-          <w:sz w:val="17"/>
-        </w:rPr>
-        <w:t xml:space="preserve"> of detached tensors </w:t>
-      </w:r>
-      <w:r>
-        <w:rPr>
-          <w:rFonts w:ascii="Consolas" w:hAnsi="Consolas"/>
-          <w:color w:val="C00000"/>
-          <w:sz w:val="17"/>
-        </w:rPr>
-        <w:t>for</w:t>
-      </w:r>
-      <w:r>
-        <w:rPr>
-          <w:rFonts w:ascii="Consolas" w:hAnsi="Consolas"/>
-          <w:sz w:val="17"/>
-        </w:rPr>
-        <w:t xml:space="preserve"> analysis).</w:t>
-      </w:r>
-    </w:p>
-    <w:p>
-      <w:pPr>
-        <w:rPr>
-          <w:rFonts w:ascii="Consolas" w:hAnsi="Consolas" w:cs="Consolas"/>
-          <w:sz w:val="17"/>
-          <w:szCs w:val="17"/>
-        </w:rPr>
-      </w:pPr>
-      <w:r>
-        <w:rPr>
-          <w:rFonts w:ascii="Consolas" w:hAnsi="Consolas"/>
-          <w:sz w:val="17"/>
-        </w:rPr>
-        <w:t xml:space="preserve">        </w:t>
-      </w:r>
-      <w:r>
-        <w:rPr>
-          <w:rFonts w:ascii="Consolas" w:hAnsi="Consolas"/>
-          <w:color w:val="4EA72E"/>
-          <w:sz w:val="17"/>
-        </w:rPr>
-        <w:t>"""</w:t>
-      </w:r>
-    </w:p>
-    <w:p>
-      <w:pPr>
-        <w:rPr>
-          <w:rFonts w:ascii="Consolas" w:hAnsi="Consolas" w:cs="Consolas"/>
-          <w:sz w:val="17"/>
-          <w:szCs w:val="17"/>
-        </w:rPr>
-      </w:pPr>
-      <w:r>
-        <w:rPr>
-          <w:rFonts w:ascii="Consolas" w:hAnsi="Consolas"/>
-          <w:color w:val="3A7C22"/>
-          <w:sz w:val="17"/>
-        </w:rPr>
-        <w:t xml:space="preserve">        cfg = self.cfg</w:t>
-      </w:r>
-    </w:p>
-    <w:p>
-      <w:pPr>
-        <w:rPr>
-          <w:rFonts w:ascii="Consolas" w:hAnsi="Consolas" w:cs="Consolas"/>
-          <w:sz w:val="17"/>
-          <w:szCs w:val="17"/>
-        </w:rPr>
-      </w:pPr>
-      <w:r>
-        <w:rPr>
-          <w:rFonts w:ascii="Consolas" w:hAnsi="Consolas"/>
-          <w:color w:val="3A7C22"/>
-          <w:sz w:val="17"/>
-        </w:rPr>
-        <w:t xml:space="preserve">        h = emb</w:t>
-      </w:r>
-    </w:p>
-    <w:p>
-      <w:pPr>
-        <w:rPr>
-          <w:rFonts w:ascii="Consolas" w:hAnsi="Consolas" w:cs="Consolas"/>
-          <w:sz w:val="17"/>
-          <w:szCs w:val="17"/>
-        </w:rPr>
-      </w:pPr>
-      <w:r>
-        <w:rPr>
-          <w:rFonts w:ascii="Consolas" w:hAnsi="Consolas"/>
-          <w:color w:val="3A7C22"/>
-          <w:sz w:val="17"/>
-        </w:rPr>
-        <w:t xml:space="preserve">        v = torch.zeros_like(h)</w:t>
-      </w:r>
-    </w:p>
-    <w:p>
-      <w:pPr>
-        <w:rPr>
-          <w:rFonts w:ascii="Consolas" w:hAnsi="Consolas" w:cs="Consolas"/>
-          <w:sz w:val="17"/>
-          <w:szCs w:val="17"/>
-        </w:rPr>
-      </w:pPr>
-      <w:r>
-        <w:rPr>
-          <w:rFonts w:ascii="Consolas" w:hAnsi="Consolas"/>
-          <w:color w:val="3A7C22"/>
-          <w:sz w:val="17"/>
-        </w:rPr>
-        <w:t xml:space="preserve">        m, gamma, dt = self.m, self.gamma, cfg.dt</w:t>
-      </w:r>
-    </w:p>
-    <w:p>
-      <w:pPr>
-        <w:rPr>
-          <w:rFonts w:ascii="Consolas" w:hAnsi="Consolas" w:cs="Consolas"/>
-          <w:sz w:val="17"/>
-          <w:szCs w:val="17"/>
-        </w:rPr>
-      </w:pPr>
-    </w:p>
-    <w:p>
-      <w:pPr>
-        <w:rPr>
-          <w:rFonts w:ascii="Consolas" w:hAnsi="Consolas" w:cs="Consolas"/>
-          <w:sz w:val="17"/>
-          <w:szCs w:val="17"/>
-        </w:rPr>
-      </w:pPr>
-      <w:r>
-        <w:rPr>
-          <w:rFonts w:ascii="Consolas" w:hAnsi="Consolas"/>
-          <w:sz w:val="17"/>
-        </w:rPr>
-        <w:t xml:space="preserve">        traj: </w:t>
-      </w:r>
-      <w:r>
-        <w:rPr>
-          <w:rFonts w:ascii="Consolas" w:hAnsi="Consolas"/>
-          <w:color w:val="0B769F"/>
-          <w:sz w:val="17"/>
-        </w:rPr>
-        <w:t>Optional</w:t>
-      </w:r>
-      <w:r>
-        <w:rPr>
-          <w:rFonts w:ascii="Consolas" w:hAnsi="Consolas"/>
-          <w:sz w:val="17"/>
-        </w:rPr>
-        <w:t>[</w:t>
-      </w:r>
-      <w:r>
-        <w:rPr>
-          <w:rFonts w:ascii="Consolas" w:hAnsi="Consolas"/>
-          <w:color w:val="0B769F"/>
-          <w:sz w:val="17"/>
-        </w:rPr>
-        <w:t>List</w:t>
-      </w:r>
-      <w:r>
-        <w:rPr>
-          <w:rFonts w:ascii="Consolas" w:hAnsi="Consolas"/>
-          <w:sz w:val="17"/>
-        </w:rPr>
-        <w:t>[torch.</w:t>
-      </w:r>
-      <w:r>
-        <w:rPr>
-          <w:rFonts w:ascii="Consolas" w:hAnsi="Consolas"/>
-          <w:color w:val="0B769F"/>
-          <w:sz w:val="17"/>
-        </w:rPr>
-        <w:t>Tensor</w:t>
-      </w:r>
-      <w:r>
-        <w:rPr>
-          <w:rFonts w:ascii="Consolas" w:hAnsi="Consolas"/>
-          <w:sz w:val="17"/>
-        </w:rPr>
-        <w:t xml:space="preserve">]] = </w:t>
-      </w:r>
-      <w:r>
-        <w:rPr>
-          <w:rFonts w:ascii="Consolas" w:hAnsi="Consolas"/>
-          <w:color w:val="0F9ED5"/>
-          <w:sz w:val="17"/>
-        </w:rPr>
-        <w:t>None</w:t>
-      </w:r>
-    </w:p>
-    <w:p>
-      <w:pPr>
-        <w:rPr>
-          <w:rFonts w:ascii="Consolas" w:hAnsi="Consolas" w:cs="Consolas"/>
-          <w:sz w:val="17"/>
-          <w:szCs w:val="17"/>
-        </w:rPr>
-      </w:pPr>
-      <w:r>
-        <w:rPr>
-          <w:rFonts w:ascii="Consolas" w:hAnsi="Consolas"/>
-          <w:sz w:val="17"/>
-        </w:rPr>
-        <w:t xml:space="preserve">        </w:t>
-      </w:r>
-      <w:r>
-        <w:rPr>
-          <w:rFonts w:ascii="Consolas" w:hAnsi="Consolas"/>
-          <w:color w:val="C00000"/>
-          <w:sz w:val="17"/>
-        </w:rPr>
-        <w:t>if</w:t>
-      </w:r>
-      <w:r>
-        <w:rPr>
-          <w:rFonts w:ascii="Consolas" w:hAnsi="Consolas"/>
-          <w:sz w:val="17"/>
-        </w:rPr>
-        <w:t xml:space="preserve"> return_trajectory:</w:t>
-      </w:r>
-    </w:p>
-    <w:p>
-      <w:pPr>
-        <w:rPr>
-          <w:rFonts w:ascii="Consolas" w:hAnsi="Consolas" w:cs="Consolas"/>
-          <w:sz w:val="17"/>
-          <w:szCs w:val="17"/>
-        </w:rPr>
-      </w:pPr>
-      <w:r>
-        <w:rPr>
-          <w:rFonts w:ascii="Consolas" w:hAnsi="Consolas"/>
-          <w:sz w:val="17"/>
-        </w:rPr>
-        <w:t xml:space="preserve">            traj = [h.</w:t>
-      </w:r>
-      <w:r>
-        <w:rPr>
-          <w:rFonts w:ascii="Consolas" w:hAnsi="Consolas"/>
-          <w:color w:val="80340D"/>
-          <w:sz w:val="17"/>
-        </w:rPr>
-        <w:t>detach</w:t>
-      </w:r>
-      <w:r>
-        <w:rPr>
-          <w:rFonts w:ascii="Consolas" w:hAnsi="Consolas"/>
-          <w:sz w:val="17"/>
-        </w:rPr>
-        <w:t>().</w:t>
-      </w:r>
-      <w:r>
-        <w:rPr>
-          <w:rFonts w:ascii="Consolas" w:hAnsi="Consolas"/>
-          <w:color w:val="80340D"/>
-          <w:sz w:val="17"/>
-        </w:rPr>
-        <w:t>cpu</w:t>
-      </w:r>
-      <w:r>
-        <w:rPr>
-          <w:rFonts w:ascii="Consolas" w:hAnsi="Consolas"/>
-          <w:sz w:val="17"/>
-        </w:rPr>
-        <w:t>()]</w:t>
-      </w:r>
-    </w:p>
-    <w:p>
-      <w:pPr>
-        <w:rPr>
-          <w:rFonts w:ascii="Consolas" w:hAnsi="Consolas" w:cs="Consolas"/>
-          <w:sz w:val="17"/>
-          <w:szCs w:val="17"/>
-        </w:rPr>
-      </w:pPr>
-    </w:p>
-    <w:p>
-      <w:pPr>
-        <w:rPr>
-          <w:rFonts w:ascii="Consolas" w:hAnsi="Consolas" w:cs="Consolas"/>
-          <w:sz w:val="17"/>
-          <w:szCs w:val="17"/>
-        </w:rPr>
-      </w:pPr>
-      <w:r>
-        <w:rPr>
-          <w:rFonts w:ascii="Consolas" w:hAnsi="Consolas"/>
-          <w:sz w:val="17"/>
-        </w:rPr>
-        <w:t xml:space="preserve">        </w:t>
-      </w:r>
-      <w:r>
-        <w:rPr>
-          <w:rFonts w:ascii="Consolas" w:hAnsi="Consolas"/>
-          <w:color w:val="C00000"/>
-          <w:sz w:val="17"/>
-        </w:rPr>
-        <w:t>for</w:t>
-      </w:r>
-      <w:r>
-        <w:rPr>
-          <w:rFonts w:ascii="Consolas" w:hAnsi="Consolas"/>
-          <w:sz w:val="17"/>
-        </w:rPr>
-        <w:t xml:space="preserve"> _ </w:t>
-      </w:r>
-      <w:r>
-        <w:rPr>
-          <w:rFonts w:ascii="Consolas" w:hAnsi="Consolas"/>
-          <w:color w:val="C00000"/>
-          <w:sz w:val="17"/>
-        </w:rPr>
-        <w:t>in</w:t>
-      </w:r>
-      <w:r>
-        <w:rPr>
-          <w:rFonts w:ascii="Consolas" w:hAnsi="Consolas"/>
-          <w:sz w:val="17"/>
-        </w:rPr>
-        <w:t xml:space="preserve"> </w:t>
-      </w:r>
-      <w:r>
-        <w:rPr>
-          <w:rFonts w:ascii="Consolas" w:hAnsi="Consolas"/>
-          <w:color w:val="BF4E14"/>
-          <w:sz w:val="17"/>
-        </w:rPr>
-        <w:t>range</w:t>
-      </w:r>
-      <w:r>
-        <w:rPr>
-          <w:rFonts w:ascii="Consolas" w:hAnsi="Consolas"/>
-          <w:sz w:val="17"/>
-        </w:rPr>
-        <w:t>(cfg.</w:t>
-      </w:r>
-      <w:r>
-        <w:rPr>
-          <w:rFonts w:ascii="Consolas" w:hAnsi="Consolas"/>
-          <w:color w:val="0B769F"/>
-          <w:sz w:val="17"/>
-        </w:rPr>
-        <w:t>L</w:t>
-      </w:r>
-      <w:r>
-        <w:rPr>
-          <w:rFonts w:ascii="Consolas" w:hAnsi="Consolas"/>
-          <w:sz w:val="17"/>
-        </w:rPr>
-        <w:t>):</w:t>
-      </w:r>
-    </w:p>
-    <w:p>
-      <w:pPr>
-        <w:rPr>
-          <w:rFonts w:ascii="Consolas" w:hAnsi="Consolas" w:cs="Consolas"/>
-          <w:sz w:val="17"/>
-          <w:szCs w:val="17"/>
-        </w:rPr>
-      </w:pPr>
-      <w:r>
-        <w:rPr>
-          <w:rFonts w:ascii="Consolas" w:hAnsi="Consolas"/>
-          <w:sz w:val="17"/>
-        </w:rPr>
-        <w:t xml:space="preserve">            </w:t>
-      </w:r>
-      <w:r>
-        <w:rPr>
-          <w:rFonts w:ascii="Consolas" w:hAnsi="Consolas"/>
-          <w:color w:val="3A7C22"/>
-          <w:sz w:val="17"/>
-        </w:rPr>
-        <w:t># Force f = -grad_h V_theta(xi, h), differentiable through V_theta.</w:t>
-      </w:r>
-    </w:p>
-    <w:p>
-      <w:pPr>
-        <w:rPr>
-          <w:rFonts w:ascii="Consolas" w:hAnsi="Consolas" w:cs="Consolas"/>
-          <w:sz w:val="17"/>
-          <w:szCs w:val="17"/>
-        </w:rPr>
-      </w:pPr>
-      <w:r>
-        <w:rPr>
-          <w:rFonts w:ascii="Consolas" w:hAnsi="Consolas"/>
-          <w:sz w:val="17"/>
-        </w:rPr>
-        <w:t xml:space="preserve">            h_in = h</w:t>
-      </w:r>
-    </w:p>
-    <w:p>
-      <w:pPr>
-        <w:rPr>
-          <w:rFonts w:ascii="Consolas" w:hAnsi="Consolas" w:cs="Consolas"/>
-          <w:sz w:val="17"/>
-          <w:szCs w:val="17"/>
-        </w:rPr>
-      </w:pPr>
-      <w:r>
-        <w:rPr>
-          <w:rFonts w:ascii="Consolas" w:hAnsi="Consolas"/>
-          <w:sz w:val="17"/>
-        </w:rPr>
-        <w:t xml:space="preserve">            </w:t>
-      </w:r>
-      <w:r>
-        <w:rPr>
-          <w:rFonts w:ascii="Consolas" w:hAnsi="Consolas"/>
-          <w:color w:val="C00000"/>
-          <w:sz w:val="17"/>
-        </w:rPr>
-        <w:t>if</w:t>
-      </w:r>
-      <w:r>
-        <w:rPr>
-          <w:rFonts w:ascii="Consolas" w:hAnsi="Consolas"/>
-          <w:sz w:val="17"/>
-        </w:rPr>
-        <w:t xml:space="preserve"> </w:t>
-      </w:r>
-      <w:r>
-        <w:rPr>
-          <w:rFonts w:ascii="Consolas" w:hAnsi="Consolas"/>
-          <w:color w:val="C00000"/>
-          <w:sz w:val="17"/>
-        </w:rPr>
-        <w:t>not</w:t>
-      </w:r>
-      <w:r>
-        <w:rPr>
-          <w:rFonts w:ascii="Consolas" w:hAnsi="Consolas"/>
-          <w:sz w:val="17"/>
-        </w:rPr>
-        <w:t xml:space="preserve"> h_in.requires_grad:</w:t>
-      </w:r>
-    </w:p>
-    <w:p>
-      <w:pPr>
-        <w:rPr>
-          <w:rFonts w:ascii="Consolas" w:hAnsi="Consolas" w:cs="Consolas"/>
-          <w:sz w:val="17"/>
-          <w:szCs w:val="17"/>
-        </w:rPr>
-      </w:pPr>
-      <w:r>
-        <w:rPr>
-          <w:rFonts w:ascii="Consolas" w:hAnsi="Consolas"/>
-          <w:sz w:val="17"/>
-        </w:rPr>
-        <w:t xml:space="preserve">                h_in = h_in.</w:t>
-      </w:r>
-      <w:r>
-        <w:rPr>
-          <w:rFonts w:ascii="Consolas" w:hAnsi="Consolas"/>
-          <w:color w:val="80340D"/>
-          <w:sz w:val="17"/>
-        </w:rPr>
-        <w:t>requires_grad_</w:t>
-      </w:r>
-      <w:r>
-        <w:rPr>
-          <w:rFonts w:ascii="Consolas" w:hAnsi="Consolas"/>
-          <w:sz w:val="17"/>
-        </w:rPr>
-        <w:t>(</w:t>
-      </w:r>
-      <w:r>
-        <w:rPr>
-          <w:rFonts w:ascii="Consolas" w:hAnsi="Consolas"/>
-          <w:color w:val="0F9ED5"/>
-          <w:sz w:val="17"/>
-        </w:rPr>
-        <w:t>True</w:t>
-      </w:r>
-      <w:r>
-        <w:rPr>
-          <w:rFonts w:ascii="Consolas" w:hAnsi="Consolas"/>
-          <w:sz w:val="17"/>
-        </w:rPr>
-        <w:t>)</w:t>
-      </w:r>
-    </w:p>
-    <w:p>
-      <w:pPr>
-        <w:rPr>
-          <w:rFonts w:ascii="Consolas" w:hAnsi="Consolas" w:cs="Consolas"/>
-          <w:sz w:val="17"/>
-          <w:szCs w:val="17"/>
-        </w:rPr>
-      </w:pPr>
-      <w:r>
-        <w:rPr>
-          <w:rFonts w:ascii="Consolas" w:hAnsi="Consolas"/>
-          <w:sz w:val="17"/>
-        </w:rPr>
-        <w:t xml:space="preserve">            </w:t>
-      </w:r>
-      <w:r>
-        <w:rPr>
-          <w:rFonts w:ascii="Consolas" w:hAnsi="Consolas"/>
-          <w:color w:val="0B769F"/>
-          <w:sz w:val="17"/>
-        </w:rPr>
-        <w:t>V</w:t>
-      </w:r>
-      <w:r>
-        <w:rPr>
-          <w:rFonts w:ascii="Consolas" w:hAnsi="Consolas"/>
-          <w:sz w:val="17"/>
-        </w:rPr>
-        <w:t xml:space="preserve"> = </w:t>
-      </w:r>
-      <w:r>
-        <w:rPr>
-          <w:rFonts w:ascii="Consolas" w:hAnsi="Consolas"/>
-          <w:color w:val="7030A0"/>
-          <w:sz w:val="17"/>
-        </w:rPr>
-        <w:t>self</w:t>
-      </w:r>
-      <w:r>
-        <w:rPr>
-          <w:rFonts w:ascii="Consolas" w:hAnsi="Consolas"/>
-          <w:sz w:val="17"/>
-        </w:rPr>
-        <w:t>.</w:t>
-      </w:r>
-      <w:r>
-        <w:rPr>
-          <w:rFonts w:ascii="Consolas" w:hAnsi="Consolas"/>
-          <w:color w:val="0B769F"/>
-          <w:sz w:val="17"/>
-        </w:rPr>
-        <w:t>V_theta</w:t>
-      </w:r>
-      <w:r>
-        <w:rPr>
-          <w:rFonts w:ascii="Consolas" w:hAnsi="Consolas"/>
-          <w:sz w:val="17"/>
-        </w:rPr>
-        <w:t>(xi, h_in).</w:t>
-      </w:r>
-      <w:r>
-        <w:rPr>
-          <w:rFonts w:ascii="Consolas" w:hAnsi="Consolas"/>
-          <w:color w:val="BF4E14"/>
-          <w:sz w:val="17"/>
-        </w:rPr>
-        <w:t>sum</w:t>
-      </w:r>
-      <w:r>
-        <w:rPr>
-          <w:rFonts w:ascii="Consolas" w:hAnsi="Consolas"/>
-          <w:sz w:val="17"/>
-        </w:rPr>
-        <w:t>()</w:t>
-      </w:r>
-    </w:p>
-    <w:p>
-      <w:pPr>
-        <w:rPr>
-          <w:rFonts w:ascii="Consolas" w:hAnsi="Consolas" w:cs="Consolas"/>
-          <w:sz w:val="17"/>
-          <w:szCs w:val="17"/>
-        </w:rPr>
-      </w:pPr>
-      <w:r>
-        <w:rPr>
-          <w:rFonts w:ascii="Consolas" w:hAnsi="Consolas"/>
-          <w:sz w:val="17"/>
-        </w:rPr>
-        <w:t xml:space="preserve">            grad_V, = torch.autograd.</w:t>
-      </w:r>
-      <w:r>
-        <w:rPr>
-          <w:rFonts w:ascii="Consolas" w:hAnsi="Consolas"/>
-          <w:color w:val="80340D"/>
-          <w:sz w:val="17"/>
-        </w:rPr>
-        <w:t>grad</w:t>
-      </w:r>
-      <w:r>
-        <w:rPr>
-          <w:rFonts w:ascii="Consolas" w:hAnsi="Consolas"/>
-          <w:sz w:val="17"/>
-        </w:rPr>
-        <w:t>(</w:t>
-      </w:r>
-    </w:p>
-    <w:p>
-      <w:pPr>
-        <w:rPr>
-          <w:rFonts w:ascii="Consolas" w:hAnsi="Consolas" w:cs="Consolas"/>
-          <w:sz w:val="17"/>
-          <w:szCs w:val="17"/>
-        </w:rPr>
-      </w:pPr>
-      <w:r>
-        <w:rPr>
-          <w:rFonts w:ascii="Consolas" w:hAnsi="Consolas"/>
-          <w:sz w:val="17"/>
-        </w:rPr>
-        <w:t xml:space="preserve">                </w:t>
-      </w:r>
-      <w:r>
-        <w:rPr>
-          <w:rFonts w:ascii="Consolas" w:hAnsi="Consolas"/>
-          <w:color w:val="0B769F"/>
-          <w:sz w:val="17"/>
-        </w:rPr>
-        <w:t>V</w:t>
-      </w:r>
-      <w:r>
-        <w:rPr>
-          <w:rFonts w:ascii="Consolas" w:hAnsi="Consolas"/>
-          <w:sz w:val="17"/>
-        </w:rPr>
-        <w:t>, h_in, create_graph=</w:t>
-      </w:r>
-      <w:r>
-        <w:rPr>
-          <w:rFonts w:ascii="Consolas" w:hAnsi="Consolas"/>
-          <w:color w:val="7030A0"/>
-          <w:sz w:val="17"/>
-        </w:rPr>
-        <w:t>self</w:t>
-      </w:r>
-      <w:r>
-        <w:rPr>
-          <w:rFonts w:ascii="Consolas" w:hAnsi="Consolas"/>
-          <w:sz w:val="17"/>
-        </w:rPr>
-        <w:t>.training, retain_graph=</w:t>
-      </w:r>
-      <w:r>
-        <w:rPr>
-          <w:rFonts w:ascii="Consolas" w:hAnsi="Consolas"/>
-          <w:color w:val="0F9ED5"/>
-          <w:sz w:val="17"/>
-        </w:rPr>
-        <w:t>True</w:t>
-      </w:r>
-      <w:r>
-        <w:rPr>
-          <w:rFonts w:ascii="Consolas" w:hAnsi="Consolas"/>
-          <w:sz w:val="17"/>
-        </w:rPr>
-        <w:t>,</w:t>
-      </w:r>
-    </w:p>
-    <w:p>
-      <w:pPr>
-        <w:rPr>
-          <w:rFonts w:ascii="Consolas" w:hAnsi="Consolas" w:cs="Consolas"/>
-          <w:sz w:val="17"/>
-          <w:szCs w:val="17"/>
-        </w:rPr>
-      </w:pPr>
-      <w:r>
-        <w:rPr>
-          <w:rFonts w:ascii="Consolas" w:hAnsi="Consolas"/>
-          <w:sz w:val="17"/>
-        </w:rPr>
-        <w:t xml:space="preserve">            )</w:t>
-      </w:r>
-    </w:p>
-    <w:p>
-      <w:pPr>
-        <w:rPr>
-          <w:rFonts w:ascii="Consolas" w:hAnsi="Consolas" w:cs="Consolas"/>
-          <w:sz w:val="17"/>
-          <w:szCs w:val="17"/>
-        </w:rPr>
-      </w:pPr>
-      <w:r>
-        <w:rPr>
-          <w:rFonts w:ascii="Consolas" w:hAnsi="Consolas"/>
-          <w:sz w:val="17"/>
-        </w:rPr>
-        <w:t xml:space="preserve">            f = -grad_V</w:t>
-      </w:r>
-    </w:p>
-    <w:p>
-      <w:pPr>
-        <w:rPr>
-          <w:rFonts w:ascii="Consolas" w:hAnsi="Consolas" w:cs="Consolas"/>
-          <w:sz w:val="17"/>
-          <w:szCs w:val="17"/>
-        </w:rPr>
-      </w:pPr>
-      <w:r>
-        <w:rPr>
-          <w:rFonts w:ascii="Consolas" w:hAnsi="Consolas"/>
-          <w:sz w:val="17"/>
-        </w:rPr>
-        <w:t xml:space="preserve">            v = (v + dt * f / m) / (</w:t>
-      </w:r>
-      <w:r>
-        <w:rPr>
-          <w:rFonts w:ascii="Consolas" w:hAnsi="Consolas"/>
-          <w:color w:val="0F9ED5"/>
-          <w:sz w:val="17"/>
-        </w:rPr>
-        <w:t>1.0</w:t>
-      </w:r>
-      <w:r>
-        <w:rPr>
-          <w:rFonts w:ascii="Consolas" w:hAnsi="Consolas"/>
-          <w:sz w:val="17"/>
-        </w:rPr>
-        <w:t xml:space="preserve"> + dt * gamma)</w:t>
-      </w:r>
-    </w:p>
-    <w:p>
-      <w:pPr>
-        <w:rPr>
-          <w:rFonts w:ascii="Consolas" w:hAnsi="Consolas" w:cs="Consolas"/>
-          <w:sz w:val="17"/>
-          <w:szCs w:val="17"/>
-        </w:rPr>
-      </w:pPr>
-      <w:r>
-        <w:rPr>
-          <w:rFonts w:ascii="Consolas" w:hAnsi="Consolas"/>
-          <w:sz w:val="17"/>
-        </w:rPr>
-        <w:t xml:space="preserve">            h = h_in + dt * v</w:t>
-      </w:r>
-    </w:p>
-    <w:p>
-      <w:pPr>
-        <w:rPr>
-          <w:rFonts w:ascii="Consolas" w:hAnsi="Consolas" w:cs="Consolas"/>
-          <w:sz w:val="17"/>
-          <w:szCs w:val="17"/>
-        </w:rPr>
-      </w:pPr>
-      <w:r>
-        <w:rPr>
-          <w:rFonts w:ascii="Consolas" w:hAnsi="Consolas"/>
-          <w:sz w:val="17"/>
-        </w:rPr>
-        <w:t xml:space="preserve">            </w:t>
-      </w:r>
-      <w:r>
-        <w:rPr>
-          <w:rFonts w:ascii="Consolas" w:hAnsi="Consolas"/>
-          <w:color w:val="C00000"/>
-          <w:sz w:val="17"/>
-        </w:rPr>
-        <w:t>if</w:t>
-      </w:r>
-      <w:r>
-        <w:rPr>
-          <w:rFonts w:ascii="Consolas" w:hAnsi="Consolas"/>
-          <w:sz w:val="17"/>
-        </w:rPr>
-        <w:t xml:space="preserve"> return_trajectory:</w:t>
-      </w:r>
-    </w:p>
-    <w:p>
-      <w:pPr>
-        <w:rPr>
-          <w:rFonts w:ascii="Consolas" w:hAnsi="Consolas" w:cs="Consolas"/>
-          <w:sz w:val="17"/>
-          <w:szCs w:val="17"/>
-        </w:rPr>
-      </w:pPr>
-      <w:r>
-        <w:rPr>
-          <w:rFonts w:ascii="Consolas" w:hAnsi="Consolas"/>
-          <w:sz w:val="17"/>
-        </w:rPr>
-        <w:t xml:space="preserve">                </w:t>
-      </w:r>
-      <w:r>
-        <w:rPr>
-          <w:rFonts w:ascii="Consolas" w:hAnsi="Consolas"/>
-          <w:color w:val="C00000"/>
-          <w:sz w:val="17"/>
-        </w:rPr>
-        <w:t>assert</w:t>
-      </w:r>
-      <w:r>
-        <w:rPr>
-          <w:rFonts w:ascii="Consolas" w:hAnsi="Consolas"/>
-          <w:sz w:val="17"/>
-        </w:rPr>
-        <w:t xml:space="preserve"> traj </w:t>
-      </w:r>
-      <w:r>
-        <w:rPr>
-          <w:rFonts w:ascii="Consolas" w:hAnsi="Consolas"/>
-          <w:color w:val="C00000"/>
-          <w:sz w:val="17"/>
-        </w:rPr>
-        <w:t>is</w:t>
-      </w:r>
-      <w:r>
-        <w:rPr>
-          <w:rFonts w:ascii="Consolas" w:hAnsi="Consolas"/>
-          <w:sz w:val="17"/>
-        </w:rPr>
-        <w:t xml:space="preserve"> </w:t>
-      </w:r>
-      <w:r>
-        <w:rPr>
-          <w:rFonts w:ascii="Consolas" w:hAnsi="Consolas"/>
-          <w:color w:val="C00000"/>
-          <w:sz w:val="17"/>
-        </w:rPr>
-        <w:t>not</w:t>
-      </w:r>
-      <w:r>
-        <w:rPr>
-          <w:rFonts w:ascii="Consolas" w:hAnsi="Consolas"/>
-          <w:sz w:val="17"/>
-        </w:rPr>
-        <w:t xml:space="preserve"> </w:t>
-      </w:r>
-      <w:r>
-        <w:rPr>
-          <w:rFonts w:ascii="Consolas" w:hAnsi="Consolas"/>
-          <w:color w:val="0F9ED5"/>
-          <w:sz w:val="17"/>
-        </w:rPr>
-        <w:t>None</w:t>
-      </w:r>
-    </w:p>
-    <w:p>
-      <w:pPr>
-        <w:rPr>
-          <w:rFonts w:ascii="Consolas" w:hAnsi="Consolas" w:cs="Consolas"/>
-          <w:sz w:val="17"/>
-          <w:szCs w:val="17"/>
-        </w:rPr>
-      </w:pPr>
-      <w:r>
-        <w:rPr>
-          <w:rFonts w:ascii="Consolas" w:hAnsi="Consolas"/>
-          <w:sz w:val="17"/>
-        </w:rPr>
-        <w:t xml:space="preserve">                traj.</w:t>
-      </w:r>
-      <w:r>
-        <w:rPr>
-          <w:rFonts w:ascii="Consolas" w:hAnsi="Consolas"/>
-          <w:color w:val="80340D"/>
-          <w:sz w:val="17"/>
-        </w:rPr>
-        <w:t>append</w:t>
-      </w:r>
-      <w:r>
-        <w:rPr>
-          <w:rFonts w:ascii="Consolas" w:hAnsi="Consolas"/>
-          <w:sz w:val="17"/>
-        </w:rPr>
-        <w:t>(h.</w:t>
-      </w:r>
-      <w:r>
-        <w:rPr>
-          <w:rFonts w:ascii="Consolas" w:hAnsi="Consolas"/>
-          <w:color w:val="80340D"/>
-          <w:sz w:val="17"/>
-        </w:rPr>
-        <w:t>detach</w:t>
-      </w:r>
-      <w:r>
-        <w:rPr>
-          <w:rFonts w:ascii="Consolas" w:hAnsi="Consolas"/>
-          <w:sz w:val="17"/>
-        </w:rPr>
-        <w:t>().</w:t>
-      </w:r>
-      <w:r>
-        <w:rPr>
-          <w:rFonts w:ascii="Consolas" w:hAnsi="Consolas"/>
-          <w:color w:val="80340D"/>
-          <w:sz w:val="17"/>
-        </w:rPr>
-        <w:t>cpu</w:t>
-      </w:r>
-      <w:r>
-        <w:rPr>
-          <w:rFonts w:ascii="Consolas" w:hAnsi="Consolas"/>
-          <w:sz w:val="17"/>
-        </w:rPr>
-        <w:t>())</w:t>
-      </w:r>
-    </w:p>
-    <w:p>
-      <w:pPr>
-        <w:rPr>
-          <w:rFonts w:ascii="Consolas" w:hAnsi="Consolas" w:cs="Consolas"/>
-          <w:sz w:val="17"/>
-          <w:szCs w:val="17"/>
-        </w:rPr>
-      </w:pPr>
-    </w:p>
-    <w:p>
-      <w:pPr>
-        <w:rPr>
-          <w:rFonts w:ascii="Consolas" w:hAnsi="Consolas" w:cs="Consolas"/>
-          <w:sz w:val="17"/>
-          <w:szCs w:val="17"/>
-        </w:rPr>
-      </w:pPr>
-      <w:r>
-        <w:rPr>
-          <w:rFonts w:ascii="Consolas" w:hAnsi="Consolas"/>
-          <w:sz w:val="17"/>
-        </w:rPr>
-        <w:t xml:space="preserve">        </w:t>
-      </w:r>
-      <w:r>
-        <w:rPr>
-          <w:rFonts w:ascii="Consolas" w:hAnsi="Consolas"/>
-          <w:color w:val="C00000"/>
-          <w:sz w:val="17"/>
-        </w:rPr>
-        <w:t>return</w:t>
-      </w:r>
-      <w:r>
-        <w:rPr>
-          <w:rFonts w:ascii="Consolas" w:hAnsi="Consolas"/>
-          <w:sz w:val="17"/>
-        </w:rPr>
-        <w:t xml:space="preserve"> h, traj</w:t>
-      </w:r>
-    </w:p>
-    <w:p>
-      <w:pPr>
-        <w:rPr>
-          <w:rFonts w:ascii="Consolas" w:hAnsi="Consolas" w:cs="Consolas"/>
-          <w:sz w:val="17"/>
-          <w:szCs w:val="17"/>
-        </w:rPr>
-      </w:pPr>
-    </w:p>
-    <w:p>
-      <w:pPr>
-        <w:rPr>
-          <w:rFonts w:ascii="Consolas" w:hAnsi="Consolas" w:cs="Consolas"/>
-          <w:sz w:val="17"/>
-          <w:szCs w:val="17"/>
-        </w:rPr>
-      </w:pPr>
-      <w:r>
-        <w:rPr>
-          <w:rFonts w:ascii="Consolas" w:hAnsi="Consolas"/>
-          <w:sz w:val="17"/>
-        </w:rPr>
-        <w:t xml:space="preserve">    </w:t>
-      </w:r>
-      <w:r>
-        <w:rPr>
-          <w:rFonts w:ascii="Consolas" w:hAnsi="Consolas"/>
-          <w:color w:val="3A7C22"/>
-          <w:sz w:val="17"/>
-        </w:rPr>
-        <w:t># ------------------------------------------------------------------</w:t>
-      </w:r>
-    </w:p>
-    <w:p>
-      <w:pPr>
-        <w:rPr>
-          <w:rFonts w:ascii="Consolas" w:hAnsi="Consolas" w:cs="Consolas"/>
-          <w:sz w:val="17"/>
-          <w:szCs w:val="17"/>
-        </w:rPr>
-      </w:pPr>
-      <w:r>
-        <w:rPr>
-          <w:rFonts w:ascii="Consolas" w:hAnsi="Consolas"/>
-          <w:sz w:val="17"/>
-        </w:rPr>
-        <w:t xml:space="preserve">    </w:t>
-      </w:r>
-      <w:r>
-        <w:rPr>
-          <w:rFonts w:ascii="Consolas" w:hAnsi="Consolas"/>
-          <w:color w:val="C00000"/>
-          <w:sz w:val="17"/>
-        </w:rPr>
-        <w:t>def</w:t>
-      </w:r>
-      <w:r>
-        <w:rPr>
-          <w:rFonts w:ascii="Consolas" w:hAnsi="Consolas"/>
-          <w:sz w:val="17"/>
-        </w:rPr>
-        <w:t xml:space="preserve"> </w:t>
-      </w:r>
-      <w:r>
-        <w:rPr>
-          <w:rFonts w:ascii="Consolas" w:hAnsi="Consolas"/>
-          <w:color w:val="80340D"/>
-          <w:sz w:val="17"/>
-        </w:rPr>
-        <w:t>forward</w:t>
-      </w:r>
-      <w:r>
-        <w:rPr>
-          <w:rFonts w:ascii="Consolas" w:hAnsi="Consolas"/>
-          <w:sz w:val="17"/>
-        </w:rPr>
-        <w:t>(</w:t>
-      </w:r>
-    </w:p>
-    <w:p>
-      <w:pPr>
-        <w:rPr>
-          <w:rFonts w:ascii="Consolas" w:hAnsi="Consolas" w:cs="Consolas"/>
-          <w:sz w:val="17"/>
-          <w:szCs w:val="17"/>
-        </w:rPr>
-      </w:pPr>
-      <w:r>
-        <w:rPr>
-          <w:rFonts w:ascii="Consolas" w:hAnsi="Consolas"/>
-          <w:sz w:val="17"/>
-        </w:rPr>
-        <w:t xml:space="preserve">        </w:t>
-      </w:r>
-      <w:r>
-        <w:rPr>
-          <w:rFonts w:ascii="Consolas" w:hAnsi="Consolas"/>
-          <w:color w:val="7030A0"/>
-          <w:sz w:val="17"/>
-        </w:rPr>
-        <w:t>self</w:t>
-      </w:r>
-      <w:r>
-        <w:rPr>
-          <w:rFonts w:ascii="Consolas" w:hAnsi="Consolas"/>
-          <w:sz w:val="17"/>
-        </w:rPr>
-        <w:t>,</w:t>
-      </w:r>
-    </w:p>
-    <w:p>
-      <w:pPr>
-        <w:rPr>
-          <w:rFonts w:ascii="Consolas" w:hAnsi="Consolas" w:cs="Consolas"/>
-          <w:sz w:val="17"/>
-          <w:szCs w:val="17"/>
-        </w:rPr>
-      </w:pPr>
-      <w:r>
-        <w:rPr>
-          <w:rFonts w:ascii="Consolas" w:hAnsi="Consolas"/>
-          <w:sz w:val="17"/>
-        </w:rPr>
-        <w:t xml:space="preserve">        x: torch.</w:t>
-      </w:r>
-      <w:r>
-        <w:rPr>
-          <w:rFonts w:ascii="Consolas" w:hAnsi="Consolas"/>
-          <w:color w:val="0B769F"/>
-          <w:sz w:val="17"/>
-        </w:rPr>
-        <w:t>Tensor</w:t>
-      </w:r>
-      <w:r>
-        <w:rPr>
-          <w:rFonts w:ascii="Consolas" w:hAnsi="Consolas"/>
-          <w:sz w:val="17"/>
-        </w:rPr>
-        <w:t>,</w:t>
-      </w:r>
-    </w:p>
-    <w:p>
-      <w:pPr>
-        <w:rPr>
-          <w:rFonts w:ascii="Consolas" w:hAnsi="Consolas" w:cs="Consolas"/>
-          <w:sz w:val="17"/>
-          <w:szCs w:val="17"/>
-        </w:rPr>
-      </w:pPr>
-      <w:r>
-        <w:rPr>
-          <w:rFonts w:ascii="Consolas" w:hAnsi="Consolas"/>
-          <w:sz w:val="17"/>
-        </w:rPr>
-        <w:t xml:space="preserve">        targets: </w:t>
-      </w:r>
-      <w:r>
-        <w:rPr>
-          <w:rFonts w:ascii="Consolas" w:hAnsi="Consolas"/>
-          <w:color w:val="0B769F"/>
-          <w:sz w:val="17"/>
-        </w:rPr>
-        <w:t>Optional</w:t>
-      </w:r>
-      <w:r>
-        <w:rPr>
-          <w:rFonts w:ascii="Consolas" w:hAnsi="Consolas"/>
-          <w:sz w:val="17"/>
-        </w:rPr>
-        <w:t>[torch.</w:t>
-      </w:r>
-      <w:r>
-        <w:rPr>
-          <w:rFonts w:ascii="Consolas" w:hAnsi="Consolas"/>
-          <w:color w:val="0B769F"/>
-          <w:sz w:val="17"/>
-        </w:rPr>
-        <w:t>Tensor</w:t>
-      </w:r>
-      <w:r>
-        <w:rPr>
-          <w:rFonts w:ascii="Consolas" w:hAnsi="Consolas"/>
-          <w:sz w:val="17"/>
-        </w:rPr>
-        <w:t xml:space="preserve">] = </w:t>
-      </w:r>
-      <w:r>
-        <w:rPr>
-          <w:rFonts w:ascii="Consolas" w:hAnsi="Consolas"/>
-          <w:color w:val="0F9ED5"/>
-          <w:sz w:val="17"/>
-        </w:rPr>
-        <w:t>None</w:t>
-      </w:r>
-      <w:r>
-        <w:rPr>
-          <w:rFonts w:ascii="Consolas" w:hAnsi="Consolas"/>
-          <w:sz w:val="17"/>
-        </w:rPr>
-        <w:t>,</w:t>
-      </w:r>
-    </w:p>
-    <w:p>
-      <w:pPr>
-        <w:rPr>
-          <w:rFonts w:ascii="Consolas" w:hAnsi="Consolas" w:cs="Consolas"/>
-          <w:sz w:val="17"/>
-          <w:szCs w:val="17"/>
-        </w:rPr>
-      </w:pPr>
-      <w:r>
-        <w:rPr>
-          <w:rFonts w:ascii="Consolas" w:hAnsi="Consolas"/>
-          <w:sz w:val="17"/>
-        </w:rPr>
-        <w:t xml:space="preserve">        return_trajectory: </w:t>
-      </w:r>
-      <w:r>
-        <w:rPr>
-          <w:rFonts w:ascii="Consolas" w:hAnsi="Consolas"/>
-          <w:color w:val="074F6A"/>
-          <w:sz w:val="17"/>
-        </w:rPr>
-        <w:t>bool</w:t>
-      </w:r>
-      <w:r>
-        <w:rPr>
-          <w:rFonts w:ascii="Consolas" w:hAnsi="Consolas"/>
-          <w:sz w:val="17"/>
-        </w:rPr>
-        <w:t xml:space="preserve"> = </w:t>
-      </w:r>
-      <w:r>
-        <w:rPr>
-          <w:rFonts w:ascii="Consolas" w:hAnsi="Consolas"/>
-          <w:color w:val="0F9ED5"/>
-          <w:sz w:val="17"/>
-        </w:rPr>
-        <w:t>False</w:t>
-      </w:r>
-      <w:r>
-        <w:rPr>
-          <w:rFonts w:ascii="Consolas" w:hAnsi="Consolas"/>
-          <w:sz w:val="17"/>
-        </w:rPr>
-        <w:t>,</w:t>
-      </w:r>
-    </w:p>
-    <w:p>
-      <w:pPr>
-        <w:rPr>
-          <w:rFonts w:ascii="Consolas" w:hAnsi="Consolas" w:cs="Consolas"/>
-          <w:sz w:val="17"/>
-          <w:szCs w:val="17"/>
-        </w:rPr>
-      </w:pPr>
-      <w:r>
-        <w:rPr>
-          <w:rFonts w:ascii="Consolas" w:hAnsi="Consolas"/>
-          <w:sz w:val="17"/>
-        </w:rPr>
-        <w:t xml:space="preserve">    ):</w:t>
-      </w:r>
-    </w:p>
-    <w:p>
-      <w:pPr>
-        <w:rPr>
-          <w:rFonts w:ascii="Consolas" w:hAnsi="Consolas" w:cs="Consolas"/>
-          <w:sz w:val="17"/>
-          <w:szCs w:val="17"/>
-        </w:rPr>
-      </w:pPr>
-      <w:r>
-        <w:rPr>
-          <w:rFonts w:ascii="Consolas" w:hAnsi="Consolas"/>
-          <w:sz w:val="17"/>
-        </w:rPr>
-        <w:t xml:space="preserve">        </w:t>
-      </w:r>
-      <w:r>
-        <w:rPr>
-          <w:rFonts w:ascii="Consolas" w:hAnsi="Consolas"/>
-          <w:color w:val="4EA72E"/>
-          <w:sz w:val="17"/>
-        </w:rPr>
-        <w:t>"""x: (B, T) token ids, targets: (B, T) next-token ids (or None).</w:t>
-      </w:r>
-    </w:p>
-    <w:p>
-      <w:pPr>
-        <w:rPr>
-          <w:rFonts w:ascii="Consolas" w:hAnsi="Consolas" w:cs="Consolas"/>
-          <w:sz w:val="17"/>
-          <w:szCs w:val="17"/>
-        </w:rPr>
-      </w:pPr>
-    </w:p>
-    <w:p>
-      <w:pPr>
-        <w:rPr>
-          <w:rFonts w:ascii="Consolas" w:hAnsi="Consolas" w:cs="Consolas"/>
-          <w:sz w:val="17"/>
-          <w:szCs w:val="17"/>
-        </w:rPr>
-      </w:pPr>
-      <w:r>
-        <w:rPr>
-          <w:rFonts w:ascii="Consolas" w:hAnsi="Consolas"/>
-          <w:sz w:val="17"/>
-        </w:rPr>
-        <w:t xml:space="preserve">        </w:t>
-      </w:r>
-      <w:r>
-        <w:rPr>
-          <w:rFonts w:ascii="Consolas" w:hAnsi="Consolas"/>
-          <w:color w:val="0B769F"/>
-          <w:sz w:val="17"/>
-        </w:rPr>
-        <w:t>Returns</w:t>
-      </w:r>
-      <w:r>
-        <w:rPr>
-          <w:rFonts w:ascii="Consolas" w:hAnsi="Consolas"/>
-          <w:sz w:val="17"/>
-        </w:rPr>
-        <w:t xml:space="preserve"> (logits, loss, traj?).  traj </w:t>
-      </w:r>
-      <w:r>
-        <w:rPr>
-          <w:rFonts w:ascii="Consolas" w:hAnsi="Consolas"/>
-          <w:color w:val="C00000"/>
-          <w:sz w:val="17"/>
-        </w:rPr>
-        <w:t>is</w:t>
-      </w:r>
-      <w:r>
-        <w:rPr>
-          <w:rFonts w:ascii="Consolas" w:hAnsi="Consolas"/>
-          <w:sz w:val="17"/>
-        </w:rPr>
-        <w:t xml:space="preserve"> a </w:t>
-      </w:r>
-      <w:r>
-        <w:rPr>
-          <w:rFonts w:ascii="Consolas" w:hAnsi="Consolas"/>
-          <w:color w:val="BF4E14"/>
-          <w:sz w:val="17"/>
-        </w:rPr>
-        <w:t>list</w:t>
-      </w:r>
-      <w:r>
-        <w:rPr>
-          <w:rFonts w:ascii="Consolas" w:hAnsi="Consolas"/>
-          <w:sz w:val="17"/>
-        </w:rPr>
-        <w:t xml:space="preserve"> </w:t>
-      </w:r>
-      <w:r>
-        <w:rPr>
-          <w:rFonts w:ascii="Consolas" w:hAnsi="Consolas"/>
-          <w:color w:val="80340D"/>
-          <w:sz w:val="17"/>
-        </w:rPr>
-        <w:t>of</w:t>
-      </w:r>
-      <w:r>
-        <w:rPr>
-          <w:rFonts w:ascii="Consolas" w:hAnsi="Consolas"/>
-          <w:sz w:val="17"/>
-        </w:rPr>
-        <w:t xml:space="preserve"> (</w:t>
-      </w:r>
-      <w:r>
-        <w:rPr>
-          <w:rFonts w:ascii="Consolas" w:hAnsi="Consolas"/>
-          <w:color w:val="0B769F"/>
-          <w:sz w:val="17"/>
-        </w:rPr>
-        <w:t>B</w:t>
-      </w:r>
-      <w:r>
-        <w:rPr>
-          <w:rFonts w:ascii="Consolas" w:hAnsi="Consolas"/>
-          <w:sz w:val="17"/>
-        </w:rPr>
-        <w:t xml:space="preserve">, </w:t>
-      </w:r>
-      <w:r>
-        <w:rPr>
-          <w:rFonts w:ascii="Consolas" w:hAnsi="Consolas"/>
-          <w:color w:val="0B769F"/>
-          <w:sz w:val="17"/>
-        </w:rPr>
-        <w:t>T</w:t>
-      </w:r>
-      <w:r>
-        <w:rPr>
-          <w:rFonts w:ascii="Consolas" w:hAnsi="Consolas"/>
-          <w:sz w:val="17"/>
-        </w:rPr>
-        <w:t>, d)</w:t>
-      </w:r>
-    </w:p>
-    <w:p>
-      <w:pPr>
-        <w:rPr>
-          <w:rFonts w:ascii="Consolas" w:hAnsi="Consolas" w:cs="Consolas"/>
-          <w:sz w:val="17"/>
-          <w:szCs w:val="17"/>
-        </w:rPr>
-      </w:pPr>
-      <w:r>
-        <w:rPr>
-          <w:rFonts w:ascii="Consolas" w:hAnsi="Consolas"/>
-          <w:sz w:val="17"/>
-        </w:rPr>
-        <w:t xml:space="preserve">        tensors on </w:t>
-      </w:r>
-      <w:r>
-        <w:rPr>
-          <w:rFonts w:ascii="Consolas" w:hAnsi="Consolas"/>
-          <w:color w:val="0B769F"/>
-          <w:sz w:val="17"/>
-        </w:rPr>
-        <w:t>CPU</w:t>
-      </w:r>
-      <w:r>
-        <w:rPr>
-          <w:rFonts w:ascii="Consolas" w:hAnsi="Consolas"/>
-          <w:sz w:val="17"/>
-        </w:rPr>
-        <w:t xml:space="preserve"> only when return_trajectory=</w:t>
-      </w:r>
-      <w:r>
-        <w:rPr>
-          <w:rFonts w:ascii="Consolas" w:hAnsi="Consolas"/>
-          <w:color w:val="0F9ED5"/>
-          <w:sz w:val="17"/>
-        </w:rPr>
-        <w:t>True</w:t>
-      </w:r>
-      <w:r>
-        <w:rPr>
-          <w:rFonts w:ascii="Consolas" w:hAnsi="Consolas"/>
-          <w:sz w:val="17"/>
-        </w:rPr>
-        <w:t>.</w:t>
-      </w:r>
-    </w:p>
-    <w:p>
-      <w:pPr>
-        <w:rPr>
-          <w:rFonts w:ascii="Consolas" w:hAnsi="Consolas" w:cs="Consolas"/>
-          <w:sz w:val="17"/>
-          <w:szCs w:val="17"/>
-        </w:rPr>
-      </w:pPr>
-      <w:r>
-        <w:rPr>
-          <w:rFonts w:ascii="Consolas" w:hAnsi="Consolas"/>
-          <w:sz w:val="17"/>
-        </w:rPr>
-        <w:t xml:space="preserve">        </w:t>
-      </w:r>
-      <w:r>
-        <w:rPr>
-          <w:rFonts w:ascii="Consolas" w:hAnsi="Consolas"/>
-          <w:color w:val="4EA72E"/>
-          <w:sz w:val="17"/>
-        </w:rPr>
-        <w:t>"""</w:t>
-      </w:r>
-    </w:p>
-    <w:p>
-      <w:pPr>
-        <w:rPr>
-          <w:rFonts w:ascii="Consolas" w:hAnsi="Consolas" w:cs="Consolas"/>
-          <w:sz w:val="17"/>
-          <w:szCs w:val="17"/>
-        </w:rPr>
-      </w:pPr>
-      <w:r>
-        <w:rPr>
-          <w:rFonts w:ascii="Consolas" w:hAnsi="Consolas"/>
-          <w:color w:val="3A7C22"/>
-          <w:sz w:val="17"/>
-        </w:rPr>
-        <w:t xml:space="preserve">        emb, xi = self._embed_and_pool(x)</w:t>
-      </w:r>
-    </w:p>
-    <w:p>
-      <w:pPr>
-        <w:rPr>
-          <w:rFonts w:ascii="Consolas" w:hAnsi="Consolas" w:cs="Consolas"/>
-          <w:sz w:val="17"/>
-          <w:szCs w:val="17"/>
-        </w:rPr>
-      </w:pPr>
-      <w:r>
-        <w:rPr>
-          <w:rFonts w:ascii="Consolas" w:hAnsi="Consolas"/>
-          <w:color w:val="3A7C22"/>
-          <w:sz w:val="17"/>
-        </w:rPr>
-        <w:t xml:space="preserve">        h_L, traj = self.integrate(emb, xi, return_trajectory=return_trajectory)</w:t>
-      </w:r>
-    </w:p>
-    <w:p>
-      <w:pPr>
-        <w:rPr>
-          <w:rFonts w:ascii="Consolas" w:hAnsi="Consolas" w:cs="Consolas"/>
-          <w:sz w:val="17"/>
-          <w:szCs w:val="17"/>
-        </w:rPr>
-      </w:pPr>
-    </w:p>
-    <w:p>
-      <w:pPr>
-        <w:rPr>
-          <w:rFonts w:ascii="Consolas" w:hAnsi="Consolas" w:cs="Consolas"/>
-          <w:sz w:val="17"/>
-          <w:szCs w:val="17"/>
-        </w:rPr>
-      </w:pPr>
-      <w:r>
-        <w:rPr>
-          <w:rFonts w:ascii="Consolas" w:hAnsi="Consolas"/>
-          <w:sz w:val="17"/>
-        </w:rPr>
-        <w:t xml:space="preserve">        logits = h_L @ </w:t>
-      </w:r>
-      <w:r>
-        <w:rPr>
-          <w:rFonts w:ascii="Consolas" w:hAnsi="Consolas"/>
-          <w:color w:val="7030A0"/>
-          <w:sz w:val="17"/>
-        </w:rPr>
-        <w:t>self</w:t>
-      </w:r>
-      <w:r>
-        <w:rPr>
-          <w:rFonts w:ascii="Consolas" w:hAnsi="Consolas"/>
-          <w:sz w:val="17"/>
-        </w:rPr>
-        <w:t>.</w:t>
-      </w:r>
-      <w:r>
-        <w:rPr>
-          <w:rFonts w:ascii="Consolas" w:hAnsi="Consolas"/>
-          <w:color w:val="0B769F"/>
-          <w:sz w:val="17"/>
-        </w:rPr>
-        <w:t>E</w:t>
-      </w:r>
-      <w:r>
-        <w:rPr>
-          <w:rFonts w:ascii="Consolas" w:hAnsi="Consolas"/>
-          <w:sz w:val="17"/>
-        </w:rPr>
-        <w:t>.weight.</w:t>
-      </w:r>
-      <w:r>
-        <w:rPr>
-          <w:rFonts w:ascii="Consolas" w:hAnsi="Consolas"/>
-          <w:color w:val="0B769F"/>
-          <w:sz w:val="17"/>
-        </w:rPr>
-        <w:t>T</w:t>
-      </w:r>
-      <w:r>
-        <w:rPr>
-          <w:rFonts w:ascii="Consolas" w:hAnsi="Consolas"/>
-          <w:sz w:val="17"/>
-        </w:rPr>
-        <w:t xml:space="preserve">                                </w:t>
-      </w:r>
-      <w:r>
-        <w:rPr>
-          <w:rFonts w:ascii="Consolas" w:hAnsi="Consolas"/>
-          <w:color w:val="3A7C22"/>
-          <w:sz w:val="17"/>
-        </w:rPr>
-        <w:t># (B, T, V)</w:t>
-      </w:r>
-    </w:p>
-    <w:p>
-      <w:pPr>
-        <w:rPr>
-          <w:rFonts w:ascii="Consolas" w:hAnsi="Consolas" w:cs="Consolas"/>
-          <w:sz w:val="17"/>
-          <w:szCs w:val="17"/>
-        </w:rPr>
-      </w:pPr>
-    </w:p>
-    <w:p>
-      <w:pPr>
-        <w:rPr>
-          <w:rFonts w:ascii="Consolas" w:hAnsi="Consolas" w:cs="Consolas"/>
-          <w:sz w:val="17"/>
-          <w:szCs w:val="17"/>
-        </w:rPr>
-      </w:pPr>
-      <w:r>
-        <w:rPr>
-          <w:rFonts w:ascii="Consolas" w:hAnsi="Consolas"/>
-          <w:sz w:val="17"/>
-        </w:rPr>
-        <w:t xml:space="preserve">        loss = </w:t>
-      </w:r>
-      <w:r>
-        <w:rPr>
-          <w:rFonts w:ascii="Consolas" w:hAnsi="Consolas"/>
-          <w:color w:val="0F9ED5"/>
-          <w:sz w:val="17"/>
-        </w:rPr>
-        <w:t>None</w:t>
-      </w:r>
-    </w:p>
-    <w:p>
-      <w:pPr>
-        <w:rPr>
-          <w:rFonts w:ascii="Consolas" w:hAnsi="Consolas" w:cs="Consolas"/>
-          <w:sz w:val="17"/>
-          <w:szCs w:val="17"/>
-        </w:rPr>
-      </w:pPr>
-      <w:r>
-        <w:rPr>
-          <w:rFonts w:ascii="Consolas" w:hAnsi="Consolas"/>
-          <w:sz w:val="17"/>
-        </w:rPr>
-        <w:t xml:space="preserve">        </w:t>
-      </w:r>
-      <w:r>
-        <w:rPr>
-          <w:rFonts w:ascii="Consolas" w:hAnsi="Consolas"/>
-          <w:color w:val="C00000"/>
-          <w:sz w:val="17"/>
-        </w:rPr>
-        <w:t>if</w:t>
-      </w:r>
-      <w:r>
-        <w:rPr>
-          <w:rFonts w:ascii="Consolas" w:hAnsi="Consolas"/>
-          <w:sz w:val="17"/>
-        </w:rPr>
-        <w:t xml:space="preserve"> targets </w:t>
-      </w:r>
-      <w:r>
-        <w:rPr>
-          <w:rFonts w:ascii="Consolas" w:hAnsi="Consolas"/>
-          <w:color w:val="C00000"/>
-          <w:sz w:val="17"/>
-        </w:rPr>
-        <w:t>is</w:t>
-      </w:r>
-      <w:r>
-        <w:rPr>
-          <w:rFonts w:ascii="Consolas" w:hAnsi="Consolas"/>
-          <w:sz w:val="17"/>
-        </w:rPr>
-        <w:t xml:space="preserve"> </w:t>
-      </w:r>
-      <w:r>
-        <w:rPr>
-          <w:rFonts w:ascii="Consolas" w:hAnsi="Consolas"/>
-          <w:color w:val="C00000"/>
-          <w:sz w:val="17"/>
-        </w:rPr>
-        <w:t>not</w:t>
-      </w:r>
-      <w:r>
-        <w:rPr>
-          <w:rFonts w:ascii="Consolas" w:hAnsi="Consolas"/>
-          <w:sz w:val="17"/>
-        </w:rPr>
-        <w:t xml:space="preserve"> </w:t>
-      </w:r>
-      <w:r>
-        <w:rPr>
-          <w:rFonts w:ascii="Consolas" w:hAnsi="Consolas"/>
-          <w:color w:val="0F9ED5"/>
-          <w:sz w:val="17"/>
-        </w:rPr>
-        <w:t>None</w:t>
-      </w:r>
-      <w:r>
-        <w:rPr>
-          <w:rFonts w:ascii="Consolas" w:hAnsi="Consolas"/>
-          <w:sz w:val="17"/>
-        </w:rPr>
-        <w:t>:</w:t>
-      </w:r>
-    </w:p>
-    <w:p>
-      <w:pPr>
-        <w:rPr>
-          <w:rFonts w:ascii="Consolas" w:hAnsi="Consolas" w:cs="Consolas"/>
-          <w:sz w:val="17"/>
-          <w:szCs w:val="17"/>
-        </w:rPr>
-      </w:pPr>
-      <w:r>
-        <w:rPr>
-          <w:rFonts w:ascii="Consolas" w:hAnsi="Consolas"/>
-          <w:sz w:val="17"/>
-        </w:rPr>
-        <w:t xml:space="preserve">            loss = </w:t>
-      </w:r>
-      <w:r>
-        <w:rPr>
-          <w:rFonts w:ascii="Consolas" w:hAnsi="Consolas"/>
-          <w:color w:val="0B769F"/>
-          <w:sz w:val="17"/>
-        </w:rPr>
-        <w:t>F</w:t>
-      </w:r>
-      <w:r>
-        <w:rPr>
-          <w:rFonts w:ascii="Consolas" w:hAnsi="Consolas"/>
-          <w:sz w:val="17"/>
-        </w:rPr>
-        <w:t>.</w:t>
-      </w:r>
-      <w:r>
-        <w:rPr>
-          <w:rFonts w:ascii="Consolas" w:hAnsi="Consolas"/>
-          <w:color w:val="80340D"/>
-          <w:sz w:val="17"/>
-        </w:rPr>
-        <w:t>cross_entropy</w:t>
-      </w:r>
-      <w:r>
-        <w:rPr>
-          <w:rFonts w:ascii="Consolas" w:hAnsi="Consolas"/>
-          <w:sz w:val="17"/>
-        </w:rPr>
-        <w:t>(</w:t>
-      </w:r>
-    </w:p>
-    <w:p>
-      <w:pPr>
-        <w:rPr>
-          <w:rFonts w:ascii="Consolas" w:hAnsi="Consolas" w:cs="Consolas"/>
-          <w:sz w:val="17"/>
-          <w:szCs w:val="17"/>
-        </w:rPr>
-      </w:pPr>
-      <w:r>
-        <w:rPr>
-          <w:rFonts w:ascii="Consolas" w:hAnsi="Consolas"/>
-          <w:sz w:val="17"/>
-        </w:rPr>
-        <w:t xml:space="preserve">                logits.</w:t>
-      </w:r>
-      <w:r>
-        <w:rPr>
-          <w:rFonts w:ascii="Consolas" w:hAnsi="Consolas"/>
-          <w:color w:val="80340D"/>
-          <w:sz w:val="17"/>
-        </w:rPr>
-        <w:t>reshape</w:t>
-      </w:r>
-      <w:r>
-        <w:rPr>
-          <w:rFonts w:ascii="Consolas" w:hAnsi="Consolas"/>
-          <w:sz w:val="17"/>
-        </w:rPr>
-        <w:t>(-</w:t>
-      </w:r>
-      <w:r>
-        <w:rPr>
-          <w:rFonts w:ascii="Consolas" w:hAnsi="Consolas"/>
-          <w:color w:val="0F9ED5"/>
-          <w:sz w:val="17"/>
-        </w:rPr>
-        <w:t>1</w:t>
-      </w:r>
-      <w:r>
-        <w:rPr>
-          <w:rFonts w:ascii="Consolas" w:hAnsi="Consolas"/>
-          <w:sz w:val="17"/>
-        </w:rPr>
-        <w:t xml:space="preserve">, </w:t>
-      </w:r>
-      <w:r>
-        <w:rPr>
-          <w:rFonts w:ascii="Consolas" w:hAnsi="Consolas"/>
-          <w:color w:val="7030A0"/>
-          <w:sz w:val="17"/>
-        </w:rPr>
-        <w:t>self</w:t>
-      </w:r>
-      <w:r>
-        <w:rPr>
-          <w:rFonts w:ascii="Consolas" w:hAnsi="Consolas"/>
-          <w:sz w:val="17"/>
-        </w:rPr>
-        <w:t>.cfg.vocab_size),</w:t>
-      </w:r>
-    </w:p>
-    <w:p>
-      <w:pPr>
-        <w:rPr>
-          <w:rFonts w:ascii="Consolas" w:hAnsi="Consolas" w:cs="Consolas"/>
-          <w:sz w:val="17"/>
-          <w:szCs w:val="17"/>
-        </w:rPr>
-      </w:pPr>
-      <w:r>
-        <w:rPr>
-          <w:rFonts w:ascii="Consolas" w:hAnsi="Consolas"/>
-          <w:sz w:val="17"/>
-        </w:rPr>
-        <w:t xml:space="preserve">                targets.</w:t>
-      </w:r>
-      <w:r>
-        <w:rPr>
-          <w:rFonts w:ascii="Consolas" w:hAnsi="Consolas"/>
-          <w:color w:val="80340D"/>
-          <w:sz w:val="17"/>
-        </w:rPr>
-        <w:t>reshape</w:t>
-      </w:r>
-      <w:r>
-        <w:rPr>
-          <w:rFonts w:ascii="Consolas" w:hAnsi="Consolas"/>
-          <w:sz w:val="17"/>
-        </w:rPr>
-        <w:t>(-</w:t>
-      </w:r>
-      <w:r>
-        <w:rPr>
-          <w:rFonts w:ascii="Consolas" w:hAnsi="Consolas"/>
-          <w:color w:val="0F9ED5"/>
-          <w:sz w:val="17"/>
-        </w:rPr>
-        <w:t>1</w:t>
-      </w:r>
-      <w:r>
-        <w:rPr>
-          <w:rFonts w:ascii="Consolas" w:hAnsi="Consolas"/>
-          <w:sz w:val="17"/>
-        </w:rPr>
-        <w:t>),</w:t>
-      </w:r>
-    </w:p>
-    <w:p>
-      <w:pPr>
-        <w:rPr>
-          <w:rFonts w:ascii="Consolas" w:hAnsi="Consolas" w:cs="Consolas"/>
-          <w:sz w:val="17"/>
-          <w:szCs w:val="17"/>
-        </w:rPr>
-      </w:pPr>
-      <w:r>
-        <w:rPr>
-          <w:rFonts w:ascii="Consolas" w:hAnsi="Consolas"/>
-          <w:sz w:val="17"/>
-        </w:rPr>
-        <w:t xml:space="preserve">            )</w:t>
-      </w:r>
-    </w:p>
-    <w:p>
-      <w:pPr>
-        <w:rPr>
-          <w:rFonts w:ascii="Consolas" w:hAnsi="Consolas" w:cs="Consolas"/>
-          <w:sz w:val="17"/>
-          <w:szCs w:val="17"/>
-        </w:rPr>
-      </w:pPr>
-      <w:r>
-        <w:rPr>
-          <w:rFonts w:ascii="Consolas" w:hAnsi="Consolas"/>
-          <w:sz w:val="17"/>
-        </w:rPr>
-        <w:t xml:space="preserve">        </w:t>
-      </w:r>
-      <w:r>
-        <w:rPr>
-          <w:rFonts w:ascii="Consolas" w:hAnsi="Consolas"/>
-          <w:color w:val="C00000"/>
-          <w:sz w:val="17"/>
-        </w:rPr>
-        <w:t>if</w:t>
-      </w:r>
-      <w:r>
-        <w:rPr>
-          <w:rFonts w:ascii="Consolas" w:hAnsi="Consolas"/>
-          <w:sz w:val="17"/>
-        </w:rPr>
-        <w:t xml:space="preserve"> return_trajectory:</w:t>
-      </w:r>
-    </w:p>
-    <w:p>
-      <w:pPr>
-        <w:rPr>
-          <w:rFonts w:ascii="Consolas" w:hAnsi="Consolas" w:cs="Consolas"/>
-          <w:sz w:val="17"/>
-          <w:szCs w:val="17"/>
-        </w:rPr>
-      </w:pPr>
-      <w:r>
-        <w:rPr>
-          <w:rFonts w:ascii="Consolas" w:hAnsi="Consolas"/>
-          <w:sz w:val="17"/>
-        </w:rPr>
-        <w:t xml:space="preserve">            </w:t>
-      </w:r>
-      <w:r>
-        <w:rPr>
-          <w:rFonts w:ascii="Consolas" w:hAnsi="Consolas"/>
-          <w:color w:val="C00000"/>
-          <w:sz w:val="17"/>
-        </w:rPr>
-        <w:t>return</w:t>
-      </w:r>
-      <w:r>
-        <w:rPr>
-          <w:rFonts w:ascii="Consolas" w:hAnsi="Consolas"/>
-          <w:sz w:val="17"/>
-        </w:rPr>
-        <w:t xml:space="preserve"> logits, loss, traj</w:t>
-      </w:r>
-    </w:p>
-    <w:p>
-      <w:pPr>
-        <w:rPr>
-          <w:rFonts w:ascii="Consolas" w:hAnsi="Consolas" w:cs="Consolas"/>
-          <w:sz w:val="17"/>
-          <w:szCs w:val="17"/>
-        </w:rPr>
-      </w:pPr>
-      <w:r>
-        <w:rPr>
-          <w:rFonts w:ascii="Consolas" w:hAnsi="Consolas"/>
-          <w:sz w:val="17"/>
-        </w:rPr>
-        <w:t xml:space="preserve">        </w:t>
-      </w:r>
-      <w:r>
-        <w:rPr>
-          <w:rFonts w:ascii="Consolas" w:hAnsi="Consolas"/>
-          <w:color w:val="C00000"/>
-          <w:sz w:val="17"/>
-        </w:rPr>
-        <w:t>return</w:t>
-      </w:r>
-      <w:r>
-        <w:rPr>
-          <w:rFonts w:ascii="Consolas" w:hAnsi="Consolas"/>
-          <w:sz w:val="17"/>
-        </w:rPr>
-        <w:t xml:space="preserve"> logits, loss</w:t>
-      </w:r>
-    </w:p>
-    <w:p>
-      <w:pPr>
-        <w:rPr>
-          <w:rFonts w:ascii="Consolas" w:hAnsi="Consolas" w:cs="Consolas"/>
-          <w:sz w:val="17"/>
-          <w:szCs w:val="17"/>
-        </w:rPr>
-      </w:pPr>
-    </w:p>
-    <w:p>
-      <w:pPr>
-        <w:rPr>
-          <w:rFonts w:ascii="Consolas" w:hAnsi="Consolas" w:cs="Consolas"/>
-          <w:sz w:val="17"/>
-          <w:szCs w:val="17"/>
-        </w:rPr>
-      </w:pPr>
-      <w:r>
-        <w:rPr>
-          <w:rFonts w:ascii="Consolas" w:hAnsi="Consolas"/>
-          <w:sz w:val="17"/>
-        </w:rPr>
-        <w:t xml:space="preserve">    </w:t>
-      </w:r>
-      <w:r>
-        <w:rPr>
-          <w:rFonts w:ascii="Consolas" w:hAnsi="Consolas"/>
-          <w:color w:val="3A7C22"/>
-          <w:sz w:val="17"/>
-        </w:rPr>
-        <w:t># ------------------------------------------------------------------</w:t>
-      </w:r>
-    </w:p>
-    <w:p>
-      <w:pPr>
-        <w:rPr>
-          <w:rFonts w:ascii="Consolas" w:hAnsi="Consolas" w:cs="Consolas"/>
-          <w:sz w:val="17"/>
-          <w:szCs w:val="17"/>
-        </w:rPr>
-      </w:pPr>
-      <w:r>
-        <w:rPr>
-          <w:rFonts w:ascii="Consolas" w:hAnsi="Consolas"/>
-          <w:sz w:val="17"/>
-        </w:rPr>
-        <w:t xml:space="preserve">    </w:t>
-      </w:r>
-      <w:r>
-        <w:rPr>
-          <w:rFonts w:ascii="Consolas" w:hAnsi="Consolas"/>
-          <w:color w:val="FFC000"/>
-          <w:sz w:val="17"/>
-        </w:rPr>
-        <w:t>@torch.no_grad</w:t>
-      </w:r>
-      <w:r>
-        <w:rPr>
-          <w:rFonts w:ascii="Consolas" w:hAnsi="Consolas"/>
-          <w:sz w:val="17"/>
-        </w:rPr>
-        <w:t>()</w:t>
-      </w:r>
-    </w:p>
-    <w:p>
-      <w:pPr>
-        <w:rPr>
-          <w:rFonts w:ascii="Consolas" w:hAnsi="Consolas" w:cs="Consolas"/>
-          <w:sz w:val="17"/>
-          <w:szCs w:val="17"/>
-        </w:rPr>
-      </w:pPr>
-      <w:r>
-        <w:rPr>
-          <w:rFonts w:ascii="Consolas" w:hAnsi="Consolas"/>
-          <w:sz w:val="17"/>
-        </w:rPr>
-        <w:t xml:space="preserve">    </w:t>
-      </w:r>
-      <w:r>
-        <w:rPr>
-          <w:rFonts w:ascii="Consolas" w:hAnsi="Consolas"/>
-          <w:color w:val="C00000"/>
-          <w:sz w:val="17"/>
-        </w:rPr>
-        <w:t>def</w:t>
-      </w:r>
-      <w:r>
-        <w:rPr>
-          <w:rFonts w:ascii="Consolas" w:hAnsi="Consolas"/>
-          <w:sz w:val="17"/>
-        </w:rPr>
-        <w:t xml:space="preserve"> </w:t>
-      </w:r>
-      <w:r>
-        <w:rPr>
-          <w:rFonts w:ascii="Consolas" w:hAnsi="Consolas"/>
-          <w:color w:val="80340D"/>
-          <w:sz w:val="17"/>
-        </w:rPr>
-        <w:t>generate</w:t>
-      </w:r>
-      <w:r>
-        <w:rPr>
-          <w:rFonts w:ascii="Consolas" w:hAnsi="Consolas"/>
-          <w:sz w:val="17"/>
-        </w:rPr>
-        <w:t>(</w:t>
-      </w:r>
-      <w:r>
-        <w:rPr>
-          <w:rFonts w:ascii="Consolas" w:hAnsi="Consolas"/>
-          <w:color w:val="7030A0"/>
-          <w:sz w:val="17"/>
-        </w:rPr>
-        <w:t>self</w:t>
-      </w:r>
-      <w:r>
-        <w:rPr>
-          <w:rFonts w:ascii="Consolas" w:hAnsi="Consolas"/>
-          <w:sz w:val="17"/>
-        </w:rPr>
-        <w:t>, x: torch.</w:t>
-      </w:r>
-      <w:r>
-        <w:rPr>
-          <w:rFonts w:ascii="Consolas" w:hAnsi="Consolas"/>
-          <w:color w:val="0B769F"/>
-          <w:sz w:val="17"/>
-        </w:rPr>
-        <w:t>Tensor</w:t>
-      </w:r>
-      <w:r>
-        <w:rPr>
-          <w:rFonts w:ascii="Consolas" w:hAnsi="Consolas"/>
-          <w:sz w:val="17"/>
-        </w:rPr>
-        <w:t xml:space="preserve">, max_new_tokens: </w:t>
-      </w:r>
-      <w:r>
-        <w:rPr>
-          <w:rFonts w:ascii="Consolas" w:hAnsi="Consolas"/>
-          <w:color w:val="074F6A"/>
-          <w:sz w:val="17"/>
-        </w:rPr>
-        <w:t>int</w:t>
-      </w:r>
-      <w:r>
-        <w:rPr>
-          <w:rFonts w:ascii="Consolas" w:hAnsi="Consolas"/>
-          <w:sz w:val="17"/>
-        </w:rPr>
-        <w:t>,</w:t>
-      </w:r>
-    </w:p>
-    <w:p>
-      <w:pPr>
-        <w:rPr>
-          <w:rFonts w:ascii="Consolas" w:hAnsi="Consolas" w:cs="Consolas"/>
-          <w:sz w:val="17"/>
-          <w:szCs w:val="17"/>
-        </w:rPr>
-      </w:pPr>
-      <w:r>
-        <w:rPr>
-          <w:rFonts w:ascii="Consolas" w:hAnsi="Consolas"/>
-          <w:sz w:val="17"/>
-        </w:rPr>
-        <w:t xml:space="preserve">                 temperature: </w:t>
-      </w:r>
-      <w:r>
-        <w:rPr>
-          <w:rFonts w:ascii="Consolas" w:hAnsi="Consolas"/>
-          <w:color w:val="074F6A"/>
-          <w:sz w:val="17"/>
-        </w:rPr>
-        <w:t>float</w:t>
-      </w:r>
-      <w:r>
-        <w:rPr>
-          <w:rFonts w:ascii="Consolas" w:hAnsi="Consolas"/>
-          <w:sz w:val="17"/>
-        </w:rPr>
-        <w:t xml:space="preserve"> = </w:t>
-      </w:r>
-      <w:r>
-        <w:rPr>
-          <w:rFonts w:ascii="Consolas" w:hAnsi="Consolas"/>
-          <w:color w:val="0F9ED5"/>
-          <w:sz w:val="17"/>
-        </w:rPr>
-        <w:t>1.0</w:t>
-      </w:r>
-      <w:r>
-        <w:rPr>
-          <w:rFonts w:ascii="Consolas" w:hAnsi="Consolas"/>
-          <w:sz w:val="17"/>
-        </w:rPr>
-        <w:t xml:space="preserve">, top_k: </w:t>
-      </w:r>
-      <w:r>
-        <w:rPr>
-          <w:rFonts w:ascii="Consolas" w:hAnsi="Consolas"/>
-          <w:color w:val="0B769F"/>
-          <w:sz w:val="17"/>
-        </w:rPr>
-        <w:t>Optional</w:t>
-      </w:r>
-      <w:r>
-        <w:rPr>
-          <w:rFonts w:ascii="Consolas" w:hAnsi="Consolas"/>
-          <w:sz w:val="17"/>
-        </w:rPr>
-        <w:t>[</w:t>
-      </w:r>
-      <w:r>
-        <w:rPr>
-          <w:rFonts w:ascii="Consolas" w:hAnsi="Consolas"/>
-          <w:color w:val="074F6A"/>
-          <w:sz w:val="17"/>
-        </w:rPr>
-        <w:t>int</w:t>
-      </w:r>
-      <w:r>
-        <w:rPr>
-          <w:rFonts w:ascii="Consolas" w:hAnsi="Consolas"/>
-          <w:sz w:val="17"/>
-        </w:rPr>
-        <w:t xml:space="preserve">] = </w:t>
-      </w:r>
-      <w:r>
-        <w:rPr>
-          <w:rFonts w:ascii="Consolas" w:hAnsi="Consolas"/>
-          <w:color w:val="0F9ED5"/>
-          <w:sz w:val="17"/>
-        </w:rPr>
-        <w:t>None</w:t>
-      </w:r>
-      <w:r>
-        <w:rPr>
-          <w:rFonts w:ascii="Consolas" w:hAnsi="Consolas"/>
-          <w:sz w:val="17"/>
-        </w:rPr>
-        <w:t>) -&gt; torch.</w:t>
-      </w:r>
-      <w:r>
-        <w:rPr>
-          <w:rFonts w:ascii="Consolas" w:hAnsi="Consolas"/>
-          <w:color w:val="0B769F"/>
-          <w:sz w:val="17"/>
-        </w:rPr>
-        <w:t>Tensor</w:t>
-      </w:r>
-      <w:r>
-        <w:rPr>
-          <w:rFonts w:ascii="Consolas" w:hAnsi="Consolas"/>
-          <w:sz w:val="17"/>
-        </w:rPr>
-        <w:t>:</w:t>
-      </w:r>
-    </w:p>
-    <w:p>
-      <w:pPr>
-        <w:rPr>
-          <w:rFonts w:ascii="Consolas" w:hAnsi="Consolas" w:cs="Consolas"/>
-          <w:sz w:val="17"/>
-          <w:szCs w:val="17"/>
-        </w:rPr>
-      </w:pPr>
-      <w:r>
-        <w:rPr>
-          <w:rFonts w:ascii="Consolas" w:hAnsi="Consolas"/>
-          <w:sz w:val="17"/>
-        </w:rPr>
-        <w:t xml:space="preserve">        </w:t>
-      </w:r>
-      <w:r>
-        <w:rPr>
-          <w:rFonts w:ascii="Consolas" w:hAnsi="Consolas"/>
-          <w:color w:val="4EA72E"/>
-          <w:sz w:val="17"/>
-        </w:rPr>
-        <w:t>"""Autoregressive greedy / sampled generation.  x: (1, T0)."""</w:t>
-      </w:r>
-    </w:p>
-    <w:p>
-      <w:pPr>
-        <w:rPr>
-          <w:rFonts w:ascii="Consolas" w:hAnsi="Consolas" w:cs="Consolas"/>
-          <w:sz w:val="17"/>
-          <w:szCs w:val="17"/>
-        </w:rPr>
-      </w:pPr>
-      <w:r>
-        <w:rPr>
-          <w:rFonts w:ascii="Consolas" w:hAnsi="Consolas"/>
-          <w:sz w:val="17"/>
-        </w:rPr>
-        <w:t xml:space="preserve">        </w:t>
-      </w:r>
-      <w:r>
-        <w:rPr>
-          <w:rFonts w:ascii="Consolas" w:hAnsi="Consolas"/>
-          <w:color w:val="7030A0"/>
-          <w:sz w:val="17"/>
-        </w:rPr>
-        <w:t>self</w:t>
-      </w:r>
-      <w:r>
-        <w:rPr>
-          <w:rFonts w:ascii="Consolas" w:hAnsi="Consolas"/>
-          <w:sz w:val="17"/>
-        </w:rPr>
-        <w:t>.</w:t>
-      </w:r>
-      <w:r>
-        <w:rPr>
-          <w:rFonts w:ascii="Consolas" w:hAnsi="Consolas"/>
-          <w:color w:val="80340D"/>
-          <w:sz w:val="17"/>
-        </w:rPr>
-        <w:t>eval</w:t>
-      </w:r>
-      <w:r>
-        <w:rPr>
-          <w:rFonts w:ascii="Consolas" w:hAnsi="Consolas"/>
-          <w:sz w:val="17"/>
-        </w:rPr>
-        <w:t>()</w:t>
-      </w:r>
-    </w:p>
-    <w:p>
-      <w:pPr>
-        <w:rPr>
-          <w:rFonts w:ascii="Consolas" w:hAnsi="Consolas" w:cs="Consolas"/>
-          <w:sz w:val="17"/>
-          <w:szCs w:val="17"/>
-        </w:rPr>
-      </w:pPr>
-      <w:r>
-        <w:rPr>
-          <w:rFonts w:ascii="Consolas" w:hAnsi="Consolas"/>
-          <w:sz w:val="17"/>
-        </w:rPr>
-        <w:t xml:space="preserve">        </w:t>
-      </w:r>
-      <w:r>
-        <w:rPr>
-          <w:rFonts w:ascii="Consolas" w:hAnsi="Consolas"/>
-          <w:color w:val="C00000"/>
-          <w:sz w:val="17"/>
-        </w:rPr>
-        <w:t>for</w:t>
-      </w:r>
-      <w:r>
-        <w:rPr>
-          <w:rFonts w:ascii="Consolas" w:hAnsi="Consolas"/>
-          <w:sz w:val="17"/>
-        </w:rPr>
-        <w:t xml:space="preserve"> _ </w:t>
-      </w:r>
-      <w:r>
-        <w:rPr>
-          <w:rFonts w:ascii="Consolas" w:hAnsi="Consolas"/>
-          <w:color w:val="C00000"/>
-          <w:sz w:val="17"/>
-        </w:rPr>
-        <w:t>in</w:t>
-      </w:r>
-      <w:r>
-        <w:rPr>
-          <w:rFonts w:ascii="Consolas" w:hAnsi="Consolas"/>
-          <w:sz w:val="17"/>
-        </w:rPr>
-        <w:t xml:space="preserve"> </w:t>
-      </w:r>
-      <w:r>
-        <w:rPr>
-          <w:rFonts w:ascii="Consolas" w:hAnsi="Consolas"/>
-          <w:color w:val="BF4E14"/>
-          <w:sz w:val="17"/>
-        </w:rPr>
-        <w:t>range</w:t>
-      </w:r>
-      <w:r>
-        <w:rPr>
-          <w:rFonts w:ascii="Consolas" w:hAnsi="Consolas"/>
-          <w:sz w:val="17"/>
-        </w:rPr>
-        <w:t>(max_new_tokens):</w:t>
-      </w:r>
-    </w:p>
-    <w:p>
-      <w:pPr>
-        <w:rPr>
-          <w:rFonts w:ascii="Consolas" w:hAnsi="Consolas" w:cs="Consolas"/>
-          <w:sz w:val="17"/>
-          <w:szCs w:val="17"/>
-        </w:rPr>
-      </w:pPr>
-      <w:r>
-        <w:rPr>
-          <w:rFonts w:ascii="Consolas" w:hAnsi="Consolas"/>
-          <w:sz w:val="17"/>
-        </w:rPr>
-        <w:t xml:space="preserve">            x_cond = x[:, -</w:t>
-      </w:r>
-      <w:r>
-        <w:rPr>
-          <w:rFonts w:ascii="Consolas" w:hAnsi="Consolas"/>
-          <w:color w:val="7030A0"/>
-          <w:sz w:val="17"/>
-        </w:rPr>
-        <w:t>self</w:t>
-      </w:r>
-      <w:r>
-        <w:rPr>
-          <w:rFonts w:ascii="Consolas" w:hAnsi="Consolas"/>
-          <w:sz w:val="17"/>
-        </w:rPr>
-        <w:t>.cfg.max_len:]</w:t>
-      </w:r>
-    </w:p>
-    <w:p>
-      <w:pPr>
-        <w:rPr>
-          <w:rFonts w:ascii="Consolas" w:hAnsi="Consolas" w:cs="Consolas"/>
-          <w:sz w:val="17"/>
-          <w:szCs w:val="17"/>
-        </w:rPr>
-      </w:pPr>
-      <w:r>
-        <w:rPr>
-          <w:rFonts w:ascii="Consolas" w:hAnsi="Consolas"/>
-          <w:sz w:val="17"/>
-        </w:rPr>
-        <w:t xml:space="preserve">            logits, _ = </w:t>
-      </w:r>
-      <w:r>
-        <w:rPr>
-          <w:rFonts w:ascii="Consolas" w:hAnsi="Consolas"/>
-          <w:color w:val="7030A0"/>
-          <w:sz w:val="17"/>
-        </w:rPr>
-        <w:t>self</w:t>
-      </w:r>
-      <w:r>
-        <w:rPr>
-          <w:rFonts w:ascii="Consolas" w:hAnsi="Consolas"/>
-          <w:sz w:val="17"/>
-        </w:rPr>
-        <w:t>.</w:t>
-      </w:r>
-      <w:r>
-        <w:rPr>
-          <w:rFonts w:ascii="Consolas" w:hAnsi="Consolas"/>
-          <w:color w:val="80340D"/>
-          <w:sz w:val="17"/>
-        </w:rPr>
-        <w:t>forward</w:t>
-      </w:r>
-      <w:r>
-        <w:rPr>
-          <w:rFonts w:ascii="Consolas" w:hAnsi="Consolas"/>
-          <w:sz w:val="17"/>
-        </w:rPr>
-        <w:t>(x_cond)</w:t>
-      </w:r>
-    </w:p>
-    <w:p>
-      <w:pPr>
-        <w:rPr>
-          <w:rFonts w:ascii="Consolas" w:hAnsi="Consolas" w:cs="Consolas"/>
-          <w:sz w:val="17"/>
-          <w:szCs w:val="17"/>
-        </w:rPr>
-      </w:pPr>
-      <w:r>
-        <w:rPr>
-          <w:rFonts w:ascii="Consolas" w:hAnsi="Consolas"/>
-          <w:sz w:val="17"/>
-        </w:rPr>
-        <w:t xml:space="preserve">            logits = logits[:, -</w:t>
-      </w:r>
-      <w:r>
-        <w:rPr>
-          <w:rFonts w:ascii="Consolas" w:hAnsi="Consolas"/>
-          <w:color w:val="0F9ED5"/>
-          <w:sz w:val="17"/>
-        </w:rPr>
-        <w:t>1</w:t>
-      </w:r>
-      <w:r>
-        <w:rPr>
-          <w:rFonts w:ascii="Consolas" w:hAnsi="Consolas"/>
-          <w:sz w:val="17"/>
-        </w:rPr>
-        <w:t xml:space="preserve">, :] / </w:t>
-      </w:r>
-      <w:r>
-        <w:rPr>
-          <w:rFonts w:ascii="Consolas" w:hAnsi="Consolas"/>
-          <w:color w:val="BF4E14"/>
-          <w:sz w:val="17"/>
-        </w:rPr>
-        <w:t>max</w:t>
-      </w:r>
-      <w:r>
-        <w:rPr>
-          <w:rFonts w:ascii="Consolas" w:hAnsi="Consolas"/>
-          <w:sz w:val="17"/>
-        </w:rPr>
-        <w:t xml:space="preserve">(temperature, </w:t>
-      </w:r>
-      <w:r>
-        <w:rPr>
-          <w:rFonts w:ascii="Consolas" w:hAnsi="Consolas"/>
-          <w:color w:val="0F9ED5"/>
-          <w:sz w:val="17"/>
-        </w:rPr>
-        <w:t>1e-6</w:t>
-      </w:r>
-      <w:r>
-        <w:rPr>
-          <w:rFonts w:ascii="Consolas" w:hAnsi="Consolas"/>
-          <w:sz w:val="17"/>
-        </w:rPr>
-        <w:t>)</w:t>
-      </w:r>
-    </w:p>
-    <w:p>
-      <w:pPr>
-        <w:rPr>
-          <w:rFonts w:ascii="Consolas" w:hAnsi="Consolas" w:cs="Consolas"/>
-          <w:sz w:val="17"/>
-          <w:szCs w:val="17"/>
-        </w:rPr>
-      </w:pPr>
-      <w:r>
-        <w:rPr>
-          <w:rFonts w:ascii="Consolas" w:hAnsi="Consolas"/>
-          <w:sz w:val="17"/>
-        </w:rPr>
-        <w:t xml:space="preserve">            </w:t>
-      </w:r>
-      <w:r>
-        <w:rPr>
-          <w:rFonts w:ascii="Consolas" w:hAnsi="Consolas"/>
-          <w:color w:val="C00000"/>
-          <w:sz w:val="17"/>
-        </w:rPr>
-        <w:t>if</w:t>
-      </w:r>
-      <w:r>
-        <w:rPr>
-          <w:rFonts w:ascii="Consolas" w:hAnsi="Consolas"/>
-          <w:sz w:val="17"/>
-        </w:rPr>
-        <w:t xml:space="preserve"> top_k </w:t>
-      </w:r>
-      <w:r>
-        <w:rPr>
-          <w:rFonts w:ascii="Consolas" w:hAnsi="Consolas"/>
-          <w:color w:val="C00000"/>
-          <w:sz w:val="17"/>
-        </w:rPr>
-        <w:t>is</w:t>
-      </w:r>
-      <w:r>
-        <w:rPr>
-          <w:rFonts w:ascii="Consolas" w:hAnsi="Consolas"/>
-          <w:sz w:val="17"/>
-        </w:rPr>
-        <w:t xml:space="preserve"> </w:t>
-      </w:r>
-      <w:r>
-        <w:rPr>
-          <w:rFonts w:ascii="Consolas" w:hAnsi="Consolas"/>
-          <w:color w:val="C00000"/>
-          <w:sz w:val="17"/>
-        </w:rPr>
-        <w:t>not</w:t>
-      </w:r>
-      <w:r>
-        <w:rPr>
-          <w:rFonts w:ascii="Consolas" w:hAnsi="Consolas"/>
-          <w:sz w:val="17"/>
-        </w:rPr>
-        <w:t xml:space="preserve"> </w:t>
-      </w:r>
-      <w:r>
-        <w:rPr>
-          <w:rFonts w:ascii="Consolas" w:hAnsi="Consolas"/>
-          <w:color w:val="0F9ED5"/>
-          <w:sz w:val="17"/>
-        </w:rPr>
-        <w:t>None</w:t>
-      </w:r>
-      <w:r>
-        <w:rPr>
-          <w:rFonts w:ascii="Consolas" w:hAnsi="Consolas"/>
-          <w:sz w:val="17"/>
-        </w:rPr>
-        <w:t>:</w:t>
-      </w:r>
-    </w:p>
-    <w:p>
-      <w:pPr>
-        <w:rPr>
-          <w:rFonts w:ascii="Consolas" w:hAnsi="Consolas" w:cs="Consolas"/>
-          <w:sz w:val="17"/>
-          <w:szCs w:val="17"/>
-        </w:rPr>
-      </w:pPr>
-      <w:r>
-        <w:rPr>
-          <w:rFonts w:ascii="Consolas" w:hAnsi="Consolas"/>
-          <w:sz w:val="17"/>
-        </w:rPr>
-        <w:t xml:space="preserve">                v, _ = torch.</w:t>
-      </w:r>
-      <w:r>
-        <w:rPr>
-          <w:rFonts w:ascii="Consolas" w:hAnsi="Consolas"/>
-          <w:color w:val="80340D"/>
-          <w:sz w:val="17"/>
-        </w:rPr>
-        <w:t>topk</w:t>
-      </w:r>
-      <w:r>
-        <w:rPr>
-          <w:rFonts w:ascii="Consolas" w:hAnsi="Consolas"/>
-          <w:sz w:val="17"/>
-        </w:rPr>
-        <w:t>(logits, top_k)</w:t>
-      </w:r>
-    </w:p>
-    <w:p>
-      <w:pPr>
-        <w:rPr>
-          <w:rFonts w:ascii="Consolas" w:hAnsi="Consolas" w:cs="Consolas"/>
-          <w:sz w:val="17"/>
-          <w:szCs w:val="17"/>
-        </w:rPr>
-      </w:pPr>
-      <w:r>
-        <w:rPr>
-          <w:rFonts w:ascii="Consolas" w:hAnsi="Consolas"/>
-          <w:sz w:val="17"/>
-        </w:rPr>
-        <w:t xml:space="preserve">                logits[logits &lt; v[:, [-</w:t>
-      </w:r>
-      <w:r>
-        <w:rPr>
-          <w:rFonts w:ascii="Consolas" w:hAnsi="Consolas"/>
-          <w:color w:val="0F9ED5"/>
-          <w:sz w:val="17"/>
-        </w:rPr>
-        <w:t>1</w:t>
-      </w:r>
-      <w:r>
-        <w:rPr>
-          <w:rFonts w:ascii="Consolas" w:hAnsi="Consolas"/>
-          <w:sz w:val="17"/>
-        </w:rPr>
-        <w:t>]]] = -</w:t>
-      </w:r>
-      <w:r>
-        <w:rPr>
-          <w:rFonts w:ascii="Consolas" w:hAnsi="Consolas"/>
-          <w:color w:val="074F6A"/>
-          <w:sz w:val="17"/>
-        </w:rPr>
-        <w:t>float</w:t>
-      </w:r>
-      <w:r>
-        <w:rPr>
-          <w:rFonts w:ascii="Consolas" w:hAnsi="Consolas"/>
-          <w:sz w:val="17"/>
-        </w:rPr>
-        <w:t>(</w:t>
-      </w:r>
-      <w:r>
-        <w:rPr>
-          <w:rFonts w:ascii="Consolas" w:hAnsi="Consolas"/>
-          <w:color w:val="4EA72E"/>
-          <w:sz w:val="17"/>
-        </w:rPr>
-        <w:t>"inf"</w:t>
-      </w:r>
-      <w:r>
-        <w:rPr>
-          <w:rFonts w:ascii="Consolas" w:hAnsi="Consolas"/>
-          <w:sz w:val="17"/>
-        </w:rPr>
-        <w:t>)</w:t>
-      </w:r>
-    </w:p>
-    <w:p>
-      <w:pPr>
-        <w:rPr>
-          <w:rFonts w:ascii="Consolas" w:hAnsi="Consolas" w:cs="Consolas"/>
-          <w:sz w:val="17"/>
-          <w:szCs w:val="17"/>
-        </w:rPr>
-      </w:pPr>
-      <w:r>
-        <w:rPr>
-          <w:rFonts w:ascii="Consolas" w:hAnsi="Consolas"/>
-          <w:sz w:val="17"/>
-        </w:rPr>
-        <w:t xml:space="preserve">            probs = </w:t>
-      </w:r>
-      <w:r>
-        <w:rPr>
-          <w:rFonts w:ascii="Consolas" w:hAnsi="Consolas"/>
-          <w:color w:val="0B769F"/>
-          <w:sz w:val="17"/>
-        </w:rPr>
-        <w:t>F</w:t>
-      </w:r>
-      <w:r>
-        <w:rPr>
-          <w:rFonts w:ascii="Consolas" w:hAnsi="Consolas"/>
-          <w:sz w:val="17"/>
-        </w:rPr>
-        <w:t>.</w:t>
-      </w:r>
-      <w:r>
-        <w:rPr>
-          <w:rFonts w:ascii="Consolas" w:hAnsi="Consolas"/>
-          <w:color w:val="80340D"/>
-          <w:sz w:val="17"/>
-        </w:rPr>
-        <w:t>softmax</w:t>
-      </w:r>
-      <w:r>
-        <w:rPr>
-          <w:rFonts w:ascii="Consolas" w:hAnsi="Consolas"/>
-          <w:sz w:val="17"/>
-        </w:rPr>
-        <w:t>(logits, dim=-</w:t>
-      </w:r>
-      <w:r>
-        <w:rPr>
-          <w:rFonts w:ascii="Consolas" w:hAnsi="Consolas"/>
-          <w:color w:val="0F9ED5"/>
-          <w:sz w:val="17"/>
-        </w:rPr>
-        <w:t>1</w:t>
-      </w:r>
-      <w:r>
-        <w:rPr>
-          <w:rFonts w:ascii="Consolas" w:hAnsi="Consolas"/>
-          <w:sz w:val="17"/>
-        </w:rPr>
-        <w:t>)</w:t>
-      </w:r>
-    </w:p>
-    <w:p>
-      <w:pPr>
-        <w:rPr>
-          <w:rFonts w:ascii="Consolas" w:hAnsi="Consolas" w:cs="Consolas"/>
-          <w:sz w:val="17"/>
-          <w:szCs w:val="17"/>
-        </w:rPr>
-      </w:pPr>
-      <w:r>
-        <w:rPr>
-          <w:rFonts w:ascii="Consolas" w:hAnsi="Consolas"/>
-          <w:sz w:val="17"/>
-        </w:rPr>
-        <w:t xml:space="preserve">            nxt = torch.</w:t>
-      </w:r>
-      <w:r>
-        <w:rPr>
-          <w:rFonts w:ascii="Consolas" w:hAnsi="Consolas"/>
-          <w:color w:val="80340D"/>
-          <w:sz w:val="17"/>
-        </w:rPr>
-        <w:t>multinomial</w:t>
-      </w:r>
-      <w:r>
-        <w:rPr>
-          <w:rFonts w:ascii="Consolas" w:hAnsi="Consolas"/>
-          <w:sz w:val="17"/>
-        </w:rPr>
-        <w:t>(probs, num_samples=</w:t>
-      </w:r>
-      <w:r>
-        <w:rPr>
-          <w:rFonts w:ascii="Consolas" w:hAnsi="Consolas"/>
-          <w:color w:val="0F9ED5"/>
-          <w:sz w:val="17"/>
-        </w:rPr>
-        <w:t>1</w:t>
-      </w:r>
-      <w:r>
-        <w:rPr>
-          <w:rFonts w:ascii="Consolas" w:hAnsi="Consolas"/>
-          <w:sz w:val="17"/>
-        </w:rPr>
-        <w:t>)</w:t>
-      </w:r>
-    </w:p>
-    <w:p>
-      <w:pPr>
-        <w:rPr>
-          <w:rFonts w:ascii="Consolas" w:hAnsi="Consolas" w:cs="Consolas"/>
-          <w:sz w:val="17"/>
-          <w:szCs w:val="17"/>
-        </w:rPr>
-      </w:pPr>
-      <w:r>
-        <w:rPr>
-          <w:rFonts w:ascii="Consolas" w:hAnsi="Consolas"/>
-          <w:sz w:val="17"/>
-        </w:rPr>
-        <w:t xml:space="preserve">            x = torch.</w:t>
-      </w:r>
-      <w:r>
-        <w:rPr>
-          <w:rFonts w:ascii="Consolas" w:hAnsi="Consolas"/>
-          <w:color w:val="80340D"/>
-          <w:sz w:val="17"/>
-        </w:rPr>
-        <w:t>cat</w:t>
-      </w:r>
-      <w:r>
-        <w:rPr>
-          <w:rFonts w:ascii="Consolas" w:hAnsi="Consolas"/>
-          <w:sz w:val="17"/>
-        </w:rPr>
-        <w:t>([x, nxt], dim=</w:t>
-      </w:r>
-      <w:r>
-        <w:rPr>
-          <w:rFonts w:ascii="Consolas" w:hAnsi="Consolas"/>
-          <w:color w:val="0F9ED5"/>
-          <w:sz w:val="17"/>
-        </w:rPr>
-        <w:t>1</w:t>
-      </w:r>
-      <w:r>
-        <w:rPr>
-          <w:rFonts w:ascii="Consolas" w:hAnsi="Consolas"/>
-          <w:sz w:val="17"/>
-        </w:rPr>
-        <w:t>)</w:t>
-      </w:r>
-    </w:p>
-    <w:p>
-      <w:pPr>
-        <w:rPr>
-          <w:rFonts w:ascii="Consolas" w:hAnsi="Consolas" w:cs="Consolas"/>
-          <w:sz w:val="17"/>
-          <w:szCs w:val="17"/>
-        </w:rPr>
-      </w:pPr>
-      <w:r>
-        <w:rPr>
-          <w:rFonts w:ascii="Consolas" w:hAnsi="Consolas"/>
-          <w:sz w:val="17"/>
-        </w:rPr>
-        <w:t xml:space="preserve">        </w:t>
-      </w:r>
-      <w:r>
-        <w:rPr>
-          <w:rFonts w:ascii="Consolas" w:hAnsi="Consolas"/>
-          <w:color w:val="C00000"/>
-          <w:sz w:val="17"/>
-        </w:rPr>
-        <w:t>return</w:t>
-      </w:r>
-      <w:r>
-        <w:rPr>
-          <w:rFonts w:ascii="Consolas" w:hAnsi="Consolas"/>
-          <w:sz w:val="17"/>
-        </w:rPr>
-        <w:t xml:space="preserve"> x</w:t>
-      </w:r>
-    </w:p>
-    <w:p>
-      <w:pPr>
-        <w:rPr>
-          <w:rFonts w:ascii="Consolas" w:hAnsi="Consolas" w:cs="Consolas"/>
-          <w:sz w:val="17"/>
-          <w:szCs w:val="17"/>
-        </w:rPr>
-      </w:pPr>
-    </w:p>
-    <w:p>
-      <w:pPr>
-        <w:rPr>
-          <w:rFonts w:ascii="Consolas" w:hAnsi="Consolas" w:cs="Consolas"/>
-          <w:sz w:val="17"/>
-          <w:szCs w:val="17"/>
-        </w:rPr>
-      </w:pPr>
-      <w:r>
-        <w:rPr>
-          <w:rFonts w:ascii="Consolas" w:hAnsi="Consolas"/>
-          <w:sz w:val="17"/>
-        </w:rPr>
-        <w:t xml:space="preserve">    </w:t>
-      </w:r>
-      <w:r>
-        <w:rPr>
-          <w:rFonts w:ascii="Consolas" w:hAnsi="Consolas"/>
-          <w:color w:val="3A7C22"/>
-          <w:sz w:val="17"/>
-        </w:rPr>
-        <w:t># ------------------------------------------------------------------</w:t>
-      </w:r>
-    </w:p>
-    <w:p>
-      <w:pPr>
-        <w:rPr>
-          <w:rFonts w:ascii="Consolas" w:hAnsi="Consolas" w:cs="Consolas"/>
-          <w:sz w:val="17"/>
-          <w:szCs w:val="17"/>
-        </w:rPr>
-      </w:pPr>
-      <w:r>
-        <w:rPr>
-          <w:rFonts w:ascii="Consolas" w:hAnsi="Consolas"/>
-          <w:sz w:val="17"/>
-        </w:rPr>
-        <w:t xml:space="preserve">    </w:t>
-      </w:r>
-      <w:r>
-        <w:rPr>
-          <w:rFonts w:ascii="Consolas" w:hAnsi="Consolas"/>
-          <w:color w:val="C00000"/>
-          <w:sz w:val="17"/>
-        </w:rPr>
-        <w:t>def</w:t>
-      </w:r>
-      <w:r>
-        <w:rPr>
-          <w:rFonts w:ascii="Consolas" w:hAnsi="Consolas"/>
-          <w:sz w:val="17"/>
-        </w:rPr>
-        <w:t xml:space="preserve"> </w:t>
-      </w:r>
-      <w:r>
-        <w:rPr>
-          <w:rFonts w:ascii="Consolas" w:hAnsi="Consolas"/>
-          <w:color w:val="80340D"/>
-          <w:sz w:val="17"/>
-        </w:rPr>
-        <w:t>num_params</w:t>
-      </w:r>
-      <w:r>
-        <w:rPr>
-          <w:rFonts w:ascii="Consolas" w:hAnsi="Consolas"/>
-          <w:sz w:val="17"/>
-        </w:rPr>
-        <w:t>(</w:t>
-      </w:r>
-      <w:r>
-        <w:rPr>
-          <w:rFonts w:ascii="Consolas" w:hAnsi="Consolas"/>
-          <w:color w:val="7030A0"/>
-          <w:sz w:val="17"/>
-        </w:rPr>
-        <w:t>self</w:t>
-      </w:r>
-      <w:r>
-        <w:rPr>
-          <w:rFonts w:ascii="Consolas" w:hAnsi="Consolas"/>
-          <w:sz w:val="17"/>
-        </w:rPr>
-        <w:t xml:space="preserve">) -&gt; </w:t>
-      </w:r>
-      <w:r>
-        <w:rPr>
-          <w:rFonts w:ascii="Consolas" w:hAnsi="Consolas"/>
-          <w:color w:val="074F6A"/>
-          <w:sz w:val="17"/>
-        </w:rPr>
-        <w:t>int</w:t>
-      </w:r>
-      <w:r>
-        <w:rPr>
-          <w:rFonts w:ascii="Consolas" w:hAnsi="Consolas"/>
-          <w:sz w:val="17"/>
-        </w:rPr>
-        <w:t>:</w:t>
-      </w:r>
-    </w:p>
-    <w:p>
-      <w:pPr>
-        <w:rPr>
-          <w:rFonts w:ascii="Consolas" w:hAnsi="Consolas" w:cs="Consolas"/>
-          <w:sz w:val="17"/>
-          <w:szCs w:val="17"/>
-        </w:rPr>
-      </w:pPr>
-      <w:r>
-        <w:rPr>
-          <w:rFonts w:ascii="Consolas" w:hAnsi="Consolas"/>
-          <w:sz w:val="17"/>
-        </w:rPr>
-        <w:t xml:space="preserve">        </w:t>
-      </w:r>
-      <w:r>
-        <w:rPr>
-          <w:rFonts w:ascii="Consolas" w:hAnsi="Consolas"/>
-          <w:color w:val="C00000"/>
-          <w:sz w:val="17"/>
-        </w:rPr>
-        <w:t>return</w:t>
-      </w:r>
-      <w:r>
-        <w:rPr>
-          <w:rFonts w:ascii="Consolas" w:hAnsi="Consolas"/>
-          <w:sz w:val="17"/>
-        </w:rPr>
-        <w:t xml:space="preserve"> </w:t>
-      </w:r>
-      <w:r>
-        <w:rPr>
-          <w:rFonts w:ascii="Consolas" w:hAnsi="Consolas"/>
-          <w:color w:val="BF4E14"/>
-          <w:sz w:val="17"/>
-        </w:rPr>
-        <w:t>sum</w:t>
-      </w:r>
-      <w:r>
-        <w:rPr>
-          <w:rFonts w:ascii="Consolas" w:hAnsi="Consolas"/>
-          <w:sz w:val="17"/>
-        </w:rPr>
-        <w:t>(p.</w:t>
-      </w:r>
-      <w:r>
-        <w:rPr>
-          <w:rFonts w:ascii="Consolas" w:hAnsi="Consolas"/>
-          <w:color w:val="80340D"/>
-          <w:sz w:val="17"/>
-        </w:rPr>
-        <w:t>numel</w:t>
-      </w:r>
-      <w:r>
-        <w:rPr>
-          <w:rFonts w:ascii="Consolas" w:hAnsi="Consolas"/>
-          <w:sz w:val="17"/>
-        </w:rPr>
-        <w:t xml:space="preserve">() </w:t>
-      </w:r>
-      <w:r>
-        <w:rPr>
-          <w:rFonts w:ascii="Consolas" w:hAnsi="Consolas"/>
-          <w:color w:val="C00000"/>
-          <w:sz w:val="17"/>
-        </w:rPr>
-        <w:t>for</w:t>
-      </w:r>
-      <w:r>
-        <w:rPr>
-          <w:rFonts w:ascii="Consolas" w:hAnsi="Consolas"/>
-          <w:sz w:val="17"/>
-        </w:rPr>
-        <w:t xml:space="preserve"> p </w:t>
-      </w:r>
-      <w:r>
-        <w:rPr>
-          <w:rFonts w:ascii="Consolas" w:hAnsi="Consolas"/>
-          <w:color w:val="C00000"/>
-          <w:sz w:val="17"/>
-        </w:rPr>
-        <w:t>in</w:t>
-      </w:r>
-      <w:r>
-        <w:rPr>
-          <w:rFonts w:ascii="Consolas" w:hAnsi="Consolas"/>
-          <w:sz w:val="17"/>
-        </w:rPr>
-        <w:t xml:space="preserve"> </w:t>
-      </w:r>
-      <w:r>
-        <w:rPr>
-          <w:rFonts w:ascii="Consolas" w:hAnsi="Consolas"/>
-          <w:color w:val="7030A0"/>
-          <w:sz w:val="17"/>
-        </w:rPr>
-        <w:t>self</w:t>
-      </w:r>
-      <w:r>
-        <w:rPr>
-          <w:rFonts w:ascii="Consolas" w:hAnsi="Consolas"/>
-          <w:sz w:val="17"/>
-        </w:rPr>
-        <w:t>.</w:t>
-      </w:r>
-      <w:r>
-        <w:rPr>
-          <w:rFonts w:ascii="Consolas" w:hAnsi="Consolas"/>
-          <w:color w:val="80340D"/>
-          <w:sz w:val="17"/>
-        </w:rPr>
-        <w:t>parameters</w:t>
-      </w:r>
-      <w:r>
-        <w:rPr>
-          <w:rFonts w:ascii="Consolas" w:hAnsi="Consolas"/>
-          <w:sz w:val="17"/>
-        </w:rPr>
-        <w:t xml:space="preserve">() </w:t>
-      </w:r>
-      <w:r>
-        <w:rPr>
-          <w:rFonts w:ascii="Consolas" w:hAnsi="Consolas"/>
-          <w:color w:val="C00000"/>
-          <w:sz w:val="17"/>
-        </w:rPr>
-        <w:t>if</w:t>
-      </w:r>
-      <w:r>
-        <w:rPr>
-          <w:rFonts w:ascii="Consolas" w:hAnsi="Consolas"/>
-          <w:sz w:val="17"/>
-        </w:rPr>
-        <w:t xml:space="preserve"> p.requires_grad)</w:t>
-      </w:r>
-    </w:p>
-    <w:p>
-      <w:pPr>
-        <w:rPr>
-          <w:rFonts w:ascii="Consolas" w:hAnsi="Consolas" w:cs="Consolas"/>
-          <w:sz w:val="17"/>
-          <w:szCs w:val="17"/>
-        </w:rPr>
-      </w:pPr>
-    </w:p>
-    <w:p/>
-    <w:p>
-      <w:pPr>
-        <w:rPr>
-          <w:color w:val="EE0000"/>
-        </w:rPr>
-      </w:pPr>
-    </w:p>
-    <w:p>
-      <w:pPr>
-        <w:pStyle w:val="Heading3"/>
-      </w:pPr>
-      <w:bookmarkStart w:id="23" w:name="_Toc231120066"/>
-      <w:r>
-        <w:t>Putting it together: the reference forward pass</w:t>
-      </w:r>
-      <w:bookmarkEnd w:id="23"/>
-    </w:p>
-    <w:p>
-      <w:r>
-        <w:t xml:space="preserve">The three pieces above compose into a single forward pass. </w:t>
-      </w:r>
-      <w:r>
-        <w:rPr>
-          <w:rFonts w:ascii="Consolas" w:hAnsi="Consolas"/>
-          <w:sz w:val="17"/>
-        </w:rPr>
-        <w:t>_embed_and_pool</w:t>
-      </w:r>
-      <w:r>
         <w:t xml:space="preserve"> builds the initial state </w:t>
       </w:r>
       <w:r>
@@ -37811,11 +38117,7 @@
         <w:t>xi</w:t>
       </w:r>
       <w:r>
-        <w:t xml:space="preserve"> as the causal cumulative mean of those embeddings — computed once and </w:t>
-      </w:r>
-      <w:r>
-        <w:lastRenderedPageBreak/>
-        <w:t xml:space="preserve">then held fixed for the entire integration. </w:t>
+        <w:t xml:space="preserve"> as the causal cumulative mean of those embeddings — computed once and then held fixed for the entire integration. </w:t>
       </w:r>
       <w:r>
         <w:rPr>
@@ -38928,6 +39230,7 @@
           <w:sz w:val="17"/>
           <w:szCs w:val="17"/>
         </w:rPr>
+        <w:lastRenderedPageBreak/>
         <w:t xml:space="preserve">    # as the per-token dynamics. See docs/Causal_Leak_in_SPLM_Integrate_Bug_and_Fix.md</w:t>
       </w:r>
     </w:p>

--- a/companion_notes/deep_dives/Deep_Dive_in_the_SPLM_model_and_code.docx
+++ b/companion_notes/deep_dives/Deep_Dive_in_the_SPLM_model_and_code.docx
@@ -26821,6 +26821,20 @@
     </w:p>
     <w:p>
       <w:pPr>
+        <w:rPr>
+          <w:rFonts w:eastAsiaTheme="minorEastAsia"/>
+        </w:rPr>
+      </w:pPr>
+    </w:p>
+    <w:p>
+      <w:pPr>
+        <w:rPr>
+          <w:rFonts w:eastAsiaTheme="minorEastAsia"/>
+        </w:rPr>
+      </w:pPr>
+    </w:p>
+    <w:p>
+      <w:pPr>
         <w:pStyle w:val="Heading2"/>
         <w:rPr>
           <w:rFonts w:eastAsiaTheme="minorEastAsia"/>
@@ -26876,6 +26890,68 @@
           <w:rFonts w:eastAsiaTheme="minorEastAsia"/>
         </w:rPr>
       </w:pPr>
+    </w:p>
+    <w:p>
+      <w:pPr>
+        <w:pStyle w:val="Heading3"/>
+      </w:pPr>
+      <w:r>
+        <w:rPr>
+          <w:rFonts w:eastAsiaTheme="minorEastAsia"/>
+        </w:rPr>
+        <w:t xml:space="preserve">Note on Gaussian structured </w:t>
+      </w:r>
+      <m:oMath>
+        <m:sSub>
+          <m:sSubPr>
+            <m:ctrlPr>
+              <w:rPr>
+                <w:rFonts w:ascii="Cambria Math" w:eastAsiaTheme="minorHAnsi" w:hAnsi="Cambria Math" w:cstheme="minorBidi"/>
+                <w:i/>
+                <w:color w:val="auto"/>
+                <w:sz w:val="19"/>
+                <w:szCs w:val="24"/>
+              </w:rPr>
+            </m:ctrlPr>
+          </m:sSubPr>
+          <m:e>
+            <m:r>
+              <w:rPr>
+                <w:rFonts w:ascii="Cambria Math" w:hAnsi="Cambria Math"/>
+              </w:rPr>
+              <m:t>V</m:t>
+            </m:r>
+          </m:e>
+          <m:sub>
+            <m:r>
+              <w:rPr>
+                <w:rFonts w:ascii="Cambria Math" w:hAnsi="Cambria Math"/>
+              </w:rPr>
+              <m:t>θ</m:t>
+            </m:r>
+          </m:sub>
+        </m:sSub>
+      </m:oMath>
+      <w:r>
+        <w:rPr>
+          <w:rFonts w:eastAsiaTheme="minorEastAsia"/>
+          <w:color w:val="auto"/>
+          <w:sz w:val="19"/>
+          <w:szCs w:val="24"/>
+        </w:rPr>
+        <w:t xml:space="preserve"> </w:t>
+      </w:r>
+      <w:r>
+        <w:rPr>
+          <w:rFonts w:eastAsiaTheme="minorEastAsia"/>
+        </w:rPr>
+        <w:t xml:space="preserve">: well centres, precisions, and mixture weights </w:t>
+      </w:r>
+    </w:p>
+    <w:p>
+      <w:r>
+        <w:t xml:space="preserve">The well centres are denoted with </w:t>
+      </w:r>
     </w:p>
     <w:p/>
     <w:p>
@@ -27266,56 +27342,57 @@
           <w:rFonts w:eastAsiaTheme="minorEastAsia"/>
         </w:rPr>
       </w:pPr>
-      <w:proofErr w:type="spellStart"/>
-      <w:r>
-        <w:rPr>
-          <w:rFonts w:eastAsiaTheme="minorEastAsia"/>
-        </w:rPr>
+      <w:r>
+        <w:rPr>
+          <w:rFonts w:ascii="Consolas" w:eastAsiaTheme="minorEastAsia" w:hAnsi="Consolas" w:cs="Consolas"/>
+          <w:sz w:val="17"/>
+          <w:szCs w:val="17"/>
+        </w:rPr>
+        <w:lastRenderedPageBreak/>
         <w:t>GaussianVThetaMultiXiAdapter</w:t>
       </w:r>
-      <w:proofErr w:type="spellEnd"/>
       <w:r>
         <w:rPr>
           <w:rFonts w:eastAsiaTheme="minorEastAsia"/>
         </w:rPr>
         <w:t xml:space="preserve"> – same flatten into </w:t>
       </w:r>
-      <w:proofErr w:type="spellStart"/>
-      <w:r>
-        <w:rPr>
-          <w:rFonts w:eastAsiaTheme="minorEastAsia"/>
+      <w:r>
+        <w:rPr>
+          <w:rFonts w:ascii="Consolas" w:eastAsiaTheme="minorEastAsia" w:hAnsi="Consolas" w:cs="Consolas"/>
+          <w:sz w:val="17"/>
+          <w:szCs w:val="17"/>
         </w:rPr>
         <w:t>mu_proj</w:t>
       </w:r>
-      <w:proofErr w:type="spellEnd"/>
       <w:r>
         <w:rPr>
           <w:rFonts w:eastAsiaTheme="minorEastAsia"/>
         </w:rPr>
         <w:t xml:space="preserve">, </w:t>
       </w:r>
-      <w:proofErr w:type="spellStart"/>
-      <w:r>
-        <w:rPr>
-          <w:rFonts w:eastAsiaTheme="minorEastAsia"/>
+      <w:r>
+        <w:rPr>
+          <w:rFonts w:ascii="Consolas" w:eastAsiaTheme="minorEastAsia" w:hAnsi="Consolas" w:cs="Consolas"/>
+          <w:sz w:val="17"/>
+          <w:szCs w:val="17"/>
         </w:rPr>
         <w:t>a_proj</w:t>
       </w:r>
-      <w:proofErr w:type="spellEnd"/>
       <w:r>
         <w:rPr>
           <w:rFonts w:eastAsiaTheme="minorEastAsia"/>
         </w:rPr>
         <w:t xml:space="preserve">, and </w:t>
       </w:r>
-      <w:proofErr w:type="spellStart"/>
-      <w:r>
-        <w:rPr>
-          <w:rFonts w:eastAsiaTheme="minorEastAsia"/>
+      <w:r>
+        <w:rPr>
+          <w:rFonts w:ascii="Consolas" w:eastAsiaTheme="minorEastAsia" w:hAnsi="Consolas" w:cs="Consolas"/>
+          <w:sz w:val="17"/>
+          <w:szCs w:val="17"/>
         </w:rPr>
         <w:t>w_proj</w:t>
       </w:r>
-      <w:proofErr w:type="spellEnd"/>
       <w:r>
         <w:rPr>
           <w:rFonts w:eastAsiaTheme="minorEastAsia"/>
@@ -27324,11 +27401,143 @@
       </w:r>
     </w:p>
     <w:p>
+      <w:pPr>
+        <w:pStyle w:val="ListParagraph"/>
+        <w:rPr>
+          <w:rFonts w:eastAsiaTheme="minorEastAsia"/>
+        </w:rPr>
+      </w:pPr>
+    </w:p>
+    <w:p>
+      <w:pPr>
+        <w:rPr>
+          <w:rFonts w:eastAsiaTheme="minorEastAsia"/>
+        </w:rPr>
+      </w:pPr>
+    </w:p>
+    <w:p>
+      <w:pPr>
+        <w:rPr>
+          <w:rFonts w:eastAsiaTheme="minorEastAsia"/>
+        </w:rPr>
+      </w:pPr>
+      <w:r>
+        <w:rPr>
+          <w:rFonts w:eastAsiaTheme="minorEastAsia"/>
+        </w:rPr>
+        <w:t>Well centers</w:t>
+      </w:r>
+      <w:r>
+        <w:rPr>
+          <w:rFonts w:eastAsiaTheme="minorEastAsia"/>
+        </w:rPr>
+        <w:t xml:space="preserve"> (</w:t>
+      </w:r>
+      <w:r>
+        <w:rPr>
+          <w:rFonts w:ascii="Consolas" w:eastAsiaTheme="minorEastAsia" w:hAnsi="Consolas" w:cs="Consolas"/>
+          <w:sz w:val="17"/>
+          <w:szCs w:val="17"/>
+        </w:rPr>
+        <w:t>mu_proj</w:t>
+      </w:r>
+      <w:r>
+        <w:rPr>
+          <w:rFonts w:ascii="Consolas" w:eastAsiaTheme="minorEastAsia" w:hAnsi="Consolas" w:cs="Consolas"/>
+          <w:sz w:val="17"/>
+          <w:szCs w:val="17"/>
+        </w:rPr>
+        <w:t>)</w:t>
+      </w:r>
+      <w:r>
+        <w:rPr>
+          <w:rFonts w:eastAsiaTheme="minorEastAsia"/>
+        </w:rPr>
+        <w:t>, precisions</w:t>
+      </w:r>
+      <w:r>
+        <w:rPr>
+          <w:rFonts w:eastAsiaTheme="minorEastAsia"/>
+        </w:rPr>
+        <w:t xml:space="preserve"> (</w:t>
+      </w:r>
+      <w:r>
+        <w:rPr>
+          <w:rFonts w:ascii="Consolas" w:eastAsiaTheme="minorEastAsia" w:hAnsi="Consolas" w:cs="Consolas"/>
+          <w:sz w:val="17"/>
+          <w:szCs w:val="17"/>
+        </w:rPr>
+        <w:t>a_proj</w:t>
+      </w:r>
+      <w:r>
+        <w:rPr>
+          <w:rFonts w:eastAsiaTheme="minorEastAsia"/>
+        </w:rPr>
+        <w:t>)</w:t>
+      </w:r>
+      <w:r>
+        <w:rPr>
+          <w:rFonts w:eastAsiaTheme="minorEastAsia"/>
+        </w:rPr>
+        <w:t>, and mixture weights</w:t>
+      </w:r>
+      <w:r>
+        <w:rPr>
+          <w:rFonts w:eastAsiaTheme="minorEastAsia"/>
+        </w:rPr>
+        <w:t xml:space="preserve"> (</w:t>
+      </w:r>
+      <w:r>
+        <w:rPr>
+          <w:rFonts w:ascii="Consolas" w:eastAsiaTheme="minorEastAsia" w:hAnsi="Consolas" w:cs="Consolas"/>
+          <w:sz w:val="17"/>
+          <w:szCs w:val="17"/>
+        </w:rPr>
+        <w:t>w_proj</w:t>
+      </w:r>
+      <w:r>
+        <w:rPr>
+          <w:rFonts w:eastAsiaTheme="minorEastAsia"/>
+        </w:rPr>
+        <w:t>)</w:t>
+      </w:r>
+      <w:r>
+        <w:rPr>
+          <w:rFonts w:eastAsiaTheme="minorEastAsia"/>
+        </w:rPr>
+        <w:t xml:space="preserve"> </w:t>
+      </w:r>
+      <w:r>
+        <w:rPr>
+          <w:rFonts w:eastAsiaTheme="minorEastAsia"/>
+        </w:rPr>
+        <w:t xml:space="preserve">then become </w:t>
+      </w:r>
+      <w:r>
+        <w:rPr>
+          <w:rFonts w:eastAsiaTheme="minorEastAsia"/>
+        </w:rPr>
+        <w:t>linear functions of the concatenated multi-resolution summary</w:t>
+      </w:r>
+      <w:r>
+        <w:rPr>
+          <w:rFonts w:eastAsiaTheme="minorEastAsia"/>
+        </w:rPr>
+        <w:t xml:space="preserve">. </w:t>
+      </w:r>
+    </w:p>
+    <w:p>
+      <w:pPr>
+        <w:rPr>
+          <w:rFonts w:eastAsiaTheme="minorEastAsia"/>
+        </w:rPr>
+      </w:pPr>
+    </w:p>
+    <w:p>
       <w:r>
         <w:rPr>
           <w:noProof/>
         </w:rPr>
-        <w:lastRenderedPageBreak/>
         <w:drawing>
           <wp:inline distT="0" distB="0" distL="0" distR="0" wp14:anchorId="5982B0C6" wp14:editId="780359D1">
             <wp:extent cx="5943600" cy="3535045"/>
@@ -27418,6 +27627,9 @@
         </w:drawing>
       </w:r>
     </w:p>
+    <w:p/>
+    <w:p/>
+    <w:p/>
     <w:p/>
     <w:p>
       <w:pPr>
@@ -57656,6 +57868,7 @@
           <w:rFonts w:ascii="Consolas" w:hAnsi="Consolas"/>
           <w:sz w:val="17"/>
         </w:rPr>
+        <w:lastRenderedPageBreak/>
         <w:t xml:space="preserve">    </w:t>
       </w:r>
       <w:r>
@@ -60748,6 +60961,7 @@
     <w:p/>
     <w:p>
       <w:r>
+        <w:lastRenderedPageBreak/>
         <w:t>All R^2 numbers are reported on held-out sentences, both per layer and pooled, and saved alongside a figure and a Markdown table. The headline quantity is the per-layer gain of the shared-</w:t>
       </w:r>
       <w:r>
@@ -60943,15 +61157,2855 @@
           <w:color w:val="0B769F"/>
           <w:sz w:val="17"/>
         </w:rPr>
+        <w:t>G</w:t>
+      </w:r>
+      <w:r>
+        <w:rPr>
+          <w:rFonts w:ascii="Consolas" w:hAnsi="Consolas"/>
+          <w:sz w:val="17"/>
+        </w:rPr>
+        <w:t xml:space="preserve">   = </w:t>
+      </w:r>
+      <w:r>
+        <w:rPr>
+          <w:rFonts w:ascii="Consolas" w:hAnsi="Consolas"/>
+          <w:color w:val="0B769F"/>
+          <w:sz w:val="17"/>
+        </w:rPr>
+        <w:t>Xc</w:t>
+      </w:r>
+      <w:r>
+        <w:rPr>
+          <w:rFonts w:ascii="Consolas" w:hAnsi="Consolas"/>
+          <w:sz w:val="17"/>
+        </w:rPr>
+        <w:t>.</w:t>
+      </w:r>
+      <w:r>
+        <w:rPr>
+          <w:rFonts w:ascii="Consolas" w:hAnsi="Consolas"/>
+          <w:color w:val="0B769F"/>
+          <w:sz w:val="17"/>
+        </w:rPr>
+        <w:t>T</w:t>
+      </w:r>
+      <w:r>
+        <w:rPr>
+          <w:rFonts w:ascii="Consolas" w:hAnsi="Consolas"/>
+          <w:sz w:val="17"/>
+        </w:rPr>
+        <w:t xml:space="preserve"> @ </w:t>
+      </w:r>
+      <w:r>
+        <w:rPr>
+          <w:rFonts w:ascii="Consolas" w:hAnsi="Consolas"/>
+          <w:color w:val="0B769F"/>
+          <w:sz w:val="17"/>
+        </w:rPr>
+        <w:t>Xc</w:t>
+      </w:r>
+      <w:r>
+        <w:rPr>
+          <w:rFonts w:ascii="Consolas" w:hAnsi="Consolas"/>
+          <w:sz w:val="17"/>
+        </w:rPr>
+        <w:t xml:space="preserve">                    </w:t>
+      </w:r>
+      <w:r>
+        <w:rPr>
+          <w:rFonts w:ascii="Consolas" w:hAnsi="Consolas"/>
+          <w:color w:val="3A7C22"/>
+          <w:sz w:val="17"/>
+        </w:rPr>
+        <w:t># (k, k)</w:t>
+      </w:r>
+    </w:p>
+    <w:p>
+      <w:r>
+        <w:rPr>
+          <w:rFonts w:ascii="Consolas" w:hAnsi="Consolas"/>
+          <w:sz w:val="17"/>
+        </w:rPr>
+        <w:t>reg = ridge * (np.</w:t>
+      </w:r>
+      <w:r>
+        <w:rPr>
+          <w:rFonts w:ascii="Consolas" w:hAnsi="Consolas"/>
+          <w:color w:val="80340D"/>
+          <w:sz w:val="17"/>
+        </w:rPr>
+        <w:t>trace</w:t>
+      </w:r>
+      <w:r>
+        <w:rPr>
+          <w:rFonts w:ascii="Consolas" w:hAnsi="Consolas"/>
+          <w:sz w:val="17"/>
+        </w:rPr>
+        <w:t>(</w:t>
+      </w:r>
+      <w:r>
+        <w:rPr>
+          <w:rFonts w:ascii="Consolas" w:hAnsi="Consolas"/>
+          <w:color w:val="0B769F"/>
+          <w:sz w:val="17"/>
+        </w:rPr>
+        <w:t>G</w:t>
+      </w:r>
+      <w:r>
+        <w:rPr>
+          <w:rFonts w:ascii="Consolas" w:hAnsi="Consolas"/>
+          <w:sz w:val="17"/>
+        </w:rPr>
+        <w:t xml:space="preserve">) / </w:t>
+      </w:r>
+      <w:r>
+        <w:rPr>
+          <w:rFonts w:ascii="Consolas" w:hAnsi="Consolas"/>
+          <w:color w:val="BF4E14"/>
+          <w:sz w:val="17"/>
+        </w:rPr>
+        <w:t>max</w:t>
+      </w:r>
+      <w:r>
+        <w:rPr>
+          <w:rFonts w:ascii="Consolas" w:hAnsi="Consolas"/>
+          <w:sz w:val="17"/>
+        </w:rPr>
+        <w:t>(</w:t>
+      </w:r>
+      <w:r>
+        <w:rPr>
+          <w:rFonts w:ascii="Consolas" w:hAnsi="Consolas"/>
+          <w:color w:val="0B769F"/>
+          <w:sz w:val="17"/>
+        </w:rPr>
+        <w:t>N</w:t>
+      </w:r>
+      <w:r>
+        <w:rPr>
+          <w:rFonts w:ascii="Consolas" w:hAnsi="Consolas"/>
+          <w:sz w:val="17"/>
+        </w:rPr>
+        <w:t xml:space="preserve">, </w:t>
+      </w:r>
+      <w:r>
+        <w:rPr>
+          <w:rFonts w:ascii="Consolas" w:hAnsi="Consolas"/>
+          <w:color w:val="0F9ED5"/>
+          <w:sz w:val="17"/>
+        </w:rPr>
+        <w:t>1</w:t>
+      </w:r>
+      <w:r>
+        <w:rPr>
+          <w:rFonts w:ascii="Consolas" w:hAnsi="Consolas"/>
+          <w:sz w:val="17"/>
+        </w:rPr>
+        <w:t>)) * np.</w:t>
+      </w:r>
+      <w:r>
+        <w:rPr>
+          <w:rFonts w:ascii="Consolas" w:hAnsi="Consolas"/>
+          <w:color w:val="80340D"/>
+          <w:sz w:val="17"/>
+        </w:rPr>
+        <w:t>eye</w:t>
+      </w:r>
+      <w:r>
+        <w:rPr>
+          <w:rFonts w:ascii="Consolas" w:hAnsi="Consolas"/>
+          <w:sz w:val="17"/>
+        </w:rPr>
+        <w:t>(k)</w:t>
+      </w:r>
+    </w:p>
+    <w:p>
+      <w:r>
+        <w:rPr>
+          <w:rFonts w:ascii="Consolas" w:hAnsi="Consolas"/>
+          <w:color w:val="0B769F"/>
+          <w:sz w:val="17"/>
+        </w:rPr>
+        <w:t>M_full</w:t>
+      </w:r>
+      <w:r>
+        <w:rPr>
+          <w:rFonts w:ascii="Consolas" w:hAnsi="Consolas"/>
+          <w:sz w:val="17"/>
+        </w:rPr>
+        <w:t xml:space="preserve"> = np.linalg.</w:t>
+      </w:r>
+      <w:r>
+        <w:rPr>
+          <w:rFonts w:ascii="Consolas" w:hAnsi="Consolas"/>
+          <w:color w:val="80340D"/>
+          <w:sz w:val="17"/>
+        </w:rPr>
+        <w:t>solve</w:t>
+      </w:r>
+      <w:r>
+        <w:rPr>
+          <w:rFonts w:ascii="Consolas" w:hAnsi="Consolas"/>
+          <w:sz w:val="17"/>
+        </w:rPr>
+        <w:t>(</w:t>
+      </w:r>
+      <w:r>
+        <w:rPr>
+          <w:rFonts w:ascii="Consolas" w:hAnsi="Consolas"/>
+          <w:color w:val="0B769F"/>
+          <w:sz w:val="17"/>
+        </w:rPr>
+        <w:t>G</w:t>
+      </w:r>
+      <w:r>
+        <w:rPr>
+          <w:rFonts w:ascii="Consolas" w:hAnsi="Consolas"/>
+          <w:sz w:val="17"/>
+        </w:rPr>
+        <w:t xml:space="preserve"> + reg, </w:t>
+      </w:r>
+      <w:r>
+        <w:rPr>
+          <w:rFonts w:ascii="Consolas" w:hAnsi="Consolas"/>
+          <w:color w:val="0B769F"/>
+          <w:sz w:val="17"/>
+        </w:rPr>
+        <w:t>Xc</w:t>
+      </w:r>
+      <w:r>
+        <w:rPr>
+          <w:rFonts w:ascii="Consolas" w:hAnsi="Consolas"/>
+          <w:sz w:val="17"/>
+        </w:rPr>
+        <w:t>.</w:t>
+      </w:r>
+      <w:r>
+        <w:rPr>
+          <w:rFonts w:ascii="Consolas" w:hAnsi="Consolas"/>
+          <w:color w:val="0B769F"/>
+          <w:sz w:val="17"/>
+        </w:rPr>
+        <w:t>T</w:t>
+      </w:r>
+      <w:r>
+        <w:rPr>
+          <w:rFonts w:ascii="Consolas" w:hAnsi="Consolas"/>
+          <w:sz w:val="17"/>
+        </w:rPr>
+        <w:t xml:space="preserve"> @ </w:t>
+      </w:r>
+      <w:r>
+        <w:rPr>
+          <w:rFonts w:ascii="Consolas" w:hAnsi="Consolas"/>
+          <w:color w:val="0B769F"/>
+          <w:sz w:val="17"/>
+        </w:rPr>
+        <w:t>Yc</w:t>
+      </w:r>
+      <w:r>
+        <w:rPr>
+          <w:rFonts w:ascii="Consolas" w:hAnsi="Consolas"/>
+          <w:sz w:val="17"/>
+        </w:rPr>
+        <w:t>).</w:t>
+      </w:r>
+      <w:r>
+        <w:rPr>
+          <w:rFonts w:ascii="Consolas" w:hAnsi="Consolas"/>
+          <w:color w:val="0B769F"/>
+          <w:sz w:val="17"/>
+        </w:rPr>
+        <w:t>T</w:t>
+      </w:r>
+    </w:p>
+    <w:p>
+      <w:r>
+        <w:rPr>
+          <w:rFonts w:ascii="Consolas" w:hAnsi="Consolas"/>
+          <w:sz w:val="17"/>
+        </w:rPr>
+        <w:t xml:space="preserve">r2_full = </w:t>
+      </w:r>
+      <w:r>
+        <w:rPr>
+          <w:rFonts w:ascii="Consolas" w:hAnsi="Consolas"/>
+          <w:color w:val="0F9ED5"/>
+          <w:sz w:val="17"/>
+        </w:rPr>
+        <w:t>1.0</w:t>
+      </w:r>
+      <w:r>
+        <w:rPr>
+          <w:rFonts w:ascii="Consolas" w:hAnsi="Consolas"/>
+          <w:sz w:val="17"/>
+        </w:rPr>
+        <w:t xml:space="preserve"> - </w:t>
+      </w:r>
+      <w:r>
+        <w:rPr>
+          <w:rFonts w:ascii="Consolas" w:hAnsi="Consolas"/>
+          <w:color w:val="074F6A"/>
+          <w:sz w:val="17"/>
+        </w:rPr>
+        <w:t>float</w:t>
+      </w:r>
+      <w:r>
+        <w:rPr>
+          <w:rFonts w:ascii="Consolas" w:hAnsi="Consolas"/>
+          <w:sz w:val="17"/>
+        </w:rPr>
+        <w:t>(np.</w:t>
+      </w:r>
+      <w:r>
+        <w:rPr>
+          <w:rFonts w:ascii="Consolas" w:hAnsi="Consolas"/>
+          <w:color w:val="BF4E14"/>
+          <w:sz w:val="17"/>
+        </w:rPr>
+        <w:t>sum</w:t>
+      </w:r>
+      <w:r>
+        <w:rPr>
+          <w:rFonts w:ascii="Consolas" w:hAnsi="Consolas"/>
+          <w:sz w:val="17"/>
+        </w:rPr>
+        <w:t>((</w:t>
+      </w:r>
+      <w:r>
+        <w:rPr>
+          <w:rFonts w:ascii="Consolas" w:hAnsi="Consolas"/>
+          <w:color w:val="0B769F"/>
+          <w:sz w:val="17"/>
+        </w:rPr>
+        <w:t>Yc</w:t>
+      </w:r>
+      <w:r>
+        <w:rPr>
+          <w:rFonts w:ascii="Consolas" w:hAnsi="Consolas"/>
+          <w:sz w:val="17"/>
+        </w:rPr>
+        <w:t xml:space="preserve"> - </w:t>
+      </w:r>
+      <w:r>
+        <w:rPr>
+          <w:rFonts w:ascii="Consolas" w:hAnsi="Consolas"/>
+          <w:color w:val="0B769F"/>
+          <w:sz w:val="17"/>
+        </w:rPr>
+        <w:t>Xc</w:t>
+      </w:r>
+      <w:r>
+        <w:rPr>
+          <w:rFonts w:ascii="Consolas" w:hAnsi="Consolas"/>
+          <w:sz w:val="17"/>
+        </w:rPr>
+        <w:t xml:space="preserve"> @ </w:t>
+      </w:r>
+      <w:r>
+        <w:rPr>
+          <w:rFonts w:ascii="Consolas" w:hAnsi="Consolas"/>
+          <w:color w:val="0B769F"/>
+          <w:sz w:val="17"/>
+        </w:rPr>
+        <w:t>M_full</w:t>
+      </w:r>
+      <w:r>
+        <w:rPr>
+          <w:rFonts w:ascii="Consolas" w:hAnsi="Consolas"/>
+          <w:sz w:val="17"/>
+        </w:rPr>
+        <w:t>.</w:t>
+      </w:r>
+      <w:r>
+        <w:rPr>
+          <w:rFonts w:ascii="Consolas" w:hAnsi="Consolas"/>
+          <w:color w:val="0B769F"/>
+          <w:sz w:val="17"/>
+        </w:rPr>
+        <w:t>T</w:t>
+      </w:r>
+      <w:r>
+        <w:rPr>
+          <w:rFonts w:ascii="Consolas" w:hAnsi="Consolas"/>
+          <w:sz w:val="17"/>
+        </w:rPr>
+        <w:t xml:space="preserve">) ** </w:t>
+      </w:r>
+      <w:r>
+        <w:rPr>
+          <w:rFonts w:ascii="Consolas" w:hAnsi="Consolas"/>
+          <w:color w:val="0F9ED5"/>
+          <w:sz w:val="17"/>
+        </w:rPr>
+        <w:t>2</w:t>
+      </w:r>
+      <w:r>
+        <w:rPr>
+          <w:rFonts w:ascii="Consolas" w:hAnsi="Consolas"/>
+          <w:sz w:val="17"/>
+        </w:rPr>
+        <w:t xml:space="preserve">)) / (ss_tot + </w:t>
+      </w:r>
+      <w:r>
+        <w:rPr>
+          <w:rFonts w:ascii="Consolas" w:hAnsi="Consolas"/>
+          <w:color w:val="0F9ED5"/>
+          <w:sz w:val="17"/>
+        </w:rPr>
+        <w:t>1e-12</w:t>
+      </w:r>
+      <w:r>
+        <w:rPr>
+          <w:rFonts w:ascii="Consolas" w:hAnsi="Consolas"/>
+          <w:sz w:val="17"/>
+        </w:rPr>
+        <w:t>)</w:t>
+      </w:r>
+    </w:p>
+    <w:p/>
+    <w:p>
+      <w:r>
+        <w:rPr>
+          <w:rFonts w:ascii="Consolas" w:hAnsi="Consolas"/>
+          <w:color w:val="3A7C22"/>
+          <w:sz w:val="17"/>
+        </w:rPr>
+        <w:t># ---- Symmetric-constrained fit: parameterise M by its free upper triangle.</w:t>
+      </w:r>
+    </w:p>
+    <w:p>
+      <w:r>
+        <w:rPr>
+          <w:rFonts w:ascii="Consolas" w:hAnsi="Consolas"/>
+          <w:sz w:val="17"/>
+        </w:rPr>
+        <w:t xml:space="preserve">idx_ij = [(i, j) </w:t>
+      </w:r>
+      <w:r>
+        <w:rPr>
+          <w:rFonts w:ascii="Consolas" w:hAnsi="Consolas"/>
+          <w:color w:val="C00000"/>
+          <w:sz w:val="17"/>
+        </w:rPr>
+        <w:t>for</w:t>
+      </w:r>
+      <w:r>
+        <w:rPr>
+          <w:rFonts w:ascii="Consolas" w:hAnsi="Consolas"/>
+          <w:sz w:val="17"/>
+        </w:rPr>
+        <w:t xml:space="preserve"> i </w:t>
+      </w:r>
+      <w:r>
+        <w:rPr>
+          <w:rFonts w:ascii="Consolas" w:hAnsi="Consolas"/>
+          <w:color w:val="C00000"/>
+          <w:sz w:val="17"/>
+        </w:rPr>
+        <w:t>in</w:t>
+      </w:r>
+      <w:r>
+        <w:rPr>
+          <w:rFonts w:ascii="Consolas" w:hAnsi="Consolas"/>
+          <w:sz w:val="17"/>
+        </w:rPr>
+        <w:t xml:space="preserve"> </w:t>
+      </w:r>
+      <w:r>
+        <w:rPr>
+          <w:rFonts w:ascii="Consolas" w:hAnsi="Consolas"/>
+          <w:color w:val="BF4E14"/>
+          <w:sz w:val="17"/>
+        </w:rPr>
+        <w:t>range</w:t>
+      </w:r>
+      <w:r>
+        <w:rPr>
+          <w:rFonts w:ascii="Consolas" w:hAnsi="Consolas"/>
+          <w:sz w:val="17"/>
+        </w:rPr>
+        <w:t xml:space="preserve">(k) </w:t>
+      </w:r>
+      <w:r>
+        <w:rPr>
+          <w:rFonts w:ascii="Consolas" w:hAnsi="Consolas"/>
+          <w:color w:val="C00000"/>
+          <w:sz w:val="17"/>
+        </w:rPr>
+        <w:t>for</w:t>
+      </w:r>
+      <w:r>
+        <w:rPr>
+          <w:rFonts w:ascii="Consolas" w:hAnsi="Consolas"/>
+          <w:sz w:val="17"/>
+        </w:rPr>
+        <w:t xml:space="preserve"> j </w:t>
+      </w:r>
+      <w:r>
+        <w:rPr>
+          <w:rFonts w:ascii="Consolas" w:hAnsi="Consolas"/>
+          <w:color w:val="C00000"/>
+          <w:sz w:val="17"/>
+        </w:rPr>
+        <w:t>in</w:t>
+      </w:r>
+      <w:r>
+        <w:rPr>
+          <w:rFonts w:ascii="Consolas" w:hAnsi="Consolas"/>
+          <w:sz w:val="17"/>
+        </w:rPr>
+        <w:t xml:space="preserve"> </w:t>
+      </w:r>
+      <w:r>
+        <w:rPr>
+          <w:rFonts w:ascii="Consolas" w:hAnsi="Consolas"/>
+          <w:color w:val="BF4E14"/>
+          <w:sz w:val="17"/>
+        </w:rPr>
+        <w:t>range</w:t>
+      </w:r>
+      <w:r>
+        <w:rPr>
+          <w:rFonts w:ascii="Consolas" w:hAnsi="Consolas"/>
+          <w:sz w:val="17"/>
+        </w:rPr>
+        <w:t>(i, k)]</w:t>
+      </w:r>
+    </w:p>
+    <w:p>
+      <w:r>
+        <w:rPr>
+          <w:rFonts w:ascii="Consolas" w:hAnsi="Consolas"/>
+          <w:sz w:val="17"/>
+        </w:rPr>
+        <w:t xml:space="preserve">p      = </w:t>
+      </w:r>
+      <w:r>
+        <w:rPr>
+          <w:rFonts w:ascii="Consolas" w:hAnsi="Consolas"/>
+          <w:color w:val="BF4E14"/>
+          <w:sz w:val="17"/>
+        </w:rPr>
+        <w:t>len</w:t>
+      </w:r>
+      <w:r>
+        <w:rPr>
+          <w:rFonts w:ascii="Consolas" w:hAnsi="Consolas"/>
+          <w:sz w:val="17"/>
+        </w:rPr>
+        <w:t>(idx_ij)</w:t>
+      </w:r>
+    </w:p>
+    <w:p>
+      <w:r>
+        <w:rPr>
+          <w:rFonts w:ascii="Consolas" w:hAnsi="Consolas"/>
+          <w:color w:val="0B769F"/>
+          <w:sz w:val="17"/>
+        </w:rPr>
+        <w:t>Phi</w:t>
+      </w:r>
+      <w:r>
+        <w:rPr>
+          <w:rFonts w:ascii="Consolas" w:hAnsi="Consolas"/>
+          <w:sz w:val="17"/>
+        </w:rPr>
+        <w:t xml:space="preserve"> = np.</w:t>
+      </w:r>
+      <w:r>
+        <w:rPr>
+          <w:rFonts w:ascii="Consolas" w:hAnsi="Consolas"/>
+          <w:color w:val="80340D"/>
+          <w:sz w:val="17"/>
+        </w:rPr>
+        <w:t>zeros</w:t>
+      </w:r>
+      <w:r>
+        <w:rPr>
+          <w:rFonts w:ascii="Consolas" w:hAnsi="Consolas"/>
+          <w:sz w:val="17"/>
+        </w:rPr>
+        <w:t>((</w:t>
+      </w:r>
+      <w:r>
+        <w:rPr>
+          <w:rFonts w:ascii="Consolas" w:hAnsi="Consolas"/>
+          <w:color w:val="0B769F"/>
+          <w:sz w:val="17"/>
+        </w:rPr>
+        <w:t>N</w:t>
+      </w:r>
+      <w:r>
+        <w:rPr>
+          <w:rFonts w:ascii="Consolas" w:hAnsi="Consolas"/>
+          <w:sz w:val="17"/>
+        </w:rPr>
+        <w:t xml:space="preserve"> * k, p))</w:t>
+      </w:r>
+    </w:p>
+    <w:p>
+      <w:r>
+        <w:rPr>
+          <w:rFonts w:ascii="Consolas" w:hAnsi="Consolas"/>
+          <w:color w:val="C00000"/>
+          <w:sz w:val="17"/>
+        </w:rPr>
+        <w:t>for</w:t>
+      </w:r>
+      <w:r>
+        <w:rPr>
+          <w:rFonts w:ascii="Consolas" w:hAnsi="Consolas"/>
+          <w:sz w:val="17"/>
+        </w:rPr>
+        <w:t xml:space="preserve"> col, (i, j) </w:t>
+      </w:r>
+      <w:r>
+        <w:rPr>
+          <w:rFonts w:ascii="Consolas" w:hAnsi="Consolas"/>
+          <w:color w:val="C00000"/>
+          <w:sz w:val="17"/>
+        </w:rPr>
+        <w:t>in</w:t>
+      </w:r>
+      <w:r>
+        <w:rPr>
+          <w:rFonts w:ascii="Consolas" w:hAnsi="Consolas"/>
+          <w:sz w:val="17"/>
+        </w:rPr>
+        <w:t xml:space="preserve"> </w:t>
+      </w:r>
+      <w:r>
+        <w:rPr>
+          <w:rFonts w:ascii="Consolas" w:hAnsi="Consolas"/>
+          <w:color w:val="BF4E14"/>
+          <w:sz w:val="17"/>
+        </w:rPr>
+        <w:t>enumerate</w:t>
+      </w:r>
+      <w:r>
+        <w:rPr>
+          <w:rFonts w:ascii="Consolas" w:hAnsi="Consolas"/>
+          <w:sz w:val="17"/>
+        </w:rPr>
+        <w:t>(idx_ij):</w:t>
+      </w:r>
+    </w:p>
+    <w:p>
+      <w:r>
+        <w:rPr>
+          <w:rFonts w:ascii="Consolas" w:hAnsi="Consolas"/>
+          <w:sz w:val="17"/>
+        </w:rPr>
+        <w:t xml:space="preserve">    </w:t>
+      </w:r>
+      <w:r>
+        <w:rPr>
+          <w:rFonts w:ascii="Consolas" w:hAnsi="Consolas"/>
+          <w:color w:val="C00000"/>
+          <w:sz w:val="17"/>
+        </w:rPr>
+        <w:t>if</w:t>
+      </w:r>
+      <w:r>
+        <w:rPr>
+          <w:rFonts w:ascii="Consolas" w:hAnsi="Consolas"/>
+          <w:sz w:val="17"/>
+        </w:rPr>
+        <w:t xml:space="preserve"> i == j:</w:t>
+      </w:r>
+    </w:p>
+    <w:p>
+      <w:r>
+        <w:rPr>
+          <w:rFonts w:ascii="Consolas" w:hAnsi="Consolas"/>
+          <w:sz w:val="17"/>
+        </w:rPr>
+        <w:t xml:space="preserve">        </w:t>
+      </w:r>
+      <w:r>
+        <w:rPr>
+          <w:rFonts w:ascii="Consolas" w:hAnsi="Consolas"/>
+          <w:color w:val="0B769F"/>
+          <w:sz w:val="17"/>
+        </w:rPr>
+        <w:t>Phi</w:t>
+      </w:r>
+      <w:r>
+        <w:rPr>
+          <w:rFonts w:ascii="Consolas" w:hAnsi="Consolas"/>
+          <w:sz w:val="17"/>
+        </w:rPr>
+        <w:t xml:space="preserve">[i * </w:t>
+      </w:r>
+      <w:r>
+        <w:rPr>
+          <w:rFonts w:ascii="Consolas" w:hAnsi="Consolas"/>
+          <w:color w:val="0B769F"/>
+          <w:sz w:val="17"/>
+        </w:rPr>
+        <w:t>N</w:t>
+      </w:r>
+      <w:r>
+        <w:rPr>
+          <w:rFonts w:ascii="Consolas" w:hAnsi="Consolas"/>
+          <w:sz w:val="17"/>
+        </w:rPr>
+        <w:t xml:space="preserve">:(i + </w:t>
+      </w:r>
+      <w:r>
+        <w:rPr>
+          <w:rFonts w:ascii="Consolas" w:hAnsi="Consolas"/>
+          <w:color w:val="0F9ED5"/>
+          <w:sz w:val="17"/>
+        </w:rPr>
+        <w:t>1</w:t>
+      </w:r>
+      <w:r>
+        <w:rPr>
+          <w:rFonts w:ascii="Consolas" w:hAnsi="Consolas"/>
+          <w:sz w:val="17"/>
+        </w:rPr>
+        <w:t xml:space="preserve">) * </w:t>
+      </w:r>
+      <w:r>
+        <w:rPr>
+          <w:rFonts w:ascii="Consolas" w:hAnsi="Consolas"/>
+          <w:color w:val="0B769F"/>
+          <w:sz w:val="17"/>
+        </w:rPr>
+        <w:t>N</w:t>
+      </w:r>
+      <w:r>
+        <w:rPr>
+          <w:rFonts w:ascii="Consolas" w:hAnsi="Consolas"/>
+          <w:sz w:val="17"/>
+        </w:rPr>
+        <w:t xml:space="preserve">, col] = </w:t>
+      </w:r>
+      <w:r>
+        <w:rPr>
+          <w:rFonts w:ascii="Consolas" w:hAnsi="Consolas"/>
+          <w:color w:val="0B769F"/>
+          <w:sz w:val="17"/>
+        </w:rPr>
+        <w:t>Xc</w:t>
+      </w:r>
+      <w:r>
+        <w:rPr>
+          <w:rFonts w:ascii="Consolas" w:hAnsi="Consolas"/>
+          <w:sz w:val="17"/>
+        </w:rPr>
+        <w:t>[:, i]</w:t>
+      </w:r>
+    </w:p>
+    <w:p>
+      <w:r>
+        <w:rPr>
+          <w:rFonts w:ascii="Consolas" w:hAnsi="Consolas"/>
+          <w:sz w:val="17"/>
+        </w:rPr>
+        <w:t xml:space="preserve">    </w:t>
+      </w:r>
+      <w:r>
+        <w:rPr>
+          <w:rFonts w:ascii="Consolas" w:hAnsi="Consolas"/>
+          <w:color w:val="C00000"/>
+          <w:sz w:val="17"/>
+        </w:rPr>
+        <w:t>else</w:t>
+      </w:r>
+      <w:r>
+        <w:rPr>
+          <w:rFonts w:ascii="Consolas" w:hAnsi="Consolas"/>
+          <w:sz w:val="17"/>
+        </w:rPr>
+        <w:t>:</w:t>
+      </w:r>
+    </w:p>
+    <w:p>
+      <w:r>
+        <w:rPr>
+          <w:rFonts w:ascii="Consolas" w:hAnsi="Consolas"/>
+          <w:sz w:val="17"/>
+        </w:rPr>
+        <w:t xml:space="preserve">        </w:t>
+      </w:r>
+      <w:r>
+        <w:rPr>
+          <w:rFonts w:ascii="Consolas" w:hAnsi="Consolas"/>
+          <w:color w:val="0B769F"/>
+          <w:sz w:val="17"/>
+        </w:rPr>
+        <w:t>Phi</w:t>
+      </w:r>
+      <w:r>
+        <w:rPr>
+          <w:rFonts w:ascii="Consolas" w:hAnsi="Consolas"/>
+          <w:sz w:val="17"/>
+        </w:rPr>
+        <w:t xml:space="preserve">[j * </w:t>
+      </w:r>
+      <w:r>
+        <w:rPr>
+          <w:rFonts w:ascii="Consolas" w:hAnsi="Consolas"/>
+          <w:color w:val="0B769F"/>
+          <w:sz w:val="17"/>
+        </w:rPr>
+        <w:t>N</w:t>
+      </w:r>
+      <w:r>
+        <w:rPr>
+          <w:rFonts w:ascii="Consolas" w:hAnsi="Consolas"/>
+          <w:sz w:val="17"/>
+        </w:rPr>
+        <w:t xml:space="preserve">:(j + </w:t>
+      </w:r>
+      <w:r>
+        <w:rPr>
+          <w:rFonts w:ascii="Consolas" w:hAnsi="Consolas"/>
+          <w:color w:val="0F9ED5"/>
+          <w:sz w:val="17"/>
+        </w:rPr>
+        <w:t>1</w:t>
+      </w:r>
+      <w:r>
+        <w:rPr>
+          <w:rFonts w:ascii="Consolas" w:hAnsi="Consolas"/>
+          <w:sz w:val="17"/>
+        </w:rPr>
+        <w:t xml:space="preserve">) * </w:t>
+      </w:r>
+      <w:r>
+        <w:rPr>
+          <w:rFonts w:ascii="Consolas" w:hAnsi="Consolas"/>
+          <w:color w:val="0B769F"/>
+          <w:sz w:val="17"/>
+        </w:rPr>
+        <w:t>N</w:t>
+      </w:r>
+      <w:r>
+        <w:rPr>
+          <w:rFonts w:ascii="Consolas" w:hAnsi="Consolas"/>
+          <w:sz w:val="17"/>
+        </w:rPr>
+        <w:t xml:space="preserve">, col] = </w:t>
+      </w:r>
+      <w:r>
+        <w:rPr>
+          <w:rFonts w:ascii="Consolas" w:hAnsi="Consolas"/>
+          <w:color w:val="0B769F"/>
+          <w:sz w:val="17"/>
+        </w:rPr>
+        <w:t>Xc</w:t>
+      </w:r>
+      <w:r>
+        <w:rPr>
+          <w:rFonts w:ascii="Consolas" w:hAnsi="Consolas"/>
+          <w:sz w:val="17"/>
+        </w:rPr>
+        <w:t xml:space="preserve">[:, i]   </w:t>
+      </w:r>
+      <w:r>
+        <w:rPr>
+          <w:rFonts w:ascii="Consolas" w:hAnsi="Consolas"/>
+          <w:color w:val="3A7C22"/>
+          <w:sz w:val="17"/>
+        </w:rPr>
+        <w:t># column j gets predictor i</w:t>
+      </w:r>
+    </w:p>
+    <w:p>
+      <w:r>
+        <w:rPr>
+          <w:rFonts w:ascii="Consolas" w:hAnsi="Consolas"/>
+          <w:sz w:val="17"/>
+        </w:rPr>
+        <w:t xml:space="preserve">        </w:t>
+      </w:r>
+      <w:r>
+        <w:rPr>
+          <w:rFonts w:ascii="Consolas" w:hAnsi="Consolas"/>
+          <w:color w:val="0B769F"/>
+          <w:sz w:val="17"/>
+        </w:rPr>
+        <w:t>Phi</w:t>
+      </w:r>
+      <w:r>
+        <w:rPr>
+          <w:rFonts w:ascii="Consolas" w:hAnsi="Consolas"/>
+          <w:sz w:val="17"/>
+        </w:rPr>
+        <w:t xml:space="preserve">[i * </w:t>
+      </w:r>
+      <w:r>
+        <w:rPr>
+          <w:rFonts w:ascii="Consolas" w:hAnsi="Consolas"/>
+          <w:color w:val="0B769F"/>
+          <w:sz w:val="17"/>
+        </w:rPr>
+        <w:t>N</w:t>
+      </w:r>
+      <w:r>
+        <w:rPr>
+          <w:rFonts w:ascii="Consolas" w:hAnsi="Consolas"/>
+          <w:sz w:val="17"/>
+        </w:rPr>
+        <w:t xml:space="preserve">:(i + </w:t>
+      </w:r>
+      <w:r>
+        <w:rPr>
+          <w:rFonts w:ascii="Consolas" w:hAnsi="Consolas"/>
+          <w:color w:val="0F9ED5"/>
+          <w:sz w:val="17"/>
+        </w:rPr>
+        <w:t>1</w:t>
+      </w:r>
+      <w:r>
+        <w:rPr>
+          <w:rFonts w:ascii="Consolas" w:hAnsi="Consolas"/>
+          <w:sz w:val="17"/>
+        </w:rPr>
+        <w:t xml:space="preserve">) * </w:t>
+      </w:r>
+      <w:r>
+        <w:rPr>
+          <w:rFonts w:ascii="Consolas" w:hAnsi="Consolas"/>
+          <w:color w:val="0B769F"/>
+          <w:sz w:val="17"/>
+        </w:rPr>
+        <w:t>N</w:t>
+      </w:r>
+      <w:r>
+        <w:rPr>
+          <w:rFonts w:ascii="Consolas" w:hAnsi="Consolas"/>
+          <w:sz w:val="17"/>
+        </w:rPr>
+        <w:t xml:space="preserve">, col] = </w:t>
+      </w:r>
+      <w:r>
+        <w:rPr>
+          <w:rFonts w:ascii="Consolas" w:hAnsi="Consolas"/>
+          <w:color w:val="0B769F"/>
+          <w:sz w:val="17"/>
+        </w:rPr>
+        <w:t>Xc</w:t>
+      </w:r>
+      <w:r>
+        <w:rPr>
+          <w:rFonts w:ascii="Consolas" w:hAnsi="Consolas"/>
+          <w:sz w:val="17"/>
+        </w:rPr>
+        <w:t xml:space="preserve">[:, j]   </w:t>
+      </w:r>
+      <w:r>
+        <w:rPr>
+          <w:rFonts w:ascii="Consolas" w:hAnsi="Consolas"/>
+          <w:color w:val="3A7C22"/>
+          <w:sz w:val="17"/>
+        </w:rPr>
+        <w:t># column i gets predictor j</w:t>
+      </w:r>
+    </w:p>
+    <w:p>
+      <w:r>
+        <w:rPr>
+          <w:rFonts w:ascii="Consolas" w:hAnsi="Consolas"/>
+          <w:sz w:val="17"/>
+        </w:rPr>
+        <w:t>vecY  = np.</w:t>
+      </w:r>
+      <w:r>
+        <w:rPr>
+          <w:rFonts w:ascii="Consolas" w:hAnsi="Consolas"/>
+          <w:color w:val="80340D"/>
+          <w:sz w:val="17"/>
+        </w:rPr>
+        <w:t>concatenate</w:t>
+      </w:r>
+      <w:r>
+        <w:rPr>
+          <w:rFonts w:ascii="Consolas" w:hAnsi="Consolas"/>
+          <w:sz w:val="17"/>
+        </w:rPr>
+        <w:t>([</w:t>
+      </w:r>
+      <w:r>
+        <w:rPr>
+          <w:rFonts w:ascii="Consolas" w:hAnsi="Consolas"/>
+          <w:color w:val="0B769F"/>
+          <w:sz w:val="17"/>
+        </w:rPr>
+        <w:t>Yc</w:t>
+      </w:r>
+      <w:r>
+        <w:rPr>
+          <w:rFonts w:ascii="Consolas" w:hAnsi="Consolas"/>
+          <w:sz w:val="17"/>
+        </w:rPr>
+        <w:t xml:space="preserve">[:, c] </w:t>
+      </w:r>
+      <w:r>
+        <w:rPr>
+          <w:rFonts w:ascii="Consolas" w:hAnsi="Consolas"/>
+          <w:color w:val="C00000"/>
+          <w:sz w:val="17"/>
+        </w:rPr>
+        <w:t>for</w:t>
+      </w:r>
+      <w:r>
+        <w:rPr>
+          <w:rFonts w:ascii="Consolas" w:hAnsi="Consolas"/>
+          <w:sz w:val="17"/>
+        </w:rPr>
+        <w:t xml:space="preserve"> c </w:t>
+      </w:r>
+      <w:r>
+        <w:rPr>
+          <w:rFonts w:ascii="Consolas" w:hAnsi="Consolas"/>
+          <w:color w:val="C00000"/>
+          <w:sz w:val="17"/>
+        </w:rPr>
+        <w:t>in</w:t>
+      </w:r>
+      <w:r>
+        <w:rPr>
+          <w:rFonts w:ascii="Consolas" w:hAnsi="Consolas"/>
+          <w:sz w:val="17"/>
+        </w:rPr>
+        <w:t xml:space="preserve"> </w:t>
+      </w:r>
+      <w:r>
+        <w:rPr>
+          <w:rFonts w:ascii="Consolas" w:hAnsi="Consolas"/>
+          <w:color w:val="BF4E14"/>
+          <w:sz w:val="17"/>
+        </w:rPr>
+        <w:t>range</w:t>
+      </w:r>
+      <w:r>
+        <w:rPr>
+          <w:rFonts w:ascii="Consolas" w:hAnsi="Consolas"/>
+          <w:sz w:val="17"/>
+        </w:rPr>
+        <w:t>(k)], axis=</w:t>
+      </w:r>
+      <w:r>
+        <w:rPr>
+          <w:rFonts w:ascii="Consolas" w:hAnsi="Consolas"/>
+          <w:color w:val="0F9ED5"/>
+          <w:sz w:val="17"/>
+        </w:rPr>
+        <w:t>0</w:t>
+      </w:r>
+      <w:r>
+        <w:rPr>
+          <w:rFonts w:ascii="Consolas" w:hAnsi="Consolas"/>
+          <w:sz w:val="17"/>
+        </w:rPr>
+        <w:t>)</w:t>
+      </w:r>
+    </w:p>
+    <w:p>
+      <w:r>
+        <w:rPr>
+          <w:rFonts w:ascii="Consolas" w:hAnsi="Consolas"/>
+          <w:sz w:val="17"/>
+        </w:rPr>
+        <w:t>h_sym = np.linalg.</w:t>
+      </w:r>
+      <w:r>
+        <w:rPr>
+          <w:rFonts w:ascii="Consolas" w:hAnsi="Consolas"/>
+          <w:color w:val="80340D"/>
+          <w:sz w:val="17"/>
+        </w:rPr>
+        <w:t>solve</w:t>
+      </w:r>
+      <w:r>
+        <w:rPr>
+          <w:rFonts w:ascii="Consolas" w:hAnsi="Consolas"/>
+          <w:sz w:val="17"/>
+        </w:rPr>
+        <w:t>(</w:t>
+      </w:r>
+      <w:r>
+        <w:rPr>
+          <w:rFonts w:ascii="Consolas" w:hAnsi="Consolas"/>
+          <w:color w:val="0B769F"/>
+          <w:sz w:val="17"/>
+        </w:rPr>
+        <w:t>Phi</w:t>
+      </w:r>
+      <w:r>
+        <w:rPr>
+          <w:rFonts w:ascii="Consolas" w:hAnsi="Consolas"/>
+          <w:sz w:val="17"/>
+        </w:rPr>
+        <w:t>.</w:t>
+      </w:r>
+      <w:r>
+        <w:rPr>
+          <w:rFonts w:ascii="Consolas" w:hAnsi="Consolas"/>
+          <w:color w:val="0B769F"/>
+          <w:sz w:val="17"/>
+        </w:rPr>
+        <w:t>T</w:t>
+      </w:r>
+      <w:r>
+        <w:rPr>
+          <w:rFonts w:ascii="Consolas" w:hAnsi="Consolas"/>
+          <w:sz w:val="17"/>
+        </w:rPr>
+        <w:t xml:space="preserve"> @ </w:t>
+      </w:r>
+      <w:r>
+        <w:rPr>
+          <w:rFonts w:ascii="Consolas" w:hAnsi="Consolas"/>
+          <w:color w:val="0B769F"/>
+          <w:sz w:val="17"/>
+        </w:rPr>
+        <w:t>Phi</w:t>
+      </w:r>
+      <w:r>
+        <w:rPr>
+          <w:rFonts w:ascii="Consolas" w:hAnsi="Consolas"/>
+          <w:sz w:val="17"/>
+        </w:rPr>
+        <w:t xml:space="preserve"> + reg2, </w:t>
+      </w:r>
+      <w:r>
+        <w:rPr>
+          <w:rFonts w:ascii="Consolas" w:hAnsi="Consolas"/>
+          <w:color w:val="0B769F"/>
+          <w:sz w:val="17"/>
+        </w:rPr>
+        <w:t>Phi</w:t>
+      </w:r>
+      <w:r>
+        <w:rPr>
+          <w:rFonts w:ascii="Consolas" w:hAnsi="Consolas"/>
+          <w:sz w:val="17"/>
+        </w:rPr>
+        <w:t>.</w:t>
+      </w:r>
+      <w:r>
+        <w:rPr>
+          <w:rFonts w:ascii="Consolas" w:hAnsi="Consolas"/>
+          <w:color w:val="0B769F"/>
+          <w:sz w:val="17"/>
+        </w:rPr>
+        <w:t>T</w:t>
+      </w:r>
+      <w:r>
+        <w:rPr>
+          <w:rFonts w:ascii="Consolas" w:hAnsi="Consolas"/>
+          <w:sz w:val="17"/>
+        </w:rPr>
+        <w:t xml:space="preserve"> @ vecY)</w:t>
+      </w:r>
+    </w:p>
+    <w:p/>
+    <w:p>
+      <w:pPr>
+        <w:pStyle w:val="Heading3"/>
+      </w:pPr>
+      <w:bookmarkStart w:id="44" w:name="_Toc231120087"/>
+      <w:r>
+        <w:t xml:space="preserve">Why velocity matters: </w:t>
+      </w:r>
+      <w:r>
+        <w:rPr>
+          <w:rFonts w:ascii="Consolas" w:hAnsi="Consolas"/>
+        </w:rPr>
+        <w:t>fit_second_order</w:t>
+      </w:r>
+      <w:bookmarkEnd w:id="44"/>
+    </w:p>
+    <w:p>
+      <w:r>
+        <w:t xml:space="preserve">A position-only fit is confounded for damped second-order dynamics: the single-step transition mixes position </w:t>
+      </w:r>
+      <w:r>
+        <w:rPr>
+          <w:rFonts w:ascii="Consolas" w:hAnsi="Consolas"/>
+          <w:sz w:val="17"/>
+        </w:rPr>
+        <w:t>x_l</w:t>
+      </w:r>
+      <w:r>
+        <w:t xml:space="preserve"> with the hidden velocity </w:t>
+      </w:r>
+      <w:r>
+        <w:rPr>
+          <w:rFonts w:ascii="Consolas" w:hAnsi="Consolas"/>
+          <w:sz w:val="17"/>
+        </w:rPr>
+        <w:t>v_l = x_l - x_{l-1}</w:t>
+      </w:r>
+      <w:r>
+        <w:t xml:space="preserve">, and that mixing can manufacture apparent asymmetry even in a genuinely conservative flow. The velocity-aware fit removes the confound by regressing on the concatenated design </w:t>
+      </w:r>
+      <w:r>
+        <w:rPr>
+          <w:rFonts w:ascii="Consolas" w:hAnsi="Consolas"/>
+          <w:sz w:val="17"/>
+        </w:rPr>
+        <w:t>[X | V]</w:t>
+      </w:r>
+      <w:r>
+        <w:t xml:space="preserve">, letting an unconstrained </w:t>
+      </w:r>
+      <w:r>
+        <w:rPr>
+          <w:rFonts w:ascii="Consolas" w:hAnsi="Consolas"/>
+          <w:sz w:val="17"/>
+        </w:rPr>
+        <w:t>A</w:t>
+      </w:r>
+      <w:r>
+        <w:t xml:space="preserve"> absorb the velocity term while </w:t>
+      </w:r>
+      <w:r>
+        <w:rPr>
+          <w:rFonts w:ascii="Consolas" w:hAnsi="Consolas"/>
+          <w:sz w:val="17"/>
+        </w:rPr>
+        <w:t>M</w:t>
+      </w:r>
+      <w:r>
+        <w:t xml:space="preserve"> — now the clean per-step spring matrix — is the operator whose symmetry is tested:</w:t>
+      </w:r>
+    </w:p>
+    <w:p/>
+    <w:p>
+      <w:r>
+        <w:rPr>
+          <w:rFonts w:ascii="Consolas" w:hAnsi="Consolas"/>
+          <w:color w:val="3A7C22"/>
+          <w:sz w:val="17"/>
+        </w:rPr>
+        <w:t># ---- Unconstrained (concatenated design [X | V] of shape (N, 2k)).</w:t>
+      </w:r>
+    </w:p>
+    <w:p>
+      <w:r>
+        <w:rPr>
+          <w:rFonts w:ascii="Consolas" w:hAnsi="Consolas"/>
+          <w:color w:val="0B769F"/>
+          <w:sz w:val="17"/>
+        </w:rPr>
+        <w:t>Phi</w:t>
+      </w:r>
+      <w:r>
+        <w:rPr>
+          <w:rFonts w:ascii="Consolas" w:hAnsi="Consolas"/>
+          <w:sz w:val="17"/>
+        </w:rPr>
+        <w:t xml:space="preserve"> = np.</w:t>
+      </w:r>
+      <w:r>
+        <w:rPr>
+          <w:rFonts w:ascii="Consolas" w:hAnsi="Consolas"/>
+          <w:color w:val="80340D"/>
+          <w:sz w:val="17"/>
+        </w:rPr>
+        <w:t>concatenate</w:t>
+      </w:r>
+      <w:r>
+        <w:rPr>
+          <w:rFonts w:ascii="Consolas" w:hAnsi="Consolas"/>
+          <w:sz w:val="17"/>
+        </w:rPr>
+        <w:t>([</w:t>
+      </w:r>
+      <w:r>
+        <w:rPr>
+          <w:rFonts w:ascii="Consolas" w:hAnsi="Consolas"/>
+          <w:color w:val="0B769F"/>
+          <w:sz w:val="17"/>
+        </w:rPr>
+        <w:t>Xc</w:t>
+      </w:r>
+      <w:r>
+        <w:rPr>
+          <w:rFonts w:ascii="Consolas" w:hAnsi="Consolas"/>
+          <w:sz w:val="17"/>
+        </w:rPr>
+        <w:t xml:space="preserve">, </w:t>
+      </w:r>
+      <w:r>
+        <w:rPr>
+          <w:rFonts w:ascii="Consolas" w:hAnsi="Consolas"/>
+          <w:color w:val="0B769F"/>
+          <w:sz w:val="17"/>
+        </w:rPr>
+        <w:t>Vc</w:t>
+      </w:r>
+      <w:r>
+        <w:rPr>
+          <w:rFonts w:ascii="Consolas" w:hAnsi="Consolas"/>
+          <w:sz w:val="17"/>
+        </w:rPr>
+        <w:t>], axis=</w:t>
+      </w:r>
+      <w:r>
+        <w:rPr>
+          <w:rFonts w:ascii="Consolas" w:hAnsi="Consolas"/>
+          <w:color w:val="0F9ED5"/>
+          <w:sz w:val="17"/>
+        </w:rPr>
+        <w:t>1</w:t>
+      </w:r>
+      <w:r>
+        <w:rPr>
+          <w:rFonts w:ascii="Consolas" w:hAnsi="Consolas"/>
+          <w:sz w:val="17"/>
+        </w:rPr>
+        <w:t xml:space="preserve">)                    </w:t>
+      </w:r>
+      <w:r>
+        <w:rPr>
+          <w:rFonts w:ascii="Consolas" w:hAnsi="Consolas"/>
+          <w:color w:val="3A7C22"/>
+          <w:sz w:val="17"/>
+        </w:rPr>
+        <w:t># (N, 2k)</w:t>
+      </w:r>
+    </w:p>
+    <w:p>
+      <w:r>
+        <w:rPr>
+          <w:rFonts w:ascii="Consolas" w:hAnsi="Consolas"/>
+          <w:color w:val="0B769F"/>
+          <w:sz w:val="17"/>
+        </w:rPr>
+        <w:t>G</w:t>
+      </w:r>
+      <w:r>
+        <w:rPr>
+          <w:rFonts w:ascii="Consolas" w:hAnsi="Consolas"/>
+          <w:sz w:val="17"/>
+        </w:rPr>
+        <w:t xml:space="preserve">   = </w:t>
+      </w:r>
+      <w:r>
+        <w:rPr>
+          <w:rFonts w:ascii="Consolas" w:hAnsi="Consolas"/>
+          <w:color w:val="0B769F"/>
+          <w:sz w:val="17"/>
+        </w:rPr>
+        <w:t>Phi</w:t>
+      </w:r>
+      <w:r>
+        <w:rPr>
+          <w:rFonts w:ascii="Consolas" w:hAnsi="Consolas"/>
+          <w:sz w:val="17"/>
+        </w:rPr>
+        <w:t>.</w:t>
+      </w:r>
+      <w:r>
+        <w:rPr>
+          <w:rFonts w:ascii="Consolas" w:hAnsi="Consolas"/>
+          <w:color w:val="0B769F"/>
+          <w:sz w:val="17"/>
+        </w:rPr>
+        <w:t>T</w:t>
+      </w:r>
+      <w:r>
+        <w:rPr>
+          <w:rFonts w:ascii="Consolas" w:hAnsi="Consolas"/>
+          <w:sz w:val="17"/>
+        </w:rPr>
+        <w:t xml:space="preserve"> @ </w:t>
+      </w:r>
+      <w:r>
+        <w:rPr>
+          <w:rFonts w:ascii="Consolas" w:hAnsi="Consolas"/>
+          <w:color w:val="0B769F"/>
+          <w:sz w:val="17"/>
+        </w:rPr>
+        <w:t>Phi</w:t>
+      </w:r>
+    </w:p>
+    <w:p>
+      <w:r>
+        <w:rPr>
+          <w:rFonts w:ascii="Consolas" w:hAnsi="Consolas"/>
+          <w:sz w:val="17"/>
+        </w:rPr>
+        <w:t>reg = ridge * (np.</w:t>
+      </w:r>
+      <w:r>
+        <w:rPr>
+          <w:rFonts w:ascii="Consolas" w:hAnsi="Consolas"/>
+          <w:color w:val="80340D"/>
+          <w:sz w:val="17"/>
+        </w:rPr>
+        <w:t>trace</w:t>
+      </w:r>
+      <w:r>
+        <w:rPr>
+          <w:rFonts w:ascii="Consolas" w:hAnsi="Consolas"/>
+          <w:sz w:val="17"/>
+        </w:rPr>
+        <w:t>(</w:t>
+      </w:r>
+      <w:r>
+        <w:rPr>
+          <w:rFonts w:ascii="Consolas" w:hAnsi="Consolas"/>
+          <w:color w:val="0B769F"/>
+          <w:sz w:val="17"/>
+        </w:rPr>
+        <w:t>G</w:t>
+      </w:r>
+      <w:r>
+        <w:rPr>
+          <w:rFonts w:ascii="Consolas" w:hAnsi="Consolas"/>
+          <w:sz w:val="17"/>
+        </w:rPr>
+        <w:t xml:space="preserve">) / </w:t>
+      </w:r>
+      <w:r>
+        <w:rPr>
+          <w:rFonts w:ascii="Consolas" w:hAnsi="Consolas"/>
+          <w:color w:val="BF4E14"/>
+          <w:sz w:val="17"/>
+        </w:rPr>
+        <w:t>max</w:t>
+      </w:r>
+      <w:r>
+        <w:rPr>
+          <w:rFonts w:ascii="Consolas" w:hAnsi="Consolas"/>
+          <w:sz w:val="17"/>
+        </w:rPr>
+        <w:t>(</w:t>
+      </w:r>
+      <w:r>
+        <w:rPr>
+          <w:rFonts w:ascii="Consolas" w:hAnsi="Consolas"/>
+          <w:color w:val="0B769F"/>
+          <w:sz w:val="17"/>
+        </w:rPr>
+        <w:t>N</w:t>
+      </w:r>
+      <w:r>
+        <w:rPr>
+          <w:rFonts w:ascii="Consolas" w:hAnsi="Consolas"/>
+          <w:sz w:val="17"/>
+        </w:rPr>
+        <w:t xml:space="preserve">, </w:t>
+      </w:r>
+      <w:r>
+        <w:rPr>
+          <w:rFonts w:ascii="Consolas" w:hAnsi="Consolas"/>
+          <w:color w:val="0F9ED5"/>
+          <w:sz w:val="17"/>
+        </w:rPr>
+        <w:t>1</w:t>
+      </w:r>
+      <w:r>
+        <w:rPr>
+          <w:rFonts w:ascii="Consolas" w:hAnsi="Consolas"/>
+          <w:sz w:val="17"/>
+        </w:rPr>
+        <w:t>)) * np.</w:t>
+      </w:r>
+      <w:r>
+        <w:rPr>
+          <w:rFonts w:ascii="Consolas" w:hAnsi="Consolas"/>
+          <w:color w:val="80340D"/>
+          <w:sz w:val="17"/>
+        </w:rPr>
+        <w:t>eye</w:t>
+      </w:r>
+      <w:r>
+        <w:rPr>
+          <w:rFonts w:ascii="Consolas" w:hAnsi="Consolas"/>
+          <w:sz w:val="17"/>
+        </w:rPr>
+        <w:t>(</w:t>
+      </w:r>
+      <w:r>
+        <w:rPr>
+          <w:rFonts w:ascii="Consolas" w:hAnsi="Consolas"/>
+          <w:color w:val="0F9ED5"/>
+          <w:sz w:val="17"/>
+        </w:rPr>
+        <w:t>2</w:t>
+      </w:r>
+      <w:r>
+        <w:rPr>
+          <w:rFonts w:ascii="Consolas" w:hAnsi="Consolas"/>
+          <w:sz w:val="17"/>
+        </w:rPr>
+        <w:t xml:space="preserve"> * k)</w:t>
+      </w:r>
+    </w:p>
+    <w:p>
+      <w:r>
+        <w:rPr>
+          <w:rFonts w:ascii="Consolas" w:hAnsi="Consolas"/>
+          <w:color w:val="0B769F"/>
+          <w:sz w:val="17"/>
+        </w:rPr>
+        <w:t>B</w:t>
+      </w:r>
+      <w:r>
+        <w:rPr>
+          <w:rFonts w:ascii="Consolas" w:hAnsi="Consolas"/>
+          <w:sz w:val="17"/>
+        </w:rPr>
+        <w:t xml:space="preserve">   = np.linalg.</w:t>
+      </w:r>
+      <w:r>
+        <w:rPr>
+          <w:rFonts w:ascii="Consolas" w:hAnsi="Consolas"/>
+          <w:color w:val="80340D"/>
+          <w:sz w:val="17"/>
+        </w:rPr>
+        <w:t>solve</w:t>
+      </w:r>
+      <w:r>
+        <w:rPr>
+          <w:rFonts w:ascii="Consolas" w:hAnsi="Consolas"/>
+          <w:sz w:val="17"/>
+        </w:rPr>
+        <w:t>(</w:t>
+      </w:r>
+      <w:r>
+        <w:rPr>
+          <w:rFonts w:ascii="Consolas" w:hAnsi="Consolas"/>
+          <w:color w:val="0B769F"/>
+          <w:sz w:val="17"/>
+        </w:rPr>
+        <w:t>G</w:t>
+      </w:r>
+      <w:r>
+        <w:rPr>
+          <w:rFonts w:ascii="Consolas" w:hAnsi="Consolas"/>
+          <w:sz w:val="17"/>
+        </w:rPr>
+        <w:t xml:space="preserve"> + reg, </w:t>
+      </w:r>
+      <w:r>
+        <w:rPr>
+          <w:rFonts w:ascii="Consolas" w:hAnsi="Consolas"/>
+          <w:color w:val="0B769F"/>
+          <w:sz w:val="17"/>
+        </w:rPr>
+        <w:t>Phi</w:t>
+      </w:r>
+      <w:r>
+        <w:rPr>
+          <w:rFonts w:ascii="Consolas" w:hAnsi="Consolas"/>
+          <w:sz w:val="17"/>
+        </w:rPr>
+        <w:t>.</w:t>
+      </w:r>
+      <w:r>
+        <w:rPr>
+          <w:rFonts w:ascii="Consolas" w:hAnsi="Consolas"/>
+          <w:color w:val="0B769F"/>
+          <w:sz w:val="17"/>
+        </w:rPr>
+        <w:t>T</w:t>
+      </w:r>
+      <w:r>
+        <w:rPr>
+          <w:rFonts w:ascii="Consolas" w:hAnsi="Consolas"/>
+          <w:sz w:val="17"/>
+        </w:rPr>
+        <w:t xml:space="preserve"> @ </w:t>
+      </w:r>
+      <w:r>
+        <w:rPr>
+          <w:rFonts w:ascii="Consolas" w:hAnsi="Consolas"/>
+          <w:color w:val="0B769F"/>
+          <w:sz w:val="17"/>
+        </w:rPr>
+        <w:t>Yc</w:t>
+      </w:r>
+      <w:r>
+        <w:rPr>
+          <w:rFonts w:ascii="Consolas" w:hAnsi="Consolas"/>
+          <w:sz w:val="17"/>
+        </w:rPr>
+        <w:t>).</w:t>
+      </w:r>
+      <w:r>
+        <w:rPr>
+          <w:rFonts w:ascii="Consolas" w:hAnsi="Consolas"/>
+          <w:color w:val="0B769F"/>
+          <w:sz w:val="17"/>
+        </w:rPr>
+        <w:t>T</w:t>
+      </w:r>
+      <w:r>
+        <w:rPr>
+          <w:rFonts w:ascii="Consolas" w:hAnsi="Consolas"/>
+          <w:sz w:val="17"/>
+        </w:rPr>
+        <w:t xml:space="preserve">              </w:t>
+      </w:r>
+      <w:r>
+        <w:rPr>
+          <w:rFonts w:ascii="Consolas" w:hAnsi="Consolas"/>
+          <w:color w:val="3A7C22"/>
+          <w:sz w:val="17"/>
+        </w:rPr>
+        <w:t># (k, 2k)</w:t>
+      </w:r>
+    </w:p>
+    <w:p>
+      <w:r>
+        <w:rPr>
+          <w:rFonts w:ascii="Consolas" w:hAnsi="Consolas"/>
+          <w:color w:val="0B769F"/>
+          <w:sz w:val="17"/>
+        </w:rPr>
+        <w:t>M_full</w:t>
+      </w:r>
+      <w:r>
+        <w:rPr>
+          <w:rFonts w:ascii="Consolas" w:hAnsi="Consolas"/>
+          <w:sz w:val="17"/>
+        </w:rPr>
+        <w:t xml:space="preserve"> = </w:t>
+      </w:r>
+      <w:r>
+        <w:rPr>
+          <w:rFonts w:ascii="Consolas" w:hAnsi="Consolas"/>
+          <w:color w:val="0B769F"/>
+          <w:sz w:val="17"/>
+        </w:rPr>
+        <w:t>B</w:t>
+      </w:r>
+      <w:r>
+        <w:rPr>
+          <w:rFonts w:ascii="Consolas" w:hAnsi="Consolas"/>
+          <w:sz w:val="17"/>
+        </w:rPr>
+        <w:t>[:, :k].</w:t>
+      </w:r>
+      <w:r>
+        <w:rPr>
+          <w:rFonts w:ascii="Consolas" w:hAnsi="Consolas"/>
+          <w:color w:val="80340D"/>
+          <w:sz w:val="17"/>
+        </w:rPr>
+        <w:t>copy</w:t>
+      </w:r>
+      <w:r>
+        <w:rPr>
+          <w:rFonts w:ascii="Consolas" w:hAnsi="Consolas"/>
+          <w:sz w:val="17"/>
+        </w:rPr>
+        <w:t xml:space="preserve">()                                  </w:t>
+      </w:r>
+      <w:r>
+        <w:rPr>
+          <w:rFonts w:ascii="Consolas" w:hAnsi="Consolas"/>
+          <w:color w:val="3A7C22"/>
+          <w:sz w:val="17"/>
+        </w:rPr>
+        <w:t># the spring matrix</w:t>
+      </w:r>
+    </w:p>
+    <w:p>
+      <w:r>
+        <w:rPr>
+          <w:rFonts w:ascii="Consolas" w:hAnsi="Consolas"/>
+          <w:color w:val="0B769F"/>
+          <w:sz w:val="17"/>
+        </w:rPr>
+        <w:t>A_full</w:t>
+      </w:r>
+      <w:r>
+        <w:rPr>
+          <w:rFonts w:ascii="Consolas" w:hAnsi="Consolas"/>
+          <w:sz w:val="17"/>
+        </w:rPr>
+        <w:t xml:space="preserve"> = </w:t>
+      </w:r>
+      <w:r>
+        <w:rPr>
+          <w:rFonts w:ascii="Consolas" w:hAnsi="Consolas"/>
+          <w:color w:val="0B769F"/>
+          <w:sz w:val="17"/>
+        </w:rPr>
+        <w:t>B</w:t>
+      </w:r>
+      <w:r>
+        <w:rPr>
+          <w:rFonts w:ascii="Consolas" w:hAnsi="Consolas"/>
+          <w:sz w:val="17"/>
+        </w:rPr>
+        <w:t>[:, k:].</w:t>
+      </w:r>
+      <w:r>
+        <w:rPr>
+          <w:rFonts w:ascii="Consolas" w:hAnsi="Consolas"/>
+          <w:color w:val="80340D"/>
+          <w:sz w:val="17"/>
+        </w:rPr>
+        <w:t>copy</w:t>
+      </w:r>
+      <w:r>
+        <w:rPr>
+          <w:rFonts w:ascii="Consolas" w:hAnsi="Consolas"/>
+          <w:sz w:val="17"/>
+        </w:rPr>
+        <w:t xml:space="preserve">()                                  </w:t>
+      </w:r>
+      <w:r>
+        <w:rPr>
+          <w:rFonts w:ascii="Consolas" w:hAnsi="Consolas"/>
+          <w:color w:val="3A7C22"/>
+          <w:sz w:val="17"/>
+        </w:rPr>
+        <w:t># the velocity coupling</w:t>
+      </w:r>
+    </w:p>
+    <w:p/>
+    <w:p>
+      <w:r>
+        <w:t xml:space="preserve">The symmetric variant reuses the upper-triangle construction for </w:t>
+      </w:r>
+      <w:r>
+        <w:rPr>
+          <w:rFonts w:ascii="Consolas" w:hAnsi="Consolas"/>
+          <w:sz w:val="17"/>
+        </w:rPr>
+        <w:t>M</w:t>
+      </w:r>
+      <w:r>
+        <w:t xml:space="preserve"> while keeping </w:t>
+      </w:r>
+      <w:r>
+        <w:rPr>
+          <w:rFonts w:ascii="Consolas" w:hAnsi="Consolas"/>
+          <w:sz w:val="17"/>
+        </w:rPr>
+        <w:t>A</w:t>
+      </w:r>
+      <w:r>
+        <w:t xml:space="preserve"> unconstrained. The reported verdict is the maximum test-set gap between the unconstrained and symmetric fits in the velocity-aware variant: a gap below </w:t>
+      </w:r>
+      <w:r>
+        <w:rPr>
+          <w:rFonts w:ascii="Consolas" w:hAnsi="Consolas"/>
+          <w:sz w:val="17"/>
+        </w:rPr>
+        <w:t>0.10</w:t>
+      </w:r>
+      <w:r>
+        <w:t xml:space="preserve"> means the per-step spring matrix is consistent with a symmetric Hessian, i.e. the depth dynamics is conservative in </w:t>
+      </w:r>
+      <w:r>
+        <w:rPr>
+          <w:rFonts w:ascii="Consolas" w:hAnsi="Consolas"/>
+          <w:sz w:val="17"/>
+        </w:rPr>
+        <w:t>h</w:t>
+      </w:r>
+      <w:r>
+        <w:t>.</w:t>
+      </w:r>
+    </w:p>
+    <w:p/>
+    <w:p>
+      <w:pPr>
+        <w:pStyle w:val="Heading2"/>
+      </w:pPr>
+      <w:bookmarkStart w:id="45" w:name="_Toc231120088"/>
+      <w:r>
+        <w:t xml:space="preserve">Module </w:t>
+      </w:r>
+      <w:r>
+        <w:rPr>
+          <w:rFonts w:ascii="Consolas" w:hAnsi="Consolas"/>
+        </w:rPr>
+        <w:t>token_direction_fit.py</w:t>
+      </w:r>
+      <w:bookmarkEnd w:id="45"/>
+    </w:p>
+    <w:p>
+      <w:r>
+        <w:t xml:space="preserve">The depth-direction diagnostics trace a hidden state across layers at a fixed token. But autoregressive inference advances a second axis — token position — and that is the natural time axis of the Geodesic Hypothesis. </w:t>
+      </w:r>
+      <w:r>
+        <w:rPr>
+          <w:rFonts w:ascii="Consolas" w:hAnsi="Consolas"/>
+          <w:sz w:val="17"/>
+        </w:rPr>
+        <w:t>token_direction_fit.py</w:t>
+      </w:r>
+      <w:r>
+        <w:t xml:space="preserve"> runs the very same two diagnostics with the token axis playing the role of time at a fixed layer. Its key design feature is reuse: it imports the scalar network and the fitting routines verbatim from the depth-direction modules, guaranteeing an apples-to-apples comparison:</w:t>
+      </w:r>
+    </w:p>
+    <w:p/>
+    <w:p>
+      <w:r>
+        <w:rPr>
+          <w:rFonts w:ascii="Consolas" w:hAnsi="Consolas"/>
+          <w:color w:val="C00000"/>
+          <w:sz w:val="17"/>
+        </w:rPr>
+        <w:t>from</w:t>
+      </w:r>
+      <w:r>
+        <w:rPr>
+          <w:rFonts w:ascii="Consolas" w:hAnsi="Consolas"/>
+          <w:sz w:val="17"/>
+        </w:rPr>
+        <w:t xml:space="preserve"> shared_potential_fit </w:t>
+      </w:r>
+      <w:r>
+        <w:rPr>
+          <w:rFonts w:ascii="Consolas" w:hAnsi="Consolas"/>
+          <w:color w:val="C00000"/>
+          <w:sz w:val="17"/>
+        </w:rPr>
+        <w:t>import</w:t>
+      </w:r>
+      <w:r>
+        <w:rPr>
+          <w:rFonts w:ascii="Consolas" w:hAnsi="Consolas"/>
+          <w:sz w:val="17"/>
+        </w:rPr>
+        <w:t xml:space="preserve"> </w:t>
+      </w:r>
+      <w:r>
+        <w:rPr>
+          <w:rFonts w:ascii="Consolas" w:hAnsi="Consolas"/>
+          <w:color w:val="0B769F"/>
+          <w:sz w:val="17"/>
+        </w:rPr>
+        <w:t>SharedPotential</w:t>
+      </w:r>
+    </w:p>
+    <w:p>
+      <w:r>
+        <w:rPr>
+          <w:rFonts w:ascii="Consolas" w:hAnsi="Consolas"/>
+          <w:color w:val="C00000"/>
+          <w:sz w:val="17"/>
+        </w:rPr>
+        <w:t>from</w:t>
+      </w:r>
+      <w:r>
+        <w:rPr>
+          <w:rFonts w:ascii="Consolas" w:hAnsi="Consolas"/>
+          <w:sz w:val="17"/>
+        </w:rPr>
+        <w:t xml:space="preserve"> jacobian_symmetry </w:t>
+      </w:r>
+      <w:r>
+        <w:rPr>
+          <w:rFonts w:ascii="Consolas" w:hAnsi="Consolas"/>
+          <w:color w:val="C00000"/>
+          <w:sz w:val="17"/>
+        </w:rPr>
+        <w:t>import</w:t>
+      </w:r>
+      <w:r>
+        <w:rPr>
+          <w:rFonts w:ascii="Consolas" w:hAnsi="Consolas"/>
+          <w:sz w:val="17"/>
+        </w:rPr>
+        <w:t xml:space="preserve"> (</w:t>
+      </w:r>
+    </w:p>
+    <w:p>
+      <w:r>
+        <w:rPr>
+          <w:rFonts w:ascii="Consolas" w:hAnsi="Consolas"/>
+          <w:sz w:val="17"/>
+        </w:rPr>
+        <w:t xml:space="preserve">    fit_linear_and_symmetric,</w:t>
+      </w:r>
+    </w:p>
+    <w:p>
+      <w:r>
+        <w:rPr>
+          <w:rFonts w:ascii="Consolas" w:hAnsi="Consolas"/>
+          <w:sz w:val="17"/>
+        </w:rPr>
+        <w:t xml:space="preserve">    fit_second_order,</w:t>
+      </w:r>
+    </w:p>
+    <w:p>
+      <w:r>
+        <w:rPr>
+          <w:rFonts w:ascii="Consolas" w:hAnsi="Consolas"/>
+          <w:sz w:val="17"/>
+        </w:rPr>
+        <w:t xml:space="preserve">    _pca_basis,</w:t>
+      </w:r>
+    </w:p>
+    <w:p>
+      <w:r>
+        <w:rPr>
+          <w:rFonts w:ascii="Consolas" w:hAnsi="Consolas"/>
+          <w:sz w:val="17"/>
+        </w:rPr>
+        <w:t>)</w:t>
+      </w:r>
+    </w:p>
+    <w:p/>
+    <w:p>
+      <w:pPr>
+        <w:pStyle w:val="Heading3"/>
+      </w:pPr>
+      <w:bookmarkStart w:id="46" w:name="_Toc231120089"/>
+      <w:r>
+        <w:t xml:space="preserve">Building token triples: </w:t>
+      </w:r>
+      <w:r>
+        <w:rPr>
+          <w:rFonts w:ascii="Consolas" w:hAnsi="Consolas"/>
+        </w:rPr>
+        <w:t>build_token_triples</w:t>
+      </w:r>
+      <w:bookmarkEnd w:id="46"/>
+    </w:p>
+    <w:p>
+      <w:r>
+        <w:t xml:space="preserve">At each layer </w:t>
+      </w:r>
+      <w:r>
+        <w:rPr>
+          <w:rFonts w:ascii="Consolas" w:hAnsi="Consolas"/>
+          <w:sz w:val="17"/>
+        </w:rPr>
+        <w:t>ell</w:t>
+      </w:r>
+      <w:r>
+        <w:t xml:space="preserve"> (now including the embedding </w:t>
+      </w:r>
+      <w:r>
+        <w:rPr>
+          <w:rFonts w:ascii="Consolas" w:hAnsi="Consolas"/>
+          <w:sz w:val="17"/>
+        </w:rPr>
+        <w:t>ell=0</w:t>
+      </w:r>
+      <w:r>
+        <w:t xml:space="preserve"> and the final </w:t>
+      </w:r>
+      <w:r>
+        <w:rPr>
+          <w:rFonts w:ascii="Consolas" w:hAnsi="Consolas"/>
+          <w:sz w:val="17"/>
+        </w:rPr>
+        <w:t>ell=L</w:t>
+      </w:r>
+      <w:r>
+        <w:t xml:space="preserve">) and each interior token </w:t>
+      </w:r>
+      <w:r>
+        <w:rPr>
+          <w:rFonts w:ascii="Consolas" w:hAnsi="Consolas"/>
+          <w:sz w:val="17"/>
+        </w:rPr>
+        <w:t>t</w:t>
+      </w:r>
+      <w:r>
+        <w:t xml:space="preserve">, the script collects the triple </w:t>
+      </w:r>
+      <w:r>
+        <w:rPr>
+          <w:rFonts w:ascii="Consolas" w:hAnsi="Consolas"/>
+          <w:sz w:val="17"/>
+        </w:rPr>
+        <w:t>(h_t, v_t = h_t - h_{t-1}, dh_t = h_{t+1} - h_t)</w:t>
+      </w:r>
+      <w:r>
+        <w:t xml:space="preserve">. A </w:t>
+      </w:r>
+      <w:r>
+        <w:rPr>
+          <w:rFonts w:ascii="Consolas" w:hAnsi="Consolas"/>
+          <w:sz w:val="17"/>
+        </w:rPr>
+        <w:t>t_skip</w:t>
+      </w:r>
+      <w:r>
+        <w:t xml:space="preserve"> margin drops the first and last few tokens of every sentence to avoid BOS/EOS initialisation transients:</w:t>
+      </w:r>
+    </w:p>
+    <w:p/>
+    <w:p>
+      <w:r>
+        <w:rPr>
+          <w:rFonts w:ascii="Consolas" w:hAnsi="Consolas"/>
+          <w:color w:val="C00000"/>
+          <w:sz w:val="17"/>
+        </w:rPr>
+        <w:t>for</w:t>
+      </w:r>
+      <w:r>
+        <w:rPr>
+          <w:rFonts w:ascii="Consolas" w:hAnsi="Consolas"/>
+          <w:sz w:val="17"/>
+        </w:rPr>
+        <w:t xml:space="preserve"> tr </w:t>
+      </w:r>
+      <w:r>
+        <w:rPr>
+          <w:rFonts w:ascii="Consolas" w:hAnsi="Consolas"/>
+          <w:color w:val="C00000"/>
+          <w:sz w:val="17"/>
+        </w:rPr>
+        <w:t>in</w:t>
+      </w:r>
+      <w:r>
+        <w:rPr>
+          <w:rFonts w:ascii="Consolas" w:hAnsi="Consolas"/>
+          <w:sz w:val="17"/>
+        </w:rPr>
+        <w:t xml:space="preserve"> trajs:</w:t>
+      </w:r>
+    </w:p>
+    <w:p>
+      <w:r>
+        <w:rPr>
+          <w:rFonts w:ascii="Consolas" w:hAnsi="Consolas"/>
+          <w:sz w:val="17"/>
+        </w:rPr>
+        <w:t xml:space="preserve">    </w:t>
+      </w:r>
+      <w:r>
+        <w:rPr>
+          <w:rFonts w:ascii="Consolas" w:hAnsi="Consolas"/>
+          <w:color w:val="0B769F"/>
+          <w:sz w:val="17"/>
+        </w:rPr>
+        <w:t>T</w:t>
+      </w:r>
+      <w:r>
+        <w:rPr>
+          <w:rFonts w:ascii="Consolas" w:hAnsi="Consolas"/>
+          <w:sz w:val="17"/>
+        </w:rPr>
+        <w:t xml:space="preserve"> = tr.x_ps.shape[</w:t>
+      </w:r>
+      <w:r>
+        <w:rPr>
+          <w:rFonts w:ascii="Consolas" w:hAnsi="Consolas"/>
+          <w:color w:val="0F9ED5"/>
+          <w:sz w:val="17"/>
+        </w:rPr>
+        <w:t>1</w:t>
+      </w:r>
+      <w:r>
+        <w:rPr>
+          <w:rFonts w:ascii="Consolas" w:hAnsi="Consolas"/>
+          <w:sz w:val="17"/>
+        </w:rPr>
+        <w:t>]</w:t>
+      </w:r>
+    </w:p>
+    <w:p>
+      <w:r>
+        <w:rPr>
+          <w:rFonts w:ascii="Consolas" w:hAnsi="Consolas"/>
+          <w:sz w:val="17"/>
+        </w:rPr>
+        <w:t xml:space="preserve">    </w:t>
+      </w:r>
+      <w:r>
+        <w:rPr>
+          <w:rFonts w:ascii="Consolas" w:hAnsi="Consolas"/>
+          <w:color w:val="C00000"/>
+          <w:sz w:val="17"/>
+        </w:rPr>
+        <w:t>if</w:t>
+      </w:r>
+      <w:r>
+        <w:rPr>
+          <w:rFonts w:ascii="Consolas" w:hAnsi="Consolas"/>
+          <w:sz w:val="17"/>
+        </w:rPr>
+        <w:t xml:space="preserve"> </w:t>
+      </w:r>
+      <w:r>
+        <w:rPr>
+          <w:rFonts w:ascii="Consolas" w:hAnsi="Consolas"/>
+          <w:color w:val="0B769F"/>
+          <w:sz w:val="17"/>
+        </w:rPr>
+        <w:t>T</w:t>
+      </w:r>
+      <w:r>
+        <w:rPr>
+          <w:rFonts w:ascii="Consolas" w:hAnsi="Consolas"/>
+          <w:sz w:val="17"/>
+        </w:rPr>
+        <w:t xml:space="preserve"> &lt; </w:t>
+      </w:r>
+      <w:r>
+        <w:rPr>
+          <w:rFonts w:ascii="Consolas" w:hAnsi="Consolas"/>
+          <w:color w:val="0F9ED5"/>
+          <w:sz w:val="17"/>
+        </w:rPr>
+        <w:t>3</w:t>
+      </w:r>
+      <w:r>
+        <w:rPr>
+          <w:rFonts w:ascii="Consolas" w:hAnsi="Consolas"/>
+          <w:sz w:val="17"/>
+        </w:rPr>
+        <w:t xml:space="preserve"> + </w:t>
+      </w:r>
+      <w:r>
+        <w:rPr>
+          <w:rFonts w:ascii="Consolas" w:hAnsi="Consolas"/>
+          <w:color w:val="0F9ED5"/>
+          <w:sz w:val="17"/>
+        </w:rPr>
+        <w:t>2</w:t>
+      </w:r>
+      <w:r>
+        <w:rPr>
+          <w:rFonts w:ascii="Consolas" w:hAnsi="Consolas"/>
+          <w:sz w:val="17"/>
+        </w:rPr>
+        <w:t xml:space="preserve"> * t_skip:</w:t>
+      </w:r>
+    </w:p>
+    <w:p>
+      <w:r>
+        <w:rPr>
+          <w:rFonts w:ascii="Consolas" w:hAnsi="Consolas"/>
+          <w:sz w:val="17"/>
+        </w:rPr>
+        <w:t xml:space="preserve">        </w:t>
+      </w:r>
+      <w:r>
+        <w:rPr>
+          <w:rFonts w:ascii="Consolas" w:hAnsi="Consolas"/>
+          <w:color w:val="C00000"/>
+          <w:sz w:val="17"/>
+        </w:rPr>
+        <w:t>continue</w:t>
+      </w:r>
+    </w:p>
+    <w:p>
+      <w:r>
+        <w:rPr>
+          <w:rFonts w:ascii="Consolas" w:hAnsi="Consolas"/>
+          <w:sz w:val="17"/>
+        </w:rPr>
+        <w:t xml:space="preserve">    tlo = </w:t>
+      </w:r>
+      <w:r>
+        <w:rPr>
+          <w:rFonts w:ascii="Consolas" w:hAnsi="Consolas"/>
+          <w:color w:val="0F9ED5"/>
+          <w:sz w:val="17"/>
+        </w:rPr>
+        <w:t>1</w:t>
+      </w:r>
+      <w:r>
+        <w:rPr>
+          <w:rFonts w:ascii="Consolas" w:hAnsi="Consolas"/>
+          <w:sz w:val="17"/>
+        </w:rPr>
+        <w:t xml:space="preserve"> + t_skip</w:t>
+      </w:r>
+    </w:p>
+    <w:p>
+      <w:r>
+        <w:rPr>
+          <w:rFonts w:ascii="Consolas" w:hAnsi="Consolas"/>
+          <w:sz w:val="17"/>
+        </w:rPr>
+        <w:t xml:space="preserve">    thi = </w:t>
+      </w:r>
+      <w:r>
+        <w:rPr>
+          <w:rFonts w:ascii="Consolas" w:hAnsi="Consolas"/>
+          <w:color w:val="0B769F"/>
+          <w:sz w:val="17"/>
+        </w:rPr>
+        <w:t>T</w:t>
+      </w:r>
+      <w:r>
+        <w:rPr>
+          <w:rFonts w:ascii="Consolas" w:hAnsi="Consolas"/>
+          <w:sz w:val="17"/>
+        </w:rPr>
+        <w:t xml:space="preserve"> - </w:t>
+      </w:r>
+      <w:r>
+        <w:rPr>
+          <w:rFonts w:ascii="Consolas" w:hAnsi="Consolas"/>
+          <w:color w:val="0F9ED5"/>
+          <w:sz w:val="17"/>
+        </w:rPr>
+        <w:t>1</w:t>
+      </w:r>
+      <w:r>
+        <w:rPr>
+          <w:rFonts w:ascii="Consolas" w:hAnsi="Consolas"/>
+          <w:sz w:val="17"/>
+        </w:rPr>
+        <w:t xml:space="preserve"> - t_skip</w:t>
+      </w:r>
+    </w:p>
+    <w:p>
+      <w:r>
+        <w:rPr>
+          <w:rFonts w:ascii="Consolas" w:hAnsi="Consolas"/>
+          <w:sz w:val="17"/>
+        </w:rPr>
+        <w:t xml:space="preserve">    </w:t>
+      </w:r>
+      <w:r>
+        <w:rPr>
+          <w:rFonts w:ascii="Consolas" w:hAnsi="Consolas"/>
+          <w:color w:val="C00000"/>
+          <w:sz w:val="17"/>
+        </w:rPr>
+        <w:t>for</w:t>
+      </w:r>
+      <w:r>
+        <w:rPr>
+          <w:rFonts w:ascii="Consolas" w:hAnsi="Consolas"/>
+          <w:sz w:val="17"/>
+        </w:rPr>
+        <w:t xml:space="preserve"> ell </w:t>
+      </w:r>
+      <w:r>
+        <w:rPr>
+          <w:rFonts w:ascii="Consolas" w:hAnsi="Consolas"/>
+          <w:color w:val="C00000"/>
+          <w:sz w:val="17"/>
+        </w:rPr>
+        <w:t>in</w:t>
+      </w:r>
+      <w:r>
+        <w:rPr>
+          <w:rFonts w:ascii="Consolas" w:hAnsi="Consolas"/>
+          <w:sz w:val="17"/>
+        </w:rPr>
+        <w:t xml:space="preserve"> </w:t>
+      </w:r>
+      <w:r>
+        <w:rPr>
+          <w:rFonts w:ascii="Consolas" w:hAnsi="Consolas"/>
+          <w:color w:val="BF4E14"/>
+          <w:sz w:val="17"/>
+        </w:rPr>
+        <w:t>range</w:t>
+      </w:r>
+      <w:r>
+        <w:rPr>
+          <w:rFonts w:ascii="Consolas" w:hAnsi="Consolas"/>
+          <w:sz w:val="17"/>
+        </w:rPr>
+        <w:t>(</w:t>
+      </w:r>
+      <w:r>
+        <w:rPr>
+          <w:rFonts w:ascii="Consolas" w:hAnsi="Consolas"/>
+          <w:color w:val="0B769F"/>
+          <w:sz w:val="17"/>
+        </w:rPr>
+        <w:t>L</w:t>
+      </w:r>
+      <w:r>
+        <w:rPr>
+          <w:rFonts w:ascii="Consolas" w:hAnsi="Consolas"/>
+          <w:sz w:val="17"/>
+        </w:rPr>
+        <w:t xml:space="preserve"> + </w:t>
+      </w:r>
+      <w:r>
+        <w:rPr>
+          <w:rFonts w:ascii="Consolas" w:hAnsi="Consolas"/>
+          <w:color w:val="0F9ED5"/>
+          <w:sz w:val="17"/>
+        </w:rPr>
+        <w:t>1</w:t>
+      </w:r>
+      <w:r>
+        <w:rPr>
+          <w:rFonts w:ascii="Consolas" w:hAnsi="Consolas"/>
+          <w:sz w:val="17"/>
+        </w:rPr>
+        <w:t>):</w:t>
+      </w:r>
+    </w:p>
+    <w:p>
+      <w:r>
+        <w:rPr>
+          <w:rFonts w:ascii="Consolas" w:hAnsi="Consolas"/>
+          <w:sz w:val="17"/>
+        </w:rPr>
+        <w:t xml:space="preserve">        hs = tr.x_ps[ell]                        </w:t>
+      </w:r>
+      <w:r>
+        <w:rPr>
+          <w:rFonts w:ascii="Consolas" w:hAnsi="Consolas"/>
+          <w:color w:val="3A7C22"/>
+          <w:sz w:val="17"/>
+        </w:rPr>
+        <w:t># (T, d)</w:t>
+      </w:r>
+    </w:p>
+    <w:p>
+      <w:r>
+        <w:rPr>
+          <w:rFonts w:ascii="Consolas" w:hAnsi="Consolas"/>
+          <w:sz w:val="17"/>
+        </w:rPr>
+        <w:t xml:space="preserve">        h_prev = hs[tlo - </w:t>
+      </w:r>
+      <w:r>
+        <w:rPr>
+          <w:rFonts w:ascii="Consolas" w:hAnsi="Consolas"/>
+          <w:color w:val="0F9ED5"/>
+          <w:sz w:val="17"/>
+        </w:rPr>
+        <w:t>1</w:t>
+      </w:r>
+      <w:r>
+        <w:rPr>
+          <w:rFonts w:ascii="Consolas" w:hAnsi="Consolas"/>
+          <w:sz w:val="17"/>
+        </w:rPr>
+        <w:t xml:space="preserve">:thi - </w:t>
+      </w:r>
+      <w:r>
+        <w:rPr>
+          <w:rFonts w:ascii="Consolas" w:hAnsi="Consolas"/>
+          <w:color w:val="0F9ED5"/>
+          <w:sz w:val="17"/>
+        </w:rPr>
+        <w:t>1</w:t>
+      </w:r>
+      <w:r>
+        <w:rPr>
+          <w:rFonts w:ascii="Consolas" w:hAnsi="Consolas"/>
+          <w:sz w:val="17"/>
+        </w:rPr>
+        <w:t>]</w:t>
+      </w:r>
+    </w:p>
+    <w:p>
+      <w:r>
+        <w:rPr>
+          <w:rFonts w:ascii="Consolas" w:hAnsi="Consolas"/>
+          <w:sz w:val="17"/>
+        </w:rPr>
+        <w:t xml:space="preserve">        h      = hs[tlo:thi]</w:t>
+      </w:r>
+    </w:p>
+    <w:p>
+      <w:r>
+        <w:rPr>
+          <w:rFonts w:ascii="Consolas" w:hAnsi="Consolas"/>
+          <w:sz w:val="17"/>
+        </w:rPr>
+        <w:t xml:space="preserve">        h_next = hs[tlo + </w:t>
+      </w:r>
+      <w:r>
+        <w:rPr>
+          <w:rFonts w:ascii="Consolas" w:hAnsi="Consolas"/>
+          <w:color w:val="0F9ED5"/>
+          <w:sz w:val="17"/>
+        </w:rPr>
+        <w:t>1</w:t>
+      </w:r>
+      <w:r>
+        <w:rPr>
+          <w:rFonts w:ascii="Consolas" w:hAnsi="Consolas"/>
+          <w:sz w:val="17"/>
+        </w:rPr>
+        <w:t xml:space="preserve">:thi + </w:t>
+      </w:r>
+      <w:r>
+        <w:rPr>
+          <w:rFonts w:ascii="Consolas" w:hAnsi="Consolas"/>
+          <w:color w:val="0F9ED5"/>
+          <w:sz w:val="17"/>
+        </w:rPr>
+        <w:t>1</w:t>
+      </w:r>
+      <w:r>
+        <w:rPr>
+          <w:rFonts w:ascii="Consolas" w:hAnsi="Consolas"/>
+          <w:sz w:val="17"/>
+        </w:rPr>
+        <w:t>]</w:t>
+      </w:r>
+    </w:p>
+    <w:p>
+      <w:r>
+        <w:rPr>
+          <w:rFonts w:ascii="Consolas" w:hAnsi="Consolas"/>
+          <w:sz w:val="17"/>
+        </w:rPr>
+        <w:t xml:space="preserve">        </w:t>
+      </w:r>
+      <w:r>
+        <w:rPr>
+          <w:rFonts w:ascii="Consolas" w:hAnsi="Consolas"/>
+          <w:color w:val="0B769F"/>
+          <w:sz w:val="17"/>
+        </w:rPr>
+        <w:t>Xs</w:t>
+      </w:r>
+      <w:r>
+        <w:rPr>
+          <w:rFonts w:ascii="Consolas" w:hAnsi="Consolas"/>
+          <w:sz w:val="17"/>
+        </w:rPr>
+        <w:t>.</w:t>
+      </w:r>
+      <w:r>
+        <w:rPr>
+          <w:rFonts w:ascii="Consolas" w:hAnsi="Consolas"/>
+          <w:color w:val="80340D"/>
+          <w:sz w:val="17"/>
+        </w:rPr>
+        <w:t>append</w:t>
+      </w:r>
+      <w:r>
+        <w:rPr>
+          <w:rFonts w:ascii="Consolas" w:hAnsi="Consolas"/>
+          <w:sz w:val="17"/>
+        </w:rPr>
+        <w:t>(h)</w:t>
+      </w:r>
+    </w:p>
+    <w:p>
+      <w:r>
+        <w:rPr>
+          <w:rFonts w:ascii="Consolas" w:hAnsi="Consolas"/>
+          <w:sz w:val="17"/>
+        </w:rPr>
+        <w:t xml:space="preserve">        </w:t>
+      </w:r>
+      <w:r>
+        <w:rPr>
+          <w:rFonts w:ascii="Consolas" w:hAnsi="Consolas"/>
+          <w:color w:val="0B769F"/>
+          <w:sz w:val="17"/>
+        </w:rPr>
+        <w:t>Vs</w:t>
+      </w:r>
+      <w:r>
+        <w:rPr>
+          <w:rFonts w:ascii="Consolas" w:hAnsi="Consolas"/>
+          <w:sz w:val="17"/>
+        </w:rPr>
+        <w:t>.</w:t>
+      </w:r>
+      <w:r>
+        <w:rPr>
+          <w:rFonts w:ascii="Consolas" w:hAnsi="Consolas"/>
+          <w:color w:val="80340D"/>
+          <w:sz w:val="17"/>
+        </w:rPr>
+        <w:t>append</w:t>
+      </w:r>
+      <w:r>
+        <w:rPr>
+          <w:rFonts w:ascii="Consolas" w:hAnsi="Consolas"/>
+          <w:sz w:val="17"/>
+        </w:rPr>
+        <w:t>(h - h_prev)</w:t>
+      </w:r>
+    </w:p>
+    <w:p>
+      <w:r>
+        <w:rPr>
+          <w:rFonts w:ascii="Consolas" w:hAnsi="Consolas"/>
+          <w:sz w:val="17"/>
+        </w:rPr>
+        <w:t xml:space="preserve">        </w:t>
+      </w:r>
+      <w:r>
+        <w:rPr>
+          <w:rFonts w:ascii="Consolas" w:hAnsi="Consolas"/>
+          <w:color w:val="0B769F"/>
+          <w:sz w:val="17"/>
+        </w:rPr>
+        <w:t>Ys</w:t>
+      </w:r>
+      <w:r>
+        <w:rPr>
+          <w:rFonts w:ascii="Consolas" w:hAnsi="Consolas"/>
+          <w:sz w:val="17"/>
+        </w:rPr>
+        <w:t>.</w:t>
+      </w:r>
+      <w:r>
+        <w:rPr>
+          <w:rFonts w:ascii="Consolas" w:hAnsi="Consolas"/>
+          <w:color w:val="80340D"/>
+          <w:sz w:val="17"/>
+        </w:rPr>
+        <w:t>append</w:t>
+      </w:r>
+      <w:r>
+        <w:rPr>
+          <w:rFonts w:ascii="Consolas" w:hAnsi="Consolas"/>
+          <w:sz w:val="17"/>
+        </w:rPr>
+        <w:t>(h_next - h)</w:t>
+      </w:r>
+    </w:p>
+    <w:p>
+      <w:r>
+        <w:rPr>
+          <w:rFonts w:ascii="Consolas" w:hAnsi="Consolas"/>
+          <w:sz w:val="17"/>
+        </w:rPr>
+        <w:t xml:space="preserve">        </w:t>
+      </w:r>
+      <w:r>
+        <w:rPr>
+          <w:rFonts w:ascii="Consolas" w:hAnsi="Consolas"/>
+          <w:color w:val="0B769F"/>
+          <w:sz w:val="17"/>
+        </w:rPr>
+        <w:t>Ls</w:t>
+      </w:r>
+      <w:r>
+        <w:rPr>
+          <w:rFonts w:ascii="Consolas" w:hAnsi="Consolas"/>
+          <w:sz w:val="17"/>
+        </w:rPr>
+        <w:t>.</w:t>
+      </w:r>
+      <w:r>
+        <w:rPr>
+          <w:rFonts w:ascii="Consolas" w:hAnsi="Consolas"/>
+          <w:color w:val="80340D"/>
+          <w:sz w:val="17"/>
+        </w:rPr>
+        <w:t>append</w:t>
+      </w:r>
+      <w:r>
+        <w:rPr>
+          <w:rFonts w:ascii="Consolas" w:hAnsi="Consolas"/>
+          <w:sz w:val="17"/>
+        </w:rPr>
+        <w:t>(np.</w:t>
+      </w:r>
+      <w:r>
+        <w:rPr>
+          <w:rFonts w:ascii="Consolas" w:hAnsi="Consolas"/>
+          <w:color w:val="80340D"/>
+          <w:sz w:val="17"/>
+        </w:rPr>
+        <w:t>full</w:t>
+      </w:r>
+      <w:r>
+        <w:rPr>
+          <w:rFonts w:ascii="Consolas" w:hAnsi="Consolas"/>
+          <w:sz w:val="17"/>
+        </w:rPr>
+        <w:t>((h.shape[</w:t>
+      </w:r>
+      <w:r>
+        <w:rPr>
+          <w:rFonts w:ascii="Consolas" w:hAnsi="Consolas"/>
+          <w:color w:val="0F9ED5"/>
+          <w:sz w:val="17"/>
+        </w:rPr>
+        <w:t>0</w:t>
+      </w:r>
+      <w:r>
+        <w:rPr>
+          <w:rFonts w:ascii="Consolas" w:hAnsi="Consolas"/>
+          <w:sz w:val="17"/>
+        </w:rPr>
+        <w:t>],), ell, dtype=np.int64))</w:t>
+      </w:r>
+    </w:p>
+    <w:p/>
+    <w:p>
+      <w:r>
+        <w:t>The three-way reading is the payoff. Given the depth-direction result (SPLM uniform, matched-GPT decaying, pretrained GPT-2 collapsing in the middle layers), the token-direction test asks whether the same separator reproduces in sequence-time. If GPT-2 mid layers pass in token-time but fail in depth, the depth failure is a composition-of-operators artefact and the Geodesic Hypothesis survives in its natural coordinate; if they fail in both, no natural coordinate rescues the shared-scalar description for attention transformers. The module also emits a paper-headline JSON with full provenance for both sub-tests.</w:t>
+      </w:r>
+    </w:p>
+    <w:p/>
+    <w:p>
+      <w:pPr>
+        <w:pStyle w:val="Heading2"/>
+      </w:pPr>
+      <w:bookmarkStart w:id="47" w:name="_Toc231120090"/>
+      <w:r>
         <w:lastRenderedPageBreak/>
-        <w:t>G</w:t>
-      </w:r>
-      <w:r>
-        <w:rPr>
-          <w:rFonts w:ascii="Consolas" w:hAnsi="Consolas"/>
-          <w:sz w:val="17"/>
-        </w:rPr>
-        <w:t xml:space="preserve">   = </w:t>
+        <w:t xml:space="preserve">Module </w:t>
+      </w:r>
+      <w:r>
+        <w:rPr>
+          <w:rFonts w:ascii="Consolas" w:hAnsi="Consolas"/>
+        </w:rPr>
+        <w:t>causal_probe.py</w:t>
+      </w:r>
+      <w:bookmarkEnd w:id="47"/>
+    </w:p>
+    <w:p>
+      <w:r>
+        <w:rPr>
+          <w:rFonts w:ascii="Consolas" w:hAnsi="Consolas"/>
+          <w:sz w:val="17"/>
+        </w:rPr>
+        <w:t>causal_probe.py</w:t>
+      </w:r>
+      <w:r>
+        <w:t xml:space="preserve"> is the regression test that protects the entire construction. A correct autoregressive model must satisfy a hard invariant: perturbing the token at position </w:t>
+      </w:r>
+      <w:r>
+        <w:rPr>
+          <w:rFonts w:ascii="Consolas" w:hAnsi="Consolas"/>
+          <w:sz w:val="17"/>
+        </w:rPr>
+        <w:t>t_pert</w:t>
+      </w:r>
+      <w:r>
+        <w:t xml:space="preserve"> may change logits at positions </w:t>
+      </w:r>
+      <w:r>
+        <w:rPr>
+          <w:rFonts w:ascii="Consolas" w:hAnsi="Consolas"/>
+          <w:sz w:val="17"/>
+        </w:rPr>
+        <w:t>t &gt;= t_pert</w:t>
+      </w:r>
+      <w:r>
+        <w:t xml:space="preserve">, but it must leave every logit at </w:t>
+      </w:r>
+      <w:r>
+        <w:rPr>
+          <w:rFonts w:ascii="Consolas" w:hAnsi="Consolas"/>
+          <w:sz w:val="17"/>
+        </w:rPr>
+        <w:t>t &lt; t_pert</w:t>
+      </w:r>
+      <w:r>
+        <w:t xml:space="preserve"> exactly unchanged. The probe perturbs one token, runs two forward passes, and measures the maximum logit change on the causal side.</w:t>
+      </w:r>
+    </w:p>
+    <w:p/>
+    <w:p>
+      <w:r>
+        <w:t xml:space="preserve">This test exists because the SPLM </w:t>
+      </w:r>
+      <w:r>
+        <w:rPr>
+          <w:rFonts w:ascii="Consolas" w:hAnsi="Consolas"/>
+          <w:sz w:val="17"/>
+        </w:rPr>
+        <w:t>integrate()</w:t>
+      </w:r>
+      <w:r>
+        <w:t xml:space="preserve"> method is vulnerable to a subtle leak. The conservative force is the gradient of a sum of potentials, </w:t>
+      </w:r>
+      <w:r>
+        <w:rPr>
+          <w:rFonts w:ascii="Consolas" w:hAnsi="Consolas"/>
+          <w:sz w:val="17"/>
+        </w:rPr>
+        <w:t>f(t) = -d(sum_t' V[t']) / dh[t]</w:t>
+      </w:r>
+      <w:r>
+        <w:t xml:space="preserve">. When the context vector </w:t>
+      </w:r>
+      <w:r>
+        <w:rPr>
+          <w:rFonts w:ascii="Consolas" w:hAnsi="Consolas"/>
+          <w:sz w:val="17"/>
+        </w:rPr>
+        <w:t>xi</w:t>
+      </w:r>
+      <w:r>
+        <w:t xml:space="preserve"> is a causal running average that itself includes </w:t>
+      </w:r>
+      <w:r>
+        <w:rPr>
+          <w:rFonts w:ascii="Consolas" w:hAnsi="Consolas"/>
+          <w:sz w:val="17"/>
+        </w:rPr>
+        <w:t>h[t]</w:t>
+      </w:r>
+      <w:r>
+        <w:t xml:space="preserve">, differentiating the summed potential picks up off-diagonal terms </w:t>
+      </w:r>
+      <w:r>
+        <w:rPr>
+          <w:rFonts w:ascii="Consolas" w:hAnsi="Consolas"/>
+          <w:sz w:val="17"/>
+        </w:rPr>
+        <w:t>dV[t']/dh[t]</w:t>
+      </w:r>
+      <w:r>
+        <w:t xml:space="preserve"> for </w:t>
+      </w:r>
+      <w:r>
+        <w:rPr>
+          <w:rFonts w:ascii="Consolas" w:hAnsi="Consolas"/>
+          <w:sz w:val="17"/>
+        </w:rPr>
+        <w:t>t' &gt; t</w:t>
+      </w:r>
+      <w:r>
+        <w:t xml:space="preserve">, and a trained </w:t>
+      </w:r>
+      <w:r>
+        <w:rPr>
+          <w:rFonts w:ascii="Consolas" w:hAnsi="Consolas"/>
+          <w:sz w:val="17"/>
+        </w:rPr>
+        <w:t>V_theta</w:t>
+      </w:r>
+      <w:r>
+        <w:t xml:space="preserve"> can route information backwards through that channel — inflating validation perplexity by orders of magnitude. The fix is one line: compute </w:t>
+      </w:r>
+      <w:r>
+        <w:rPr>
+          <w:rFonts w:ascii="Consolas" w:hAnsi="Consolas"/>
+          <w:sz w:val="17"/>
+        </w:rPr>
+        <w:t>xi</w:t>
+      </w:r>
+      <w:r>
+        <w:t xml:space="preserve"> from </w:t>
+      </w:r>
+      <w:r>
+        <w:rPr>
+          <w:rFonts w:ascii="Consolas" w:hAnsi="Consolas"/>
+          <w:sz w:val="17"/>
+        </w:rPr>
+        <w:t>h.detach()</w:t>
+      </w:r>
+      <w:r>
+        <w:t xml:space="preserve"> so the autograd path from </w:t>
+      </w:r>
+      <w:r>
+        <w:rPr>
+          <w:rFonts w:ascii="Consolas" w:hAnsi="Consolas"/>
+          <w:sz w:val="17"/>
+        </w:rPr>
+        <w:t>xi</w:t>
+      </w:r>
+      <w:r>
+        <w:t xml:space="preserve"> back to </w:t>
+      </w:r>
+      <w:r>
+        <w:rPr>
+          <w:rFonts w:ascii="Consolas" w:hAnsi="Consolas"/>
+          <w:sz w:val="17"/>
+        </w:rPr>
+        <w:t>h</w:t>
+      </w:r>
+      <w:r>
+        <w:t xml:space="preserve"> is severed. Every model config exposes a </w:t>
+      </w:r>
+      <w:r>
+        <w:rPr>
+          <w:rFonts w:ascii="Consolas" w:hAnsi="Consolas"/>
+          <w:sz w:val="17"/>
+        </w:rPr>
+        <w:t>causal_force: bool = True</w:t>
+      </w:r>
+      <w:r>
+        <w:t xml:space="preserve"> field that controls it.</w:t>
+      </w:r>
+    </w:p>
+    <w:p/>
+    <w:p>
+      <w:pPr>
+        <w:pStyle w:val="Heading3"/>
+      </w:pPr>
+      <w:bookmarkStart w:id="48" w:name="_Toc231120091"/>
+      <w:r>
+        <w:t xml:space="preserve">The probe: </w:t>
+      </w:r>
+      <w:r>
+        <w:rPr>
+          <w:rFonts w:ascii="Consolas" w:hAnsi="Consolas"/>
+        </w:rPr>
+        <w:t>causal_violation_probe</w:t>
+      </w:r>
+      <w:bookmarkEnd w:id="48"/>
+    </w:p>
+    <w:p>
+      <w:r>
+        <w:t>Two inputs differ in a single token; the probe returns the maximum logit delta strictly before the perturbation (</w:t>
+      </w:r>
+      <w:r>
+        <w:rPr>
+          <w:rFonts w:ascii="Consolas" w:hAnsi="Consolas"/>
+          <w:sz w:val="17"/>
+        </w:rPr>
+        <w:t>pre</w:t>
+      </w:r>
+      <w:r>
+        <w:t>) and strictly after (</w:t>
+      </w:r>
+      <w:r>
+        <w:rPr>
+          <w:rFonts w:ascii="Consolas" w:hAnsi="Consolas"/>
+          <w:sz w:val="17"/>
+        </w:rPr>
+        <w:t>post</w:t>
+      </w:r>
+      <w:r>
+        <w:t xml:space="preserve">). For a causal model </w:t>
+      </w:r>
+      <w:r>
+        <w:rPr>
+          <w:rFonts w:ascii="Consolas" w:hAnsi="Consolas"/>
+          <w:sz w:val="17"/>
+        </w:rPr>
+        <w:t>pre</w:t>
+      </w:r>
+      <w:r>
+        <w:t xml:space="preserve"> must be zero:</w:t>
+      </w:r>
+    </w:p>
+    <w:p/>
+    <w:p>
+      <w:r>
+        <w:rPr>
+          <w:rFonts w:ascii="Consolas" w:hAnsi="Consolas"/>
+          <w:color w:val="C00000"/>
+          <w:sz w:val="17"/>
+        </w:rPr>
+        <w:t>def</w:t>
+      </w:r>
+      <w:r>
+        <w:rPr>
+          <w:rFonts w:ascii="Consolas" w:hAnsi="Consolas"/>
+          <w:sz w:val="17"/>
+        </w:rPr>
+        <w:t xml:space="preserve"> </w:t>
+      </w:r>
+      <w:r>
+        <w:rPr>
+          <w:rFonts w:ascii="Consolas" w:hAnsi="Consolas"/>
+          <w:color w:val="80340D"/>
+          <w:sz w:val="17"/>
+        </w:rPr>
+        <w:t>causal_violation_probe</w:t>
+      </w:r>
+      <w:r>
+        <w:rPr>
+          <w:rFonts w:ascii="Consolas" w:hAnsi="Consolas"/>
+          <w:sz w:val="17"/>
+        </w:rPr>
+        <w:t xml:space="preserve">(model, vocab_size, </w:t>
       </w:r>
       <w:r>
         <w:rPr>
@@ -60959,14 +64013,154 @@
           <w:color w:val="0B769F"/>
           <w:sz w:val="17"/>
         </w:rPr>
-        <w:t>Xc</w:t>
-      </w:r>
-      <w:r>
-        <w:rPr>
-          <w:rFonts w:ascii="Consolas" w:hAnsi="Consolas"/>
-          <w:sz w:val="17"/>
-        </w:rPr>
-        <w:t>.</w:t>
+        <w:t>T</w:t>
+      </w:r>
+      <w:r>
+        <w:rPr>
+          <w:rFonts w:ascii="Consolas" w:hAnsi="Consolas"/>
+          <w:sz w:val="17"/>
+        </w:rPr>
+        <w:t>=</w:t>
+      </w:r>
+      <w:r>
+        <w:rPr>
+          <w:rFonts w:ascii="Consolas" w:hAnsi="Consolas"/>
+          <w:color w:val="0F9ED5"/>
+          <w:sz w:val="17"/>
+        </w:rPr>
+        <w:t>32</w:t>
+      </w:r>
+      <w:r>
+        <w:rPr>
+          <w:rFonts w:ascii="Consolas" w:hAnsi="Consolas"/>
+          <w:sz w:val="17"/>
+        </w:rPr>
+        <w:t>, t_pert=</w:t>
+      </w:r>
+      <w:r>
+        <w:rPr>
+          <w:rFonts w:ascii="Consolas" w:hAnsi="Consolas"/>
+          <w:color w:val="0F9ED5"/>
+          <w:sz w:val="17"/>
+        </w:rPr>
+        <w:t>20</w:t>
+      </w:r>
+      <w:r>
+        <w:rPr>
+          <w:rFonts w:ascii="Consolas" w:hAnsi="Consolas"/>
+          <w:sz w:val="17"/>
+        </w:rPr>
+        <w:t>, seed=</w:t>
+      </w:r>
+      <w:r>
+        <w:rPr>
+          <w:rFonts w:ascii="Consolas" w:hAnsi="Consolas"/>
+          <w:color w:val="0F9ED5"/>
+          <w:sz w:val="17"/>
+        </w:rPr>
+        <w:t>0</w:t>
+      </w:r>
+      <w:r>
+        <w:rPr>
+          <w:rFonts w:ascii="Consolas" w:hAnsi="Consolas"/>
+          <w:sz w:val="17"/>
+        </w:rPr>
+        <w:t>):</w:t>
+      </w:r>
+    </w:p>
+    <w:p>
+      <w:r>
+        <w:rPr>
+          <w:rFonts w:ascii="Consolas" w:hAnsi="Consolas"/>
+          <w:sz w:val="17"/>
+        </w:rPr>
+        <w:t xml:space="preserve">    </w:t>
+      </w:r>
+      <w:r>
+        <w:rPr>
+          <w:rFonts w:ascii="Consolas" w:hAnsi="Consolas"/>
+          <w:color w:val="3A7C22"/>
+          <w:sz w:val="17"/>
+        </w:rPr>
+        <w:t>"""Return (max delta on causal side, max delta on after-side, full delta vector)."""</w:t>
+      </w:r>
+    </w:p>
+    <w:p>
+      <w:r>
+        <w:rPr>
+          <w:rFonts w:ascii="Consolas" w:hAnsi="Consolas"/>
+          <w:sz w:val="17"/>
+        </w:rPr>
+        <w:t xml:space="preserve">    rng = np.random.</w:t>
+      </w:r>
+      <w:r>
+        <w:rPr>
+          <w:rFonts w:ascii="Consolas" w:hAnsi="Consolas"/>
+          <w:color w:val="80340D"/>
+          <w:sz w:val="17"/>
+        </w:rPr>
+        <w:t>default_rng</w:t>
+      </w:r>
+      <w:r>
+        <w:rPr>
+          <w:rFonts w:ascii="Consolas" w:hAnsi="Consolas"/>
+          <w:sz w:val="17"/>
+        </w:rPr>
+        <w:t>(seed)</w:t>
+      </w:r>
+    </w:p>
+    <w:p>
+      <w:r>
+        <w:rPr>
+          <w:rFonts w:ascii="Consolas" w:hAnsi="Consolas"/>
+          <w:sz w:val="17"/>
+        </w:rPr>
+        <w:t xml:space="preserve">    xb = rng.</w:t>
+      </w:r>
+      <w:r>
+        <w:rPr>
+          <w:rFonts w:ascii="Consolas" w:hAnsi="Consolas"/>
+          <w:color w:val="80340D"/>
+          <w:sz w:val="17"/>
+        </w:rPr>
+        <w:t>integers</w:t>
+      </w:r>
+      <w:r>
+        <w:rPr>
+          <w:rFonts w:ascii="Consolas" w:hAnsi="Consolas"/>
+          <w:sz w:val="17"/>
+        </w:rPr>
+        <w:t>(</w:t>
+      </w:r>
+      <w:r>
+        <w:rPr>
+          <w:rFonts w:ascii="Consolas" w:hAnsi="Consolas"/>
+          <w:color w:val="0F9ED5"/>
+          <w:sz w:val="17"/>
+        </w:rPr>
+        <w:t>0</w:t>
+      </w:r>
+      <w:r>
+        <w:rPr>
+          <w:rFonts w:ascii="Consolas" w:hAnsi="Consolas"/>
+          <w:sz w:val="17"/>
+        </w:rPr>
+        <w:t>, vocab_size, size=(</w:t>
+      </w:r>
+      <w:r>
+        <w:rPr>
+          <w:rFonts w:ascii="Consolas" w:hAnsi="Consolas"/>
+          <w:color w:val="0F9ED5"/>
+          <w:sz w:val="17"/>
+        </w:rPr>
+        <w:t>1</w:t>
+      </w:r>
+      <w:r>
+        <w:rPr>
+          <w:rFonts w:ascii="Consolas" w:hAnsi="Consolas"/>
+          <w:sz w:val="17"/>
+        </w:rPr>
+        <w:t xml:space="preserve">, </w:t>
       </w:r>
       <w:r>
         <w:rPr>
@@ -60981,7 +64175,1108 @@
           <w:rFonts w:ascii="Consolas" w:hAnsi="Consolas"/>
           <w:sz w:val="17"/>
         </w:rPr>
-        <w:t xml:space="preserve"> @ </w:t>
+        <w:t>)).</w:t>
+      </w:r>
+      <w:r>
+        <w:rPr>
+          <w:rFonts w:ascii="Consolas" w:hAnsi="Consolas"/>
+          <w:color w:val="80340D"/>
+          <w:sz w:val="17"/>
+        </w:rPr>
+        <w:t>astype</w:t>
+      </w:r>
+      <w:r>
+        <w:rPr>
+          <w:rFonts w:ascii="Consolas" w:hAnsi="Consolas"/>
+          <w:sz w:val="17"/>
+        </w:rPr>
+        <w:t>(np.int64)</w:t>
+      </w:r>
+    </w:p>
+    <w:p>
+      <w:r>
+        <w:rPr>
+          <w:rFonts w:ascii="Consolas" w:hAnsi="Consolas"/>
+          <w:sz w:val="17"/>
+        </w:rPr>
+        <w:t xml:space="preserve">    x_a = torch.</w:t>
+      </w:r>
+      <w:r>
+        <w:rPr>
+          <w:rFonts w:ascii="Consolas" w:hAnsi="Consolas"/>
+          <w:color w:val="80340D"/>
+          <w:sz w:val="17"/>
+        </w:rPr>
+        <w:t>from_numpy</w:t>
+      </w:r>
+      <w:r>
+        <w:rPr>
+          <w:rFonts w:ascii="Consolas" w:hAnsi="Consolas"/>
+          <w:sz w:val="17"/>
+        </w:rPr>
+        <w:t>(xb)</w:t>
+      </w:r>
+    </w:p>
+    <w:p>
+      <w:r>
+        <w:rPr>
+          <w:rFonts w:ascii="Consolas" w:hAnsi="Consolas"/>
+          <w:sz w:val="17"/>
+        </w:rPr>
+        <w:t xml:space="preserve">    x_b = x_a.</w:t>
+      </w:r>
+      <w:r>
+        <w:rPr>
+          <w:rFonts w:ascii="Consolas" w:hAnsi="Consolas"/>
+          <w:color w:val="80340D"/>
+          <w:sz w:val="17"/>
+        </w:rPr>
+        <w:t>clone</w:t>
+      </w:r>
+      <w:r>
+        <w:rPr>
+          <w:rFonts w:ascii="Consolas" w:hAnsi="Consolas"/>
+          <w:sz w:val="17"/>
+        </w:rPr>
+        <w:t>()</w:t>
+      </w:r>
+    </w:p>
+    <w:p>
+      <w:r>
+        <w:rPr>
+          <w:rFonts w:ascii="Consolas" w:hAnsi="Consolas"/>
+          <w:sz w:val="17"/>
+        </w:rPr>
+        <w:t xml:space="preserve">    orig = </w:t>
+      </w:r>
+      <w:r>
+        <w:rPr>
+          <w:rFonts w:ascii="Consolas" w:hAnsi="Consolas"/>
+          <w:color w:val="074F6A"/>
+          <w:sz w:val="17"/>
+        </w:rPr>
+        <w:t>int</w:t>
+      </w:r>
+      <w:r>
+        <w:rPr>
+          <w:rFonts w:ascii="Consolas" w:hAnsi="Consolas"/>
+          <w:sz w:val="17"/>
+        </w:rPr>
+        <w:t>(x_b[</w:t>
+      </w:r>
+      <w:r>
+        <w:rPr>
+          <w:rFonts w:ascii="Consolas" w:hAnsi="Consolas"/>
+          <w:color w:val="0F9ED5"/>
+          <w:sz w:val="17"/>
+        </w:rPr>
+        <w:t>0</w:t>
+      </w:r>
+      <w:r>
+        <w:rPr>
+          <w:rFonts w:ascii="Consolas" w:hAnsi="Consolas"/>
+          <w:sz w:val="17"/>
+        </w:rPr>
+        <w:t>, t_pert].</w:t>
+      </w:r>
+      <w:r>
+        <w:rPr>
+          <w:rFonts w:ascii="Consolas" w:hAnsi="Consolas"/>
+          <w:color w:val="80340D"/>
+          <w:sz w:val="17"/>
+        </w:rPr>
+        <w:t>item</w:t>
+      </w:r>
+      <w:r>
+        <w:rPr>
+          <w:rFonts w:ascii="Consolas" w:hAnsi="Consolas"/>
+          <w:sz w:val="17"/>
+        </w:rPr>
+        <w:t>())</w:t>
+      </w:r>
+    </w:p>
+    <w:p>
+      <w:r>
+        <w:rPr>
+          <w:rFonts w:ascii="Consolas" w:hAnsi="Consolas"/>
+          <w:sz w:val="17"/>
+        </w:rPr>
+        <w:t xml:space="preserve">    x_b[</w:t>
+      </w:r>
+      <w:r>
+        <w:rPr>
+          <w:rFonts w:ascii="Consolas" w:hAnsi="Consolas"/>
+          <w:color w:val="0F9ED5"/>
+          <w:sz w:val="17"/>
+        </w:rPr>
+        <w:t>0</w:t>
+      </w:r>
+      <w:r>
+        <w:rPr>
+          <w:rFonts w:ascii="Consolas" w:hAnsi="Consolas"/>
+          <w:sz w:val="17"/>
+        </w:rPr>
+        <w:t xml:space="preserve">, t_pert] = (orig + </w:t>
+      </w:r>
+      <w:r>
+        <w:rPr>
+          <w:rFonts w:ascii="Consolas" w:hAnsi="Consolas"/>
+          <w:color w:val="0F9ED5"/>
+          <w:sz w:val="17"/>
+        </w:rPr>
+        <w:t>17</w:t>
+      </w:r>
+      <w:r>
+        <w:rPr>
+          <w:rFonts w:ascii="Consolas" w:hAnsi="Consolas"/>
+          <w:sz w:val="17"/>
+        </w:rPr>
+        <w:t>) % vocab_size</w:t>
+      </w:r>
+    </w:p>
+    <w:p/>
+    <w:p>
+      <w:r>
+        <w:rPr>
+          <w:rFonts w:ascii="Consolas" w:hAnsi="Consolas"/>
+          <w:sz w:val="17"/>
+        </w:rPr>
+        <w:t xml:space="preserve">    model.</w:t>
+      </w:r>
+      <w:r>
+        <w:rPr>
+          <w:rFonts w:ascii="Consolas" w:hAnsi="Consolas"/>
+          <w:color w:val="80340D"/>
+          <w:sz w:val="17"/>
+        </w:rPr>
+        <w:t>eval</w:t>
+      </w:r>
+      <w:r>
+        <w:rPr>
+          <w:rFonts w:ascii="Consolas" w:hAnsi="Consolas"/>
+          <w:sz w:val="17"/>
+        </w:rPr>
+        <w:t>()</w:t>
+      </w:r>
+    </w:p>
+    <w:p>
+      <w:r>
+        <w:rPr>
+          <w:rFonts w:ascii="Consolas" w:hAnsi="Consolas"/>
+          <w:sz w:val="17"/>
+        </w:rPr>
+        <w:t xml:space="preserve">    out_a = </w:t>
+      </w:r>
+      <w:r>
+        <w:rPr>
+          <w:rFonts w:ascii="Consolas" w:hAnsi="Consolas"/>
+          <w:color w:val="80340D"/>
+          <w:sz w:val="17"/>
+        </w:rPr>
+        <w:t>model</w:t>
+      </w:r>
+      <w:r>
+        <w:rPr>
+          <w:rFonts w:ascii="Consolas" w:hAnsi="Consolas"/>
+          <w:sz w:val="17"/>
+        </w:rPr>
+        <w:t>(x_a)</w:t>
+      </w:r>
+    </w:p>
+    <w:p>
+      <w:r>
+        <w:rPr>
+          <w:rFonts w:ascii="Consolas" w:hAnsi="Consolas"/>
+          <w:sz w:val="17"/>
+        </w:rPr>
+        <w:t xml:space="preserve">    out_b = </w:t>
+      </w:r>
+      <w:r>
+        <w:rPr>
+          <w:rFonts w:ascii="Consolas" w:hAnsi="Consolas"/>
+          <w:color w:val="80340D"/>
+          <w:sz w:val="17"/>
+        </w:rPr>
+        <w:t>model</w:t>
+      </w:r>
+      <w:r>
+        <w:rPr>
+          <w:rFonts w:ascii="Consolas" w:hAnsi="Consolas"/>
+          <w:sz w:val="17"/>
+        </w:rPr>
+        <w:t>(x_b)</w:t>
+      </w:r>
+    </w:p>
+    <w:p>
+      <w:r>
+        <w:rPr>
+          <w:rFonts w:ascii="Consolas" w:hAnsi="Consolas"/>
+          <w:sz w:val="17"/>
+        </w:rPr>
+        <w:t xml:space="preserve">    logits_a = out_a[</w:t>
+      </w:r>
+      <w:r>
+        <w:rPr>
+          <w:rFonts w:ascii="Consolas" w:hAnsi="Consolas"/>
+          <w:color w:val="0F9ED5"/>
+          <w:sz w:val="17"/>
+        </w:rPr>
+        <w:t>0</w:t>
+      </w:r>
+      <w:r>
+        <w:rPr>
+          <w:rFonts w:ascii="Consolas" w:hAnsi="Consolas"/>
+          <w:sz w:val="17"/>
+        </w:rPr>
+        <w:t>].</w:t>
+      </w:r>
+      <w:r>
+        <w:rPr>
+          <w:rFonts w:ascii="Consolas" w:hAnsi="Consolas"/>
+          <w:color w:val="80340D"/>
+          <w:sz w:val="17"/>
+        </w:rPr>
+        <w:t>detach</w:t>
+      </w:r>
+      <w:r>
+        <w:rPr>
+          <w:rFonts w:ascii="Consolas" w:hAnsi="Consolas"/>
+          <w:sz w:val="17"/>
+        </w:rPr>
+        <w:t>()</w:t>
+      </w:r>
+    </w:p>
+    <w:p>
+      <w:r>
+        <w:rPr>
+          <w:rFonts w:ascii="Consolas" w:hAnsi="Consolas"/>
+          <w:sz w:val="17"/>
+        </w:rPr>
+        <w:t xml:space="preserve">    logits_b = out_b[</w:t>
+      </w:r>
+      <w:r>
+        <w:rPr>
+          <w:rFonts w:ascii="Consolas" w:hAnsi="Consolas"/>
+          <w:color w:val="0F9ED5"/>
+          <w:sz w:val="17"/>
+        </w:rPr>
+        <w:t>0</w:t>
+      </w:r>
+      <w:r>
+        <w:rPr>
+          <w:rFonts w:ascii="Consolas" w:hAnsi="Consolas"/>
+          <w:sz w:val="17"/>
+        </w:rPr>
+        <w:t>].</w:t>
+      </w:r>
+      <w:r>
+        <w:rPr>
+          <w:rFonts w:ascii="Consolas" w:hAnsi="Consolas"/>
+          <w:color w:val="80340D"/>
+          <w:sz w:val="17"/>
+        </w:rPr>
+        <w:t>detach</w:t>
+      </w:r>
+      <w:r>
+        <w:rPr>
+          <w:rFonts w:ascii="Consolas" w:hAnsi="Consolas"/>
+          <w:sz w:val="17"/>
+        </w:rPr>
+        <w:t>()</w:t>
+      </w:r>
+    </w:p>
+    <w:p>
+      <w:r>
+        <w:rPr>
+          <w:rFonts w:ascii="Consolas" w:hAnsi="Consolas"/>
+          <w:sz w:val="17"/>
+        </w:rPr>
+        <w:t xml:space="preserve">    diffs = (logits_a - logits_b).</w:t>
+      </w:r>
+      <w:r>
+        <w:rPr>
+          <w:rFonts w:ascii="Consolas" w:hAnsi="Consolas"/>
+          <w:color w:val="BF4E14"/>
+          <w:sz w:val="17"/>
+        </w:rPr>
+        <w:t>abs</w:t>
+      </w:r>
+      <w:r>
+        <w:rPr>
+          <w:rFonts w:ascii="Consolas" w:hAnsi="Consolas"/>
+          <w:sz w:val="17"/>
+        </w:rPr>
+        <w:t>().</w:t>
+      </w:r>
+      <w:r>
+        <w:rPr>
+          <w:rFonts w:ascii="Consolas" w:hAnsi="Consolas"/>
+          <w:color w:val="BF4E14"/>
+          <w:sz w:val="17"/>
+        </w:rPr>
+        <w:t>max</w:t>
+      </w:r>
+      <w:r>
+        <w:rPr>
+          <w:rFonts w:ascii="Consolas" w:hAnsi="Consolas"/>
+          <w:sz w:val="17"/>
+        </w:rPr>
+        <w:t>(dim=-</w:t>
+      </w:r>
+      <w:r>
+        <w:rPr>
+          <w:rFonts w:ascii="Consolas" w:hAnsi="Consolas"/>
+          <w:color w:val="0F9ED5"/>
+          <w:sz w:val="17"/>
+        </w:rPr>
+        <w:t>1</w:t>
+      </w:r>
+      <w:r>
+        <w:rPr>
+          <w:rFonts w:ascii="Consolas" w:hAnsi="Consolas"/>
+          <w:sz w:val="17"/>
+        </w:rPr>
+        <w:t>).values[</w:t>
+      </w:r>
+      <w:r>
+        <w:rPr>
+          <w:rFonts w:ascii="Consolas" w:hAnsi="Consolas"/>
+          <w:color w:val="0F9ED5"/>
+          <w:sz w:val="17"/>
+        </w:rPr>
+        <w:t>0</w:t>
+      </w:r>
+      <w:r>
+        <w:rPr>
+          <w:rFonts w:ascii="Consolas" w:hAnsi="Consolas"/>
+          <w:sz w:val="17"/>
+        </w:rPr>
+        <w:t>]</w:t>
+      </w:r>
+    </w:p>
+    <w:p>
+      <w:r>
+        <w:rPr>
+          <w:rFonts w:ascii="Consolas" w:hAnsi="Consolas"/>
+          <w:sz w:val="17"/>
+        </w:rPr>
+        <w:t xml:space="preserve">    pre  = </w:t>
+      </w:r>
+      <w:r>
+        <w:rPr>
+          <w:rFonts w:ascii="Consolas" w:hAnsi="Consolas"/>
+          <w:color w:val="074F6A"/>
+          <w:sz w:val="17"/>
+        </w:rPr>
+        <w:t>float</w:t>
+      </w:r>
+      <w:r>
+        <w:rPr>
+          <w:rFonts w:ascii="Consolas" w:hAnsi="Consolas"/>
+          <w:sz w:val="17"/>
+        </w:rPr>
+        <w:t>(diffs[:t_pert].</w:t>
+      </w:r>
+      <w:r>
+        <w:rPr>
+          <w:rFonts w:ascii="Consolas" w:hAnsi="Consolas"/>
+          <w:color w:val="BF4E14"/>
+          <w:sz w:val="17"/>
+        </w:rPr>
+        <w:t>max</w:t>
+      </w:r>
+      <w:r>
+        <w:rPr>
+          <w:rFonts w:ascii="Consolas" w:hAnsi="Consolas"/>
+          <w:sz w:val="17"/>
+        </w:rPr>
+        <w:t>().</w:t>
+      </w:r>
+      <w:r>
+        <w:rPr>
+          <w:rFonts w:ascii="Consolas" w:hAnsi="Consolas"/>
+          <w:color w:val="80340D"/>
+          <w:sz w:val="17"/>
+        </w:rPr>
+        <w:t>item</w:t>
+      </w:r>
+      <w:r>
+        <w:rPr>
+          <w:rFonts w:ascii="Consolas" w:hAnsi="Consolas"/>
+          <w:sz w:val="17"/>
+        </w:rPr>
+        <w:t>())</w:t>
+      </w:r>
+    </w:p>
+    <w:p>
+      <w:r>
+        <w:rPr>
+          <w:rFonts w:ascii="Consolas" w:hAnsi="Consolas"/>
+          <w:sz w:val="17"/>
+        </w:rPr>
+        <w:t xml:space="preserve">    post = </w:t>
+      </w:r>
+      <w:r>
+        <w:rPr>
+          <w:rFonts w:ascii="Consolas" w:hAnsi="Consolas"/>
+          <w:color w:val="074F6A"/>
+          <w:sz w:val="17"/>
+        </w:rPr>
+        <w:t>float</w:t>
+      </w:r>
+      <w:r>
+        <w:rPr>
+          <w:rFonts w:ascii="Consolas" w:hAnsi="Consolas"/>
+          <w:sz w:val="17"/>
+        </w:rPr>
+        <w:t xml:space="preserve">(diffs[t_pert + </w:t>
+      </w:r>
+      <w:r>
+        <w:rPr>
+          <w:rFonts w:ascii="Consolas" w:hAnsi="Consolas"/>
+          <w:color w:val="0F9ED5"/>
+          <w:sz w:val="17"/>
+        </w:rPr>
+        <w:t>1</w:t>
+      </w:r>
+      <w:r>
+        <w:rPr>
+          <w:rFonts w:ascii="Consolas" w:hAnsi="Consolas"/>
+          <w:sz w:val="17"/>
+        </w:rPr>
+        <w:t>:].</w:t>
+      </w:r>
+      <w:r>
+        <w:rPr>
+          <w:rFonts w:ascii="Consolas" w:hAnsi="Consolas"/>
+          <w:color w:val="BF4E14"/>
+          <w:sz w:val="17"/>
+        </w:rPr>
+        <w:t>max</w:t>
+      </w:r>
+      <w:r>
+        <w:rPr>
+          <w:rFonts w:ascii="Consolas" w:hAnsi="Consolas"/>
+          <w:sz w:val="17"/>
+        </w:rPr>
+        <w:t>().</w:t>
+      </w:r>
+      <w:r>
+        <w:rPr>
+          <w:rFonts w:ascii="Consolas" w:hAnsi="Consolas"/>
+          <w:color w:val="80340D"/>
+          <w:sz w:val="17"/>
+        </w:rPr>
+        <w:t>item</w:t>
+      </w:r>
+      <w:r>
+        <w:rPr>
+          <w:rFonts w:ascii="Consolas" w:hAnsi="Consolas"/>
+          <w:sz w:val="17"/>
+        </w:rPr>
+        <w:t>())</w:t>
+      </w:r>
+    </w:p>
+    <w:p>
+      <w:r>
+        <w:rPr>
+          <w:rFonts w:ascii="Consolas" w:hAnsi="Consolas"/>
+          <w:sz w:val="17"/>
+        </w:rPr>
+        <w:t xml:space="preserve">    </w:t>
+      </w:r>
+      <w:r>
+        <w:rPr>
+          <w:rFonts w:ascii="Consolas" w:hAnsi="Consolas"/>
+          <w:color w:val="C00000"/>
+          <w:sz w:val="17"/>
+        </w:rPr>
+        <w:t>return</w:t>
+      </w:r>
+      <w:r>
+        <w:rPr>
+          <w:rFonts w:ascii="Consolas" w:hAnsi="Consolas"/>
+          <w:sz w:val="17"/>
+        </w:rPr>
+        <w:t xml:space="preserve"> pre, post, diffs</w:t>
+      </w:r>
+    </w:p>
+    <w:p/>
+    <w:p>
+      <w:pPr>
+        <w:pStyle w:val="Heading3"/>
+      </w:pPr>
+      <w:bookmarkStart w:id="49" w:name="_Toc231120092"/>
+      <w:r>
+        <w:t xml:space="preserve">Regression discipline: </w:t>
+      </w:r>
+      <w:r>
+        <w:rPr>
+          <w:rFonts w:ascii="Consolas" w:hAnsi="Consolas"/>
+        </w:rPr>
+        <w:t>class_smoke</w:t>
+      </w:r>
+      <w:bookmarkEnd w:id="49"/>
+    </w:p>
+    <w:p>
+      <w:r>
+        <w:t xml:space="preserve">With no checkpoint argument the script random-initialises every registered model class in both </w:t>
+      </w:r>
+      <w:r>
+        <w:rPr>
+          <w:rFonts w:ascii="Consolas" w:hAnsi="Consolas"/>
+          <w:sz w:val="17"/>
+        </w:rPr>
+        <w:t>causal_force=True</w:t>
+      </w:r>
+      <w:r>
+        <w:t xml:space="preserve"> and </w:t>
+      </w:r>
+      <w:r>
+        <w:rPr>
+          <w:rFonts w:ascii="Consolas" w:hAnsi="Consolas"/>
+          <w:sz w:val="17"/>
+        </w:rPr>
+        <w:t>causal_force=False</w:t>
+      </w:r>
+      <w:r>
+        <w:t xml:space="preserve"> modes and asserts that the fixed variant produces </w:t>
+      </w:r>
+      <w:r>
+        <w:rPr>
+          <w:rFonts w:ascii="Consolas" w:hAnsi="Consolas"/>
+          <w:sz w:val="17"/>
+        </w:rPr>
+        <w:t>delta</w:t>
+      </w:r>
+      <w:r>
+        <w:t xml:space="preserve"> identically zero. Seeding before each construction makes the buggy/fixed pair share weights, so any difference is attributable solely to the </w:t>
+      </w:r>
+      <w:r>
+        <w:rPr>
+          <w:rFonts w:ascii="Consolas" w:hAnsi="Consolas"/>
+          <w:sz w:val="17"/>
+        </w:rPr>
+        <w:t>xi</w:t>
+      </w:r>
+      <w:r>
+        <w:t xml:space="preserve"> detach:</w:t>
+      </w:r>
+    </w:p>
+    <w:p/>
+    <w:p>
+      <w:r>
+        <w:rPr>
+          <w:rFonts w:ascii="Consolas" w:hAnsi="Consolas"/>
+          <w:color w:val="C00000"/>
+          <w:sz w:val="17"/>
+        </w:rPr>
+        <w:t>for</w:t>
+      </w:r>
+      <w:r>
+        <w:rPr>
+          <w:rFonts w:ascii="Consolas" w:hAnsi="Consolas"/>
+          <w:sz w:val="17"/>
+        </w:rPr>
+        <w:t xml:space="preserve"> entry </w:t>
+      </w:r>
+      <w:r>
+        <w:rPr>
+          <w:rFonts w:ascii="Consolas" w:hAnsi="Consolas"/>
+          <w:color w:val="C00000"/>
+          <w:sz w:val="17"/>
+        </w:rPr>
+        <w:t>in</w:t>
+      </w:r>
+      <w:r>
+        <w:rPr>
+          <w:rFonts w:ascii="Consolas" w:hAnsi="Consolas"/>
+          <w:sz w:val="17"/>
+        </w:rPr>
+        <w:t xml:space="preserve"> </w:t>
+      </w:r>
+      <w:r>
+        <w:rPr>
+          <w:rFonts w:ascii="Consolas" w:hAnsi="Consolas"/>
+          <w:color w:val="80340D"/>
+          <w:sz w:val="17"/>
+        </w:rPr>
+        <w:t>_registry</w:t>
+      </w:r>
+      <w:r>
+        <w:rPr>
+          <w:rFonts w:ascii="Consolas" w:hAnsi="Consolas"/>
+          <w:sz w:val="17"/>
+        </w:rPr>
+        <w:t>():</w:t>
+      </w:r>
+    </w:p>
+    <w:p>
+      <w:r>
+        <w:rPr>
+          <w:rFonts w:ascii="Consolas" w:hAnsi="Consolas"/>
+          <w:sz w:val="17"/>
+        </w:rPr>
+        <w:t xml:space="preserve">    torch.</w:t>
+      </w:r>
+      <w:r>
+        <w:rPr>
+          <w:rFonts w:ascii="Consolas" w:hAnsi="Consolas"/>
+          <w:color w:val="80340D"/>
+          <w:sz w:val="17"/>
+        </w:rPr>
+        <w:t>manual_seed</w:t>
+      </w:r>
+      <w:r>
+        <w:rPr>
+          <w:rFonts w:ascii="Consolas" w:hAnsi="Consolas"/>
+          <w:sz w:val="17"/>
+        </w:rPr>
+        <w:t>(</w:t>
+      </w:r>
+      <w:r>
+        <w:rPr>
+          <w:rFonts w:ascii="Consolas" w:hAnsi="Consolas"/>
+          <w:color w:val="0F9ED5"/>
+          <w:sz w:val="17"/>
+        </w:rPr>
+        <w:t>0</w:t>
+      </w:r>
+      <w:r>
+        <w:rPr>
+          <w:rFonts w:ascii="Consolas" w:hAnsi="Consolas"/>
+          <w:sz w:val="17"/>
+        </w:rPr>
+        <w:t>)</w:t>
+      </w:r>
+    </w:p>
+    <w:p>
+      <w:r>
+        <w:rPr>
+          <w:rFonts w:ascii="Consolas" w:hAnsi="Consolas"/>
+          <w:sz w:val="17"/>
+        </w:rPr>
+        <w:t xml:space="preserve">    model_buggy = entry.</w:t>
+      </w:r>
+      <w:r>
+        <w:rPr>
+          <w:rFonts w:ascii="Consolas" w:hAnsi="Consolas"/>
+          <w:color w:val="80340D"/>
+          <w:sz w:val="17"/>
+        </w:rPr>
+        <w:t>cls_factory</w:t>
+      </w:r>
+      <w:r>
+        <w:rPr>
+          <w:rFonts w:ascii="Consolas" w:hAnsi="Consolas"/>
+          <w:sz w:val="17"/>
+        </w:rPr>
+        <w:t>(entry.</w:t>
+      </w:r>
+      <w:r>
+        <w:rPr>
+          <w:rFonts w:ascii="Consolas" w:hAnsi="Consolas"/>
+          <w:color w:val="80340D"/>
+          <w:sz w:val="17"/>
+        </w:rPr>
+        <w:t>cfg_factory</w:t>
+      </w:r>
+      <w:r>
+        <w:rPr>
+          <w:rFonts w:ascii="Consolas" w:hAnsi="Consolas"/>
+          <w:sz w:val="17"/>
+        </w:rPr>
+        <w:t>(</w:t>
+      </w:r>
+      <w:r>
+        <w:rPr>
+          <w:rFonts w:ascii="Consolas" w:hAnsi="Consolas"/>
+          <w:color w:val="0F9ED5"/>
+          <w:sz w:val="17"/>
+        </w:rPr>
+        <w:t>False</w:t>
+      </w:r>
+      <w:r>
+        <w:rPr>
+          <w:rFonts w:ascii="Consolas" w:hAnsi="Consolas"/>
+          <w:sz w:val="17"/>
+        </w:rPr>
+        <w:t>))</w:t>
+      </w:r>
+    </w:p>
+    <w:p>
+      <w:r>
+        <w:rPr>
+          <w:rFonts w:ascii="Consolas" w:hAnsi="Consolas"/>
+          <w:sz w:val="17"/>
+        </w:rPr>
+        <w:t xml:space="preserve">    torch.</w:t>
+      </w:r>
+      <w:r>
+        <w:rPr>
+          <w:rFonts w:ascii="Consolas" w:hAnsi="Consolas"/>
+          <w:color w:val="80340D"/>
+          <w:sz w:val="17"/>
+        </w:rPr>
+        <w:t>manual_seed</w:t>
+      </w:r>
+      <w:r>
+        <w:rPr>
+          <w:rFonts w:ascii="Consolas" w:hAnsi="Consolas"/>
+          <w:sz w:val="17"/>
+        </w:rPr>
+        <w:t>(</w:t>
+      </w:r>
+      <w:r>
+        <w:rPr>
+          <w:rFonts w:ascii="Consolas" w:hAnsi="Consolas"/>
+          <w:color w:val="0F9ED5"/>
+          <w:sz w:val="17"/>
+        </w:rPr>
+        <w:t>0</w:t>
+      </w:r>
+      <w:r>
+        <w:rPr>
+          <w:rFonts w:ascii="Consolas" w:hAnsi="Consolas"/>
+          <w:sz w:val="17"/>
+        </w:rPr>
+        <w:t>)</w:t>
+      </w:r>
+    </w:p>
+    <w:p>
+      <w:r>
+        <w:rPr>
+          <w:rFonts w:ascii="Consolas" w:hAnsi="Consolas"/>
+          <w:sz w:val="17"/>
+        </w:rPr>
+        <w:t xml:space="preserve">    model_fixed = entry.</w:t>
+      </w:r>
+      <w:r>
+        <w:rPr>
+          <w:rFonts w:ascii="Consolas" w:hAnsi="Consolas"/>
+          <w:color w:val="80340D"/>
+          <w:sz w:val="17"/>
+        </w:rPr>
+        <w:t>cls_factory</w:t>
+      </w:r>
+      <w:r>
+        <w:rPr>
+          <w:rFonts w:ascii="Consolas" w:hAnsi="Consolas"/>
+          <w:sz w:val="17"/>
+        </w:rPr>
+        <w:t>(entry.</w:t>
+      </w:r>
+      <w:r>
+        <w:rPr>
+          <w:rFonts w:ascii="Consolas" w:hAnsi="Consolas"/>
+          <w:color w:val="80340D"/>
+          <w:sz w:val="17"/>
+        </w:rPr>
+        <w:t>cfg_factory</w:t>
+      </w:r>
+      <w:r>
+        <w:rPr>
+          <w:rFonts w:ascii="Consolas" w:hAnsi="Consolas"/>
+          <w:sz w:val="17"/>
+        </w:rPr>
+        <w:t>(</w:t>
+      </w:r>
+      <w:r>
+        <w:rPr>
+          <w:rFonts w:ascii="Consolas" w:hAnsi="Consolas"/>
+          <w:color w:val="0F9ED5"/>
+          <w:sz w:val="17"/>
+        </w:rPr>
+        <w:t>True</w:t>
+      </w:r>
+      <w:r>
+        <w:rPr>
+          <w:rFonts w:ascii="Consolas" w:hAnsi="Consolas"/>
+          <w:sz w:val="17"/>
+        </w:rPr>
+        <w:t>))</w:t>
+      </w:r>
+    </w:p>
+    <w:p>
+      <w:r>
+        <w:rPr>
+          <w:rFonts w:ascii="Consolas" w:hAnsi="Consolas"/>
+          <w:sz w:val="17"/>
+        </w:rPr>
+        <w:t xml:space="preserve">    pre_b, _, _ = </w:t>
+      </w:r>
+      <w:r>
+        <w:rPr>
+          <w:rFonts w:ascii="Consolas" w:hAnsi="Consolas"/>
+          <w:color w:val="80340D"/>
+          <w:sz w:val="17"/>
+        </w:rPr>
+        <w:t>causal_violation_probe</w:t>
+      </w:r>
+      <w:r>
+        <w:rPr>
+          <w:rFonts w:ascii="Consolas" w:hAnsi="Consolas"/>
+          <w:sz w:val="17"/>
+        </w:rPr>
+        <w:t>(model_buggy, vocab_size=</w:t>
+      </w:r>
+      <w:r>
+        <w:rPr>
+          <w:rFonts w:ascii="Consolas" w:hAnsi="Consolas"/>
+          <w:color w:val="0F9ED5"/>
+          <w:sz w:val="17"/>
+        </w:rPr>
+        <w:t>257</w:t>
+      </w:r>
+      <w:r>
+        <w:rPr>
+          <w:rFonts w:ascii="Consolas" w:hAnsi="Consolas"/>
+          <w:sz w:val="17"/>
+        </w:rPr>
+        <w:t>)</w:t>
+      </w:r>
+    </w:p>
+    <w:p>
+      <w:r>
+        <w:rPr>
+          <w:rFonts w:ascii="Consolas" w:hAnsi="Consolas"/>
+          <w:sz w:val="17"/>
+        </w:rPr>
+        <w:t xml:space="preserve">    pre_f, _, _ = </w:t>
+      </w:r>
+      <w:r>
+        <w:rPr>
+          <w:rFonts w:ascii="Consolas" w:hAnsi="Consolas"/>
+          <w:color w:val="80340D"/>
+          <w:sz w:val="17"/>
+        </w:rPr>
+        <w:t>causal_violation_probe</w:t>
+      </w:r>
+      <w:r>
+        <w:rPr>
+          <w:rFonts w:ascii="Consolas" w:hAnsi="Consolas"/>
+          <w:sz w:val="17"/>
+        </w:rPr>
+        <w:t>(model_fixed, vocab_size=</w:t>
+      </w:r>
+      <w:r>
+        <w:rPr>
+          <w:rFonts w:ascii="Consolas" w:hAnsi="Consolas"/>
+          <w:color w:val="0F9ED5"/>
+          <w:sz w:val="17"/>
+        </w:rPr>
+        <w:t>257</w:t>
+      </w:r>
+      <w:r>
+        <w:rPr>
+          <w:rFonts w:ascii="Consolas" w:hAnsi="Consolas"/>
+          <w:sz w:val="17"/>
+        </w:rPr>
+        <w:t>)</w:t>
+      </w:r>
+    </w:p>
+    <w:p>
+      <w:r>
+        <w:rPr>
+          <w:rFonts w:ascii="Consolas" w:hAnsi="Consolas"/>
+          <w:sz w:val="17"/>
+        </w:rPr>
+        <w:t xml:space="preserve">    ok_fixed = pre_f &lt; </w:t>
+      </w:r>
+      <w:r>
+        <w:rPr>
+          <w:rFonts w:ascii="Consolas" w:hAnsi="Consolas"/>
+          <w:color w:val="0F9ED5"/>
+          <w:sz w:val="17"/>
+        </w:rPr>
+        <w:t>1e-6</w:t>
+      </w:r>
+      <w:r>
+        <w:rPr>
+          <w:rFonts w:ascii="Consolas" w:hAnsi="Consolas"/>
+          <w:sz w:val="17"/>
+        </w:rPr>
+        <w:t xml:space="preserve">          </w:t>
+      </w:r>
+      <w:r>
+        <w:rPr>
+          <w:rFonts w:ascii="Consolas" w:hAnsi="Consolas"/>
+          <w:color w:val="3A7C22"/>
+          <w:sz w:val="17"/>
+        </w:rPr>
+        <w:t># the fixed variant MUST give exactly 0</w:t>
+      </w:r>
+    </w:p>
+    <w:p>
+      <w:r>
+        <w:rPr>
+          <w:rFonts w:ascii="Consolas" w:hAnsi="Consolas"/>
+          <w:sz w:val="17"/>
+        </w:rPr>
+        <w:t xml:space="preserve">    verdict = </w:t>
+      </w:r>
+      <w:r>
+        <w:rPr>
+          <w:rFonts w:ascii="Consolas" w:hAnsi="Consolas"/>
+          <w:color w:val="4EA72E"/>
+          <w:sz w:val="17"/>
+        </w:rPr>
+        <w:t>"OK"</w:t>
+      </w:r>
+      <w:r>
+        <w:rPr>
+          <w:rFonts w:ascii="Consolas" w:hAnsi="Consolas"/>
+          <w:sz w:val="17"/>
+        </w:rPr>
+        <w:t xml:space="preserve"> </w:t>
+      </w:r>
+      <w:r>
+        <w:rPr>
+          <w:rFonts w:ascii="Consolas" w:hAnsi="Consolas"/>
+          <w:color w:val="C00000"/>
+          <w:sz w:val="17"/>
+        </w:rPr>
+        <w:t>if</w:t>
+      </w:r>
+      <w:r>
+        <w:rPr>
+          <w:rFonts w:ascii="Consolas" w:hAnsi="Consolas"/>
+          <w:sz w:val="17"/>
+        </w:rPr>
+        <w:t xml:space="preserve"> ok_fixed </w:t>
+      </w:r>
+      <w:r>
+        <w:rPr>
+          <w:rFonts w:ascii="Consolas" w:hAnsi="Consolas"/>
+          <w:color w:val="C00000"/>
+          <w:sz w:val="17"/>
+        </w:rPr>
+        <w:t>else</w:t>
+      </w:r>
+      <w:r>
+        <w:rPr>
+          <w:rFonts w:ascii="Consolas" w:hAnsi="Consolas"/>
+          <w:sz w:val="17"/>
+        </w:rPr>
+        <w:t xml:space="preserve"> </w:t>
+      </w:r>
+      <w:r>
+        <w:rPr>
+          <w:rFonts w:ascii="Consolas" w:hAnsi="Consolas"/>
+          <w:color w:val="4EA72E"/>
+          <w:sz w:val="17"/>
+        </w:rPr>
+        <w:t>"FAIL"</w:t>
+      </w:r>
+    </w:p>
+    <w:p/>
+    <w:p>
+      <w:r>
+        <w:t>The registry itself is defensive. The core SPLM classes (</w:t>
+      </w:r>
+      <w:r>
+        <w:rPr>
+          <w:rFonts w:ascii="Consolas" w:hAnsi="Consolas"/>
+          <w:sz w:val="17"/>
+        </w:rPr>
+        <w:t>model_ln</w:t>
+      </w:r>
+      <w:r>
+        <w:t xml:space="preserve">, </w:t>
+      </w:r>
+      <w:r>
+        <w:rPr>
+          <w:rFonts w:ascii="Consolas" w:hAnsi="Consolas"/>
+          <w:sz w:val="17"/>
+        </w:rPr>
+        <w:t>model_sarf_mass</w:t>
+      </w:r>
+      <w:r>
+        <w:t xml:space="preserve">) are imported unconditionally, while every optional research variant is wrapped in </w:t>
+      </w:r>
+      <w:r>
+        <w:rPr>
+          <w:rFonts w:ascii="Consolas" w:hAnsi="Consolas"/>
+          <w:sz w:val="17"/>
+        </w:rPr>
+        <w:t>try/except</w:t>
+      </w:r>
+      <w:r>
+        <w:t xml:space="preserve"> so the probe still runs against the shipped models even when an extension module is absent from this repository:</w:t>
+      </w:r>
+    </w:p>
+    <w:p/>
+    <w:p>
+      <w:r>
+        <w:rPr>
+          <w:rFonts w:ascii="Consolas" w:hAnsi="Consolas"/>
+          <w:color w:val="C00000"/>
+          <w:sz w:val="17"/>
+        </w:rPr>
+        <w:t>try</w:t>
+      </w:r>
+      <w:r>
+        <w:rPr>
+          <w:rFonts w:ascii="Consolas" w:hAnsi="Consolas"/>
+          <w:sz w:val="17"/>
+        </w:rPr>
+        <w:t>:</w:t>
+      </w:r>
+    </w:p>
+    <w:p>
+      <w:r>
+        <w:rPr>
+          <w:rFonts w:ascii="Consolas" w:hAnsi="Consolas"/>
+          <w:sz w:val="17"/>
+        </w:rPr>
+        <w:t xml:space="preserve">    </w:t>
+      </w:r>
+      <w:r>
+        <w:rPr>
+          <w:rFonts w:ascii="Consolas" w:hAnsi="Consolas"/>
+          <w:color w:val="C00000"/>
+          <w:sz w:val="17"/>
+        </w:rPr>
+        <w:t>from</w:t>
+      </w:r>
+      <w:r>
+        <w:rPr>
+          <w:rFonts w:ascii="Consolas" w:hAnsi="Consolas"/>
+          <w:sz w:val="17"/>
+        </w:rPr>
+        <w:t xml:space="preserve"> model_multixi </w:t>
+      </w:r>
+      <w:r>
+        <w:rPr>
+          <w:rFonts w:ascii="Consolas" w:hAnsi="Consolas"/>
+          <w:color w:val="C00000"/>
+          <w:sz w:val="17"/>
+        </w:rPr>
+        <w:t>import</w:t>
+      </w:r>
+      <w:r>
+        <w:rPr>
+          <w:rFonts w:ascii="Consolas" w:hAnsi="Consolas"/>
+          <w:sz w:val="17"/>
+        </w:rPr>
+        <w:t xml:space="preserve"> (  </w:t>
+      </w:r>
+      <w:r>
+        <w:rPr>
+          <w:rFonts w:ascii="Consolas" w:hAnsi="Consolas"/>
+          <w:color w:val="3A7C22"/>
+          <w:sz w:val="17"/>
+        </w:rPr>
+        <w:t># optional extension — not shipped here</w:t>
+      </w:r>
+    </w:p>
+    <w:p>
+      <w:r>
+        <w:rPr>
+          <w:rFonts w:ascii="Consolas" w:hAnsi="Consolas"/>
+          <w:sz w:val="17"/>
+        </w:rPr>
+        <w:t xml:space="preserve">        </w:t>
       </w:r>
       <w:r>
         <w:rPr>
@@ -60989,31 +65284,63 @@
           <w:color w:val="0B769F"/>
           <w:sz w:val="17"/>
         </w:rPr>
-        <w:t>Xc</w:t>
-      </w:r>
-      <w:r>
-        <w:rPr>
-          <w:rFonts w:ascii="Consolas" w:hAnsi="Consolas"/>
-          <w:sz w:val="17"/>
-        </w:rPr>
-        <w:t xml:space="preserve">                    </w:t>
-      </w:r>
-      <w:r>
-        <w:rPr>
-          <w:rFonts w:ascii="Consolas" w:hAnsi="Consolas"/>
-          <w:color w:val="3A7C22"/>
-          <w:sz w:val="17"/>
-        </w:rPr>
-        <w:t># (k, k)</w:t>
-      </w:r>
-    </w:p>
-    <w:p>
-      <w:r>
-        <w:rPr>
-          <w:rFonts w:ascii="Consolas" w:hAnsi="Consolas"/>
-          <w:sz w:val="17"/>
-        </w:rPr>
-        <w:t>reg = ridge * (np.</w:t>
+        <w:t>SPLMSARFMassLNMultiXiConfig</w:t>
+      </w:r>
+      <w:r>
+        <w:rPr>
+          <w:rFonts w:ascii="Consolas" w:hAnsi="Consolas"/>
+          <w:sz w:val="17"/>
+        </w:rPr>
+        <w:t xml:space="preserve">, </w:t>
+      </w:r>
+      <w:r>
+        <w:rPr>
+          <w:rFonts w:ascii="Consolas" w:hAnsi="Consolas"/>
+          <w:color w:val="0B769F"/>
+          <w:sz w:val="17"/>
+        </w:rPr>
+        <w:t>ScalarPotentialLMSARFMassLNMultiXi</w:t>
+      </w:r>
+      <w:r>
+        <w:rPr>
+          <w:rFonts w:ascii="Consolas" w:hAnsi="Consolas"/>
+          <w:sz w:val="17"/>
+        </w:rPr>
+        <w:t>,</w:t>
+      </w:r>
+    </w:p>
+    <w:p>
+      <w:r>
+        <w:rPr>
+          <w:rFonts w:ascii="Consolas" w:hAnsi="Consolas"/>
+          <w:sz w:val="17"/>
+        </w:rPr>
+        <w:t xml:space="preserve">    )</w:t>
+      </w:r>
+    </w:p>
+    <w:p/>
+    <w:p>
+      <w:r>
+        <w:rPr>
+          <w:rFonts w:ascii="Consolas" w:hAnsi="Consolas"/>
+          <w:sz w:val="17"/>
+        </w:rPr>
+        <w:t xml:space="preserve">    </w:t>
+      </w:r>
+      <w:r>
+        <w:rPr>
+          <w:rFonts w:ascii="Consolas" w:hAnsi="Consolas"/>
+          <w:color w:val="C00000"/>
+          <w:sz w:val="17"/>
+        </w:rPr>
+        <w:t>def</w:t>
+      </w:r>
+      <w:r>
+        <w:rPr>
+          <w:rFonts w:ascii="Consolas" w:hAnsi="Consolas"/>
+          <w:sz w:val="17"/>
+        </w:rPr>
+        <w:t xml:space="preserve"> </w:t>
       </w:r>
       <w:r>
         <w:rPr>
@@ -61021,7 +65348,46 @@
           <w:color w:val="80340D"/>
           <w:sz w:val="17"/>
         </w:rPr>
-        <w:t>trace</w:t>
+        <w:t>_cfg_multixi</w:t>
+      </w:r>
+      <w:r>
+        <w:rPr>
+          <w:rFonts w:ascii="Consolas" w:hAnsi="Consolas"/>
+          <w:sz w:val="17"/>
+        </w:rPr>
+        <w:t>(causal):</w:t>
+      </w:r>
+    </w:p>
+    <w:p>
+      <w:r>
+        <w:rPr>
+          <w:rFonts w:ascii="Consolas" w:hAnsi="Consolas"/>
+          <w:sz w:val="17"/>
+        </w:rPr>
+        <w:t xml:space="preserve">        </w:t>
+      </w:r>
+      <w:r>
+        <w:rPr>
+          <w:rFonts w:ascii="Consolas" w:hAnsi="Consolas"/>
+          <w:color w:val="C00000"/>
+          <w:sz w:val="17"/>
+        </w:rPr>
+        <w:t>return</w:t>
+      </w:r>
+      <w:r>
+        <w:rPr>
+          <w:rFonts w:ascii="Consolas" w:hAnsi="Consolas"/>
+          <w:sz w:val="17"/>
+        </w:rPr>
+        <w:t xml:space="preserve"> </w:t>
+      </w:r>
+      <w:r>
+        <w:rPr>
+          <w:rFonts w:ascii="Consolas" w:hAnsi="Consolas"/>
+          <w:color w:val="0B769F"/>
+          <w:sz w:val="17"/>
+        </w:rPr>
+        <w:t>SPLMSARFMassLNMultiXiConfig</w:t>
       </w:r>
       <w:r>
         <w:rPr>
@@ -61030,28 +65396,376 @@
         </w:rPr>
         <w:t>(</w:t>
       </w:r>
+    </w:p>
+    <w:p>
+      <w:r>
+        <w:rPr>
+          <w:rFonts w:ascii="Consolas" w:hAnsi="Consolas"/>
+          <w:sz w:val="17"/>
+        </w:rPr>
+        <w:t xml:space="preserve">            vocab_size=</w:t>
+      </w:r>
+      <w:r>
+        <w:rPr>
+          <w:rFonts w:ascii="Consolas" w:hAnsi="Consolas"/>
+          <w:color w:val="0F9ED5"/>
+          <w:sz w:val="17"/>
+        </w:rPr>
+        <w:t>257</w:t>
+      </w:r>
+      <w:r>
+        <w:rPr>
+          <w:rFonts w:ascii="Consolas" w:hAnsi="Consolas"/>
+          <w:sz w:val="17"/>
+        </w:rPr>
+        <w:t>, d=</w:t>
+      </w:r>
+      <w:r>
+        <w:rPr>
+          <w:rFonts w:ascii="Consolas" w:hAnsi="Consolas"/>
+          <w:color w:val="0F9ED5"/>
+          <w:sz w:val="17"/>
+        </w:rPr>
+        <w:t>16</w:t>
+      </w:r>
+      <w:r>
+        <w:rPr>
+          <w:rFonts w:ascii="Consolas" w:hAnsi="Consolas"/>
+          <w:sz w:val="17"/>
+        </w:rPr>
+        <w:t>, max_len=</w:t>
+      </w:r>
+      <w:r>
+        <w:rPr>
+          <w:rFonts w:ascii="Consolas" w:hAnsi="Consolas"/>
+          <w:color w:val="0F9ED5"/>
+          <w:sz w:val="17"/>
+        </w:rPr>
+        <w:t>64</w:t>
+      </w:r>
+      <w:r>
+        <w:rPr>
+          <w:rFonts w:ascii="Consolas" w:hAnsi="Consolas"/>
+          <w:sz w:val="17"/>
+        </w:rPr>
+        <w:t>, v_hidden=</w:t>
+      </w:r>
+      <w:r>
+        <w:rPr>
+          <w:rFonts w:ascii="Consolas" w:hAnsi="Consolas"/>
+          <w:color w:val="0F9ED5"/>
+          <w:sz w:val="17"/>
+        </w:rPr>
+        <w:t>32</w:t>
+      </w:r>
+      <w:r>
+        <w:rPr>
+          <w:rFonts w:ascii="Consolas" w:hAnsi="Consolas"/>
+          <w:sz w:val="17"/>
+        </w:rPr>
+        <w:t>, v_depth=</w:t>
+      </w:r>
+      <w:r>
+        <w:rPr>
+          <w:rFonts w:ascii="Consolas" w:hAnsi="Consolas"/>
+          <w:color w:val="0F9ED5"/>
+          <w:sz w:val="17"/>
+        </w:rPr>
+        <w:t>2</w:t>
+      </w:r>
+      <w:r>
+        <w:rPr>
+          <w:rFonts w:ascii="Consolas" w:hAnsi="Consolas"/>
+          <w:sz w:val="17"/>
+        </w:rPr>
+        <w:t xml:space="preserve">, </w:t>
+      </w:r>
       <w:r>
         <w:rPr>
           <w:rFonts w:ascii="Consolas" w:hAnsi="Consolas"/>
           <w:color w:val="0B769F"/>
           <w:sz w:val="17"/>
         </w:rPr>
-        <w:t>G</w:t>
-      </w:r>
-      <w:r>
-        <w:rPr>
-          <w:rFonts w:ascii="Consolas" w:hAnsi="Consolas"/>
-          <w:sz w:val="17"/>
-        </w:rPr>
-        <w:t xml:space="preserve">) / </w:t>
-      </w:r>
-      <w:r>
-        <w:rPr>
-          <w:rFonts w:ascii="Consolas" w:hAnsi="Consolas"/>
-          <w:color w:val="BF4E14"/>
-          <w:sz w:val="17"/>
-        </w:rPr>
-        <w:t>max</w:t>
+        <w:t>L</w:t>
+      </w:r>
+      <w:r>
+        <w:rPr>
+          <w:rFonts w:ascii="Consolas" w:hAnsi="Consolas"/>
+          <w:sz w:val="17"/>
+        </w:rPr>
+        <w:t>=</w:t>
+      </w:r>
+      <w:r>
+        <w:rPr>
+          <w:rFonts w:ascii="Consolas" w:hAnsi="Consolas"/>
+          <w:color w:val="0F9ED5"/>
+          <w:sz w:val="17"/>
+        </w:rPr>
+        <w:t>4</w:t>
+      </w:r>
+      <w:r>
+        <w:rPr>
+          <w:rFonts w:ascii="Consolas" w:hAnsi="Consolas"/>
+          <w:sz w:val="17"/>
+        </w:rPr>
+        <w:t>,</w:t>
+      </w:r>
+    </w:p>
+    <w:p>
+      <w:r>
+        <w:rPr>
+          <w:rFonts w:ascii="Consolas" w:hAnsi="Consolas"/>
+          <w:sz w:val="17"/>
+        </w:rPr>
+        <w:t xml:space="preserve">            mass_mode=</w:t>
+      </w:r>
+      <w:r>
+        <w:rPr>
+          <w:rFonts w:ascii="Consolas" w:hAnsi="Consolas"/>
+          <w:color w:val="4EA72E"/>
+          <w:sz w:val="17"/>
+        </w:rPr>
+        <w:t>"global"</w:t>
+      </w:r>
+      <w:r>
+        <w:rPr>
+          <w:rFonts w:ascii="Consolas" w:hAnsi="Consolas"/>
+          <w:sz w:val="17"/>
+        </w:rPr>
+        <w:t>, ln_after_step=</w:t>
+      </w:r>
+      <w:r>
+        <w:rPr>
+          <w:rFonts w:ascii="Consolas" w:hAnsi="Consolas"/>
+          <w:color w:val="0F9ED5"/>
+          <w:sz w:val="17"/>
+        </w:rPr>
+        <w:t>True</w:t>
+      </w:r>
+      <w:r>
+        <w:rPr>
+          <w:rFonts w:ascii="Consolas" w:hAnsi="Consolas"/>
+          <w:sz w:val="17"/>
+        </w:rPr>
+        <w:t>,</w:t>
+      </w:r>
+    </w:p>
+    <w:p>
+      <w:r>
+        <w:rPr>
+          <w:rFonts w:ascii="Consolas" w:hAnsi="Consolas"/>
+          <w:sz w:val="17"/>
+        </w:rPr>
+        <w:t xml:space="preserve">            xi_channels=</w:t>
+      </w:r>
+      <w:r>
+        <w:rPr>
+          <w:rFonts w:ascii="Consolas" w:hAnsi="Consolas"/>
+          <w:color w:val="0F9ED5"/>
+          <w:sz w:val="17"/>
+        </w:rPr>
+        <w:t>4</w:t>
+      </w:r>
+      <w:r>
+        <w:rPr>
+          <w:rFonts w:ascii="Consolas" w:hAnsi="Consolas"/>
+          <w:sz w:val="17"/>
+        </w:rPr>
+        <w:t>, xi_alpha_inits=[</w:t>
+      </w:r>
+      <w:r>
+        <w:rPr>
+          <w:rFonts w:ascii="Consolas" w:hAnsi="Consolas"/>
+          <w:color w:val="0F9ED5"/>
+          <w:sz w:val="17"/>
+        </w:rPr>
+        <w:t>0.0</w:t>
+      </w:r>
+      <w:r>
+        <w:rPr>
+          <w:rFonts w:ascii="Consolas" w:hAnsi="Consolas"/>
+          <w:sz w:val="17"/>
+        </w:rPr>
+        <w:t xml:space="preserve">, </w:t>
+      </w:r>
+      <w:r>
+        <w:rPr>
+          <w:rFonts w:ascii="Consolas" w:hAnsi="Consolas"/>
+          <w:color w:val="0F9ED5"/>
+          <w:sz w:val="17"/>
+        </w:rPr>
+        <w:t>0.5</w:t>
+      </w:r>
+      <w:r>
+        <w:rPr>
+          <w:rFonts w:ascii="Consolas" w:hAnsi="Consolas"/>
+          <w:sz w:val="17"/>
+        </w:rPr>
+        <w:t xml:space="preserve">, </w:t>
+      </w:r>
+      <w:r>
+        <w:rPr>
+          <w:rFonts w:ascii="Consolas" w:hAnsi="Consolas"/>
+          <w:color w:val="0F9ED5"/>
+          <w:sz w:val="17"/>
+        </w:rPr>
+        <w:t>0.9</w:t>
+      </w:r>
+      <w:r>
+        <w:rPr>
+          <w:rFonts w:ascii="Consolas" w:hAnsi="Consolas"/>
+          <w:sz w:val="17"/>
+        </w:rPr>
+        <w:t xml:space="preserve">, </w:t>
+      </w:r>
+      <w:r>
+        <w:rPr>
+          <w:rFonts w:ascii="Consolas" w:hAnsi="Consolas"/>
+          <w:color w:val="0F9ED5"/>
+          <w:sz w:val="17"/>
+        </w:rPr>
+        <w:t>0.99</w:t>
+      </w:r>
+      <w:r>
+        <w:rPr>
+          <w:rFonts w:ascii="Consolas" w:hAnsi="Consolas"/>
+          <w:sz w:val="17"/>
+        </w:rPr>
+        <w:t>],</w:t>
+      </w:r>
+    </w:p>
+    <w:p>
+      <w:r>
+        <w:rPr>
+          <w:rFonts w:ascii="Consolas" w:hAnsi="Consolas"/>
+          <w:sz w:val="17"/>
+        </w:rPr>
+        <w:t xml:space="preserve">            xi_learnable=</w:t>
+      </w:r>
+      <w:r>
+        <w:rPr>
+          <w:rFonts w:ascii="Consolas" w:hAnsi="Consolas"/>
+          <w:color w:val="0F9ED5"/>
+          <w:sz w:val="17"/>
+        </w:rPr>
+        <w:t>True</w:t>
+      </w:r>
+      <w:r>
+        <w:rPr>
+          <w:rFonts w:ascii="Consolas" w:hAnsi="Consolas"/>
+          <w:sz w:val="17"/>
+        </w:rPr>
+        <w:t>,</w:t>
+      </w:r>
+    </w:p>
+    <w:p>
+      <w:r>
+        <w:rPr>
+          <w:rFonts w:ascii="Consolas" w:hAnsi="Consolas"/>
+          <w:sz w:val="17"/>
+        </w:rPr>
+        <w:t xml:space="preserve">            causal_force=</w:t>
+      </w:r>
+      <w:r>
+        <w:rPr>
+          <w:rFonts w:ascii="Consolas" w:hAnsi="Consolas"/>
+          <w:color w:val="0F9ED5"/>
+          <w:sz w:val="17"/>
+        </w:rPr>
+        <w:t>True</w:t>
+      </w:r>
+      <w:r>
+        <w:rPr>
+          <w:rFonts w:ascii="Consolas" w:hAnsi="Consolas"/>
+          <w:sz w:val="17"/>
+        </w:rPr>
+        <w:t xml:space="preserve"> </w:t>
+      </w:r>
+      <w:r>
+        <w:rPr>
+          <w:rFonts w:ascii="Consolas" w:hAnsi="Consolas"/>
+          <w:color w:val="C00000"/>
+          <w:sz w:val="17"/>
+        </w:rPr>
+        <w:t>if</w:t>
+      </w:r>
+      <w:r>
+        <w:rPr>
+          <w:rFonts w:ascii="Consolas" w:hAnsi="Consolas"/>
+          <w:sz w:val="17"/>
+        </w:rPr>
+        <w:t xml:space="preserve"> causal </w:t>
+      </w:r>
+      <w:r>
+        <w:rPr>
+          <w:rFonts w:ascii="Consolas" w:hAnsi="Consolas"/>
+          <w:color w:val="C00000"/>
+          <w:sz w:val="17"/>
+        </w:rPr>
+        <w:t>is</w:t>
+      </w:r>
+      <w:r>
+        <w:rPr>
+          <w:rFonts w:ascii="Consolas" w:hAnsi="Consolas"/>
+          <w:sz w:val="17"/>
+        </w:rPr>
+        <w:t xml:space="preserve"> </w:t>
+      </w:r>
+      <w:r>
+        <w:rPr>
+          <w:rFonts w:ascii="Consolas" w:hAnsi="Consolas"/>
+          <w:color w:val="0F9ED5"/>
+          <w:sz w:val="17"/>
+        </w:rPr>
+        <w:t>None</w:t>
+      </w:r>
+      <w:r>
+        <w:rPr>
+          <w:rFonts w:ascii="Consolas" w:hAnsi="Consolas"/>
+          <w:sz w:val="17"/>
+        </w:rPr>
+        <w:t xml:space="preserve"> </w:t>
+      </w:r>
+      <w:r>
+        <w:rPr>
+          <w:rFonts w:ascii="Consolas" w:hAnsi="Consolas"/>
+          <w:color w:val="C00000"/>
+          <w:sz w:val="17"/>
+        </w:rPr>
+        <w:t>else</w:t>
+      </w:r>
+      <w:r>
+        <w:rPr>
+          <w:rFonts w:ascii="Consolas" w:hAnsi="Consolas"/>
+          <w:sz w:val="17"/>
+        </w:rPr>
+        <w:t xml:space="preserve"> causal,</w:t>
+      </w:r>
+    </w:p>
+    <w:p>
+      <w:r>
+        <w:rPr>
+          <w:rFonts w:ascii="Consolas" w:hAnsi="Consolas"/>
+          <w:sz w:val="17"/>
+        </w:rPr>
+        <w:t xml:space="preserve">        )</w:t>
+      </w:r>
+    </w:p>
+    <w:p>
+      <w:r>
+        <w:rPr>
+          <w:rFonts w:ascii="Consolas" w:hAnsi="Consolas"/>
+          <w:sz w:val="17"/>
+        </w:rPr>
+        <w:t xml:space="preserve">    out.</w:t>
+      </w:r>
+      <w:r>
+        <w:rPr>
+          <w:rFonts w:ascii="Consolas" w:hAnsi="Consolas"/>
+          <w:color w:val="80340D"/>
+          <w:sz w:val="17"/>
+        </w:rPr>
+        <w:t>append</w:t>
       </w:r>
       <w:r>
         <w:rPr>
@@ -61066,76 +65780,79 @@
           <w:color w:val="0B769F"/>
           <w:sz w:val="17"/>
         </w:rPr>
-        <w:t>N</w:t>
-      </w:r>
-      <w:r>
-        <w:rPr>
-          <w:rFonts w:ascii="Consolas" w:hAnsi="Consolas"/>
-          <w:sz w:val="17"/>
-        </w:rPr>
-        <w:t xml:space="preserve">, </w:t>
-      </w:r>
-      <w:r>
-        <w:rPr>
-          <w:rFonts w:ascii="Consolas" w:hAnsi="Consolas"/>
-          <w:color w:val="0F9ED5"/>
-          <w:sz w:val="17"/>
-        </w:rPr>
-        <w:t>1</w:t>
-      </w:r>
-      <w:r>
-        <w:rPr>
-          <w:rFonts w:ascii="Consolas" w:hAnsi="Consolas"/>
-          <w:sz w:val="17"/>
-        </w:rPr>
-        <w:t>)) * np.</w:t>
-      </w:r>
-      <w:r>
-        <w:rPr>
-          <w:rFonts w:ascii="Consolas" w:hAnsi="Consolas"/>
-          <w:color w:val="80340D"/>
-          <w:sz w:val="17"/>
-        </w:rPr>
-        <w:t>eye</w:t>
-      </w:r>
-      <w:r>
-        <w:rPr>
-          <w:rFonts w:ascii="Consolas" w:hAnsi="Consolas"/>
-          <w:sz w:val="17"/>
-        </w:rPr>
-        <w:t>(k)</w:t>
-      </w:r>
-    </w:p>
-    <w:p>
+        <w:t>ModelEntry</w:t>
+      </w:r>
+      <w:r>
+        <w:rPr>
+          <w:rFonts w:ascii="Consolas" w:hAnsi="Consolas"/>
+          <w:sz w:val="17"/>
+        </w:rPr>
+        <w:t>(</w:t>
+      </w:r>
+    </w:p>
+    <w:p>
+      <w:r>
+        <w:rPr>
+          <w:rFonts w:ascii="Consolas" w:hAnsi="Consolas"/>
+          <w:sz w:val="17"/>
+        </w:rPr>
+        <w:t xml:space="preserve">        </w:t>
+      </w:r>
+      <w:r>
+        <w:rPr>
+          <w:rFonts w:ascii="Consolas" w:hAnsi="Consolas"/>
+          <w:color w:val="4EA72E"/>
+          <w:sz w:val="17"/>
+        </w:rPr>
+        <w:t>"multixi (K=4 EMAs)"</w:t>
+      </w:r>
+      <w:r>
+        <w:rPr>
+          <w:rFonts w:ascii="Consolas" w:hAnsi="Consolas"/>
+          <w:sz w:val="17"/>
+        </w:rPr>
+        <w:t xml:space="preserve">, _cfg_multixi, </w:t>
+      </w:r>
       <w:r>
         <w:rPr>
           <w:rFonts w:ascii="Consolas" w:hAnsi="Consolas"/>
           <w:color w:val="0B769F"/>
           <w:sz w:val="17"/>
         </w:rPr>
-        <w:t>M_full</w:t>
-      </w:r>
-      <w:r>
-        <w:rPr>
-          <w:rFonts w:ascii="Consolas" w:hAnsi="Consolas"/>
-          <w:sz w:val="17"/>
-        </w:rPr>
-        <w:t xml:space="preserve"> = np.linalg.</w:t>
-      </w:r>
-      <w:r>
-        <w:rPr>
-          <w:rFonts w:ascii="Consolas" w:hAnsi="Consolas"/>
-          <w:color w:val="80340D"/>
-          <w:sz w:val="17"/>
-        </w:rPr>
-        <w:t>solve</w:t>
-      </w:r>
-      <w:r>
-        <w:rPr>
-          <w:rFonts w:ascii="Consolas" w:hAnsi="Consolas"/>
-          <w:sz w:val="17"/>
-        </w:rPr>
-        <w:t>(</w:t>
+        <w:t>ScalarPotentialLMSARFMassLNMultiXi</w:t>
+      </w:r>
+      <w:r>
+        <w:rPr>
+          <w:rFonts w:ascii="Consolas" w:hAnsi="Consolas"/>
+          <w:sz w:val="17"/>
+        </w:rPr>
+        <w:t>,</w:t>
+      </w:r>
+    </w:p>
+    <w:p>
+      <w:r>
+        <w:rPr>
+          <w:rFonts w:ascii="Consolas" w:hAnsi="Consolas"/>
+          <w:sz w:val="17"/>
+        </w:rPr>
+        <w:t xml:space="preserve">    ))</w:t>
+      </w:r>
+    </w:p>
+    <w:p>
+      <w:r>
+        <w:rPr>
+          <w:rFonts w:ascii="Consolas" w:hAnsi="Consolas"/>
+          <w:color w:val="C00000"/>
+          <w:sz w:val="17"/>
+        </w:rPr>
+        <w:t>except</w:t>
+      </w:r>
+      <w:r>
+        <w:rPr>
+          <w:rFonts w:ascii="Consolas" w:hAnsi="Consolas"/>
+          <w:sz w:val="17"/>
+        </w:rPr>
+        <w:t xml:space="preserve"> </w:t>
       </w:r>
       <w:r>
         <w:rPr>
@@ -61143,4546 +65860,40 @@
           <w:color w:val="0B769F"/>
           <w:sz w:val="17"/>
         </w:rPr>
-        <w:t>G</w:t>
-      </w:r>
-      <w:r>
-        <w:rPr>
-          <w:rFonts w:ascii="Consolas" w:hAnsi="Consolas"/>
-          <w:sz w:val="17"/>
-        </w:rPr>
-        <w:t xml:space="preserve"> + reg, </w:t>
-      </w:r>
-      <w:r>
-        <w:rPr>
-          <w:rFonts w:ascii="Consolas" w:hAnsi="Consolas"/>
-          <w:color w:val="0B769F"/>
-          <w:sz w:val="17"/>
-        </w:rPr>
-        <w:t>Xc</w:t>
-      </w:r>
-      <w:r>
-        <w:rPr>
-          <w:rFonts w:ascii="Consolas" w:hAnsi="Consolas"/>
-          <w:sz w:val="17"/>
-        </w:rPr>
-        <w:t>.</w:t>
-      </w:r>
-      <w:r>
-        <w:rPr>
-          <w:rFonts w:ascii="Consolas" w:hAnsi="Consolas"/>
-          <w:color w:val="0B769F"/>
-          <w:sz w:val="17"/>
-        </w:rPr>
-        <w:t>T</w:t>
-      </w:r>
-      <w:r>
-        <w:rPr>
-          <w:rFonts w:ascii="Consolas" w:hAnsi="Consolas"/>
-          <w:sz w:val="17"/>
-        </w:rPr>
-        <w:t xml:space="preserve"> @ </w:t>
-      </w:r>
-      <w:r>
-        <w:rPr>
-          <w:rFonts w:ascii="Consolas" w:hAnsi="Consolas"/>
-          <w:color w:val="0B769F"/>
-          <w:sz w:val="17"/>
-        </w:rPr>
-        <w:t>Yc</w:t>
-      </w:r>
-      <w:r>
-        <w:rPr>
-          <w:rFonts w:ascii="Consolas" w:hAnsi="Consolas"/>
-          <w:sz w:val="17"/>
-        </w:rPr>
-        <w:t>).</w:t>
-      </w:r>
-      <w:r>
-        <w:rPr>
-          <w:rFonts w:ascii="Consolas" w:hAnsi="Consolas"/>
-          <w:color w:val="0B769F"/>
-          <w:sz w:val="17"/>
-        </w:rPr>
-        <w:t>T</w:t>
-      </w:r>
-    </w:p>
-    <w:p>
-      <w:r>
-        <w:rPr>
-          <w:rFonts w:ascii="Consolas" w:hAnsi="Consolas"/>
-          <w:sz w:val="17"/>
-        </w:rPr>
-        <w:t xml:space="preserve">r2_full = </w:t>
-      </w:r>
-      <w:r>
-        <w:rPr>
-          <w:rFonts w:ascii="Consolas" w:hAnsi="Consolas"/>
-          <w:color w:val="0F9ED5"/>
-          <w:sz w:val="17"/>
-        </w:rPr>
-        <w:t>1.0</w:t>
-      </w:r>
-      <w:r>
-        <w:rPr>
-          <w:rFonts w:ascii="Consolas" w:hAnsi="Consolas"/>
-          <w:sz w:val="17"/>
-        </w:rPr>
-        <w:t xml:space="preserve"> - </w:t>
-      </w:r>
-      <w:r>
-        <w:rPr>
-          <w:rFonts w:ascii="Consolas" w:hAnsi="Consolas"/>
-          <w:color w:val="074F6A"/>
-          <w:sz w:val="17"/>
-        </w:rPr>
-        <w:t>float</w:t>
-      </w:r>
-      <w:r>
-        <w:rPr>
-          <w:rFonts w:ascii="Consolas" w:hAnsi="Consolas"/>
-          <w:sz w:val="17"/>
-        </w:rPr>
-        <w:t>(np.</w:t>
-      </w:r>
-      <w:r>
-        <w:rPr>
-          <w:rFonts w:ascii="Consolas" w:hAnsi="Consolas"/>
-          <w:color w:val="BF4E14"/>
-          <w:sz w:val="17"/>
-        </w:rPr>
-        <w:t>sum</w:t>
-      </w:r>
-      <w:r>
-        <w:rPr>
-          <w:rFonts w:ascii="Consolas" w:hAnsi="Consolas"/>
-          <w:sz w:val="17"/>
-        </w:rPr>
-        <w:t>((</w:t>
-      </w:r>
-      <w:r>
-        <w:rPr>
-          <w:rFonts w:ascii="Consolas" w:hAnsi="Consolas"/>
-          <w:color w:val="0B769F"/>
-          <w:sz w:val="17"/>
-        </w:rPr>
-        <w:t>Yc</w:t>
-      </w:r>
-      <w:r>
-        <w:rPr>
-          <w:rFonts w:ascii="Consolas" w:hAnsi="Consolas"/>
-          <w:sz w:val="17"/>
-        </w:rPr>
-        <w:t xml:space="preserve"> - </w:t>
-      </w:r>
-      <w:r>
-        <w:rPr>
-          <w:rFonts w:ascii="Consolas" w:hAnsi="Consolas"/>
-          <w:color w:val="0B769F"/>
-          <w:sz w:val="17"/>
-        </w:rPr>
-        <w:t>Xc</w:t>
-      </w:r>
-      <w:r>
-        <w:rPr>
-          <w:rFonts w:ascii="Consolas" w:hAnsi="Consolas"/>
-          <w:sz w:val="17"/>
-        </w:rPr>
-        <w:t xml:space="preserve"> @ </w:t>
-      </w:r>
-      <w:r>
-        <w:rPr>
-          <w:rFonts w:ascii="Consolas" w:hAnsi="Consolas"/>
-          <w:color w:val="0B769F"/>
-          <w:sz w:val="17"/>
-        </w:rPr>
-        <w:t>M_full</w:t>
-      </w:r>
-      <w:r>
-        <w:rPr>
-          <w:rFonts w:ascii="Consolas" w:hAnsi="Consolas"/>
-          <w:sz w:val="17"/>
-        </w:rPr>
-        <w:t>.</w:t>
-      </w:r>
-      <w:r>
-        <w:rPr>
-          <w:rFonts w:ascii="Consolas" w:hAnsi="Consolas"/>
-          <w:color w:val="0B769F"/>
-          <w:sz w:val="17"/>
-        </w:rPr>
-        <w:t>T</w:t>
-      </w:r>
-      <w:r>
-        <w:rPr>
-          <w:rFonts w:ascii="Consolas" w:hAnsi="Consolas"/>
-          <w:sz w:val="17"/>
-        </w:rPr>
-        <w:t xml:space="preserve">) ** </w:t>
-      </w:r>
-      <w:r>
-        <w:rPr>
-          <w:rFonts w:ascii="Consolas" w:hAnsi="Consolas"/>
-          <w:color w:val="0F9ED5"/>
-          <w:sz w:val="17"/>
-        </w:rPr>
-        <w:t>2</w:t>
-      </w:r>
-      <w:r>
-        <w:rPr>
-          <w:rFonts w:ascii="Consolas" w:hAnsi="Consolas"/>
-          <w:sz w:val="17"/>
-        </w:rPr>
-        <w:t xml:space="preserve">)) / (ss_tot + </w:t>
-      </w:r>
-      <w:r>
-        <w:rPr>
-          <w:rFonts w:ascii="Consolas" w:hAnsi="Consolas"/>
-          <w:color w:val="0F9ED5"/>
-          <w:sz w:val="17"/>
-        </w:rPr>
-        <w:t>1e-12</w:t>
-      </w:r>
-      <w:r>
-        <w:rPr>
-          <w:rFonts w:ascii="Consolas" w:hAnsi="Consolas"/>
-          <w:sz w:val="17"/>
-        </w:rPr>
-        <w:t>)</w:t>
+        <w:t>Exception</w:t>
+      </w:r>
+      <w:r>
+        <w:rPr>
+          <w:rFonts w:ascii="Consolas" w:hAnsi="Consolas"/>
+          <w:sz w:val="17"/>
+        </w:rPr>
+        <w:t>:</w:t>
+      </w:r>
+    </w:p>
+    <w:p>
+      <w:r>
+        <w:rPr>
+          <w:rFonts w:ascii="Consolas" w:hAnsi="Consolas"/>
+          <w:sz w:val="17"/>
+        </w:rPr>
+        <w:t xml:space="preserve">    </w:t>
+      </w:r>
+      <w:r>
+        <w:rPr>
+          <w:rFonts w:ascii="Consolas" w:hAnsi="Consolas"/>
+          <w:color w:val="C00000"/>
+          <w:sz w:val="17"/>
+        </w:rPr>
+        <w:t>pass</w:t>
       </w:r>
     </w:p>
     <w:p/>
     <w:p>
-      <w:r>
-        <w:rPr>
-          <w:rFonts w:ascii="Consolas" w:hAnsi="Consolas"/>
-          <w:color w:val="3A7C22"/>
-          <w:sz w:val="17"/>
-        </w:rPr>
-        <w:t># ---- Symmetric-constrained fit: parameterise M by its free upper triangle.</w:t>
-      </w:r>
-    </w:p>
-    <w:p>
-      <w:r>
-        <w:rPr>
-          <w:rFonts w:ascii="Consolas" w:hAnsi="Consolas"/>
-          <w:sz w:val="17"/>
-        </w:rPr>
-        <w:t xml:space="preserve">idx_ij = [(i, j) </w:t>
-      </w:r>
-      <w:r>
-        <w:rPr>
-          <w:rFonts w:ascii="Consolas" w:hAnsi="Consolas"/>
-          <w:color w:val="C00000"/>
-          <w:sz w:val="17"/>
-        </w:rPr>
-        <w:t>for</w:t>
-      </w:r>
-      <w:r>
-        <w:rPr>
-          <w:rFonts w:ascii="Consolas" w:hAnsi="Consolas"/>
-          <w:sz w:val="17"/>
-        </w:rPr>
-        <w:t xml:space="preserve"> i </w:t>
-      </w:r>
-      <w:r>
-        <w:rPr>
-          <w:rFonts w:ascii="Consolas" w:hAnsi="Consolas"/>
-          <w:color w:val="C00000"/>
-          <w:sz w:val="17"/>
-        </w:rPr>
-        <w:t>in</w:t>
-      </w:r>
-      <w:r>
-        <w:rPr>
-          <w:rFonts w:ascii="Consolas" w:hAnsi="Consolas"/>
-          <w:sz w:val="17"/>
-        </w:rPr>
-        <w:t xml:space="preserve"> </w:t>
-      </w:r>
-      <w:r>
-        <w:rPr>
-          <w:rFonts w:ascii="Consolas" w:hAnsi="Consolas"/>
-          <w:color w:val="BF4E14"/>
-          <w:sz w:val="17"/>
-        </w:rPr>
-        <w:t>range</w:t>
-      </w:r>
-      <w:r>
-        <w:rPr>
-          <w:rFonts w:ascii="Consolas" w:hAnsi="Consolas"/>
-          <w:sz w:val="17"/>
-        </w:rPr>
-        <w:t xml:space="preserve">(k) </w:t>
-      </w:r>
-      <w:r>
-        <w:rPr>
-          <w:rFonts w:ascii="Consolas" w:hAnsi="Consolas"/>
-          <w:color w:val="C00000"/>
-          <w:sz w:val="17"/>
-        </w:rPr>
-        <w:t>for</w:t>
-      </w:r>
-      <w:r>
-        <w:rPr>
-          <w:rFonts w:ascii="Consolas" w:hAnsi="Consolas"/>
-          <w:sz w:val="17"/>
-        </w:rPr>
-        <w:t xml:space="preserve"> j </w:t>
-      </w:r>
-      <w:r>
-        <w:rPr>
-          <w:rFonts w:ascii="Consolas" w:hAnsi="Consolas"/>
-          <w:color w:val="C00000"/>
-          <w:sz w:val="17"/>
-        </w:rPr>
-        <w:t>in</w:t>
-      </w:r>
-      <w:r>
-        <w:rPr>
-          <w:rFonts w:ascii="Consolas" w:hAnsi="Consolas"/>
-          <w:sz w:val="17"/>
-        </w:rPr>
-        <w:t xml:space="preserve"> </w:t>
-      </w:r>
-      <w:r>
-        <w:rPr>
-          <w:rFonts w:ascii="Consolas" w:hAnsi="Consolas"/>
-          <w:color w:val="BF4E14"/>
-          <w:sz w:val="17"/>
-        </w:rPr>
-        <w:t>range</w:t>
-      </w:r>
-      <w:r>
-        <w:rPr>
-          <w:rFonts w:ascii="Consolas" w:hAnsi="Consolas"/>
-          <w:sz w:val="17"/>
-        </w:rPr>
-        <w:t>(i, k)]</w:t>
-      </w:r>
-    </w:p>
-    <w:p>
-      <w:r>
-        <w:rPr>
-          <w:rFonts w:ascii="Consolas" w:hAnsi="Consolas"/>
-          <w:sz w:val="17"/>
-        </w:rPr>
-        <w:t xml:space="preserve">p      = </w:t>
-      </w:r>
-      <w:r>
-        <w:rPr>
-          <w:rFonts w:ascii="Consolas" w:hAnsi="Consolas"/>
-          <w:color w:val="BF4E14"/>
-          <w:sz w:val="17"/>
-        </w:rPr>
-        <w:t>len</w:t>
-      </w:r>
-      <w:r>
-        <w:rPr>
-          <w:rFonts w:ascii="Consolas" w:hAnsi="Consolas"/>
-          <w:sz w:val="17"/>
-        </w:rPr>
-        <w:t>(idx_ij)</w:t>
-      </w:r>
-    </w:p>
-    <w:p>
-      <w:r>
-        <w:rPr>
-          <w:rFonts w:ascii="Consolas" w:hAnsi="Consolas"/>
-          <w:color w:val="0B769F"/>
-          <w:sz w:val="17"/>
-        </w:rPr>
-        <w:t>Phi</w:t>
-      </w:r>
-      <w:r>
-        <w:rPr>
-          <w:rFonts w:ascii="Consolas" w:hAnsi="Consolas"/>
-          <w:sz w:val="17"/>
-        </w:rPr>
-        <w:t xml:space="preserve"> = np.</w:t>
-      </w:r>
-      <w:r>
-        <w:rPr>
-          <w:rFonts w:ascii="Consolas" w:hAnsi="Consolas"/>
-          <w:color w:val="80340D"/>
-          <w:sz w:val="17"/>
-        </w:rPr>
-        <w:t>zeros</w:t>
-      </w:r>
-      <w:r>
-        <w:rPr>
-          <w:rFonts w:ascii="Consolas" w:hAnsi="Consolas"/>
-          <w:sz w:val="17"/>
-        </w:rPr>
-        <w:t>((</w:t>
-      </w:r>
-      <w:r>
-        <w:rPr>
-          <w:rFonts w:ascii="Consolas" w:hAnsi="Consolas"/>
-          <w:color w:val="0B769F"/>
-          <w:sz w:val="17"/>
-        </w:rPr>
-        <w:t>N</w:t>
-      </w:r>
-      <w:r>
-        <w:rPr>
-          <w:rFonts w:ascii="Consolas" w:hAnsi="Consolas"/>
-          <w:sz w:val="17"/>
-        </w:rPr>
-        <w:t xml:space="preserve"> * k, p))</w:t>
-      </w:r>
-    </w:p>
-    <w:p>
-      <w:r>
-        <w:rPr>
-          <w:rFonts w:ascii="Consolas" w:hAnsi="Consolas"/>
-          <w:color w:val="C00000"/>
-          <w:sz w:val="17"/>
-        </w:rPr>
-        <w:t>for</w:t>
-      </w:r>
-      <w:r>
-        <w:rPr>
-          <w:rFonts w:ascii="Consolas" w:hAnsi="Consolas"/>
-          <w:sz w:val="17"/>
-        </w:rPr>
-        <w:t xml:space="preserve"> col, (i, j) </w:t>
-      </w:r>
-      <w:r>
-        <w:rPr>
-          <w:rFonts w:ascii="Consolas" w:hAnsi="Consolas"/>
-          <w:color w:val="C00000"/>
-          <w:sz w:val="17"/>
-        </w:rPr>
-        <w:t>in</w:t>
-      </w:r>
-      <w:r>
-        <w:rPr>
-          <w:rFonts w:ascii="Consolas" w:hAnsi="Consolas"/>
-          <w:sz w:val="17"/>
-        </w:rPr>
-        <w:t xml:space="preserve"> </w:t>
-      </w:r>
-      <w:r>
-        <w:rPr>
-          <w:rFonts w:ascii="Consolas" w:hAnsi="Consolas"/>
-          <w:color w:val="BF4E14"/>
-          <w:sz w:val="17"/>
-        </w:rPr>
-        <w:t>enumerate</w:t>
-      </w:r>
-      <w:r>
-        <w:rPr>
-          <w:rFonts w:ascii="Consolas" w:hAnsi="Consolas"/>
-          <w:sz w:val="17"/>
-        </w:rPr>
-        <w:t>(idx_ij):</w:t>
-      </w:r>
-    </w:p>
-    <w:p>
-      <w:r>
-        <w:rPr>
-          <w:rFonts w:ascii="Consolas" w:hAnsi="Consolas"/>
-          <w:sz w:val="17"/>
-        </w:rPr>
-        <w:t xml:space="preserve">    </w:t>
-      </w:r>
-      <w:r>
-        <w:rPr>
-          <w:rFonts w:ascii="Consolas" w:hAnsi="Consolas"/>
-          <w:color w:val="C00000"/>
-          <w:sz w:val="17"/>
-        </w:rPr>
-        <w:t>if</w:t>
-      </w:r>
-      <w:r>
-        <w:rPr>
-          <w:rFonts w:ascii="Consolas" w:hAnsi="Consolas"/>
-          <w:sz w:val="17"/>
-        </w:rPr>
-        <w:t xml:space="preserve"> i == j:</w:t>
-      </w:r>
-    </w:p>
-    <w:p>
-      <w:r>
-        <w:rPr>
-          <w:rFonts w:ascii="Consolas" w:hAnsi="Consolas"/>
-          <w:sz w:val="17"/>
-        </w:rPr>
-        <w:t xml:space="preserve">        </w:t>
-      </w:r>
-      <w:r>
-        <w:rPr>
-          <w:rFonts w:ascii="Consolas" w:hAnsi="Consolas"/>
-          <w:color w:val="0B769F"/>
-          <w:sz w:val="17"/>
-        </w:rPr>
-        <w:t>Phi</w:t>
-      </w:r>
-      <w:r>
-        <w:rPr>
-          <w:rFonts w:ascii="Consolas" w:hAnsi="Consolas"/>
-          <w:sz w:val="17"/>
-        </w:rPr>
-        <w:t xml:space="preserve">[i * </w:t>
-      </w:r>
-      <w:r>
-        <w:rPr>
-          <w:rFonts w:ascii="Consolas" w:hAnsi="Consolas"/>
-          <w:color w:val="0B769F"/>
-          <w:sz w:val="17"/>
-        </w:rPr>
-        <w:t>N</w:t>
-      </w:r>
-      <w:r>
-        <w:rPr>
-          <w:rFonts w:ascii="Consolas" w:hAnsi="Consolas"/>
-          <w:sz w:val="17"/>
-        </w:rPr>
-        <w:t xml:space="preserve">:(i + </w:t>
-      </w:r>
-      <w:r>
-        <w:rPr>
-          <w:rFonts w:ascii="Consolas" w:hAnsi="Consolas"/>
-          <w:color w:val="0F9ED5"/>
-          <w:sz w:val="17"/>
-        </w:rPr>
-        <w:t>1</w:t>
-      </w:r>
-      <w:r>
-        <w:rPr>
-          <w:rFonts w:ascii="Consolas" w:hAnsi="Consolas"/>
-          <w:sz w:val="17"/>
-        </w:rPr>
-        <w:t xml:space="preserve">) * </w:t>
-      </w:r>
-      <w:r>
-        <w:rPr>
-          <w:rFonts w:ascii="Consolas" w:hAnsi="Consolas"/>
-          <w:color w:val="0B769F"/>
-          <w:sz w:val="17"/>
-        </w:rPr>
-        <w:t>N</w:t>
-      </w:r>
-      <w:r>
-        <w:rPr>
-          <w:rFonts w:ascii="Consolas" w:hAnsi="Consolas"/>
-          <w:sz w:val="17"/>
-        </w:rPr>
-        <w:t xml:space="preserve">, col] = </w:t>
-      </w:r>
-      <w:r>
-        <w:rPr>
-          <w:rFonts w:ascii="Consolas" w:hAnsi="Consolas"/>
-          <w:color w:val="0B769F"/>
-          <w:sz w:val="17"/>
-        </w:rPr>
-        <w:t>Xc</w:t>
-      </w:r>
-      <w:r>
-        <w:rPr>
-          <w:rFonts w:ascii="Consolas" w:hAnsi="Consolas"/>
-          <w:sz w:val="17"/>
-        </w:rPr>
-        <w:t>[:, i]</w:t>
-      </w:r>
-    </w:p>
-    <w:p>
-      <w:r>
-        <w:rPr>
-          <w:rFonts w:ascii="Consolas" w:hAnsi="Consolas"/>
-          <w:sz w:val="17"/>
-        </w:rPr>
-        <w:t xml:space="preserve">    </w:t>
-      </w:r>
-      <w:r>
-        <w:rPr>
-          <w:rFonts w:ascii="Consolas" w:hAnsi="Consolas"/>
-          <w:color w:val="C00000"/>
-          <w:sz w:val="17"/>
-        </w:rPr>
-        <w:t>else</w:t>
-      </w:r>
-      <w:r>
-        <w:rPr>
-          <w:rFonts w:ascii="Consolas" w:hAnsi="Consolas"/>
-          <w:sz w:val="17"/>
-        </w:rPr>
-        <w:t>:</w:t>
-      </w:r>
-    </w:p>
-    <w:p>
-      <w:r>
-        <w:rPr>
-          <w:rFonts w:ascii="Consolas" w:hAnsi="Consolas"/>
-          <w:sz w:val="17"/>
-        </w:rPr>
-        <w:t xml:space="preserve">        </w:t>
-      </w:r>
-      <w:r>
-        <w:rPr>
-          <w:rFonts w:ascii="Consolas" w:hAnsi="Consolas"/>
-          <w:color w:val="0B769F"/>
-          <w:sz w:val="17"/>
-        </w:rPr>
-        <w:t>Phi</w:t>
-      </w:r>
-      <w:r>
-        <w:rPr>
-          <w:rFonts w:ascii="Consolas" w:hAnsi="Consolas"/>
-          <w:sz w:val="17"/>
-        </w:rPr>
-        <w:t xml:space="preserve">[j * </w:t>
-      </w:r>
-      <w:r>
-        <w:rPr>
-          <w:rFonts w:ascii="Consolas" w:hAnsi="Consolas"/>
-          <w:color w:val="0B769F"/>
-          <w:sz w:val="17"/>
-        </w:rPr>
-        <w:t>N</w:t>
-      </w:r>
-      <w:r>
-        <w:rPr>
-          <w:rFonts w:ascii="Consolas" w:hAnsi="Consolas"/>
-          <w:sz w:val="17"/>
-        </w:rPr>
-        <w:t xml:space="preserve">:(j + </w:t>
-      </w:r>
-      <w:r>
-        <w:rPr>
-          <w:rFonts w:ascii="Consolas" w:hAnsi="Consolas"/>
-          <w:color w:val="0F9ED5"/>
-          <w:sz w:val="17"/>
-        </w:rPr>
-        <w:t>1</w:t>
-      </w:r>
-      <w:r>
-        <w:rPr>
-          <w:rFonts w:ascii="Consolas" w:hAnsi="Consolas"/>
-          <w:sz w:val="17"/>
-        </w:rPr>
-        <w:t xml:space="preserve">) * </w:t>
-      </w:r>
-      <w:r>
-        <w:rPr>
-          <w:rFonts w:ascii="Consolas" w:hAnsi="Consolas"/>
-          <w:color w:val="0B769F"/>
-          <w:sz w:val="17"/>
-        </w:rPr>
-        <w:t>N</w:t>
-      </w:r>
-      <w:r>
-        <w:rPr>
-          <w:rFonts w:ascii="Consolas" w:hAnsi="Consolas"/>
-          <w:sz w:val="17"/>
-        </w:rPr>
-        <w:t xml:space="preserve">, col] = </w:t>
-      </w:r>
-      <w:r>
-        <w:rPr>
-          <w:rFonts w:ascii="Consolas" w:hAnsi="Consolas"/>
-          <w:color w:val="0B769F"/>
-          <w:sz w:val="17"/>
-        </w:rPr>
-        <w:t>Xc</w:t>
-      </w:r>
-      <w:r>
-        <w:rPr>
-          <w:rFonts w:ascii="Consolas" w:hAnsi="Consolas"/>
-          <w:sz w:val="17"/>
-        </w:rPr>
-        <w:t xml:space="preserve">[:, i]   </w:t>
-      </w:r>
-      <w:r>
-        <w:rPr>
-          <w:rFonts w:ascii="Consolas" w:hAnsi="Consolas"/>
-          <w:color w:val="3A7C22"/>
-          <w:sz w:val="17"/>
-        </w:rPr>
-        <w:t># column j gets predictor i</w:t>
-      </w:r>
-    </w:p>
-    <w:p>
-      <w:r>
-        <w:rPr>
-          <w:rFonts w:ascii="Consolas" w:hAnsi="Consolas"/>
-          <w:sz w:val="17"/>
-        </w:rPr>
-        <w:t xml:space="preserve">        </w:t>
-      </w:r>
-      <w:r>
-        <w:rPr>
-          <w:rFonts w:ascii="Consolas" w:hAnsi="Consolas"/>
-          <w:color w:val="0B769F"/>
-          <w:sz w:val="17"/>
-        </w:rPr>
-        <w:t>Phi</w:t>
-      </w:r>
-      <w:r>
-        <w:rPr>
-          <w:rFonts w:ascii="Consolas" w:hAnsi="Consolas"/>
-          <w:sz w:val="17"/>
-        </w:rPr>
-        <w:t xml:space="preserve">[i * </w:t>
-      </w:r>
-      <w:r>
-        <w:rPr>
-          <w:rFonts w:ascii="Consolas" w:hAnsi="Consolas"/>
-          <w:color w:val="0B769F"/>
-          <w:sz w:val="17"/>
-        </w:rPr>
-        <w:t>N</w:t>
-      </w:r>
-      <w:r>
-        <w:rPr>
-          <w:rFonts w:ascii="Consolas" w:hAnsi="Consolas"/>
-          <w:sz w:val="17"/>
-        </w:rPr>
-        <w:t xml:space="preserve">:(i + </w:t>
-      </w:r>
-      <w:r>
-        <w:rPr>
-          <w:rFonts w:ascii="Consolas" w:hAnsi="Consolas"/>
-          <w:color w:val="0F9ED5"/>
-          <w:sz w:val="17"/>
-        </w:rPr>
-        <w:t>1</w:t>
-      </w:r>
-      <w:r>
-        <w:rPr>
-          <w:rFonts w:ascii="Consolas" w:hAnsi="Consolas"/>
-          <w:sz w:val="17"/>
-        </w:rPr>
-        <w:t xml:space="preserve">) * </w:t>
-      </w:r>
-      <w:r>
-        <w:rPr>
-          <w:rFonts w:ascii="Consolas" w:hAnsi="Consolas"/>
-          <w:color w:val="0B769F"/>
-          <w:sz w:val="17"/>
-        </w:rPr>
-        <w:t>N</w:t>
-      </w:r>
-      <w:r>
-        <w:rPr>
-          <w:rFonts w:ascii="Consolas" w:hAnsi="Consolas"/>
-          <w:sz w:val="17"/>
-        </w:rPr>
-        <w:t xml:space="preserve">, col] = </w:t>
-      </w:r>
-      <w:r>
-        <w:rPr>
-          <w:rFonts w:ascii="Consolas" w:hAnsi="Consolas"/>
-          <w:color w:val="0B769F"/>
-          <w:sz w:val="17"/>
-        </w:rPr>
-        <w:t>Xc</w:t>
-      </w:r>
-      <w:r>
-        <w:rPr>
-          <w:rFonts w:ascii="Consolas" w:hAnsi="Consolas"/>
-          <w:sz w:val="17"/>
-        </w:rPr>
-        <w:t xml:space="preserve">[:, j]   </w:t>
-      </w:r>
-      <w:r>
-        <w:rPr>
-          <w:rFonts w:ascii="Consolas" w:hAnsi="Consolas"/>
-          <w:color w:val="3A7C22"/>
-          <w:sz w:val="17"/>
-        </w:rPr>
-        <w:t># column i gets predictor j</w:t>
-      </w:r>
-    </w:p>
-    <w:p>
-      <w:r>
-        <w:rPr>
-          <w:rFonts w:ascii="Consolas" w:hAnsi="Consolas"/>
-          <w:sz w:val="17"/>
-        </w:rPr>
-        <w:t>vecY  = np.</w:t>
-      </w:r>
-      <w:r>
-        <w:rPr>
-          <w:rFonts w:ascii="Consolas" w:hAnsi="Consolas"/>
-          <w:color w:val="80340D"/>
-          <w:sz w:val="17"/>
-        </w:rPr>
-        <w:t>concatenate</w:t>
-      </w:r>
-      <w:r>
-        <w:rPr>
-          <w:rFonts w:ascii="Consolas" w:hAnsi="Consolas"/>
-          <w:sz w:val="17"/>
-        </w:rPr>
-        <w:t>([</w:t>
-      </w:r>
-      <w:r>
-        <w:rPr>
-          <w:rFonts w:ascii="Consolas" w:hAnsi="Consolas"/>
-          <w:color w:val="0B769F"/>
-          <w:sz w:val="17"/>
-        </w:rPr>
-        <w:t>Yc</w:t>
-      </w:r>
-      <w:r>
-        <w:rPr>
-          <w:rFonts w:ascii="Consolas" w:hAnsi="Consolas"/>
-          <w:sz w:val="17"/>
-        </w:rPr>
-        <w:t xml:space="preserve">[:, c] </w:t>
-      </w:r>
-      <w:r>
-        <w:rPr>
-          <w:rFonts w:ascii="Consolas" w:hAnsi="Consolas"/>
-          <w:color w:val="C00000"/>
-          <w:sz w:val="17"/>
-        </w:rPr>
-        <w:t>for</w:t>
-      </w:r>
-      <w:r>
-        <w:rPr>
-          <w:rFonts w:ascii="Consolas" w:hAnsi="Consolas"/>
-          <w:sz w:val="17"/>
-        </w:rPr>
-        <w:t xml:space="preserve"> c </w:t>
-      </w:r>
-      <w:r>
-        <w:rPr>
-          <w:rFonts w:ascii="Consolas" w:hAnsi="Consolas"/>
-          <w:color w:val="C00000"/>
-          <w:sz w:val="17"/>
-        </w:rPr>
-        <w:t>in</w:t>
-      </w:r>
-      <w:r>
-        <w:rPr>
-          <w:rFonts w:ascii="Consolas" w:hAnsi="Consolas"/>
-          <w:sz w:val="17"/>
-        </w:rPr>
-        <w:t xml:space="preserve"> </w:t>
-      </w:r>
-      <w:r>
-        <w:rPr>
-          <w:rFonts w:ascii="Consolas" w:hAnsi="Consolas"/>
-          <w:color w:val="BF4E14"/>
-          <w:sz w:val="17"/>
-        </w:rPr>
-        <w:t>range</w:t>
-      </w:r>
-      <w:r>
-        <w:rPr>
-          <w:rFonts w:ascii="Consolas" w:hAnsi="Consolas"/>
-          <w:sz w:val="17"/>
-        </w:rPr>
-        <w:t>(k)], axis=</w:t>
-      </w:r>
-      <w:r>
-        <w:rPr>
-          <w:rFonts w:ascii="Consolas" w:hAnsi="Consolas"/>
-          <w:color w:val="0F9ED5"/>
-          <w:sz w:val="17"/>
-        </w:rPr>
-        <w:t>0</w:t>
-      </w:r>
-      <w:r>
-        <w:rPr>
-          <w:rFonts w:ascii="Consolas" w:hAnsi="Consolas"/>
-          <w:sz w:val="17"/>
-        </w:rPr>
-        <w:t>)</w:t>
-      </w:r>
-    </w:p>
-    <w:p>
-      <w:r>
-        <w:rPr>
-          <w:rFonts w:ascii="Consolas" w:hAnsi="Consolas"/>
-          <w:sz w:val="17"/>
-        </w:rPr>
-        <w:t>h_sym = np.linalg.</w:t>
-      </w:r>
-      <w:r>
-        <w:rPr>
-          <w:rFonts w:ascii="Consolas" w:hAnsi="Consolas"/>
-          <w:color w:val="80340D"/>
-          <w:sz w:val="17"/>
-        </w:rPr>
-        <w:t>solve</w:t>
-      </w:r>
-      <w:r>
-        <w:rPr>
-          <w:rFonts w:ascii="Consolas" w:hAnsi="Consolas"/>
-          <w:sz w:val="17"/>
-        </w:rPr>
-        <w:t>(</w:t>
-      </w:r>
-      <w:r>
-        <w:rPr>
-          <w:rFonts w:ascii="Consolas" w:hAnsi="Consolas"/>
-          <w:color w:val="0B769F"/>
-          <w:sz w:val="17"/>
-        </w:rPr>
-        <w:t>Phi</w:t>
-      </w:r>
-      <w:r>
-        <w:rPr>
-          <w:rFonts w:ascii="Consolas" w:hAnsi="Consolas"/>
-          <w:sz w:val="17"/>
-        </w:rPr>
-        <w:t>.</w:t>
-      </w:r>
-      <w:r>
-        <w:rPr>
-          <w:rFonts w:ascii="Consolas" w:hAnsi="Consolas"/>
-          <w:color w:val="0B769F"/>
-          <w:sz w:val="17"/>
-        </w:rPr>
-        <w:t>T</w:t>
-      </w:r>
-      <w:r>
-        <w:rPr>
-          <w:rFonts w:ascii="Consolas" w:hAnsi="Consolas"/>
-          <w:sz w:val="17"/>
-        </w:rPr>
-        <w:t xml:space="preserve"> @ </w:t>
-      </w:r>
-      <w:r>
-        <w:rPr>
-          <w:rFonts w:ascii="Consolas" w:hAnsi="Consolas"/>
-          <w:color w:val="0B769F"/>
-          <w:sz w:val="17"/>
-        </w:rPr>
-        <w:t>Phi</w:t>
-      </w:r>
-      <w:r>
-        <w:rPr>
-          <w:rFonts w:ascii="Consolas" w:hAnsi="Consolas"/>
-          <w:sz w:val="17"/>
-        </w:rPr>
-        <w:t xml:space="preserve"> + reg2, </w:t>
-      </w:r>
-      <w:r>
-        <w:rPr>
-          <w:rFonts w:ascii="Consolas" w:hAnsi="Consolas"/>
-          <w:color w:val="0B769F"/>
-          <w:sz w:val="17"/>
-        </w:rPr>
-        <w:t>Phi</w:t>
-      </w:r>
-      <w:r>
-        <w:rPr>
-          <w:rFonts w:ascii="Consolas" w:hAnsi="Consolas"/>
-          <w:sz w:val="17"/>
-        </w:rPr>
-        <w:t>.</w:t>
-      </w:r>
-      <w:r>
-        <w:rPr>
-          <w:rFonts w:ascii="Consolas" w:hAnsi="Consolas"/>
-          <w:color w:val="0B769F"/>
-          <w:sz w:val="17"/>
-        </w:rPr>
-        <w:t>T</w:t>
-      </w:r>
-      <w:r>
-        <w:rPr>
-          <w:rFonts w:ascii="Consolas" w:hAnsi="Consolas"/>
-          <w:sz w:val="17"/>
-        </w:rPr>
-        <w:t xml:space="preserve"> @ vecY)</w:t>
-      </w:r>
-    </w:p>
-    <w:p/>
-    <w:p>
       <w:pPr>
         <w:pStyle w:val="Heading3"/>
       </w:pPr>
-      <w:bookmarkStart w:id="44" w:name="_Toc231120087"/>
-      <w:r>
-        <w:t xml:space="preserve">Why velocity matters: </w:t>
-      </w:r>
-      <w:r>
-        <w:rPr>
-          <w:rFonts w:ascii="Consolas" w:hAnsi="Consolas"/>
-        </w:rPr>
-        <w:t>fit_second_order</w:t>
-      </w:r>
-      <w:bookmarkEnd w:id="44"/>
-    </w:p>
-    <w:p>
-      <w:r>
-        <w:t xml:space="preserve">A position-only fit is confounded for damped second-order dynamics: the single-step transition mixes position </w:t>
-      </w:r>
-      <w:r>
-        <w:rPr>
-          <w:rFonts w:ascii="Consolas" w:hAnsi="Consolas"/>
-          <w:sz w:val="17"/>
-        </w:rPr>
-        <w:t>x_l</w:t>
-      </w:r>
-      <w:r>
-        <w:t xml:space="preserve"> with the hidden velocity </w:t>
-      </w:r>
-      <w:r>
-        <w:rPr>
-          <w:rFonts w:ascii="Consolas" w:hAnsi="Consolas"/>
-          <w:sz w:val="17"/>
-        </w:rPr>
-        <w:t>v_l = x_l - x_{l-1}</w:t>
-      </w:r>
-      <w:r>
-        <w:t xml:space="preserve">, and that mixing can manufacture apparent asymmetry even in a genuinely conservative flow. The velocity-aware fit removes the confound by regressing on the concatenated design </w:t>
-      </w:r>
-      <w:r>
-        <w:rPr>
-          <w:rFonts w:ascii="Consolas" w:hAnsi="Consolas"/>
-          <w:sz w:val="17"/>
-        </w:rPr>
-        <w:t>[X | V]</w:t>
-      </w:r>
-      <w:r>
-        <w:t xml:space="preserve">, letting an unconstrained </w:t>
-      </w:r>
-      <w:r>
-        <w:rPr>
-          <w:rFonts w:ascii="Consolas" w:hAnsi="Consolas"/>
-          <w:sz w:val="17"/>
-        </w:rPr>
-        <w:t>A</w:t>
-      </w:r>
-      <w:r>
-        <w:t xml:space="preserve"> absorb the velocity term while </w:t>
-      </w:r>
-      <w:r>
-        <w:rPr>
-          <w:rFonts w:ascii="Consolas" w:hAnsi="Consolas"/>
-          <w:sz w:val="17"/>
-        </w:rPr>
-        <w:t>M</w:t>
-      </w:r>
-      <w:r>
-        <w:t xml:space="preserve"> — now the clean per-step spring matrix — is the operator whose symmetry is tested:</w:t>
-      </w:r>
-    </w:p>
-    <w:p/>
-    <w:p>
-      <w:r>
-        <w:rPr>
-          <w:rFonts w:ascii="Consolas" w:hAnsi="Consolas"/>
-          <w:color w:val="3A7C22"/>
-          <w:sz w:val="17"/>
-        </w:rPr>
-        <w:t># ---- Unconstrained (concatenated design [X | V] of shape (N, 2k)).</w:t>
-      </w:r>
-    </w:p>
-    <w:p>
-      <w:r>
-        <w:rPr>
-          <w:rFonts w:ascii="Consolas" w:hAnsi="Consolas"/>
-          <w:color w:val="0B769F"/>
-          <w:sz w:val="17"/>
-        </w:rPr>
-        <w:t>Phi</w:t>
-      </w:r>
-      <w:r>
-        <w:rPr>
-          <w:rFonts w:ascii="Consolas" w:hAnsi="Consolas"/>
-          <w:sz w:val="17"/>
-        </w:rPr>
-        <w:t xml:space="preserve"> = np.</w:t>
-      </w:r>
-      <w:r>
-        <w:rPr>
-          <w:rFonts w:ascii="Consolas" w:hAnsi="Consolas"/>
-          <w:color w:val="80340D"/>
-          <w:sz w:val="17"/>
-        </w:rPr>
-        <w:t>concatenate</w:t>
-      </w:r>
-      <w:r>
-        <w:rPr>
-          <w:rFonts w:ascii="Consolas" w:hAnsi="Consolas"/>
-          <w:sz w:val="17"/>
-        </w:rPr>
-        <w:t>([</w:t>
-      </w:r>
-      <w:r>
-        <w:rPr>
-          <w:rFonts w:ascii="Consolas" w:hAnsi="Consolas"/>
-          <w:color w:val="0B769F"/>
-          <w:sz w:val="17"/>
-        </w:rPr>
-        <w:t>Xc</w:t>
-      </w:r>
-      <w:r>
-        <w:rPr>
-          <w:rFonts w:ascii="Consolas" w:hAnsi="Consolas"/>
-          <w:sz w:val="17"/>
-        </w:rPr>
-        <w:t xml:space="preserve">, </w:t>
-      </w:r>
-      <w:r>
-        <w:rPr>
-          <w:rFonts w:ascii="Consolas" w:hAnsi="Consolas"/>
-          <w:color w:val="0B769F"/>
-          <w:sz w:val="17"/>
-        </w:rPr>
-        <w:t>Vc</w:t>
-      </w:r>
-      <w:r>
-        <w:rPr>
-          <w:rFonts w:ascii="Consolas" w:hAnsi="Consolas"/>
-          <w:sz w:val="17"/>
-        </w:rPr>
-        <w:t>], axis=</w:t>
-      </w:r>
-      <w:r>
-        <w:rPr>
-          <w:rFonts w:ascii="Consolas" w:hAnsi="Consolas"/>
-          <w:color w:val="0F9ED5"/>
-          <w:sz w:val="17"/>
-        </w:rPr>
-        <w:t>1</w:t>
-      </w:r>
-      <w:r>
-        <w:rPr>
-          <w:rFonts w:ascii="Consolas" w:hAnsi="Consolas"/>
-          <w:sz w:val="17"/>
-        </w:rPr>
-        <w:t xml:space="preserve">)                    </w:t>
-      </w:r>
-      <w:r>
-        <w:rPr>
-          <w:rFonts w:ascii="Consolas" w:hAnsi="Consolas"/>
-          <w:color w:val="3A7C22"/>
-          <w:sz w:val="17"/>
-        </w:rPr>
-        <w:t># (N, 2k)</w:t>
-      </w:r>
-    </w:p>
-    <w:p>
-      <w:r>
-        <w:rPr>
-          <w:rFonts w:ascii="Consolas" w:hAnsi="Consolas"/>
-          <w:color w:val="0B769F"/>
-          <w:sz w:val="17"/>
-        </w:rPr>
-        <w:t>G</w:t>
-      </w:r>
-      <w:r>
-        <w:rPr>
-          <w:rFonts w:ascii="Consolas" w:hAnsi="Consolas"/>
-          <w:sz w:val="17"/>
-        </w:rPr>
-        <w:t xml:space="preserve">   = </w:t>
-      </w:r>
-      <w:r>
-        <w:rPr>
-          <w:rFonts w:ascii="Consolas" w:hAnsi="Consolas"/>
-          <w:color w:val="0B769F"/>
-          <w:sz w:val="17"/>
-        </w:rPr>
-        <w:t>Phi</w:t>
-      </w:r>
-      <w:r>
-        <w:rPr>
-          <w:rFonts w:ascii="Consolas" w:hAnsi="Consolas"/>
-          <w:sz w:val="17"/>
-        </w:rPr>
-        <w:t>.</w:t>
-      </w:r>
-      <w:r>
-        <w:rPr>
-          <w:rFonts w:ascii="Consolas" w:hAnsi="Consolas"/>
-          <w:color w:val="0B769F"/>
-          <w:sz w:val="17"/>
-        </w:rPr>
-        <w:t>T</w:t>
-      </w:r>
-      <w:r>
-        <w:rPr>
-          <w:rFonts w:ascii="Consolas" w:hAnsi="Consolas"/>
-          <w:sz w:val="17"/>
-        </w:rPr>
-        <w:t xml:space="preserve"> @ </w:t>
-      </w:r>
-      <w:r>
-        <w:rPr>
-          <w:rFonts w:ascii="Consolas" w:hAnsi="Consolas"/>
-          <w:color w:val="0B769F"/>
-          <w:sz w:val="17"/>
-        </w:rPr>
-        <w:t>Phi</w:t>
-      </w:r>
-    </w:p>
-    <w:p>
-      <w:r>
-        <w:rPr>
-          <w:rFonts w:ascii="Consolas" w:hAnsi="Consolas"/>
-          <w:sz w:val="17"/>
-        </w:rPr>
-        <w:t>reg = ridge * (np.</w:t>
-      </w:r>
-      <w:r>
-        <w:rPr>
-          <w:rFonts w:ascii="Consolas" w:hAnsi="Consolas"/>
-          <w:color w:val="80340D"/>
-          <w:sz w:val="17"/>
-        </w:rPr>
-        <w:t>trace</w:t>
-      </w:r>
-      <w:r>
-        <w:rPr>
-          <w:rFonts w:ascii="Consolas" w:hAnsi="Consolas"/>
-          <w:sz w:val="17"/>
-        </w:rPr>
-        <w:t>(</w:t>
-      </w:r>
-      <w:r>
-        <w:rPr>
-          <w:rFonts w:ascii="Consolas" w:hAnsi="Consolas"/>
-          <w:color w:val="0B769F"/>
-          <w:sz w:val="17"/>
-        </w:rPr>
-        <w:t>G</w:t>
-      </w:r>
-      <w:r>
-        <w:rPr>
-          <w:rFonts w:ascii="Consolas" w:hAnsi="Consolas"/>
-          <w:sz w:val="17"/>
-        </w:rPr>
-        <w:t xml:space="preserve">) / </w:t>
-      </w:r>
-      <w:r>
-        <w:rPr>
-          <w:rFonts w:ascii="Consolas" w:hAnsi="Consolas"/>
-          <w:color w:val="BF4E14"/>
-          <w:sz w:val="17"/>
-        </w:rPr>
-        <w:t>max</w:t>
-      </w:r>
-      <w:r>
-        <w:rPr>
-          <w:rFonts w:ascii="Consolas" w:hAnsi="Consolas"/>
-          <w:sz w:val="17"/>
-        </w:rPr>
-        <w:t>(</w:t>
-      </w:r>
-      <w:r>
-        <w:rPr>
-          <w:rFonts w:ascii="Consolas" w:hAnsi="Consolas"/>
-          <w:color w:val="0B769F"/>
-          <w:sz w:val="17"/>
-        </w:rPr>
-        <w:t>N</w:t>
-      </w:r>
-      <w:r>
-        <w:rPr>
-          <w:rFonts w:ascii="Consolas" w:hAnsi="Consolas"/>
-          <w:sz w:val="17"/>
-        </w:rPr>
-        <w:t xml:space="preserve">, </w:t>
-      </w:r>
-      <w:r>
-        <w:rPr>
-          <w:rFonts w:ascii="Consolas" w:hAnsi="Consolas"/>
-          <w:color w:val="0F9ED5"/>
-          <w:sz w:val="17"/>
-        </w:rPr>
-        <w:t>1</w:t>
-      </w:r>
-      <w:r>
-        <w:rPr>
-          <w:rFonts w:ascii="Consolas" w:hAnsi="Consolas"/>
-          <w:sz w:val="17"/>
-        </w:rPr>
-        <w:t>)) * np.</w:t>
-      </w:r>
-      <w:r>
-        <w:rPr>
-          <w:rFonts w:ascii="Consolas" w:hAnsi="Consolas"/>
-          <w:color w:val="80340D"/>
-          <w:sz w:val="17"/>
-        </w:rPr>
-        <w:t>eye</w:t>
-      </w:r>
-      <w:r>
-        <w:rPr>
-          <w:rFonts w:ascii="Consolas" w:hAnsi="Consolas"/>
-          <w:sz w:val="17"/>
-        </w:rPr>
-        <w:t>(</w:t>
-      </w:r>
-      <w:r>
-        <w:rPr>
-          <w:rFonts w:ascii="Consolas" w:hAnsi="Consolas"/>
-          <w:color w:val="0F9ED5"/>
-          <w:sz w:val="17"/>
-        </w:rPr>
-        <w:t>2</w:t>
-      </w:r>
-      <w:r>
-        <w:rPr>
-          <w:rFonts w:ascii="Consolas" w:hAnsi="Consolas"/>
-          <w:sz w:val="17"/>
-        </w:rPr>
-        <w:t xml:space="preserve"> * k)</w:t>
-      </w:r>
-    </w:p>
-    <w:p>
-      <w:r>
-        <w:rPr>
-          <w:rFonts w:ascii="Consolas" w:hAnsi="Consolas"/>
-          <w:color w:val="0B769F"/>
-          <w:sz w:val="17"/>
-        </w:rPr>
-        <w:t>B</w:t>
-      </w:r>
-      <w:r>
-        <w:rPr>
-          <w:rFonts w:ascii="Consolas" w:hAnsi="Consolas"/>
-          <w:sz w:val="17"/>
-        </w:rPr>
-        <w:t xml:space="preserve">   = np.linalg.</w:t>
-      </w:r>
-      <w:r>
-        <w:rPr>
-          <w:rFonts w:ascii="Consolas" w:hAnsi="Consolas"/>
-          <w:color w:val="80340D"/>
-          <w:sz w:val="17"/>
-        </w:rPr>
-        <w:t>solve</w:t>
-      </w:r>
-      <w:r>
-        <w:rPr>
-          <w:rFonts w:ascii="Consolas" w:hAnsi="Consolas"/>
-          <w:sz w:val="17"/>
-        </w:rPr>
-        <w:t>(</w:t>
-      </w:r>
-      <w:r>
-        <w:rPr>
-          <w:rFonts w:ascii="Consolas" w:hAnsi="Consolas"/>
-          <w:color w:val="0B769F"/>
-          <w:sz w:val="17"/>
-        </w:rPr>
-        <w:t>G</w:t>
-      </w:r>
-      <w:r>
-        <w:rPr>
-          <w:rFonts w:ascii="Consolas" w:hAnsi="Consolas"/>
-          <w:sz w:val="17"/>
-        </w:rPr>
-        <w:t xml:space="preserve"> + reg, </w:t>
-      </w:r>
-      <w:r>
-        <w:rPr>
-          <w:rFonts w:ascii="Consolas" w:hAnsi="Consolas"/>
-          <w:color w:val="0B769F"/>
-          <w:sz w:val="17"/>
-        </w:rPr>
-        <w:t>Phi</w:t>
-      </w:r>
-      <w:r>
-        <w:rPr>
-          <w:rFonts w:ascii="Consolas" w:hAnsi="Consolas"/>
-          <w:sz w:val="17"/>
-        </w:rPr>
-        <w:t>.</w:t>
-      </w:r>
-      <w:r>
-        <w:rPr>
-          <w:rFonts w:ascii="Consolas" w:hAnsi="Consolas"/>
-          <w:color w:val="0B769F"/>
-          <w:sz w:val="17"/>
-        </w:rPr>
-        <w:t>T</w:t>
-      </w:r>
-      <w:r>
-        <w:rPr>
-          <w:rFonts w:ascii="Consolas" w:hAnsi="Consolas"/>
-          <w:sz w:val="17"/>
-        </w:rPr>
-        <w:t xml:space="preserve"> @ </w:t>
-      </w:r>
-      <w:r>
-        <w:rPr>
-          <w:rFonts w:ascii="Consolas" w:hAnsi="Consolas"/>
-          <w:color w:val="0B769F"/>
-          <w:sz w:val="17"/>
-        </w:rPr>
-        <w:t>Yc</w:t>
-      </w:r>
-      <w:r>
-        <w:rPr>
-          <w:rFonts w:ascii="Consolas" w:hAnsi="Consolas"/>
-          <w:sz w:val="17"/>
-        </w:rPr>
-        <w:t>).</w:t>
-      </w:r>
-      <w:r>
-        <w:rPr>
-          <w:rFonts w:ascii="Consolas" w:hAnsi="Consolas"/>
-          <w:color w:val="0B769F"/>
-          <w:sz w:val="17"/>
-        </w:rPr>
-        <w:t>T</w:t>
-      </w:r>
-      <w:r>
-        <w:rPr>
-          <w:rFonts w:ascii="Consolas" w:hAnsi="Consolas"/>
-          <w:sz w:val="17"/>
-        </w:rPr>
-        <w:t xml:space="preserve">              </w:t>
-      </w:r>
-      <w:r>
-        <w:rPr>
-          <w:rFonts w:ascii="Consolas" w:hAnsi="Consolas"/>
-          <w:color w:val="3A7C22"/>
-          <w:sz w:val="17"/>
-        </w:rPr>
-        <w:t># (k, 2k)</w:t>
-      </w:r>
-    </w:p>
-    <w:p>
-      <w:r>
-        <w:rPr>
-          <w:rFonts w:ascii="Consolas" w:hAnsi="Consolas"/>
-          <w:color w:val="0B769F"/>
-          <w:sz w:val="17"/>
-        </w:rPr>
-        <w:t>M_full</w:t>
-      </w:r>
-      <w:r>
-        <w:rPr>
-          <w:rFonts w:ascii="Consolas" w:hAnsi="Consolas"/>
-          <w:sz w:val="17"/>
-        </w:rPr>
-        <w:t xml:space="preserve"> = </w:t>
-      </w:r>
-      <w:r>
-        <w:rPr>
-          <w:rFonts w:ascii="Consolas" w:hAnsi="Consolas"/>
-          <w:color w:val="0B769F"/>
-          <w:sz w:val="17"/>
-        </w:rPr>
-        <w:t>B</w:t>
-      </w:r>
-      <w:r>
-        <w:rPr>
-          <w:rFonts w:ascii="Consolas" w:hAnsi="Consolas"/>
-          <w:sz w:val="17"/>
-        </w:rPr>
-        <w:t>[:, :k].</w:t>
-      </w:r>
-      <w:r>
-        <w:rPr>
-          <w:rFonts w:ascii="Consolas" w:hAnsi="Consolas"/>
-          <w:color w:val="80340D"/>
-          <w:sz w:val="17"/>
-        </w:rPr>
-        <w:t>copy</w:t>
-      </w:r>
-      <w:r>
-        <w:rPr>
-          <w:rFonts w:ascii="Consolas" w:hAnsi="Consolas"/>
-          <w:sz w:val="17"/>
-        </w:rPr>
-        <w:t xml:space="preserve">()                                  </w:t>
-      </w:r>
-      <w:r>
-        <w:rPr>
-          <w:rFonts w:ascii="Consolas" w:hAnsi="Consolas"/>
-          <w:color w:val="3A7C22"/>
-          <w:sz w:val="17"/>
-        </w:rPr>
-        <w:t># the spring matrix</w:t>
-      </w:r>
-    </w:p>
-    <w:p>
-      <w:r>
-        <w:rPr>
-          <w:rFonts w:ascii="Consolas" w:hAnsi="Consolas"/>
-          <w:color w:val="0B769F"/>
-          <w:sz w:val="17"/>
-        </w:rPr>
-        <w:t>A_full</w:t>
-      </w:r>
-      <w:r>
-        <w:rPr>
-          <w:rFonts w:ascii="Consolas" w:hAnsi="Consolas"/>
-          <w:sz w:val="17"/>
-        </w:rPr>
-        <w:t xml:space="preserve"> = </w:t>
-      </w:r>
-      <w:r>
-        <w:rPr>
-          <w:rFonts w:ascii="Consolas" w:hAnsi="Consolas"/>
-          <w:color w:val="0B769F"/>
-          <w:sz w:val="17"/>
-        </w:rPr>
-        <w:t>B</w:t>
-      </w:r>
-      <w:r>
-        <w:rPr>
-          <w:rFonts w:ascii="Consolas" w:hAnsi="Consolas"/>
-          <w:sz w:val="17"/>
-        </w:rPr>
-        <w:t>[:, k:].</w:t>
-      </w:r>
-      <w:r>
-        <w:rPr>
-          <w:rFonts w:ascii="Consolas" w:hAnsi="Consolas"/>
-          <w:color w:val="80340D"/>
-          <w:sz w:val="17"/>
-        </w:rPr>
-        <w:t>copy</w:t>
-      </w:r>
-      <w:r>
-        <w:rPr>
-          <w:rFonts w:ascii="Consolas" w:hAnsi="Consolas"/>
-          <w:sz w:val="17"/>
-        </w:rPr>
-        <w:t xml:space="preserve">()                                  </w:t>
-      </w:r>
-      <w:r>
-        <w:rPr>
-          <w:rFonts w:ascii="Consolas" w:hAnsi="Consolas"/>
-          <w:color w:val="3A7C22"/>
-          <w:sz w:val="17"/>
-        </w:rPr>
-        <w:t># the velocity coupling</w:t>
-      </w:r>
-    </w:p>
-    <w:p/>
-    <w:p>
-      <w:r>
-        <w:t xml:space="preserve">The symmetric variant reuses the upper-triangle construction for </w:t>
-      </w:r>
-      <w:r>
-        <w:rPr>
-          <w:rFonts w:ascii="Consolas" w:hAnsi="Consolas"/>
-          <w:sz w:val="17"/>
-        </w:rPr>
-        <w:t>M</w:t>
-      </w:r>
-      <w:r>
-        <w:t xml:space="preserve"> while keeping </w:t>
-      </w:r>
-      <w:r>
-        <w:rPr>
-          <w:rFonts w:ascii="Consolas" w:hAnsi="Consolas"/>
-          <w:sz w:val="17"/>
-        </w:rPr>
-        <w:t>A</w:t>
-      </w:r>
-      <w:r>
-        <w:t xml:space="preserve"> unconstrained. The reported verdict is the maximum test-set gap between the unconstrained and symmetric fits in the velocity-aware variant: a gap below </w:t>
-      </w:r>
-      <w:r>
-        <w:rPr>
-          <w:rFonts w:ascii="Consolas" w:hAnsi="Consolas"/>
-          <w:sz w:val="17"/>
-        </w:rPr>
-        <w:t>0.10</w:t>
-      </w:r>
-      <w:r>
-        <w:t xml:space="preserve"> means the per-step spring matrix is consistent with a symmetric Hessian, i.e. the depth dynamics is conservative in </w:t>
-      </w:r>
-      <w:r>
-        <w:rPr>
-          <w:rFonts w:ascii="Consolas" w:hAnsi="Consolas"/>
-          <w:sz w:val="17"/>
-        </w:rPr>
-        <w:t>h</w:t>
-      </w:r>
-      <w:r>
-        <w:t>.</w:t>
-      </w:r>
-    </w:p>
-    <w:p/>
-    <w:p>
-      <w:pPr>
-        <w:pStyle w:val="Heading2"/>
-      </w:pPr>
-      <w:bookmarkStart w:id="45" w:name="_Toc231120088"/>
-      <w:r>
-        <w:t xml:space="preserve">Module </w:t>
-      </w:r>
-      <w:r>
-        <w:rPr>
-          <w:rFonts w:ascii="Consolas" w:hAnsi="Consolas"/>
-        </w:rPr>
-        <w:t>token_direction_fit.py</w:t>
-      </w:r>
-      <w:bookmarkEnd w:id="45"/>
-    </w:p>
-    <w:p>
-      <w:r>
-        <w:t xml:space="preserve">The depth-direction diagnostics trace a hidden state across layers at a fixed token. But autoregressive inference advances a second axis — token position — and that is the natural time axis of the Geodesic Hypothesis. </w:t>
-      </w:r>
-      <w:r>
-        <w:rPr>
-          <w:rFonts w:ascii="Consolas" w:hAnsi="Consolas"/>
-          <w:sz w:val="17"/>
-        </w:rPr>
-        <w:t>token_direction_fit.py</w:t>
-      </w:r>
-      <w:r>
-        <w:t xml:space="preserve"> runs the very same two diagnostics with the token axis playing the role of time at a fixed layer. Its key design feature is reuse: it imports the scalar network and the fitting routines verbatim from the depth-direction modules, guaranteeing an apples-to-apples comparison:</w:t>
-      </w:r>
-    </w:p>
-    <w:p/>
-    <w:p>
-      <w:r>
-        <w:rPr>
-          <w:rFonts w:ascii="Consolas" w:hAnsi="Consolas"/>
-          <w:color w:val="C00000"/>
-          <w:sz w:val="17"/>
-        </w:rPr>
-        <w:t>from</w:t>
-      </w:r>
-      <w:r>
-        <w:rPr>
-          <w:rFonts w:ascii="Consolas" w:hAnsi="Consolas"/>
-          <w:sz w:val="17"/>
-        </w:rPr>
-        <w:t xml:space="preserve"> shared_potential_fit </w:t>
-      </w:r>
-      <w:r>
-        <w:rPr>
-          <w:rFonts w:ascii="Consolas" w:hAnsi="Consolas"/>
-          <w:color w:val="C00000"/>
-          <w:sz w:val="17"/>
-        </w:rPr>
-        <w:t>import</w:t>
-      </w:r>
-      <w:r>
-        <w:rPr>
-          <w:rFonts w:ascii="Consolas" w:hAnsi="Consolas"/>
-          <w:sz w:val="17"/>
-        </w:rPr>
-        <w:t xml:space="preserve"> </w:t>
-      </w:r>
-      <w:r>
-        <w:rPr>
-          <w:rFonts w:ascii="Consolas" w:hAnsi="Consolas"/>
-          <w:color w:val="0B769F"/>
-          <w:sz w:val="17"/>
-        </w:rPr>
-        <w:t>SharedPotential</w:t>
-      </w:r>
-    </w:p>
-    <w:p>
-      <w:r>
-        <w:rPr>
-          <w:rFonts w:ascii="Consolas" w:hAnsi="Consolas"/>
-          <w:color w:val="C00000"/>
-          <w:sz w:val="17"/>
-        </w:rPr>
-        <w:t>from</w:t>
-      </w:r>
-      <w:r>
-        <w:rPr>
-          <w:rFonts w:ascii="Consolas" w:hAnsi="Consolas"/>
-          <w:sz w:val="17"/>
-        </w:rPr>
-        <w:t xml:space="preserve"> jacobian_symmetry </w:t>
-      </w:r>
-      <w:r>
-        <w:rPr>
-          <w:rFonts w:ascii="Consolas" w:hAnsi="Consolas"/>
-          <w:color w:val="C00000"/>
-          <w:sz w:val="17"/>
-        </w:rPr>
-        <w:t>import</w:t>
-      </w:r>
-      <w:r>
-        <w:rPr>
-          <w:rFonts w:ascii="Consolas" w:hAnsi="Consolas"/>
-          <w:sz w:val="17"/>
-        </w:rPr>
-        <w:t xml:space="preserve"> (</w:t>
-      </w:r>
-    </w:p>
-    <w:p>
-      <w:r>
-        <w:rPr>
-          <w:rFonts w:ascii="Consolas" w:hAnsi="Consolas"/>
-          <w:sz w:val="17"/>
-        </w:rPr>
-        <w:t xml:space="preserve">    fit_linear_and_symmetric,</w:t>
-      </w:r>
-    </w:p>
-    <w:p>
-      <w:r>
-        <w:rPr>
-          <w:rFonts w:ascii="Consolas" w:hAnsi="Consolas"/>
-          <w:sz w:val="17"/>
-        </w:rPr>
-        <w:t xml:space="preserve">    fit_second_order,</w:t>
-      </w:r>
-    </w:p>
-    <w:p>
-      <w:r>
-        <w:rPr>
-          <w:rFonts w:ascii="Consolas" w:hAnsi="Consolas"/>
-          <w:sz w:val="17"/>
-        </w:rPr>
-        <w:t xml:space="preserve">    _pca_basis,</w:t>
-      </w:r>
-    </w:p>
-    <w:p>
-      <w:r>
-        <w:rPr>
-          <w:rFonts w:ascii="Consolas" w:hAnsi="Consolas"/>
-          <w:sz w:val="17"/>
-        </w:rPr>
-        <w:t>)</w:t>
-      </w:r>
-    </w:p>
-    <w:p/>
-    <w:p>
-      <w:pPr>
-        <w:pStyle w:val="Heading3"/>
-      </w:pPr>
-      <w:bookmarkStart w:id="46" w:name="_Toc231120089"/>
-      <w:r>
-        <w:lastRenderedPageBreak/>
-        <w:t xml:space="preserve">Building token triples: </w:t>
-      </w:r>
-      <w:r>
-        <w:rPr>
-          <w:rFonts w:ascii="Consolas" w:hAnsi="Consolas"/>
-        </w:rPr>
-        <w:t>build_token_triples</w:t>
-      </w:r>
-      <w:bookmarkEnd w:id="46"/>
-    </w:p>
-    <w:p>
-      <w:r>
-        <w:t xml:space="preserve">At each layer </w:t>
-      </w:r>
-      <w:r>
-        <w:rPr>
-          <w:rFonts w:ascii="Consolas" w:hAnsi="Consolas"/>
-          <w:sz w:val="17"/>
-        </w:rPr>
-        <w:t>ell</w:t>
-      </w:r>
-      <w:r>
-        <w:t xml:space="preserve"> (now including the embedding </w:t>
-      </w:r>
-      <w:r>
-        <w:rPr>
-          <w:rFonts w:ascii="Consolas" w:hAnsi="Consolas"/>
-          <w:sz w:val="17"/>
-        </w:rPr>
-        <w:t>ell=0</w:t>
-      </w:r>
-      <w:r>
-        <w:t xml:space="preserve"> and the final </w:t>
-      </w:r>
-      <w:r>
-        <w:rPr>
-          <w:rFonts w:ascii="Consolas" w:hAnsi="Consolas"/>
-          <w:sz w:val="17"/>
-        </w:rPr>
-        <w:t>ell=L</w:t>
-      </w:r>
-      <w:r>
-        <w:t xml:space="preserve">) and each interior token </w:t>
-      </w:r>
-      <w:r>
-        <w:rPr>
-          <w:rFonts w:ascii="Consolas" w:hAnsi="Consolas"/>
-          <w:sz w:val="17"/>
-        </w:rPr>
-        <w:t>t</w:t>
-      </w:r>
-      <w:r>
-        <w:t xml:space="preserve">, the script collects the triple </w:t>
-      </w:r>
-      <w:r>
-        <w:rPr>
-          <w:rFonts w:ascii="Consolas" w:hAnsi="Consolas"/>
-          <w:sz w:val="17"/>
-        </w:rPr>
-        <w:t>(h_t, v_t = h_t - h_{t-1}, dh_t = h_{t+1} - h_t)</w:t>
-      </w:r>
-      <w:r>
-        <w:t xml:space="preserve">. A </w:t>
-      </w:r>
-      <w:r>
-        <w:rPr>
-          <w:rFonts w:ascii="Consolas" w:hAnsi="Consolas"/>
-          <w:sz w:val="17"/>
-        </w:rPr>
-        <w:t>t_skip</w:t>
-      </w:r>
-      <w:r>
-        <w:t xml:space="preserve"> margin drops the first and last few tokens of every sentence to avoid BOS/EOS initialisation transients:</w:t>
-      </w:r>
-    </w:p>
-    <w:p/>
-    <w:p>
-      <w:r>
-        <w:rPr>
-          <w:rFonts w:ascii="Consolas" w:hAnsi="Consolas"/>
-          <w:color w:val="C00000"/>
-          <w:sz w:val="17"/>
-        </w:rPr>
-        <w:t>for</w:t>
-      </w:r>
-      <w:r>
-        <w:rPr>
-          <w:rFonts w:ascii="Consolas" w:hAnsi="Consolas"/>
-          <w:sz w:val="17"/>
-        </w:rPr>
-        <w:t xml:space="preserve"> tr </w:t>
-      </w:r>
-      <w:r>
-        <w:rPr>
-          <w:rFonts w:ascii="Consolas" w:hAnsi="Consolas"/>
-          <w:color w:val="C00000"/>
-          <w:sz w:val="17"/>
-        </w:rPr>
-        <w:t>in</w:t>
-      </w:r>
-      <w:r>
-        <w:rPr>
-          <w:rFonts w:ascii="Consolas" w:hAnsi="Consolas"/>
-          <w:sz w:val="17"/>
-        </w:rPr>
-        <w:t xml:space="preserve"> trajs:</w:t>
-      </w:r>
-    </w:p>
-    <w:p>
-      <w:r>
-        <w:rPr>
-          <w:rFonts w:ascii="Consolas" w:hAnsi="Consolas"/>
-          <w:sz w:val="17"/>
-        </w:rPr>
-        <w:t xml:space="preserve">    </w:t>
-      </w:r>
-      <w:r>
-        <w:rPr>
-          <w:rFonts w:ascii="Consolas" w:hAnsi="Consolas"/>
-          <w:color w:val="0B769F"/>
-          <w:sz w:val="17"/>
-        </w:rPr>
-        <w:t>T</w:t>
-      </w:r>
-      <w:r>
-        <w:rPr>
-          <w:rFonts w:ascii="Consolas" w:hAnsi="Consolas"/>
-          <w:sz w:val="17"/>
-        </w:rPr>
-        <w:t xml:space="preserve"> = tr.x_ps.shape[</w:t>
-      </w:r>
-      <w:r>
-        <w:rPr>
-          <w:rFonts w:ascii="Consolas" w:hAnsi="Consolas"/>
-          <w:color w:val="0F9ED5"/>
-          <w:sz w:val="17"/>
-        </w:rPr>
-        <w:t>1</w:t>
-      </w:r>
-      <w:r>
-        <w:rPr>
-          <w:rFonts w:ascii="Consolas" w:hAnsi="Consolas"/>
-          <w:sz w:val="17"/>
-        </w:rPr>
-        <w:t>]</w:t>
-      </w:r>
-    </w:p>
-    <w:p>
-      <w:r>
-        <w:rPr>
-          <w:rFonts w:ascii="Consolas" w:hAnsi="Consolas"/>
-          <w:sz w:val="17"/>
-        </w:rPr>
-        <w:t xml:space="preserve">    </w:t>
-      </w:r>
-      <w:r>
-        <w:rPr>
-          <w:rFonts w:ascii="Consolas" w:hAnsi="Consolas"/>
-          <w:color w:val="C00000"/>
-          <w:sz w:val="17"/>
-        </w:rPr>
-        <w:t>if</w:t>
-      </w:r>
-      <w:r>
-        <w:rPr>
-          <w:rFonts w:ascii="Consolas" w:hAnsi="Consolas"/>
-          <w:sz w:val="17"/>
-        </w:rPr>
-        <w:t xml:space="preserve"> </w:t>
-      </w:r>
-      <w:r>
-        <w:rPr>
-          <w:rFonts w:ascii="Consolas" w:hAnsi="Consolas"/>
-          <w:color w:val="0B769F"/>
-          <w:sz w:val="17"/>
-        </w:rPr>
-        <w:t>T</w:t>
-      </w:r>
-      <w:r>
-        <w:rPr>
-          <w:rFonts w:ascii="Consolas" w:hAnsi="Consolas"/>
-          <w:sz w:val="17"/>
-        </w:rPr>
-        <w:t xml:space="preserve"> &lt; </w:t>
-      </w:r>
-      <w:r>
-        <w:rPr>
-          <w:rFonts w:ascii="Consolas" w:hAnsi="Consolas"/>
-          <w:color w:val="0F9ED5"/>
-          <w:sz w:val="17"/>
-        </w:rPr>
-        <w:t>3</w:t>
-      </w:r>
-      <w:r>
-        <w:rPr>
-          <w:rFonts w:ascii="Consolas" w:hAnsi="Consolas"/>
-          <w:sz w:val="17"/>
-        </w:rPr>
-        <w:t xml:space="preserve"> + </w:t>
-      </w:r>
-      <w:r>
-        <w:rPr>
-          <w:rFonts w:ascii="Consolas" w:hAnsi="Consolas"/>
-          <w:color w:val="0F9ED5"/>
-          <w:sz w:val="17"/>
-        </w:rPr>
-        <w:t>2</w:t>
-      </w:r>
-      <w:r>
-        <w:rPr>
-          <w:rFonts w:ascii="Consolas" w:hAnsi="Consolas"/>
-          <w:sz w:val="17"/>
-        </w:rPr>
-        <w:t xml:space="preserve"> * t_skip:</w:t>
-      </w:r>
-    </w:p>
-    <w:p>
-      <w:r>
-        <w:rPr>
-          <w:rFonts w:ascii="Consolas" w:hAnsi="Consolas"/>
-          <w:sz w:val="17"/>
-        </w:rPr>
-        <w:t xml:space="preserve">        </w:t>
-      </w:r>
-      <w:r>
-        <w:rPr>
-          <w:rFonts w:ascii="Consolas" w:hAnsi="Consolas"/>
-          <w:color w:val="C00000"/>
-          <w:sz w:val="17"/>
-        </w:rPr>
-        <w:t>continue</w:t>
-      </w:r>
-    </w:p>
-    <w:p>
-      <w:r>
-        <w:rPr>
-          <w:rFonts w:ascii="Consolas" w:hAnsi="Consolas"/>
-          <w:sz w:val="17"/>
-        </w:rPr>
-        <w:t xml:space="preserve">    tlo = </w:t>
-      </w:r>
-      <w:r>
-        <w:rPr>
-          <w:rFonts w:ascii="Consolas" w:hAnsi="Consolas"/>
-          <w:color w:val="0F9ED5"/>
-          <w:sz w:val="17"/>
-        </w:rPr>
-        <w:t>1</w:t>
-      </w:r>
-      <w:r>
-        <w:rPr>
-          <w:rFonts w:ascii="Consolas" w:hAnsi="Consolas"/>
-          <w:sz w:val="17"/>
-        </w:rPr>
-        <w:t xml:space="preserve"> + t_skip</w:t>
-      </w:r>
-    </w:p>
-    <w:p>
-      <w:r>
-        <w:rPr>
-          <w:rFonts w:ascii="Consolas" w:hAnsi="Consolas"/>
-          <w:sz w:val="17"/>
-        </w:rPr>
-        <w:t xml:space="preserve">    thi = </w:t>
-      </w:r>
-      <w:r>
-        <w:rPr>
-          <w:rFonts w:ascii="Consolas" w:hAnsi="Consolas"/>
-          <w:color w:val="0B769F"/>
-          <w:sz w:val="17"/>
-        </w:rPr>
-        <w:t>T</w:t>
-      </w:r>
-      <w:r>
-        <w:rPr>
-          <w:rFonts w:ascii="Consolas" w:hAnsi="Consolas"/>
-          <w:sz w:val="17"/>
-        </w:rPr>
-        <w:t xml:space="preserve"> - </w:t>
-      </w:r>
-      <w:r>
-        <w:rPr>
-          <w:rFonts w:ascii="Consolas" w:hAnsi="Consolas"/>
-          <w:color w:val="0F9ED5"/>
-          <w:sz w:val="17"/>
-        </w:rPr>
-        <w:t>1</w:t>
-      </w:r>
-      <w:r>
-        <w:rPr>
-          <w:rFonts w:ascii="Consolas" w:hAnsi="Consolas"/>
-          <w:sz w:val="17"/>
-        </w:rPr>
-        <w:t xml:space="preserve"> - t_skip</w:t>
-      </w:r>
-    </w:p>
-    <w:p>
-      <w:r>
-        <w:rPr>
-          <w:rFonts w:ascii="Consolas" w:hAnsi="Consolas"/>
-          <w:sz w:val="17"/>
-        </w:rPr>
-        <w:t xml:space="preserve">    </w:t>
-      </w:r>
-      <w:r>
-        <w:rPr>
-          <w:rFonts w:ascii="Consolas" w:hAnsi="Consolas"/>
-          <w:color w:val="C00000"/>
-          <w:sz w:val="17"/>
-        </w:rPr>
-        <w:t>for</w:t>
-      </w:r>
-      <w:r>
-        <w:rPr>
-          <w:rFonts w:ascii="Consolas" w:hAnsi="Consolas"/>
-          <w:sz w:val="17"/>
-        </w:rPr>
-        <w:t xml:space="preserve"> ell </w:t>
-      </w:r>
-      <w:r>
-        <w:rPr>
-          <w:rFonts w:ascii="Consolas" w:hAnsi="Consolas"/>
-          <w:color w:val="C00000"/>
-          <w:sz w:val="17"/>
-        </w:rPr>
-        <w:t>in</w:t>
-      </w:r>
-      <w:r>
-        <w:rPr>
-          <w:rFonts w:ascii="Consolas" w:hAnsi="Consolas"/>
-          <w:sz w:val="17"/>
-        </w:rPr>
-        <w:t xml:space="preserve"> </w:t>
-      </w:r>
-      <w:r>
-        <w:rPr>
-          <w:rFonts w:ascii="Consolas" w:hAnsi="Consolas"/>
-          <w:color w:val="BF4E14"/>
-          <w:sz w:val="17"/>
-        </w:rPr>
-        <w:t>range</w:t>
-      </w:r>
-      <w:r>
-        <w:rPr>
-          <w:rFonts w:ascii="Consolas" w:hAnsi="Consolas"/>
-          <w:sz w:val="17"/>
-        </w:rPr>
-        <w:t>(</w:t>
-      </w:r>
-      <w:r>
-        <w:rPr>
-          <w:rFonts w:ascii="Consolas" w:hAnsi="Consolas"/>
-          <w:color w:val="0B769F"/>
-          <w:sz w:val="17"/>
-        </w:rPr>
-        <w:t>L</w:t>
-      </w:r>
-      <w:r>
-        <w:rPr>
-          <w:rFonts w:ascii="Consolas" w:hAnsi="Consolas"/>
-          <w:sz w:val="17"/>
-        </w:rPr>
-        <w:t xml:space="preserve"> + </w:t>
-      </w:r>
-      <w:r>
-        <w:rPr>
-          <w:rFonts w:ascii="Consolas" w:hAnsi="Consolas"/>
-          <w:color w:val="0F9ED5"/>
-          <w:sz w:val="17"/>
-        </w:rPr>
-        <w:t>1</w:t>
-      </w:r>
-      <w:r>
-        <w:rPr>
-          <w:rFonts w:ascii="Consolas" w:hAnsi="Consolas"/>
-          <w:sz w:val="17"/>
-        </w:rPr>
-        <w:t>):</w:t>
-      </w:r>
-    </w:p>
-    <w:p>
-      <w:r>
-        <w:rPr>
-          <w:rFonts w:ascii="Consolas" w:hAnsi="Consolas"/>
-          <w:sz w:val="17"/>
-        </w:rPr>
-        <w:t xml:space="preserve">        hs = tr.x_ps[ell]                        </w:t>
-      </w:r>
-      <w:r>
-        <w:rPr>
-          <w:rFonts w:ascii="Consolas" w:hAnsi="Consolas"/>
-          <w:color w:val="3A7C22"/>
-          <w:sz w:val="17"/>
-        </w:rPr>
-        <w:t># (T, d)</w:t>
-      </w:r>
-    </w:p>
-    <w:p>
-      <w:r>
-        <w:rPr>
-          <w:rFonts w:ascii="Consolas" w:hAnsi="Consolas"/>
-          <w:sz w:val="17"/>
-        </w:rPr>
-        <w:t xml:space="preserve">        h_prev = hs[tlo - </w:t>
-      </w:r>
-      <w:r>
-        <w:rPr>
-          <w:rFonts w:ascii="Consolas" w:hAnsi="Consolas"/>
-          <w:color w:val="0F9ED5"/>
-          <w:sz w:val="17"/>
-        </w:rPr>
-        <w:t>1</w:t>
-      </w:r>
-      <w:r>
-        <w:rPr>
-          <w:rFonts w:ascii="Consolas" w:hAnsi="Consolas"/>
-          <w:sz w:val="17"/>
-        </w:rPr>
-        <w:t xml:space="preserve">:thi - </w:t>
-      </w:r>
-      <w:r>
-        <w:rPr>
-          <w:rFonts w:ascii="Consolas" w:hAnsi="Consolas"/>
-          <w:color w:val="0F9ED5"/>
-          <w:sz w:val="17"/>
-        </w:rPr>
-        <w:t>1</w:t>
-      </w:r>
-      <w:r>
-        <w:rPr>
-          <w:rFonts w:ascii="Consolas" w:hAnsi="Consolas"/>
-          <w:sz w:val="17"/>
-        </w:rPr>
-        <w:t>]</w:t>
-      </w:r>
-    </w:p>
-    <w:p>
-      <w:r>
-        <w:rPr>
-          <w:rFonts w:ascii="Consolas" w:hAnsi="Consolas"/>
-          <w:sz w:val="17"/>
-        </w:rPr>
-        <w:t xml:space="preserve">        h      = hs[tlo:thi]</w:t>
-      </w:r>
-    </w:p>
-    <w:p>
-      <w:r>
-        <w:rPr>
-          <w:rFonts w:ascii="Consolas" w:hAnsi="Consolas"/>
-          <w:sz w:val="17"/>
-        </w:rPr>
-        <w:t xml:space="preserve">        h_next = hs[tlo + </w:t>
-      </w:r>
-      <w:r>
-        <w:rPr>
-          <w:rFonts w:ascii="Consolas" w:hAnsi="Consolas"/>
-          <w:color w:val="0F9ED5"/>
-          <w:sz w:val="17"/>
-        </w:rPr>
-        <w:t>1</w:t>
-      </w:r>
-      <w:r>
-        <w:rPr>
-          <w:rFonts w:ascii="Consolas" w:hAnsi="Consolas"/>
-          <w:sz w:val="17"/>
-        </w:rPr>
-        <w:t xml:space="preserve">:thi + </w:t>
-      </w:r>
-      <w:r>
-        <w:rPr>
-          <w:rFonts w:ascii="Consolas" w:hAnsi="Consolas"/>
-          <w:color w:val="0F9ED5"/>
-          <w:sz w:val="17"/>
-        </w:rPr>
-        <w:t>1</w:t>
-      </w:r>
-      <w:r>
-        <w:rPr>
-          <w:rFonts w:ascii="Consolas" w:hAnsi="Consolas"/>
-          <w:sz w:val="17"/>
-        </w:rPr>
-        <w:t>]</w:t>
-      </w:r>
-    </w:p>
-    <w:p>
-      <w:r>
-        <w:rPr>
-          <w:rFonts w:ascii="Consolas" w:hAnsi="Consolas"/>
-          <w:sz w:val="17"/>
-        </w:rPr>
-        <w:t xml:space="preserve">        </w:t>
-      </w:r>
-      <w:r>
-        <w:rPr>
-          <w:rFonts w:ascii="Consolas" w:hAnsi="Consolas"/>
-          <w:color w:val="0B769F"/>
-          <w:sz w:val="17"/>
-        </w:rPr>
-        <w:t>Xs</w:t>
-      </w:r>
-      <w:r>
-        <w:rPr>
-          <w:rFonts w:ascii="Consolas" w:hAnsi="Consolas"/>
-          <w:sz w:val="17"/>
-        </w:rPr>
-        <w:t>.</w:t>
-      </w:r>
-      <w:r>
-        <w:rPr>
-          <w:rFonts w:ascii="Consolas" w:hAnsi="Consolas"/>
-          <w:color w:val="80340D"/>
-          <w:sz w:val="17"/>
-        </w:rPr>
-        <w:t>append</w:t>
-      </w:r>
-      <w:r>
-        <w:rPr>
-          <w:rFonts w:ascii="Consolas" w:hAnsi="Consolas"/>
-          <w:sz w:val="17"/>
-        </w:rPr>
-        <w:t>(h)</w:t>
-      </w:r>
-    </w:p>
-    <w:p>
-      <w:r>
-        <w:rPr>
-          <w:rFonts w:ascii="Consolas" w:hAnsi="Consolas"/>
-          <w:sz w:val="17"/>
-        </w:rPr>
-        <w:t xml:space="preserve">        </w:t>
-      </w:r>
-      <w:r>
-        <w:rPr>
-          <w:rFonts w:ascii="Consolas" w:hAnsi="Consolas"/>
-          <w:color w:val="0B769F"/>
-          <w:sz w:val="17"/>
-        </w:rPr>
-        <w:t>Vs</w:t>
-      </w:r>
-      <w:r>
-        <w:rPr>
-          <w:rFonts w:ascii="Consolas" w:hAnsi="Consolas"/>
-          <w:sz w:val="17"/>
-        </w:rPr>
-        <w:t>.</w:t>
-      </w:r>
-      <w:r>
-        <w:rPr>
-          <w:rFonts w:ascii="Consolas" w:hAnsi="Consolas"/>
-          <w:color w:val="80340D"/>
-          <w:sz w:val="17"/>
-        </w:rPr>
-        <w:t>append</w:t>
-      </w:r>
-      <w:r>
-        <w:rPr>
-          <w:rFonts w:ascii="Consolas" w:hAnsi="Consolas"/>
-          <w:sz w:val="17"/>
-        </w:rPr>
-        <w:t>(h - h_prev)</w:t>
-      </w:r>
-    </w:p>
-    <w:p>
-      <w:r>
-        <w:rPr>
-          <w:rFonts w:ascii="Consolas" w:hAnsi="Consolas"/>
-          <w:sz w:val="17"/>
-        </w:rPr>
-        <w:t xml:space="preserve">        </w:t>
-      </w:r>
-      <w:r>
-        <w:rPr>
-          <w:rFonts w:ascii="Consolas" w:hAnsi="Consolas"/>
-          <w:color w:val="0B769F"/>
-          <w:sz w:val="17"/>
-        </w:rPr>
-        <w:t>Ys</w:t>
-      </w:r>
-      <w:r>
-        <w:rPr>
-          <w:rFonts w:ascii="Consolas" w:hAnsi="Consolas"/>
-          <w:sz w:val="17"/>
-        </w:rPr>
-        <w:t>.</w:t>
-      </w:r>
-      <w:r>
-        <w:rPr>
-          <w:rFonts w:ascii="Consolas" w:hAnsi="Consolas"/>
-          <w:color w:val="80340D"/>
-          <w:sz w:val="17"/>
-        </w:rPr>
-        <w:t>append</w:t>
-      </w:r>
-      <w:r>
-        <w:rPr>
-          <w:rFonts w:ascii="Consolas" w:hAnsi="Consolas"/>
-          <w:sz w:val="17"/>
-        </w:rPr>
-        <w:t>(h_next - h)</w:t>
-      </w:r>
-    </w:p>
-    <w:p>
-      <w:r>
-        <w:rPr>
-          <w:rFonts w:ascii="Consolas" w:hAnsi="Consolas"/>
-          <w:sz w:val="17"/>
-        </w:rPr>
-        <w:t xml:space="preserve">        </w:t>
-      </w:r>
-      <w:r>
-        <w:rPr>
-          <w:rFonts w:ascii="Consolas" w:hAnsi="Consolas"/>
-          <w:color w:val="0B769F"/>
-          <w:sz w:val="17"/>
-        </w:rPr>
-        <w:t>Ls</w:t>
-      </w:r>
-      <w:r>
-        <w:rPr>
-          <w:rFonts w:ascii="Consolas" w:hAnsi="Consolas"/>
-          <w:sz w:val="17"/>
-        </w:rPr>
-        <w:t>.</w:t>
-      </w:r>
-      <w:r>
-        <w:rPr>
-          <w:rFonts w:ascii="Consolas" w:hAnsi="Consolas"/>
-          <w:color w:val="80340D"/>
-          <w:sz w:val="17"/>
-        </w:rPr>
-        <w:t>append</w:t>
-      </w:r>
-      <w:r>
-        <w:rPr>
-          <w:rFonts w:ascii="Consolas" w:hAnsi="Consolas"/>
-          <w:sz w:val="17"/>
-        </w:rPr>
-        <w:t>(np.</w:t>
-      </w:r>
-      <w:r>
-        <w:rPr>
-          <w:rFonts w:ascii="Consolas" w:hAnsi="Consolas"/>
-          <w:color w:val="80340D"/>
-          <w:sz w:val="17"/>
-        </w:rPr>
-        <w:t>full</w:t>
-      </w:r>
-      <w:r>
-        <w:rPr>
-          <w:rFonts w:ascii="Consolas" w:hAnsi="Consolas"/>
-          <w:sz w:val="17"/>
-        </w:rPr>
-        <w:t>((h.shape[</w:t>
-      </w:r>
-      <w:r>
-        <w:rPr>
-          <w:rFonts w:ascii="Consolas" w:hAnsi="Consolas"/>
-          <w:color w:val="0F9ED5"/>
-          <w:sz w:val="17"/>
-        </w:rPr>
-        <w:t>0</w:t>
-      </w:r>
-      <w:r>
-        <w:rPr>
-          <w:rFonts w:ascii="Consolas" w:hAnsi="Consolas"/>
-          <w:sz w:val="17"/>
-        </w:rPr>
-        <w:t>],), ell, dtype=np.int64))</w:t>
-      </w:r>
-    </w:p>
-    <w:p/>
-    <w:p>
-      <w:r>
-        <w:t>The three-way reading is the payoff. Given the depth-direction result (SPLM uniform, matched-GPT decaying, pretrained GPT-2 collapsing in the middle layers), the token-direction test asks whether the same separator reproduces in sequence-time. If GPT-2 mid layers pass in token-time but fail in depth, the depth failure is a composition-of-operators artefact and the Geodesic Hypothesis survives in its natural coordinate; if they fail in both, no natural coordinate rescues the shared-scalar description for attention transformers. The module also emits a paper-headline JSON with full provenance for both sub-tests.</w:t>
-      </w:r>
-    </w:p>
-    <w:p/>
-    <w:p>
-      <w:pPr>
-        <w:pStyle w:val="Heading2"/>
-      </w:pPr>
-      <w:bookmarkStart w:id="47" w:name="_Toc231120090"/>
-      <w:r>
-        <w:t xml:space="preserve">Module </w:t>
-      </w:r>
-      <w:r>
-        <w:rPr>
-          <w:rFonts w:ascii="Consolas" w:hAnsi="Consolas"/>
-        </w:rPr>
-        <w:t>causal_probe.py</w:t>
-      </w:r>
-      <w:bookmarkEnd w:id="47"/>
-    </w:p>
-    <w:p>
-      <w:r>
-        <w:rPr>
-          <w:rFonts w:ascii="Consolas" w:hAnsi="Consolas"/>
-          <w:sz w:val="17"/>
-        </w:rPr>
-        <w:t>causal_probe.py</w:t>
-      </w:r>
-      <w:r>
-        <w:t xml:space="preserve"> is the regression test that protects the entire construction. A correct autoregressive model must satisfy a hard invariant: perturbing the token at position </w:t>
-      </w:r>
-      <w:r>
-        <w:rPr>
-          <w:rFonts w:ascii="Consolas" w:hAnsi="Consolas"/>
-          <w:sz w:val="17"/>
-        </w:rPr>
-        <w:t>t_pert</w:t>
-      </w:r>
-      <w:r>
-        <w:t xml:space="preserve"> may change logits at positions </w:t>
-      </w:r>
-      <w:r>
-        <w:rPr>
-          <w:rFonts w:ascii="Consolas" w:hAnsi="Consolas"/>
-          <w:sz w:val="17"/>
-        </w:rPr>
-        <w:t>t &gt;= t_pert</w:t>
-      </w:r>
-      <w:r>
-        <w:t xml:space="preserve">, but it must leave every logit at </w:t>
-      </w:r>
-      <w:r>
-        <w:rPr>
-          <w:rFonts w:ascii="Consolas" w:hAnsi="Consolas"/>
-          <w:sz w:val="17"/>
-        </w:rPr>
-        <w:t>t &lt; t_pert</w:t>
-      </w:r>
-      <w:r>
-        <w:t xml:space="preserve"> exactly unchanged. The probe perturbs one token, runs two forward passes, and measures the maximum logit change on the causal side.</w:t>
-      </w:r>
-    </w:p>
-    <w:p/>
-    <w:p>
-      <w:r>
-        <w:t xml:space="preserve">This test exists because the SPLM </w:t>
-      </w:r>
-      <w:r>
-        <w:rPr>
-          <w:rFonts w:ascii="Consolas" w:hAnsi="Consolas"/>
-          <w:sz w:val="17"/>
-        </w:rPr>
-        <w:t>integrate()</w:t>
-      </w:r>
-      <w:r>
-        <w:t xml:space="preserve"> method is vulnerable to a subtle leak. The conservative force is the gradient of a sum of potentials, </w:t>
-      </w:r>
-      <w:r>
-        <w:rPr>
-          <w:rFonts w:ascii="Consolas" w:hAnsi="Consolas"/>
-          <w:sz w:val="17"/>
-        </w:rPr>
-        <w:t>f(t) = -d(sum_t' V[t']) / dh[t]</w:t>
-      </w:r>
-      <w:r>
-        <w:t xml:space="preserve">. When the context vector </w:t>
-      </w:r>
-      <w:r>
-        <w:rPr>
-          <w:rFonts w:ascii="Consolas" w:hAnsi="Consolas"/>
-          <w:sz w:val="17"/>
-        </w:rPr>
-        <w:t>xi</w:t>
-      </w:r>
-      <w:r>
-        <w:t xml:space="preserve"> is a causal running average that itself includes </w:t>
-      </w:r>
-      <w:r>
-        <w:rPr>
-          <w:rFonts w:ascii="Consolas" w:hAnsi="Consolas"/>
-          <w:sz w:val="17"/>
-        </w:rPr>
-        <w:t>h[t]</w:t>
-      </w:r>
-      <w:r>
-        <w:t xml:space="preserve">, differentiating the summed potential picks up off-diagonal terms </w:t>
-      </w:r>
-      <w:r>
-        <w:rPr>
-          <w:rFonts w:ascii="Consolas" w:hAnsi="Consolas"/>
-          <w:sz w:val="17"/>
-        </w:rPr>
-        <w:t>dV[t']/dh[t]</w:t>
-      </w:r>
-      <w:r>
-        <w:t xml:space="preserve"> for </w:t>
-      </w:r>
-      <w:r>
-        <w:rPr>
-          <w:rFonts w:ascii="Consolas" w:hAnsi="Consolas"/>
-          <w:sz w:val="17"/>
-        </w:rPr>
-        <w:t>t' &gt; t</w:t>
-      </w:r>
-      <w:r>
-        <w:t xml:space="preserve">, and a trained </w:t>
-      </w:r>
-      <w:r>
-        <w:rPr>
-          <w:rFonts w:ascii="Consolas" w:hAnsi="Consolas"/>
-          <w:sz w:val="17"/>
-        </w:rPr>
-        <w:t>V_theta</w:t>
-      </w:r>
-      <w:r>
-        <w:t xml:space="preserve"> can route information backwards through that channel — inflating validation perplexity by orders of magnitude. The fix is one line: compute </w:t>
-      </w:r>
-      <w:r>
-        <w:rPr>
-          <w:rFonts w:ascii="Consolas" w:hAnsi="Consolas"/>
-          <w:sz w:val="17"/>
-        </w:rPr>
-        <w:t>xi</w:t>
-      </w:r>
-      <w:r>
-        <w:t xml:space="preserve"> from </w:t>
-      </w:r>
-      <w:r>
-        <w:rPr>
-          <w:rFonts w:ascii="Consolas" w:hAnsi="Consolas"/>
-          <w:sz w:val="17"/>
-        </w:rPr>
-        <w:t>h.detach()</w:t>
-      </w:r>
-      <w:r>
-        <w:t xml:space="preserve"> so the autograd path from </w:t>
-      </w:r>
-      <w:r>
-        <w:rPr>
-          <w:rFonts w:ascii="Consolas" w:hAnsi="Consolas"/>
-          <w:sz w:val="17"/>
-        </w:rPr>
-        <w:t>xi</w:t>
-      </w:r>
-      <w:r>
-        <w:t xml:space="preserve"> back to </w:t>
-      </w:r>
-      <w:r>
-        <w:rPr>
-          <w:rFonts w:ascii="Consolas" w:hAnsi="Consolas"/>
-          <w:sz w:val="17"/>
-        </w:rPr>
-        <w:t>h</w:t>
-      </w:r>
-      <w:r>
-        <w:t xml:space="preserve"> is severed. Every model config exposes a </w:t>
-      </w:r>
-      <w:r>
-        <w:rPr>
-          <w:rFonts w:ascii="Consolas" w:hAnsi="Consolas"/>
-          <w:sz w:val="17"/>
-        </w:rPr>
-        <w:t>causal_force: bool = True</w:t>
-      </w:r>
-      <w:r>
-        <w:t xml:space="preserve"> field that controls it.</w:t>
-      </w:r>
-    </w:p>
-    <w:p/>
-    <w:p>
-      <w:pPr>
-        <w:pStyle w:val="Heading3"/>
-      </w:pPr>
-      <w:bookmarkStart w:id="48" w:name="_Toc231120091"/>
-      <w:r>
-        <w:t xml:space="preserve">The probe: </w:t>
-      </w:r>
-      <w:r>
-        <w:rPr>
-          <w:rFonts w:ascii="Consolas" w:hAnsi="Consolas"/>
-        </w:rPr>
-        <w:t>causal_violation_probe</w:t>
-      </w:r>
-      <w:bookmarkEnd w:id="48"/>
-    </w:p>
-    <w:p>
-      <w:r>
-        <w:t>Two inputs differ in a single token; the probe returns the maximum logit delta strictly before the perturbation (</w:t>
-      </w:r>
-      <w:r>
-        <w:rPr>
-          <w:rFonts w:ascii="Consolas" w:hAnsi="Consolas"/>
-          <w:sz w:val="17"/>
-        </w:rPr>
-        <w:t>pre</w:t>
-      </w:r>
-      <w:r>
-        <w:t>) and strictly after (</w:t>
-      </w:r>
-      <w:r>
-        <w:rPr>
-          <w:rFonts w:ascii="Consolas" w:hAnsi="Consolas"/>
-          <w:sz w:val="17"/>
-        </w:rPr>
-        <w:t>post</w:t>
-      </w:r>
-      <w:r>
-        <w:t xml:space="preserve">). For a causal model </w:t>
-      </w:r>
-      <w:r>
-        <w:rPr>
-          <w:rFonts w:ascii="Consolas" w:hAnsi="Consolas"/>
-          <w:sz w:val="17"/>
-        </w:rPr>
-        <w:t>pre</w:t>
-      </w:r>
-      <w:r>
-        <w:t xml:space="preserve"> must be zero:</w:t>
-      </w:r>
-    </w:p>
-    <w:p/>
-    <w:p>
-      <w:r>
-        <w:rPr>
-          <w:rFonts w:ascii="Consolas" w:hAnsi="Consolas"/>
-          <w:color w:val="C00000"/>
-          <w:sz w:val="17"/>
-        </w:rPr>
-        <w:t>def</w:t>
-      </w:r>
-      <w:r>
-        <w:rPr>
-          <w:rFonts w:ascii="Consolas" w:hAnsi="Consolas"/>
-          <w:sz w:val="17"/>
-        </w:rPr>
-        <w:t xml:space="preserve"> </w:t>
-      </w:r>
-      <w:r>
-        <w:rPr>
-          <w:rFonts w:ascii="Consolas" w:hAnsi="Consolas"/>
-          <w:color w:val="80340D"/>
-          <w:sz w:val="17"/>
-        </w:rPr>
-        <w:t>causal_violation_probe</w:t>
-      </w:r>
-      <w:r>
-        <w:rPr>
-          <w:rFonts w:ascii="Consolas" w:hAnsi="Consolas"/>
-          <w:sz w:val="17"/>
-        </w:rPr>
-        <w:t xml:space="preserve">(model, vocab_size, </w:t>
-      </w:r>
-      <w:r>
-        <w:rPr>
-          <w:rFonts w:ascii="Consolas" w:hAnsi="Consolas"/>
-          <w:color w:val="0B769F"/>
-          <w:sz w:val="17"/>
-        </w:rPr>
-        <w:t>T</w:t>
-      </w:r>
-      <w:r>
-        <w:rPr>
-          <w:rFonts w:ascii="Consolas" w:hAnsi="Consolas"/>
-          <w:sz w:val="17"/>
-        </w:rPr>
-        <w:t>=</w:t>
-      </w:r>
-      <w:r>
-        <w:rPr>
-          <w:rFonts w:ascii="Consolas" w:hAnsi="Consolas"/>
-          <w:color w:val="0F9ED5"/>
-          <w:sz w:val="17"/>
-        </w:rPr>
-        <w:t>32</w:t>
-      </w:r>
-      <w:r>
-        <w:rPr>
-          <w:rFonts w:ascii="Consolas" w:hAnsi="Consolas"/>
-          <w:sz w:val="17"/>
-        </w:rPr>
-        <w:t>, t_pert=</w:t>
-      </w:r>
-      <w:r>
-        <w:rPr>
-          <w:rFonts w:ascii="Consolas" w:hAnsi="Consolas"/>
-          <w:color w:val="0F9ED5"/>
-          <w:sz w:val="17"/>
-        </w:rPr>
-        <w:t>20</w:t>
-      </w:r>
-      <w:r>
-        <w:rPr>
-          <w:rFonts w:ascii="Consolas" w:hAnsi="Consolas"/>
-          <w:sz w:val="17"/>
-        </w:rPr>
-        <w:t>, seed=</w:t>
-      </w:r>
-      <w:r>
-        <w:rPr>
-          <w:rFonts w:ascii="Consolas" w:hAnsi="Consolas"/>
-          <w:color w:val="0F9ED5"/>
-          <w:sz w:val="17"/>
-        </w:rPr>
-        <w:t>0</w:t>
-      </w:r>
-      <w:r>
-        <w:rPr>
-          <w:rFonts w:ascii="Consolas" w:hAnsi="Consolas"/>
-          <w:sz w:val="17"/>
-        </w:rPr>
-        <w:t>):</w:t>
-      </w:r>
-    </w:p>
-    <w:p>
-      <w:r>
-        <w:rPr>
-          <w:rFonts w:ascii="Consolas" w:hAnsi="Consolas"/>
-          <w:sz w:val="17"/>
-        </w:rPr>
-        <w:t xml:space="preserve">    </w:t>
-      </w:r>
-      <w:r>
-        <w:rPr>
-          <w:rFonts w:ascii="Consolas" w:hAnsi="Consolas"/>
-          <w:color w:val="3A7C22"/>
-          <w:sz w:val="17"/>
-        </w:rPr>
-        <w:t>"""Return (max delta on causal side, max delta on after-side, full delta vector)."""</w:t>
-      </w:r>
-    </w:p>
-    <w:p>
-      <w:r>
-        <w:rPr>
-          <w:rFonts w:ascii="Consolas" w:hAnsi="Consolas"/>
-          <w:sz w:val="17"/>
-        </w:rPr>
-        <w:t xml:space="preserve">    rng = np.random.</w:t>
-      </w:r>
-      <w:r>
-        <w:rPr>
-          <w:rFonts w:ascii="Consolas" w:hAnsi="Consolas"/>
-          <w:color w:val="80340D"/>
-          <w:sz w:val="17"/>
-        </w:rPr>
-        <w:t>default_rng</w:t>
-      </w:r>
-      <w:r>
-        <w:rPr>
-          <w:rFonts w:ascii="Consolas" w:hAnsi="Consolas"/>
-          <w:sz w:val="17"/>
-        </w:rPr>
-        <w:t>(seed)</w:t>
-      </w:r>
-    </w:p>
-    <w:p>
-      <w:r>
-        <w:rPr>
-          <w:rFonts w:ascii="Consolas" w:hAnsi="Consolas"/>
-          <w:sz w:val="17"/>
-        </w:rPr>
-        <w:t xml:space="preserve">    xb = rng.</w:t>
-      </w:r>
-      <w:r>
-        <w:rPr>
-          <w:rFonts w:ascii="Consolas" w:hAnsi="Consolas"/>
-          <w:color w:val="80340D"/>
-          <w:sz w:val="17"/>
-        </w:rPr>
-        <w:t>integers</w:t>
-      </w:r>
-      <w:r>
-        <w:rPr>
-          <w:rFonts w:ascii="Consolas" w:hAnsi="Consolas"/>
-          <w:sz w:val="17"/>
-        </w:rPr>
-        <w:t>(</w:t>
-      </w:r>
-      <w:r>
-        <w:rPr>
-          <w:rFonts w:ascii="Consolas" w:hAnsi="Consolas"/>
-          <w:color w:val="0F9ED5"/>
-          <w:sz w:val="17"/>
-        </w:rPr>
-        <w:t>0</w:t>
-      </w:r>
-      <w:r>
-        <w:rPr>
-          <w:rFonts w:ascii="Consolas" w:hAnsi="Consolas"/>
-          <w:sz w:val="17"/>
-        </w:rPr>
-        <w:t>, vocab_size, size=(</w:t>
-      </w:r>
-      <w:r>
-        <w:rPr>
-          <w:rFonts w:ascii="Consolas" w:hAnsi="Consolas"/>
-          <w:color w:val="0F9ED5"/>
-          <w:sz w:val="17"/>
-        </w:rPr>
-        <w:t>1</w:t>
-      </w:r>
-      <w:r>
-        <w:rPr>
-          <w:rFonts w:ascii="Consolas" w:hAnsi="Consolas"/>
-          <w:sz w:val="17"/>
-        </w:rPr>
-        <w:t xml:space="preserve">, </w:t>
-      </w:r>
-      <w:r>
-        <w:rPr>
-          <w:rFonts w:ascii="Consolas" w:hAnsi="Consolas"/>
-          <w:color w:val="0B769F"/>
-          <w:sz w:val="17"/>
-        </w:rPr>
-        <w:t>T</w:t>
-      </w:r>
-      <w:r>
-        <w:rPr>
-          <w:rFonts w:ascii="Consolas" w:hAnsi="Consolas"/>
-          <w:sz w:val="17"/>
-        </w:rPr>
-        <w:t>)).</w:t>
-      </w:r>
-      <w:r>
-        <w:rPr>
-          <w:rFonts w:ascii="Consolas" w:hAnsi="Consolas"/>
-          <w:color w:val="80340D"/>
-          <w:sz w:val="17"/>
-        </w:rPr>
-        <w:t>astype</w:t>
-      </w:r>
-      <w:r>
-        <w:rPr>
-          <w:rFonts w:ascii="Consolas" w:hAnsi="Consolas"/>
-          <w:sz w:val="17"/>
-        </w:rPr>
-        <w:t>(np.int64)</w:t>
-      </w:r>
-    </w:p>
-    <w:p>
-      <w:r>
-        <w:rPr>
-          <w:rFonts w:ascii="Consolas" w:hAnsi="Consolas"/>
-          <w:sz w:val="17"/>
-        </w:rPr>
-        <w:t xml:space="preserve">    x_a = torch.</w:t>
-      </w:r>
-      <w:r>
-        <w:rPr>
-          <w:rFonts w:ascii="Consolas" w:hAnsi="Consolas"/>
-          <w:color w:val="80340D"/>
-          <w:sz w:val="17"/>
-        </w:rPr>
-        <w:t>from_numpy</w:t>
-      </w:r>
-      <w:r>
-        <w:rPr>
-          <w:rFonts w:ascii="Consolas" w:hAnsi="Consolas"/>
-          <w:sz w:val="17"/>
-        </w:rPr>
-        <w:t>(xb)</w:t>
-      </w:r>
-    </w:p>
-    <w:p>
-      <w:r>
-        <w:rPr>
-          <w:rFonts w:ascii="Consolas" w:hAnsi="Consolas"/>
-          <w:sz w:val="17"/>
-        </w:rPr>
-        <w:lastRenderedPageBreak/>
-        <w:t xml:space="preserve">    x_b = x_a.</w:t>
-      </w:r>
-      <w:r>
-        <w:rPr>
-          <w:rFonts w:ascii="Consolas" w:hAnsi="Consolas"/>
-          <w:color w:val="80340D"/>
-          <w:sz w:val="17"/>
-        </w:rPr>
-        <w:t>clone</w:t>
-      </w:r>
-      <w:r>
-        <w:rPr>
-          <w:rFonts w:ascii="Consolas" w:hAnsi="Consolas"/>
-          <w:sz w:val="17"/>
-        </w:rPr>
-        <w:t>()</w:t>
-      </w:r>
-    </w:p>
-    <w:p>
-      <w:r>
-        <w:rPr>
-          <w:rFonts w:ascii="Consolas" w:hAnsi="Consolas"/>
-          <w:sz w:val="17"/>
-        </w:rPr>
-        <w:t xml:space="preserve">    orig = </w:t>
-      </w:r>
-      <w:r>
-        <w:rPr>
-          <w:rFonts w:ascii="Consolas" w:hAnsi="Consolas"/>
-          <w:color w:val="074F6A"/>
-          <w:sz w:val="17"/>
-        </w:rPr>
-        <w:t>int</w:t>
-      </w:r>
-      <w:r>
-        <w:rPr>
-          <w:rFonts w:ascii="Consolas" w:hAnsi="Consolas"/>
-          <w:sz w:val="17"/>
-        </w:rPr>
-        <w:t>(x_b[</w:t>
-      </w:r>
-      <w:r>
-        <w:rPr>
-          <w:rFonts w:ascii="Consolas" w:hAnsi="Consolas"/>
-          <w:color w:val="0F9ED5"/>
-          <w:sz w:val="17"/>
-        </w:rPr>
-        <w:t>0</w:t>
-      </w:r>
-      <w:r>
-        <w:rPr>
-          <w:rFonts w:ascii="Consolas" w:hAnsi="Consolas"/>
-          <w:sz w:val="17"/>
-        </w:rPr>
-        <w:t>, t_pert].</w:t>
-      </w:r>
-      <w:r>
-        <w:rPr>
-          <w:rFonts w:ascii="Consolas" w:hAnsi="Consolas"/>
-          <w:color w:val="80340D"/>
-          <w:sz w:val="17"/>
-        </w:rPr>
-        <w:t>item</w:t>
-      </w:r>
-      <w:r>
-        <w:rPr>
-          <w:rFonts w:ascii="Consolas" w:hAnsi="Consolas"/>
-          <w:sz w:val="17"/>
-        </w:rPr>
-        <w:t>())</w:t>
-      </w:r>
-    </w:p>
-    <w:p>
-      <w:r>
-        <w:rPr>
-          <w:rFonts w:ascii="Consolas" w:hAnsi="Consolas"/>
-          <w:sz w:val="17"/>
-        </w:rPr>
-        <w:t xml:space="preserve">    x_b[</w:t>
-      </w:r>
-      <w:r>
-        <w:rPr>
-          <w:rFonts w:ascii="Consolas" w:hAnsi="Consolas"/>
-          <w:color w:val="0F9ED5"/>
-          <w:sz w:val="17"/>
-        </w:rPr>
-        <w:t>0</w:t>
-      </w:r>
-      <w:r>
-        <w:rPr>
-          <w:rFonts w:ascii="Consolas" w:hAnsi="Consolas"/>
-          <w:sz w:val="17"/>
-        </w:rPr>
-        <w:t xml:space="preserve">, t_pert] = (orig + </w:t>
-      </w:r>
-      <w:r>
-        <w:rPr>
-          <w:rFonts w:ascii="Consolas" w:hAnsi="Consolas"/>
-          <w:color w:val="0F9ED5"/>
-          <w:sz w:val="17"/>
-        </w:rPr>
-        <w:t>17</w:t>
-      </w:r>
-      <w:r>
-        <w:rPr>
-          <w:rFonts w:ascii="Consolas" w:hAnsi="Consolas"/>
-          <w:sz w:val="17"/>
-        </w:rPr>
-        <w:t>) % vocab_size</w:t>
-      </w:r>
-    </w:p>
-    <w:p/>
-    <w:p>
-      <w:r>
-        <w:rPr>
-          <w:rFonts w:ascii="Consolas" w:hAnsi="Consolas"/>
-          <w:sz w:val="17"/>
-        </w:rPr>
-        <w:t xml:space="preserve">    model.</w:t>
-      </w:r>
-      <w:r>
-        <w:rPr>
-          <w:rFonts w:ascii="Consolas" w:hAnsi="Consolas"/>
-          <w:color w:val="80340D"/>
-          <w:sz w:val="17"/>
-        </w:rPr>
-        <w:t>eval</w:t>
-      </w:r>
-      <w:r>
-        <w:rPr>
-          <w:rFonts w:ascii="Consolas" w:hAnsi="Consolas"/>
-          <w:sz w:val="17"/>
-        </w:rPr>
-        <w:t>()</w:t>
-      </w:r>
-    </w:p>
-    <w:p>
-      <w:r>
-        <w:rPr>
-          <w:rFonts w:ascii="Consolas" w:hAnsi="Consolas"/>
-          <w:sz w:val="17"/>
-        </w:rPr>
-        <w:t xml:space="preserve">    out_a = </w:t>
-      </w:r>
-      <w:r>
-        <w:rPr>
-          <w:rFonts w:ascii="Consolas" w:hAnsi="Consolas"/>
-          <w:color w:val="80340D"/>
-          <w:sz w:val="17"/>
-        </w:rPr>
-        <w:t>model</w:t>
-      </w:r>
-      <w:r>
-        <w:rPr>
-          <w:rFonts w:ascii="Consolas" w:hAnsi="Consolas"/>
-          <w:sz w:val="17"/>
-        </w:rPr>
-        <w:t>(x_a)</w:t>
-      </w:r>
-    </w:p>
-    <w:p>
-      <w:r>
-        <w:rPr>
-          <w:rFonts w:ascii="Consolas" w:hAnsi="Consolas"/>
-          <w:sz w:val="17"/>
-        </w:rPr>
-        <w:t xml:space="preserve">    out_b = </w:t>
-      </w:r>
-      <w:r>
-        <w:rPr>
-          <w:rFonts w:ascii="Consolas" w:hAnsi="Consolas"/>
-          <w:color w:val="80340D"/>
-          <w:sz w:val="17"/>
-        </w:rPr>
-        <w:t>model</w:t>
-      </w:r>
-      <w:r>
-        <w:rPr>
-          <w:rFonts w:ascii="Consolas" w:hAnsi="Consolas"/>
-          <w:sz w:val="17"/>
-        </w:rPr>
-        <w:t>(x_b)</w:t>
-      </w:r>
-    </w:p>
-    <w:p>
-      <w:r>
-        <w:rPr>
-          <w:rFonts w:ascii="Consolas" w:hAnsi="Consolas"/>
-          <w:sz w:val="17"/>
-        </w:rPr>
-        <w:t xml:space="preserve">    logits_a = out_a[</w:t>
-      </w:r>
-      <w:r>
-        <w:rPr>
-          <w:rFonts w:ascii="Consolas" w:hAnsi="Consolas"/>
-          <w:color w:val="0F9ED5"/>
-          <w:sz w:val="17"/>
-        </w:rPr>
-        <w:t>0</w:t>
-      </w:r>
-      <w:r>
-        <w:rPr>
-          <w:rFonts w:ascii="Consolas" w:hAnsi="Consolas"/>
-          <w:sz w:val="17"/>
-        </w:rPr>
-        <w:t>].</w:t>
-      </w:r>
-      <w:r>
-        <w:rPr>
-          <w:rFonts w:ascii="Consolas" w:hAnsi="Consolas"/>
-          <w:color w:val="80340D"/>
-          <w:sz w:val="17"/>
-        </w:rPr>
-        <w:t>detach</w:t>
-      </w:r>
-      <w:r>
-        <w:rPr>
-          <w:rFonts w:ascii="Consolas" w:hAnsi="Consolas"/>
-          <w:sz w:val="17"/>
-        </w:rPr>
-        <w:t>()</w:t>
-      </w:r>
-    </w:p>
-    <w:p>
-      <w:r>
-        <w:rPr>
-          <w:rFonts w:ascii="Consolas" w:hAnsi="Consolas"/>
-          <w:sz w:val="17"/>
-        </w:rPr>
-        <w:t xml:space="preserve">    logits_b = out_b[</w:t>
-      </w:r>
-      <w:r>
-        <w:rPr>
-          <w:rFonts w:ascii="Consolas" w:hAnsi="Consolas"/>
-          <w:color w:val="0F9ED5"/>
-          <w:sz w:val="17"/>
-        </w:rPr>
-        <w:t>0</w:t>
-      </w:r>
-      <w:r>
-        <w:rPr>
-          <w:rFonts w:ascii="Consolas" w:hAnsi="Consolas"/>
-          <w:sz w:val="17"/>
-        </w:rPr>
-        <w:t>].</w:t>
-      </w:r>
-      <w:r>
-        <w:rPr>
-          <w:rFonts w:ascii="Consolas" w:hAnsi="Consolas"/>
-          <w:color w:val="80340D"/>
-          <w:sz w:val="17"/>
-        </w:rPr>
-        <w:t>detach</w:t>
-      </w:r>
-      <w:r>
-        <w:rPr>
-          <w:rFonts w:ascii="Consolas" w:hAnsi="Consolas"/>
-          <w:sz w:val="17"/>
-        </w:rPr>
-        <w:t>()</w:t>
-      </w:r>
-    </w:p>
-    <w:p>
-      <w:r>
-        <w:rPr>
-          <w:rFonts w:ascii="Consolas" w:hAnsi="Consolas"/>
-          <w:sz w:val="17"/>
-        </w:rPr>
-        <w:t xml:space="preserve">    diffs = (logits_a - logits_b).</w:t>
-      </w:r>
-      <w:r>
-        <w:rPr>
-          <w:rFonts w:ascii="Consolas" w:hAnsi="Consolas"/>
-          <w:color w:val="BF4E14"/>
-          <w:sz w:val="17"/>
-        </w:rPr>
-        <w:t>abs</w:t>
-      </w:r>
-      <w:r>
-        <w:rPr>
-          <w:rFonts w:ascii="Consolas" w:hAnsi="Consolas"/>
-          <w:sz w:val="17"/>
-        </w:rPr>
-        <w:t>().</w:t>
-      </w:r>
-      <w:r>
-        <w:rPr>
-          <w:rFonts w:ascii="Consolas" w:hAnsi="Consolas"/>
-          <w:color w:val="BF4E14"/>
-          <w:sz w:val="17"/>
-        </w:rPr>
-        <w:t>max</w:t>
-      </w:r>
-      <w:r>
-        <w:rPr>
-          <w:rFonts w:ascii="Consolas" w:hAnsi="Consolas"/>
-          <w:sz w:val="17"/>
-        </w:rPr>
-        <w:t>(dim=-</w:t>
-      </w:r>
-      <w:r>
-        <w:rPr>
-          <w:rFonts w:ascii="Consolas" w:hAnsi="Consolas"/>
-          <w:color w:val="0F9ED5"/>
-          <w:sz w:val="17"/>
-        </w:rPr>
-        <w:t>1</w:t>
-      </w:r>
-      <w:r>
-        <w:rPr>
-          <w:rFonts w:ascii="Consolas" w:hAnsi="Consolas"/>
-          <w:sz w:val="17"/>
-        </w:rPr>
-        <w:t>).values[</w:t>
-      </w:r>
-      <w:r>
-        <w:rPr>
-          <w:rFonts w:ascii="Consolas" w:hAnsi="Consolas"/>
-          <w:color w:val="0F9ED5"/>
-          <w:sz w:val="17"/>
-        </w:rPr>
-        <w:t>0</w:t>
-      </w:r>
-      <w:r>
-        <w:rPr>
-          <w:rFonts w:ascii="Consolas" w:hAnsi="Consolas"/>
-          <w:sz w:val="17"/>
-        </w:rPr>
-        <w:t>]</w:t>
-      </w:r>
-    </w:p>
-    <w:p>
-      <w:r>
-        <w:rPr>
-          <w:rFonts w:ascii="Consolas" w:hAnsi="Consolas"/>
-          <w:sz w:val="17"/>
-        </w:rPr>
-        <w:t xml:space="preserve">    pre  = </w:t>
-      </w:r>
-      <w:r>
-        <w:rPr>
-          <w:rFonts w:ascii="Consolas" w:hAnsi="Consolas"/>
-          <w:color w:val="074F6A"/>
-          <w:sz w:val="17"/>
-        </w:rPr>
-        <w:t>float</w:t>
-      </w:r>
-      <w:r>
-        <w:rPr>
-          <w:rFonts w:ascii="Consolas" w:hAnsi="Consolas"/>
-          <w:sz w:val="17"/>
-        </w:rPr>
-        <w:t>(diffs[:t_pert].</w:t>
-      </w:r>
-      <w:r>
-        <w:rPr>
-          <w:rFonts w:ascii="Consolas" w:hAnsi="Consolas"/>
-          <w:color w:val="BF4E14"/>
-          <w:sz w:val="17"/>
-        </w:rPr>
-        <w:t>max</w:t>
-      </w:r>
-      <w:r>
-        <w:rPr>
-          <w:rFonts w:ascii="Consolas" w:hAnsi="Consolas"/>
-          <w:sz w:val="17"/>
-        </w:rPr>
-        <w:t>().</w:t>
-      </w:r>
-      <w:r>
-        <w:rPr>
-          <w:rFonts w:ascii="Consolas" w:hAnsi="Consolas"/>
-          <w:color w:val="80340D"/>
-          <w:sz w:val="17"/>
-        </w:rPr>
-        <w:t>item</w:t>
-      </w:r>
-      <w:r>
-        <w:rPr>
-          <w:rFonts w:ascii="Consolas" w:hAnsi="Consolas"/>
-          <w:sz w:val="17"/>
-        </w:rPr>
-        <w:t>())</w:t>
-      </w:r>
-    </w:p>
-    <w:p>
-      <w:r>
-        <w:rPr>
-          <w:rFonts w:ascii="Consolas" w:hAnsi="Consolas"/>
-          <w:sz w:val="17"/>
-        </w:rPr>
-        <w:t xml:space="preserve">    post = </w:t>
-      </w:r>
-      <w:r>
-        <w:rPr>
-          <w:rFonts w:ascii="Consolas" w:hAnsi="Consolas"/>
-          <w:color w:val="074F6A"/>
-          <w:sz w:val="17"/>
-        </w:rPr>
-        <w:t>float</w:t>
-      </w:r>
-      <w:r>
-        <w:rPr>
-          <w:rFonts w:ascii="Consolas" w:hAnsi="Consolas"/>
-          <w:sz w:val="17"/>
-        </w:rPr>
-        <w:t xml:space="preserve">(diffs[t_pert + </w:t>
-      </w:r>
-      <w:r>
-        <w:rPr>
-          <w:rFonts w:ascii="Consolas" w:hAnsi="Consolas"/>
-          <w:color w:val="0F9ED5"/>
-          <w:sz w:val="17"/>
-        </w:rPr>
-        <w:t>1</w:t>
-      </w:r>
-      <w:r>
-        <w:rPr>
-          <w:rFonts w:ascii="Consolas" w:hAnsi="Consolas"/>
-          <w:sz w:val="17"/>
-        </w:rPr>
-        <w:t>:].</w:t>
-      </w:r>
-      <w:r>
-        <w:rPr>
-          <w:rFonts w:ascii="Consolas" w:hAnsi="Consolas"/>
-          <w:color w:val="BF4E14"/>
-          <w:sz w:val="17"/>
-        </w:rPr>
-        <w:t>max</w:t>
-      </w:r>
-      <w:r>
-        <w:rPr>
-          <w:rFonts w:ascii="Consolas" w:hAnsi="Consolas"/>
-          <w:sz w:val="17"/>
-        </w:rPr>
-        <w:t>().</w:t>
-      </w:r>
-      <w:r>
-        <w:rPr>
-          <w:rFonts w:ascii="Consolas" w:hAnsi="Consolas"/>
-          <w:color w:val="80340D"/>
-          <w:sz w:val="17"/>
-        </w:rPr>
-        <w:t>item</w:t>
-      </w:r>
-      <w:r>
-        <w:rPr>
-          <w:rFonts w:ascii="Consolas" w:hAnsi="Consolas"/>
-          <w:sz w:val="17"/>
-        </w:rPr>
-        <w:t>())</w:t>
-      </w:r>
-    </w:p>
-    <w:p>
-      <w:r>
-        <w:rPr>
-          <w:rFonts w:ascii="Consolas" w:hAnsi="Consolas"/>
-          <w:sz w:val="17"/>
-        </w:rPr>
-        <w:t xml:space="preserve">    </w:t>
-      </w:r>
-      <w:r>
-        <w:rPr>
-          <w:rFonts w:ascii="Consolas" w:hAnsi="Consolas"/>
-          <w:color w:val="C00000"/>
-          <w:sz w:val="17"/>
-        </w:rPr>
-        <w:t>return</w:t>
-      </w:r>
-      <w:r>
-        <w:rPr>
-          <w:rFonts w:ascii="Consolas" w:hAnsi="Consolas"/>
-          <w:sz w:val="17"/>
-        </w:rPr>
-        <w:t xml:space="preserve"> pre, post, diffs</w:t>
-      </w:r>
-    </w:p>
-    <w:p/>
-    <w:p>
-      <w:pPr>
-        <w:pStyle w:val="Heading3"/>
-      </w:pPr>
-      <w:bookmarkStart w:id="49" w:name="_Toc231120092"/>
-      <w:r>
-        <w:t xml:space="preserve">Regression discipline: </w:t>
-      </w:r>
-      <w:r>
-        <w:rPr>
-          <w:rFonts w:ascii="Consolas" w:hAnsi="Consolas"/>
-        </w:rPr>
-        <w:t>class_smoke</w:t>
-      </w:r>
-      <w:bookmarkEnd w:id="49"/>
-    </w:p>
-    <w:p>
-      <w:r>
-        <w:t xml:space="preserve">With no checkpoint argument the script random-initialises every registered model class in both </w:t>
-      </w:r>
-      <w:r>
-        <w:rPr>
-          <w:rFonts w:ascii="Consolas" w:hAnsi="Consolas"/>
-          <w:sz w:val="17"/>
-        </w:rPr>
-        <w:t>causal_force=True</w:t>
-      </w:r>
-      <w:r>
-        <w:t xml:space="preserve"> and </w:t>
-      </w:r>
-      <w:r>
-        <w:rPr>
-          <w:rFonts w:ascii="Consolas" w:hAnsi="Consolas"/>
-          <w:sz w:val="17"/>
-        </w:rPr>
-        <w:t>causal_force=False</w:t>
-      </w:r>
-      <w:r>
-        <w:t xml:space="preserve"> modes and asserts that the fixed variant produces </w:t>
-      </w:r>
-      <w:r>
-        <w:rPr>
-          <w:rFonts w:ascii="Consolas" w:hAnsi="Consolas"/>
-          <w:sz w:val="17"/>
-        </w:rPr>
-        <w:t>delta</w:t>
-      </w:r>
-      <w:r>
-        <w:t xml:space="preserve"> identically zero. Seeding before each construction makes the buggy/fixed pair share weights, so any difference is attributable solely to the </w:t>
-      </w:r>
-      <w:r>
-        <w:rPr>
-          <w:rFonts w:ascii="Consolas" w:hAnsi="Consolas"/>
-          <w:sz w:val="17"/>
-        </w:rPr>
-        <w:t>xi</w:t>
-      </w:r>
-      <w:r>
-        <w:t xml:space="preserve"> detach:</w:t>
-      </w:r>
-    </w:p>
-    <w:p/>
-    <w:p>
-      <w:r>
-        <w:rPr>
-          <w:rFonts w:ascii="Consolas" w:hAnsi="Consolas"/>
-          <w:color w:val="C00000"/>
-          <w:sz w:val="17"/>
-        </w:rPr>
-        <w:t>for</w:t>
-      </w:r>
-      <w:r>
-        <w:rPr>
-          <w:rFonts w:ascii="Consolas" w:hAnsi="Consolas"/>
-          <w:sz w:val="17"/>
-        </w:rPr>
-        <w:t xml:space="preserve"> entry </w:t>
-      </w:r>
-      <w:r>
-        <w:rPr>
-          <w:rFonts w:ascii="Consolas" w:hAnsi="Consolas"/>
-          <w:color w:val="C00000"/>
-          <w:sz w:val="17"/>
-        </w:rPr>
-        <w:t>in</w:t>
-      </w:r>
-      <w:r>
-        <w:rPr>
-          <w:rFonts w:ascii="Consolas" w:hAnsi="Consolas"/>
-          <w:sz w:val="17"/>
-        </w:rPr>
-        <w:t xml:space="preserve"> </w:t>
-      </w:r>
-      <w:r>
-        <w:rPr>
-          <w:rFonts w:ascii="Consolas" w:hAnsi="Consolas"/>
-          <w:color w:val="80340D"/>
-          <w:sz w:val="17"/>
-        </w:rPr>
-        <w:t>_registry</w:t>
-      </w:r>
-      <w:r>
-        <w:rPr>
-          <w:rFonts w:ascii="Consolas" w:hAnsi="Consolas"/>
-          <w:sz w:val="17"/>
-        </w:rPr>
-        <w:t>():</w:t>
-      </w:r>
-    </w:p>
-    <w:p>
-      <w:r>
-        <w:rPr>
-          <w:rFonts w:ascii="Consolas" w:hAnsi="Consolas"/>
-          <w:sz w:val="17"/>
-        </w:rPr>
-        <w:t xml:space="preserve">    torch.</w:t>
-      </w:r>
-      <w:r>
-        <w:rPr>
-          <w:rFonts w:ascii="Consolas" w:hAnsi="Consolas"/>
-          <w:color w:val="80340D"/>
-          <w:sz w:val="17"/>
-        </w:rPr>
-        <w:t>manual_seed</w:t>
-      </w:r>
-      <w:r>
-        <w:rPr>
-          <w:rFonts w:ascii="Consolas" w:hAnsi="Consolas"/>
-          <w:sz w:val="17"/>
-        </w:rPr>
-        <w:t>(</w:t>
-      </w:r>
-      <w:r>
-        <w:rPr>
-          <w:rFonts w:ascii="Consolas" w:hAnsi="Consolas"/>
-          <w:color w:val="0F9ED5"/>
-          <w:sz w:val="17"/>
-        </w:rPr>
-        <w:t>0</w:t>
-      </w:r>
-      <w:r>
-        <w:rPr>
-          <w:rFonts w:ascii="Consolas" w:hAnsi="Consolas"/>
-          <w:sz w:val="17"/>
-        </w:rPr>
-        <w:t>)</w:t>
-      </w:r>
-    </w:p>
-    <w:p>
-      <w:r>
-        <w:rPr>
-          <w:rFonts w:ascii="Consolas" w:hAnsi="Consolas"/>
-          <w:sz w:val="17"/>
-        </w:rPr>
-        <w:t xml:space="preserve">    model_buggy = entry.</w:t>
-      </w:r>
-      <w:r>
-        <w:rPr>
-          <w:rFonts w:ascii="Consolas" w:hAnsi="Consolas"/>
-          <w:color w:val="80340D"/>
-          <w:sz w:val="17"/>
-        </w:rPr>
-        <w:t>cls_factory</w:t>
-      </w:r>
-      <w:r>
-        <w:rPr>
-          <w:rFonts w:ascii="Consolas" w:hAnsi="Consolas"/>
-          <w:sz w:val="17"/>
-        </w:rPr>
-        <w:t>(entry.</w:t>
-      </w:r>
-      <w:r>
-        <w:rPr>
-          <w:rFonts w:ascii="Consolas" w:hAnsi="Consolas"/>
-          <w:color w:val="80340D"/>
-          <w:sz w:val="17"/>
-        </w:rPr>
-        <w:t>cfg_factory</w:t>
-      </w:r>
-      <w:r>
-        <w:rPr>
-          <w:rFonts w:ascii="Consolas" w:hAnsi="Consolas"/>
-          <w:sz w:val="17"/>
-        </w:rPr>
-        <w:t>(</w:t>
-      </w:r>
-      <w:r>
-        <w:rPr>
-          <w:rFonts w:ascii="Consolas" w:hAnsi="Consolas"/>
-          <w:color w:val="0F9ED5"/>
-          <w:sz w:val="17"/>
-        </w:rPr>
-        <w:t>False</w:t>
-      </w:r>
-      <w:r>
-        <w:rPr>
-          <w:rFonts w:ascii="Consolas" w:hAnsi="Consolas"/>
-          <w:sz w:val="17"/>
-        </w:rPr>
-        <w:t>))</w:t>
-      </w:r>
-    </w:p>
-    <w:p>
-      <w:r>
-        <w:rPr>
-          <w:rFonts w:ascii="Consolas" w:hAnsi="Consolas"/>
-          <w:sz w:val="17"/>
-        </w:rPr>
-        <w:t xml:space="preserve">    torch.</w:t>
-      </w:r>
-      <w:r>
-        <w:rPr>
-          <w:rFonts w:ascii="Consolas" w:hAnsi="Consolas"/>
-          <w:color w:val="80340D"/>
-          <w:sz w:val="17"/>
-        </w:rPr>
-        <w:t>manual_seed</w:t>
-      </w:r>
-      <w:r>
-        <w:rPr>
-          <w:rFonts w:ascii="Consolas" w:hAnsi="Consolas"/>
-          <w:sz w:val="17"/>
-        </w:rPr>
-        <w:t>(</w:t>
-      </w:r>
-      <w:r>
-        <w:rPr>
-          <w:rFonts w:ascii="Consolas" w:hAnsi="Consolas"/>
-          <w:color w:val="0F9ED5"/>
-          <w:sz w:val="17"/>
-        </w:rPr>
-        <w:t>0</w:t>
-      </w:r>
-      <w:r>
-        <w:rPr>
-          <w:rFonts w:ascii="Consolas" w:hAnsi="Consolas"/>
-          <w:sz w:val="17"/>
-        </w:rPr>
-        <w:t>)</w:t>
-      </w:r>
-    </w:p>
-    <w:p>
-      <w:r>
-        <w:rPr>
-          <w:rFonts w:ascii="Consolas" w:hAnsi="Consolas"/>
-          <w:sz w:val="17"/>
-        </w:rPr>
-        <w:t xml:space="preserve">    model_fixed = entry.</w:t>
-      </w:r>
-      <w:r>
-        <w:rPr>
-          <w:rFonts w:ascii="Consolas" w:hAnsi="Consolas"/>
-          <w:color w:val="80340D"/>
-          <w:sz w:val="17"/>
-        </w:rPr>
-        <w:t>cls_factory</w:t>
-      </w:r>
-      <w:r>
-        <w:rPr>
-          <w:rFonts w:ascii="Consolas" w:hAnsi="Consolas"/>
-          <w:sz w:val="17"/>
-        </w:rPr>
-        <w:t>(entry.</w:t>
-      </w:r>
-      <w:r>
-        <w:rPr>
-          <w:rFonts w:ascii="Consolas" w:hAnsi="Consolas"/>
-          <w:color w:val="80340D"/>
-          <w:sz w:val="17"/>
-        </w:rPr>
-        <w:t>cfg_factory</w:t>
-      </w:r>
-      <w:r>
-        <w:rPr>
-          <w:rFonts w:ascii="Consolas" w:hAnsi="Consolas"/>
-          <w:sz w:val="17"/>
-        </w:rPr>
-        <w:t>(</w:t>
-      </w:r>
-      <w:r>
-        <w:rPr>
-          <w:rFonts w:ascii="Consolas" w:hAnsi="Consolas"/>
-          <w:color w:val="0F9ED5"/>
-          <w:sz w:val="17"/>
-        </w:rPr>
-        <w:t>True</w:t>
-      </w:r>
-      <w:r>
-        <w:rPr>
-          <w:rFonts w:ascii="Consolas" w:hAnsi="Consolas"/>
-          <w:sz w:val="17"/>
-        </w:rPr>
-        <w:t>))</w:t>
-      </w:r>
-    </w:p>
-    <w:p>
-      <w:r>
-        <w:rPr>
-          <w:rFonts w:ascii="Consolas" w:hAnsi="Consolas"/>
-          <w:sz w:val="17"/>
-        </w:rPr>
-        <w:t xml:space="preserve">    pre_b, _, _ = </w:t>
-      </w:r>
-      <w:r>
-        <w:rPr>
-          <w:rFonts w:ascii="Consolas" w:hAnsi="Consolas"/>
-          <w:color w:val="80340D"/>
-          <w:sz w:val="17"/>
-        </w:rPr>
-        <w:t>causal_violation_probe</w:t>
-      </w:r>
-      <w:r>
-        <w:rPr>
-          <w:rFonts w:ascii="Consolas" w:hAnsi="Consolas"/>
-          <w:sz w:val="17"/>
-        </w:rPr>
-        <w:t>(model_buggy, vocab_size=</w:t>
-      </w:r>
-      <w:r>
-        <w:rPr>
-          <w:rFonts w:ascii="Consolas" w:hAnsi="Consolas"/>
-          <w:color w:val="0F9ED5"/>
-          <w:sz w:val="17"/>
-        </w:rPr>
-        <w:t>257</w:t>
-      </w:r>
-      <w:r>
-        <w:rPr>
-          <w:rFonts w:ascii="Consolas" w:hAnsi="Consolas"/>
-          <w:sz w:val="17"/>
-        </w:rPr>
-        <w:t>)</w:t>
-      </w:r>
-    </w:p>
-    <w:p>
-      <w:r>
-        <w:rPr>
-          <w:rFonts w:ascii="Consolas" w:hAnsi="Consolas"/>
-          <w:sz w:val="17"/>
-        </w:rPr>
-        <w:t xml:space="preserve">    pre_f, _, _ = </w:t>
-      </w:r>
-      <w:r>
-        <w:rPr>
-          <w:rFonts w:ascii="Consolas" w:hAnsi="Consolas"/>
-          <w:color w:val="80340D"/>
-          <w:sz w:val="17"/>
-        </w:rPr>
-        <w:t>causal_violation_probe</w:t>
-      </w:r>
-      <w:r>
-        <w:rPr>
-          <w:rFonts w:ascii="Consolas" w:hAnsi="Consolas"/>
-          <w:sz w:val="17"/>
-        </w:rPr>
-        <w:t>(model_fixed, vocab_size=</w:t>
-      </w:r>
-      <w:r>
-        <w:rPr>
-          <w:rFonts w:ascii="Consolas" w:hAnsi="Consolas"/>
-          <w:color w:val="0F9ED5"/>
-          <w:sz w:val="17"/>
-        </w:rPr>
-        <w:t>257</w:t>
-      </w:r>
-      <w:r>
-        <w:rPr>
-          <w:rFonts w:ascii="Consolas" w:hAnsi="Consolas"/>
-          <w:sz w:val="17"/>
-        </w:rPr>
-        <w:t>)</w:t>
-      </w:r>
-    </w:p>
-    <w:p>
-      <w:r>
-        <w:rPr>
-          <w:rFonts w:ascii="Consolas" w:hAnsi="Consolas"/>
-          <w:sz w:val="17"/>
-        </w:rPr>
-        <w:t xml:space="preserve">    ok_fixed = pre_f &lt; </w:t>
-      </w:r>
-      <w:r>
-        <w:rPr>
-          <w:rFonts w:ascii="Consolas" w:hAnsi="Consolas"/>
-          <w:color w:val="0F9ED5"/>
-          <w:sz w:val="17"/>
-        </w:rPr>
-        <w:t>1e-6</w:t>
-      </w:r>
-      <w:r>
-        <w:rPr>
-          <w:rFonts w:ascii="Consolas" w:hAnsi="Consolas"/>
-          <w:sz w:val="17"/>
-        </w:rPr>
-        <w:t xml:space="preserve">          </w:t>
-      </w:r>
-      <w:r>
-        <w:rPr>
-          <w:rFonts w:ascii="Consolas" w:hAnsi="Consolas"/>
-          <w:color w:val="3A7C22"/>
-          <w:sz w:val="17"/>
-        </w:rPr>
-        <w:t># the fixed variant MUST give exactly 0</w:t>
-      </w:r>
-    </w:p>
-    <w:p>
-      <w:r>
-        <w:rPr>
-          <w:rFonts w:ascii="Consolas" w:hAnsi="Consolas"/>
-          <w:sz w:val="17"/>
-        </w:rPr>
-        <w:t xml:space="preserve">    verdict = </w:t>
-      </w:r>
-      <w:r>
-        <w:rPr>
-          <w:rFonts w:ascii="Consolas" w:hAnsi="Consolas"/>
-          <w:color w:val="4EA72E"/>
-          <w:sz w:val="17"/>
-        </w:rPr>
-        <w:t>"OK"</w:t>
-      </w:r>
-      <w:r>
-        <w:rPr>
-          <w:rFonts w:ascii="Consolas" w:hAnsi="Consolas"/>
-          <w:sz w:val="17"/>
-        </w:rPr>
-        <w:t xml:space="preserve"> </w:t>
-      </w:r>
-      <w:r>
-        <w:rPr>
-          <w:rFonts w:ascii="Consolas" w:hAnsi="Consolas"/>
-          <w:color w:val="C00000"/>
-          <w:sz w:val="17"/>
-        </w:rPr>
-        <w:t>if</w:t>
-      </w:r>
-      <w:r>
-        <w:rPr>
-          <w:rFonts w:ascii="Consolas" w:hAnsi="Consolas"/>
-          <w:sz w:val="17"/>
-        </w:rPr>
-        <w:t xml:space="preserve"> ok_fixed </w:t>
-      </w:r>
-      <w:r>
-        <w:rPr>
-          <w:rFonts w:ascii="Consolas" w:hAnsi="Consolas"/>
-          <w:color w:val="C00000"/>
-          <w:sz w:val="17"/>
-        </w:rPr>
-        <w:t>else</w:t>
-      </w:r>
-      <w:r>
-        <w:rPr>
-          <w:rFonts w:ascii="Consolas" w:hAnsi="Consolas"/>
-          <w:sz w:val="17"/>
-        </w:rPr>
-        <w:t xml:space="preserve"> </w:t>
-      </w:r>
-      <w:r>
-        <w:rPr>
-          <w:rFonts w:ascii="Consolas" w:hAnsi="Consolas"/>
-          <w:color w:val="4EA72E"/>
-          <w:sz w:val="17"/>
-        </w:rPr>
-        <w:t>"FAIL"</w:t>
-      </w:r>
-    </w:p>
-    <w:p/>
-    <w:p>
-      <w:r>
-        <w:t>The registry itself is defensive. The core SPLM classes (</w:t>
-      </w:r>
-      <w:r>
-        <w:rPr>
-          <w:rFonts w:ascii="Consolas" w:hAnsi="Consolas"/>
-          <w:sz w:val="17"/>
-        </w:rPr>
-        <w:t>model_ln</w:t>
-      </w:r>
-      <w:r>
-        <w:t xml:space="preserve">, </w:t>
-      </w:r>
-      <w:r>
-        <w:rPr>
-          <w:rFonts w:ascii="Consolas" w:hAnsi="Consolas"/>
-          <w:sz w:val="17"/>
-        </w:rPr>
-        <w:t>model_sarf_mass</w:t>
-      </w:r>
-      <w:r>
-        <w:t xml:space="preserve">) are imported unconditionally, while every optional research variant is wrapped in </w:t>
-      </w:r>
-      <w:r>
-        <w:rPr>
-          <w:rFonts w:ascii="Consolas" w:hAnsi="Consolas"/>
-          <w:sz w:val="17"/>
-        </w:rPr>
-        <w:t>try/except</w:t>
-      </w:r>
-      <w:r>
-        <w:t xml:space="preserve"> so the probe still runs against the shipped models even when an extension module is absent from this repository:</w:t>
-      </w:r>
-    </w:p>
-    <w:p/>
-    <w:p>
-      <w:r>
-        <w:rPr>
-          <w:rFonts w:ascii="Consolas" w:hAnsi="Consolas"/>
-          <w:color w:val="C00000"/>
-          <w:sz w:val="17"/>
-        </w:rPr>
-        <w:t>try</w:t>
-      </w:r>
-      <w:r>
-        <w:rPr>
-          <w:rFonts w:ascii="Consolas" w:hAnsi="Consolas"/>
-          <w:sz w:val="17"/>
-        </w:rPr>
-        <w:t>:</w:t>
-      </w:r>
-    </w:p>
-    <w:p>
-      <w:r>
-        <w:rPr>
-          <w:rFonts w:ascii="Consolas" w:hAnsi="Consolas"/>
-          <w:sz w:val="17"/>
-        </w:rPr>
-        <w:t xml:space="preserve">    </w:t>
-      </w:r>
-      <w:r>
-        <w:rPr>
-          <w:rFonts w:ascii="Consolas" w:hAnsi="Consolas"/>
-          <w:color w:val="C00000"/>
-          <w:sz w:val="17"/>
-        </w:rPr>
-        <w:t>from</w:t>
-      </w:r>
-      <w:r>
-        <w:rPr>
-          <w:rFonts w:ascii="Consolas" w:hAnsi="Consolas"/>
-          <w:sz w:val="17"/>
-        </w:rPr>
-        <w:t xml:space="preserve"> model_multixi </w:t>
-      </w:r>
-      <w:r>
-        <w:rPr>
-          <w:rFonts w:ascii="Consolas" w:hAnsi="Consolas"/>
-          <w:color w:val="C00000"/>
-          <w:sz w:val="17"/>
-        </w:rPr>
-        <w:t>import</w:t>
-      </w:r>
-      <w:r>
-        <w:rPr>
-          <w:rFonts w:ascii="Consolas" w:hAnsi="Consolas"/>
-          <w:sz w:val="17"/>
-        </w:rPr>
-        <w:t xml:space="preserve"> (  </w:t>
-      </w:r>
-      <w:r>
-        <w:rPr>
-          <w:rFonts w:ascii="Consolas" w:hAnsi="Consolas"/>
-          <w:color w:val="3A7C22"/>
-          <w:sz w:val="17"/>
-        </w:rPr>
-        <w:t># optional extension — not shipped here</w:t>
-      </w:r>
-    </w:p>
-    <w:p>
-      <w:r>
-        <w:rPr>
-          <w:rFonts w:ascii="Consolas" w:hAnsi="Consolas"/>
-          <w:sz w:val="17"/>
-        </w:rPr>
-        <w:t xml:space="preserve">        </w:t>
-      </w:r>
-      <w:r>
-        <w:rPr>
-          <w:rFonts w:ascii="Consolas" w:hAnsi="Consolas"/>
-          <w:color w:val="0B769F"/>
-          <w:sz w:val="17"/>
-        </w:rPr>
-        <w:t>SPLMSARFMassLNMultiXiConfig</w:t>
-      </w:r>
-      <w:r>
-        <w:rPr>
-          <w:rFonts w:ascii="Consolas" w:hAnsi="Consolas"/>
-          <w:sz w:val="17"/>
-        </w:rPr>
-        <w:t xml:space="preserve">, </w:t>
-      </w:r>
-      <w:r>
-        <w:rPr>
-          <w:rFonts w:ascii="Consolas" w:hAnsi="Consolas"/>
-          <w:color w:val="0B769F"/>
-          <w:sz w:val="17"/>
-        </w:rPr>
-        <w:t>ScalarPotentialLMSARFMassLNMultiXi</w:t>
-      </w:r>
-      <w:r>
-        <w:rPr>
-          <w:rFonts w:ascii="Consolas" w:hAnsi="Consolas"/>
-          <w:sz w:val="17"/>
-        </w:rPr>
-        <w:t>,</w:t>
-      </w:r>
-    </w:p>
-    <w:p>
-      <w:r>
-        <w:rPr>
-          <w:rFonts w:ascii="Consolas" w:hAnsi="Consolas"/>
-          <w:sz w:val="17"/>
-        </w:rPr>
-        <w:t xml:space="preserve">    )</w:t>
-      </w:r>
-    </w:p>
-    <w:p/>
-    <w:p>
-      <w:r>
-        <w:rPr>
-          <w:rFonts w:ascii="Consolas" w:hAnsi="Consolas"/>
-          <w:sz w:val="17"/>
-        </w:rPr>
-        <w:t xml:space="preserve">    </w:t>
-      </w:r>
-      <w:r>
-        <w:rPr>
-          <w:rFonts w:ascii="Consolas" w:hAnsi="Consolas"/>
-          <w:color w:val="C00000"/>
-          <w:sz w:val="17"/>
-        </w:rPr>
-        <w:t>def</w:t>
-      </w:r>
-      <w:r>
-        <w:rPr>
-          <w:rFonts w:ascii="Consolas" w:hAnsi="Consolas"/>
-          <w:sz w:val="17"/>
-        </w:rPr>
-        <w:t xml:space="preserve"> </w:t>
-      </w:r>
-      <w:r>
-        <w:rPr>
-          <w:rFonts w:ascii="Consolas" w:hAnsi="Consolas"/>
-          <w:color w:val="80340D"/>
-          <w:sz w:val="17"/>
-        </w:rPr>
-        <w:t>_cfg_multixi</w:t>
-      </w:r>
-      <w:r>
-        <w:rPr>
-          <w:rFonts w:ascii="Consolas" w:hAnsi="Consolas"/>
-          <w:sz w:val="17"/>
-        </w:rPr>
-        <w:t>(causal):</w:t>
-      </w:r>
-    </w:p>
-    <w:p>
-      <w:r>
-        <w:rPr>
-          <w:rFonts w:ascii="Consolas" w:hAnsi="Consolas"/>
-          <w:sz w:val="17"/>
-        </w:rPr>
-        <w:t xml:space="preserve">        </w:t>
-      </w:r>
-      <w:r>
-        <w:rPr>
-          <w:rFonts w:ascii="Consolas" w:hAnsi="Consolas"/>
-          <w:color w:val="C00000"/>
-          <w:sz w:val="17"/>
-        </w:rPr>
-        <w:t>return</w:t>
-      </w:r>
-      <w:r>
-        <w:rPr>
-          <w:rFonts w:ascii="Consolas" w:hAnsi="Consolas"/>
-          <w:sz w:val="17"/>
-        </w:rPr>
-        <w:t xml:space="preserve"> </w:t>
-      </w:r>
-      <w:r>
-        <w:rPr>
-          <w:rFonts w:ascii="Consolas" w:hAnsi="Consolas"/>
-          <w:color w:val="0B769F"/>
-          <w:sz w:val="17"/>
-        </w:rPr>
-        <w:t>SPLMSARFMassLNMultiXiConfig</w:t>
-      </w:r>
-      <w:r>
-        <w:rPr>
-          <w:rFonts w:ascii="Consolas" w:hAnsi="Consolas"/>
-          <w:sz w:val="17"/>
-        </w:rPr>
-        <w:t>(</w:t>
-      </w:r>
-    </w:p>
-    <w:p>
-      <w:r>
-        <w:rPr>
-          <w:rFonts w:ascii="Consolas" w:hAnsi="Consolas"/>
-          <w:sz w:val="17"/>
-        </w:rPr>
-        <w:t xml:space="preserve">            vocab_size=</w:t>
-      </w:r>
-      <w:r>
-        <w:rPr>
-          <w:rFonts w:ascii="Consolas" w:hAnsi="Consolas"/>
-          <w:color w:val="0F9ED5"/>
-          <w:sz w:val="17"/>
-        </w:rPr>
-        <w:t>257</w:t>
-      </w:r>
-      <w:r>
-        <w:rPr>
-          <w:rFonts w:ascii="Consolas" w:hAnsi="Consolas"/>
-          <w:sz w:val="17"/>
-        </w:rPr>
-        <w:t>, d=</w:t>
-      </w:r>
-      <w:r>
-        <w:rPr>
-          <w:rFonts w:ascii="Consolas" w:hAnsi="Consolas"/>
-          <w:color w:val="0F9ED5"/>
-          <w:sz w:val="17"/>
-        </w:rPr>
-        <w:t>16</w:t>
-      </w:r>
-      <w:r>
-        <w:rPr>
-          <w:rFonts w:ascii="Consolas" w:hAnsi="Consolas"/>
-          <w:sz w:val="17"/>
-        </w:rPr>
-        <w:t>, max_len=</w:t>
-      </w:r>
-      <w:r>
-        <w:rPr>
-          <w:rFonts w:ascii="Consolas" w:hAnsi="Consolas"/>
-          <w:color w:val="0F9ED5"/>
-          <w:sz w:val="17"/>
-        </w:rPr>
-        <w:t>64</w:t>
-      </w:r>
-      <w:r>
-        <w:rPr>
-          <w:rFonts w:ascii="Consolas" w:hAnsi="Consolas"/>
-          <w:sz w:val="17"/>
-        </w:rPr>
-        <w:t>, v_hidden=</w:t>
-      </w:r>
-      <w:r>
-        <w:rPr>
-          <w:rFonts w:ascii="Consolas" w:hAnsi="Consolas"/>
-          <w:color w:val="0F9ED5"/>
-          <w:sz w:val="17"/>
-        </w:rPr>
-        <w:t>32</w:t>
-      </w:r>
-      <w:r>
-        <w:rPr>
-          <w:rFonts w:ascii="Consolas" w:hAnsi="Consolas"/>
-          <w:sz w:val="17"/>
-        </w:rPr>
-        <w:t>, v_depth=</w:t>
-      </w:r>
-      <w:r>
-        <w:rPr>
-          <w:rFonts w:ascii="Consolas" w:hAnsi="Consolas"/>
-          <w:color w:val="0F9ED5"/>
-          <w:sz w:val="17"/>
-        </w:rPr>
-        <w:t>2</w:t>
-      </w:r>
-      <w:r>
-        <w:rPr>
-          <w:rFonts w:ascii="Consolas" w:hAnsi="Consolas"/>
-          <w:sz w:val="17"/>
-        </w:rPr>
-        <w:t xml:space="preserve">, </w:t>
-      </w:r>
-      <w:r>
-        <w:rPr>
-          <w:rFonts w:ascii="Consolas" w:hAnsi="Consolas"/>
-          <w:color w:val="0B769F"/>
-          <w:sz w:val="17"/>
-        </w:rPr>
-        <w:t>L</w:t>
-      </w:r>
-      <w:r>
-        <w:rPr>
-          <w:rFonts w:ascii="Consolas" w:hAnsi="Consolas"/>
-          <w:sz w:val="17"/>
-        </w:rPr>
-        <w:t>=</w:t>
-      </w:r>
-      <w:r>
-        <w:rPr>
-          <w:rFonts w:ascii="Consolas" w:hAnsi="Consolas"/>
-          <w:color w:val="0F9ED5"/>
-          <w:sz w:val="17"/>
-        </w:rPr>
-        <w:t>4</w:t>
-      </w:r>
-      <w:r>
-        <w:rPr>
-          <w:rFonts w:ascii="Consolas" w:hAnsi="Consolas"/>
-          <w:sz w:val="17"/>
-        </w:rPr>
-        <w:t>,</w:t>
-      </w:r>
-    </w:p>
-    <w:p>
-      <w:r>
-        <w:rPr>
-          <w:rFonts w:ascii="Consolas" w:hAnsi="Consolas"/>
-          <w:sz w:val="17"/>
-        </w:rPr>
-        <w:t xml:space="preserve">            mass_mode=</w:t>
-      </w:r>
-      <w:r>
-        <w:rPr>
-          <w:rFonts w:ascii="Consolas" w:hAnsi="Consolas"/>
-          <w:color w:val="4EA72E"/>
-          <w:sz w:val="17"/>
-        </w:rPr>
-        <w:t>"global"</w:t>
-      </w:r>
-      <w:r>
-        <w:rPr>
-          <w:rFonts w:ascii="Consolas" w:hAnsi="Consolas"/>
-          <w:sz w:val="17"/>
-        </w:rPr>
-        <w:t>, ln_after_step=</w:t>
-      </w:r>
-      <w:r>
-        <w:rPr>
-          <w:rFonts w:ascii="Consolas" w:hAnsi="Consolas"/>
-          <w:color w:val="0F9ED5"/>
-          <w:sz w:val="17"/>
-        </w:rPr>
-        <w:t>True</w:t>
-      </w:r>
-      <w:r>
-        <w:rPr>
-          <w:rFonts w:ascii="Consolas" w:hAnsi="Consolas"/>
-          <w:sz w:val="17"/>
-        </w:rPr>
-        <w:t>,</w:t>
-      </w:r>
-    </w:p>
-    <w:p>
-      <w:r>
-        <w:rPr>
-          <w:rFonts w:ascii="Consolas" w:hAnsi="Consolas"/>
-          <w:sz w:val="17"/>
-        </w:rPr>
-        <w:t xml:space="preserve">            xi_channels=</w:t>
-      </w:r>
-      <w:r>
-        <w:rPr>
-          <w:rFonts w:ascii="Consolas" w:hAnsi="Consolas"/>
-          <w:color w:val="0F9ED5"/>
-          <w:sz w:val="17"/>
-        </w:rPr>
-        <w:t>4</w:t>
-      </w:r>
-      <w:r>
-        <w:rPr>
-          <w:rFonts w:ascii="Consolas" w:hAnsi="Consolas"/>
-          <w:sz w:val="17"/>
-        </w:rPr>
-        <w:t>, xi_alpha_inits=[</w:t>
-      </w:r>
-      <w:r>
-        <w:rPr>
-          <w:rFonts w:ascii="Consolas" w:hAnsi="Consolas"/>
-          <w:color w:val="0F9ED5"/>
-          <w:sz w:val="17"/>
-        </w:rPr>
-        <w:t>0.0</w:t>
-      </w:r>
-      <w:r>
-        <w:rPr>
-          <w:rFonts w:ascii="Consolas" w:hAnsi="Consolas"/>
-          <w:sz w:val="17"/>
-        </w:rPr>
-        <w:t xml:space="preserve">, </w:t>
-      </w:r>
-      <w:r>
-        <w:rPr>
-          <w:rFonts w:ascii="Consolas" w:hAnsi="Consolas"/>
-          <w:color w:val="0F9ED5"/>
-          <w:sz w:val="17"/>
-        </w:rPr>
-        <w:t>0.5</w:t>
-      </w:r>
-      <w:r>
-        <w:rPr>
-          <w:rFonts w:ascii="Consolas" w:hAnsi="Consolas"/>
-          <w:sz w:val="17"/>
-        </w:rPr>
-        <w:t xml:space="preserve">, </w:t>
-      </w:r>
-      <w:r>
-        <w:rPr>
-          <w:rFonts w:ascii="Consolas" w:hAnsi="Consolas"/>
-          <w:color w:val="0F9ED5"/>
-          <w:sz w:val="17"/>
-        </w:rPr>
-        <w:t>0.9</w:t>
-      </w:r>
-      <w:r>
-        <w:rPr>
-          <w:rFonts w:ascii="Consolas" w:hAnsi="Consolas"/>
-          <w:sz w:val="17"/>
-        </w:rPr>
-        <w:t xml:space="preserve">, </w:t>
-      </w:r>
-      <w:r>
-        <w:rPr>
-          <w:rFonts w:ascii="Consolas" w:hAnsi="Consolas"/>
-          <w:color w:val="0F9ED5"/>
-          <w:sz w:val="17"/>
-        </w:rPr>
-        <w:t>0.99</w:t>
-      </w:r>
-      <w:r>
-        <w:rPr>
-          <w:rFonts w:ascii="Consolas" w:hAnsi="Consolas"/>
-          <w:sz w:val="17"/>
-        </w:rPr>
-        <w:t>],</w:t>
-      </w:r>
-    </w:p>
-    <w:p>
-      <w:r>
-        <w:rPr>
-          <w:rFonts w:ascii="Consolas" w:hAnsi="Consolas"/>
-          <w:sz w:val="17"/>
-        </w:rPr>
-        <w:t xml:space="preserve">            xi_learnable=</w:t>
-      </w:r>
-      <w:r>
-        <w:rPr>
-          <w:rFonts w:ascii="Consolas" w:hAnsi="Consolas"/>
-          <w:color w:val="0F9ED5"/>
-          <w:sz w:val="17"/>
-        </w:rPr>
-        <w:t>True</w:t>
-      </w:r>
-      <w:r>
-        <w:rPr>
-          <w:rFonts w:ascii="Consolas" w:hAnsi="Consolas"/>
-          <w:sz w:val="17"/>
-        </w:rPr>
-        <w:t>,</w:t>
-      </w:r>
-    </w:p>
-    <w:p>
-      <w:r>
-        <w:rPr>
-          <w:rFonts w:ascii="Consolas" w:hAnsi="Consolas"/>
-          <w:sz w:val="17"/>
-        </w:rPr>
-        <w:t xml:space="preserve">            causal_force=</w:t>
-      </w:r>
-      <w:r>
-        <w:rPr>
-          <w:rFonts w:ascii="Consolas" w:hAnsi="Consolas"/>
-          <w:color w:val="0F9ED5"/>
-          <w:sz w:val="17"/>
-        </w:rPr>
-        <w:t>True</w:t>
-      </w:r>
-      <w:r>
-        <w:rPr>
-          <w:rFonts w:ascii="Consolas" w:hAnsi="Consolas"/>
-          <w:sz w:val="17"/>
-        </w:rPr>
-        <w:t xml:space="preserve"> </w:t>
-      </w:r>
-      <w:r>
-        <w:rPr>
-          <w:rFonts w:ascii="Consolas" w:hAnsi="Consolas"/>
-          <w:color w:val="C00000"/>
-          <w:sz w:val="17"/>
-        </w:rPr>
-        <w:t>if</w:t>
-      </w:r>
-      <w:r>
-        <w:rPr>
-          <w:rFonts w:ascii="Consolas" w:hAnsi="Consolas"/>
-          <w:sz w:val="17"/>
-        </w:rPr>
-        <w:t xml:space="preserve"> causal </w:t>
-      </w:r>
-      <w:r>
-        <w:rPr>
-          <w:rFonts w:ascii="Consolas" w:hAnsi="Consolas"/>
-          <w:color w:val="C00000"/>
-          <w:sz w:val="17"/>
-        </w:rPr>
-        <w:t>is</w:t>
-      </w:r>
-      <w:r>
-        <w:rPr>
-          <w:rFonts w:ascii="Consolas" w:hAnsi="Consolas"/>
-          <w:sz w:val="17"/>
-        </w:rPr>
-        <w:t xml:space="preserve"> </w:t>
-      </w:r>
-      <w:r>
-        <w:rPr>
-          <w:rFonts w:ascii="Consolas" w:hAnsi="Consolas"/>
-          <w:color w:val="0F9ED5"/>
-          <w:sz w:val="17"/>
-        </w:rPr>
-        <w:t>None</w:t>
-      </w:r>
-      <w:r>
-        <w:rPr>
-          <w:rFonts w:ascii="Consolas" w:hAnsi="Consolas"/>
-          <w:sz w:val="17"/>
-        </w:rPr>
-        <w:t xml:space="preserve"> </w:t>
-      </w:r>
-      <w:r>
-        <w:rPr>
-          <w:rFonts w:ascii="Consolas" w:hAnsi="Consolas"/>
-          <w:color w:val="C00000"/>
-          <w:sz w:val="17"/>
-        </w:rPr>
-        <w:t>else</w:t>
-      </w:r>
-      <w:r>
-        <w:rPr>
-          <w:rFonts w:ascii="Consolas" w:hAnsi="Consolas"/>
-          <w:sz w:val="17"/>
-        </w:rPr>
-        <w:t xml:space="preserve"> causal,</w:t>
-      </w:r>
-    </w:p>
-    <w:p>
-      <w:r>
-        <w:rPr>
-          <w:rFonts w:ascii="Consolas" w:hAnsi="Consolas"/>
-          <w:sz w:val="17"/>
-        </w:rPr>
-        <w:t xml:space="preserve">        )</w:t>
-      </w:r>
-    </w:p>
-    <w:p>
-      <w:r>
-        <w:rPr>
-          <w:rFonts w:ascii="Consolas" w:hAnsi="Consolas"/>
-          <w:sz w:val="17"/>
-        </w:rPr>
-        <w:t xml:space="preserve">    out.</w:t>
-      </w:r>
-      <w:r>
-        <w:rPr>
-          <w:rFonts w:ascii="Consolas" w:hAnsi="Consolas"/>
-          <w:color w:val="80340D"/>
-          <w:sz w:val="17"/>
-        </w:rPr>
-        <w:t>append</w:t>
-      </w:r>
-      <w:r>
-        <w:rPr>
-          <w:rFonts w:ascii="Consolas" w:hAnsi="Consolas"/>
-          <w:sz w:val="17"/>
-        </w:rPr>
-        <w:t>(</w:t>
-      </w:r>
-      <w:r>
-        <w:rPr>
-          <w:rFonts w:ascii="Consolas" w:hAnsi="Consolas"/>
-          <w:color w:val="0B769F"/>
-          <w:sz w:val="17"/>
-        </w:rPr>
-        <w:t>ModelEntry</w:t>
-      </w:r>
-      <w:r>
-        <w:rPr>
-          <w:rFonts w:ascii="Consolas" w:hAnsi="Consolas"/>
-          <w:sz w:val="17"/>
-        </w:rPr>
-        <w:t>(</w:t>
-      </w:r>
-    </w:p>
-    <w:p>
-      <w:r>
-        <w:rPr>
-          <w:rFonts w:ascii="Consolas" w:hAnsi="Consolas"/>
-          <w:sz w:val="17"/>
-        </w:rPr>
-        <w:t xml:space="preserve">        </w:t>
-      </w:r>
-      <w:r>
-        <w:rPr>
-          <w:rFonts w:ascii="Consolas" w:hAnsi="Consolas"/>
-          <w:color w:val="4EA72E"/>
-          <w:sz w:val="17"/>
-        </w:rPr>
-        <w:t>"multixi (K=4 EMAs)"</w:t>
-      </w:r>
-      <w:r>
-        <w:rPr>
-          <w:rFonts w:ascii="Consolas" w:hAnsi="Consolas"/>
-          <w:sz w:val="17"/>
-        </w:rPr>
-        <w:t xml:space="preserve">, _cfg_multixi, </w:t>
-      </w:r>
-      <w:r>
-        <w:rPr>
-          <w:rFonts w:ascii="Consolas" w:hAnsi="Consolas"/>
-          <w:color w:val="0B769F"/>
-          <w:sz w:val="17"/>
-        </w:rPr>
-        <w:t>ScalarPotentialLMSARFMassLNMultiXi</w:t>
-      </w:r>
-      <w:r>
-        <w:rPr>
-          <w:rFonts w:ascii="Consolas" w:hAnsi="Consolas"/>
-          <w:sz w:val="17"/>
-        </w:rPr>
-        <w:t>,</w:t>
-      </w:r>
-    </w:p>
-    <w:p>
-      <w:r>
-        <w:rPr>
-          <w:rFonts w:ascii="Consolas" w:hAnsi="Consolas"/>
-          <w:sz w:val="17"/>
-        </w:rPr>
-        <w:t xml:space="preserve">    ))</w:t>
-      </w:r>
-    </w:p>
-    <w:p>
-      <w:r>
-        <w:rPr>
-          <w:rFonts w:ascii="Consolas" w:hAnsi="Consolas"/>
-          <w:color w:val="C00000"/>
-          <w:sz w:val="17"/>
-        </w:rPr>
-        <w:t>except</w:t>
-      </w:r>
-      <w:r>
-        <w:rPr>
-          <w:rFonts w:ascii="Consolas" w:hAnsi="Consolas"/>
-          <w:sz w:val="17"/>
-        </w:rPr>
-        <w:t xml:space="preserve"> </w:t>
-      </w:r>
-      <w:r>
-        <w:rPr>
-          <w:rFonts w:ascii="Consolas" w:hAnsi="Consolas"/>
-          <w:color w:val="0B769F"/>
-          <w:sz w:val="17"/>
-        </w:rPr>
-        <w:t>Exception</w:t>
-      </w:r>
-      <w:r>
-        <w:rPr>
-          <w:rFonts w:ascii="Consolas" w:hAnsi="Consolas"/>
-          <w:sz w:val="17"/>
-        </w:rPr>
-        <w:t>:</w:t>
-      </w:r>
-    </w:p>
-    <w:p>
-      <w:r>
-        <w:rPr>
-          <w:rFonts w:ascii="Consolas" w:hAnsi="Consolas"/>
-          <w:sz w:val="17"/>
-        </w:rPr>
-        <w:t xml:space="preserve">    </w:t>
-      </w:r>
-      <w:r>
-        <w:rPr>
-          <w:rFonts w:ascii="Consolas" w:hAnsi="Consolas"/>
-          <w:color w:val="C00000"/>
-          <w:sz w:val="17"/>
-        </w:rPr>
-        <w:t>pass</w:t>
-      </w:r>
-    </w:p>
-    <w:p/>
-    <w:p>
-      <w:pPr>
-        <w:pStyle w:val="Heading3"/>
-      </w:pPr>
       <w:bookmarkStart w:id="50" w:name="_Toc231120093"/>
       <w:r>
-        <w:lastRenderedPageBreak/>
         <w:t>Probing natural transformers</w:t>
       </w:r>
       <w:bookmarkEnd w:id="50"/>

--- a/companion_notes/deep_dives/Deep_Dive_in_the_SPLM_model_and_code.docx
+++ b/companion_notes/deep_dives/Deep_Dive_in_the_SPLM_model_and_code.docx
@@ -4705,12 +4705,32 @@
         </w:rPr>
       </w:pPr>
       <m:oMath>
-        <m:r>
-          <w:rPr>
-            <w:rFonts w:ascii="Cambria Math" w:eastAsiaTheme="minorEastAsia" w:hAnsi="Cambria Math"/>
-          </w:rPr>
-          <m:t>K</m:t>
-        </m:r>
+        <m:sSub>
+          <m:sSubPr>
+            <m:ctrlPr>
+              <w:rPr>
+                <w:rFonts w:ascii="Cambria Math" w:eastAsiaTheme="minorEastAsia" w:hAnsi="Cambria Math"/>
+                <w:i/>
+              </w:rPr>
+            </m:ctrlPr>
+          </m:sSubPr>
+          <m:e>
+            <m:r>
+              <w:rPr>
+                <w:rFonts w:ascii="Cambria Math" w:eastAsiaTheme="minorEastAsia" w:hAnsi="Cambria Math"/>
+              </w:rPr>
+              <m:t>K</m:t>
+            </m:r>
+          </m:e>
+          <m:sub>
+            <m:r>
+              <w:rPr>
+                <w:rFonts w:ascii="Cambria Math" w:eastAsiaTheme="minorEastAsia" w:hAnsi="Cambria Math"/>
+              </w:rPr>
+              <m:t>ξ</m:t>
+            </m:r>
+          </m:sub>
+        </m:sSub>
       </m:oMath>
       <w:r>
         <w:rPr>
@@ -4762,6 +4782,304 @@
           <w:rFonts w:eastAsiaTheme="minorEastAsia"/>
         </w:rPr>
         <w:footnoteReference w:id="3"/>
+      </w:r>
+      <w:r>
+        <w:rPr>
+          <w:rFonts w:eastAsiaTheme="minorEastAsia"/>
+        </w:rPr>
+        <w:t xml:space="preserve"> When the context permits, we will use </w:t>
+      </w:r>
+      <m:oMath>
+        <m:r>
+          <w:rPr>
+            <w:rFonts w:ascii="Cambria Math" w:eastAsiaTheme="minorEastAsia" w:hAnsi="Cambria Math"/>
+          </w:rPr>
+          <m:t>K</m:t>
+        </m:r>
+      </m:oMath>
+      <w:r>
+        <w:rPr>
+          <w:rFonts w:eastAsiaTheme="minorEastAsia"/>
+        </w:rPr>
+        <w:t xml:space="preserve"> instead of </w:t>
+      </w:r>
+      <m:oMath>
+        <m:sSub>
+          <m:sSubPr>
+            <m:ctrlPr>
+              <w:rPr>
+                <w:rFonts w:ascii="Cambria Math" w:eastAsiaTheme="minorEastAsia" w:hAnsi="Cambria Math"/>
+                <w:i/>
+              </w:rPr>
+            </m:ctrlPr>
+          </m:sSubPr>
+          <m:e>
+            <m:r>
+              <w:rPr>
+                <w:rFonts w:ascii="Cambria Math" w:eastAsiaTheme="minorEastAsia" w:hAnsi="Cambria Math"/>
+              </w:rPr>
+              <m:t>K</m:t>
+            </m:r>
+          </m:e>
+          <m:sub>
+            <m:r>
+              <w:rPr>
+                <w:rFonts w:ascii="Cambria Math" w:eastAsiaTheme="minorEastAsia" w:hAnsi="Cambria Math"/>
+              </w:rPr>
+              <m:t>ξ</m:t>
+            </m:r>
+          </m:sub>
+        </m:sSub>
+      </m:oMath>
+      <w:r>
+        <w:rPr>
+          <w:rFonts w:eastAsiaTheme="minorEastAsia"/>
+        </w:rPr>
+        <w:t xml:space="preserve"> to denote number of context channels.</w:t>
+      </w:r>
+    </w:p>
+    <w:p>
+      <w:pPr>
+        <w:rPr>
+          <w:rFonts w:eastAsiaTheme="minorEastAsia"/>
+        </w:rPr>
+      </w:pPr>
+      <m:oMath>
+        <m:sSub>
+          <m:sSubPr>
+            <m:ctrlPr>
+              <w:rPr>
+                <w:rFonts w:ascii="Cambria Math" w:eastAsiaTheme="minorEastAsia" w:hAnsi="Cambria Math"/>
+                <w:i/>
+              </w:rPr>
+            </m:ctrlPr>
+          </m:sSubPr>
+          <m:e>
+            <m:r>
+              <w:rPr>
+                <w:rFonts w:ascii="Cambria Math" w:eastAsiaTheme="minorEastAsia" w:hAnsi="Cambria Math"/>
+              </w:rPr>
+              <m:t>K</m:t>
+            </m:r>
+          </m:e>
+          <m:sub>
+            <m:r>
+              <w:rPr>
+                <w:rFonts w:ascii="Cambria Math" w:eastAsiaTheme="minorEastAsia" w:hAnsi="Cambria Math"/>
+              </w:rPr>
+              <m:t>w</m:t>
+            </m:r>
+          </m:sub>
+        </m:sSub>
+        <m:r>
+          <w:rPr>
+            <w:rFonts w:ascii="Cambria Math" w:eastAsiaTheme="minorEastAsia" w:hAnsi="Cambria Math"/>
+          </w:rPr>
+          <m:t>,</m:t>
+        </m:r>
+        <m:sSub>
+          <m:sSubPr>
+            <m:ctrlPr>
+              <w:rPr>
+                <w:rFonts w:ascii="Cambria Math" w:eastAsiaTheme="minorEastAsia" w:hAnsi="Cambria Math"/>
+                <w:i/>
+              </w:rPr>
+            </m:ctrlPr>
+          </m:sSubPr>
+          <m:e>
+            <m:r>
+              <w:rPr>
+                <w:rFonts w:ascii="Cambria Math" w:eastAsiaTheme="minorEastAsia" w:hAnsi="Cambria Math"/>
+              </w:rPr>
+              <m:t>K</m:t>
+            </m:r>
+          </m:e>
+          <m:sub>
+            <m:r>
+              <m:rPr>
+                <m:sty m:val="p"/>
+              </m:rPr>
+              <w:rPr>
+                <w:rFonts w:ascii="Cambria Math" w:eastAsiaTheme="minorEastAsia" w:hAnsi="Cambria Math"/>
+              </w:rPr>
+              <m:t>mix</m:t>
+            </m:r>
+          </m:sub>
+        </m:sSub>
+      </m:oMath>
+      <w:r>
+        <w:rPr>
+          <w:rFonts w:eastAsiaTheme="minorEastAsia"/>
+        </w:rPr>
+        <w:t xml:space="preserve"> – number of </w:t>
+      </w:r>
+      <w:r>
+        <w:rPr>
+          <w:rFonts w:eastAsiaTheme="minorEastAsia"/>
+        </w:rPr>
+        <w:t>energy wells per bank</w:t>
+      </w:r>
+      <w:r>
+        <w:rPr>
+          <w:rFonts w:eastAsiaTheme="minorEastAsia"/>
+        </w:rPr>
+        <w:t xml:space="preserve">; </w:t>
+      </w:r>
+      <m:oMath>
+        <m:sSub>
+          <m:sSubPr>
+            <m:ctrlPr>
+              <w:rPr>
+                <w:rFonts w:ascii="Cambria Math" w:eastAsiaTheme="minorEastAsia" w:hAnsi="Cambria Math"/>
+                <w:i/>
+              </w:rPr>
+            </m:ctrlPr>
+          </m:sSubPr>
+          <m:e>
+            <m:r>
+              <w:rPr>
+                <w:rFonts w:ascii="Cambria Math" w:eastAsiaTheme="minorEastAsia" w:hAnsi="Cambria Math"/>
+              </w:rPr>
+              <m:t>K</m:t>
+            </m:r>
+          </m:e>
+          <m:sub>
+            <m:r>
+              <m:rPr>
+                <m:sty m:val="p"/>
+              </m:rPr>
+              <w:rPr>
+                <w:rFonts w:ascii="Cambria Math" w:eastAsiaTheme="minorEastAsia" w:hAnsi="Cambria Math"/>
+              </w:rPr>
+              <m:t>mix</m:t>
+            </m:r>
+          </m:sub>
+        </m:sSub>
+      </m:oMath>
+      <w:r>
+        <w:rPr>
+          <w:rFonts w:eastAsiaTheme="minorEastAsia"/>
+        </w:rPr>
+        <w:t xml:space="preserve"> represents the older notation adopted when </w:t>
+      </w:r>
+      <w:r>
+        <w:rPr>
+          <w:rFonts w:eastAsiaTheme="minorEastAsia"/>
+        </w:rPr>
+        <w:t>the scalar potential was constructed using mixture models (e.g. SQ3)</w:t>
+      </w:r>
+    </w:p>
+    <w:p>
+      <w:pPr>
+        <w:rPr>
+          <w:rFonts w:eastAsiaTheme="minorEastAsia"/>
+        </w:rPr>
+      </w:pPr>
+      <m:oMath>
+        <m:sSub>
+          <m:sSubPr>
+            <m:ctrlPr>
+              <w:rPr>
+                <w:rFonts w:ascii="Cambria Math" w:hAnsi="Cambria Math"/>
+                <w:i/>
+              </w:rPr>
+            </m:ctrlPr>
+          </m:sSubPr>
+          <m:e>
+            <m:r>
+              <w:rPr>
+                <w:rFonts w:ascii="Cambria Math" w:hAnsi="Cambria Math"/>
+              </w:rPr>
+              <m:t>n</m:t>
+            </m:r>
+          </m:e>
+          <m:sub>
+            <m:r>
+              <m:rPr>
+                <m:sty m:val="p"/>
+              </m:rPr>
+              <w:rPr>
+                <w:rFonts w:ascii="Cambria Math" w:hAnsi="Cambria Math"/>
+              </w:rPr>
+              <m:t>ctx</m:t>
+            </m:r>
+          </m:sub>
+        </m:sSub>
+      </m:oMath>
+      <w:r>
+        <w:rPr>
+          <w:rFonts w:eastAsiaTheme="minorEastAsia"/>
+        </w:rPr>
+        <w:t xml:space="preserve"> – number well banks; usually </w:t>
+      </w:r>
+      <m:oMath>
+        <m:sSub>
+          <m:sSubPr>
+            <m:ctrlPr>
+              <w:rPr>
+                <w:rFonts w:ascii="Cambria Math" w:hAnsi="Cambria Math"/>
+                <w:i/>
+              </w:rPr>
+            </m:ctrlPr>
+          </m:sSubPr>
+          <m:e>
+            <m:r>
+              <w:rPr>
+                <w:rFonts w:ascii="Cambria Math" w:hAnsi="Cambria Math"/>
+              </w:rPr>
+              <m:t>n</m:t>
+            </m:r>
+          </m:e>
+          <m:sub>
+            <m:r>
+              <m:rPr>
+                <m:sty m:val="p"/>
+              </m:rPr>
+              <w:rPr>
+                <w:rFonts w:ascii="Cambria Math" w:hAnsi="Cambria Math"/>
+              </w:rPr>
+              <m:t>ctx</m:t>
+            </m:r>
+          </m:sub>
+        </m:sSub>
+        <m:r>
+          <w:rPr>
+            <w:rFonts w:ascii="Cambria Math" w:hAnsi="Cambria Math"/>
+          </w:rPr>
+          <m:t>=</m:t>
+        </m:r>
+        <m:sSub>
+          <m:sSubPr>
+            <m:ctrlPr>
+              <w:rPr>
+                <w:rFonts w:ascii="Cambria Math" w:eastAsiaTheme="minorEastAsia" w:hAnsi="Cambria Math"/>
+                <w:i/>
+              </w:rPr>
+            </m:ctrlPr>
+          </m:sSubPr>
+          <m:e>
+            <m:r>
+              <w:rPr>
+                <w:rFonts w:ascii="Cambria Math" w:eastAsiaTheme="minorEastAsia" w:hAnsi="Cambria Math"/>
+              </w:rPr>
+              <m:t>K</m:t>
+            </m:r>
+          </m:e>
+          <m:sub>
+            <m:r>
+              <w:rPr>
+                <w:rFonts w:ascii="Cambria Math" w:eastAsiaTheme="minorEastAsia" w:hAnsi="Cambria Math"/>
+              </w:rPr>
+              <m:t>ξ</m:t>
+            </m:r>
+          </m:sub>
+        </m:sSub>
+      </m:oMath>
+      <w:r>
+        <w:rPr>
+          <w:rFonts w:eastAsiaTheme="minorEastAsia"/>
+        </w:rPr>
+        <w:t xml:space="preserve"> </w:t>
       </w:r>
     </w:p>
     <w:p/>
@@ -5607,7 +5925,6 @@
         <w:rPr>
           <w:u w:val="single"/>
         </w:rPr>
-        <w:lastRenderedPageBreak/>
         <w:t xml:space="preserve">Disambiguation on the term </w:t>
       </w:r>
       <w:r>
@@ -8537,6 +8854,7 @@
         </w:rPr>
       </w:pPr>
       <w:r>
+        <w:lastRenderedPageBreak/>
         <w:t xml:space="preserve">Note: the final layer of the </w:t>
       </w:r>
       <m:oMath>
@@ -8706,7 +9024,6 @@
         </w:rPr>
       </w:pPr>
       <w:r>
-        <w:lastRenderedPageBreak/>
         <w:t xml:space="preserve">Three modes in the SARF-mass variant: </w:t>
       </w:r>
       <w:r>
@@ -11008,6 +11325,7 @@
         <w:rPr>
           <w:rFonts w:eastAsiaTheme="minorEastAsia"/>
         </w:rPr>
+        <w:lastRenderedPageBreak/>
         <w:t xml:space="preserve">LR Schedule – cosine annealing with linear warmup. In code: </w:t>
       </w:r>
       <w:r>
@@ -11073,7 +11391,6 @@
         <w:rPr>
           <w:rFonts w:eastAsiaTheme="minorEastAsia"/>
         </w:rPr>
-        <w:lastRenderedPageBreak/>
         <w:t>Oracle-Fit Quantities</w:t>
       </w:r>
       <w:bookmarkEnd w:id="7"/>
@@ -13580,6 +13897,7 @@
           <w:b/>
           <w:bCs/>
         </w:rPr>
+        <w:lastRenderedPageBreak/>
         <w:t>Causal force fix</w:t>
       </w:r>
       <w:r>
@@ -13811,7 +14129,6 @@
           <w:rPr>
             <w:rFonts w:ascii="Cambria Math" w:eastAsiaTheme="minorEastAsia" w:hAnsi="Cambria Math"/>
           </w:rPr>
-          <w:lastRenderedPageBreak/>
           <m:t>ξ</m:t>
         </m:r>
       </m:oMath>
@@ -14697,6 +15014,7 @@
         <w:rPr>
           <w:rFonts w:eastAsiaTheme="minorEastAsia"/>
         </w:rPr>
+        <w:lastRenderedPageBreak/>
         <w:t>Linear(</w:t>
       </w:r>
       <m:oMath>
@@ -15071,7 +15389,6 @@
         </w:rPr>
       </w:pPr>
       <w:r>
-        <w:lastRenderedPageBreak/>
         <w:t xml:space="preserve">The final 1-unit output makes </w:t>
       </w:r>
       <m:oMath>
@@ -17105,6 +17422,7 @@
           <w:rPr>
             <w:rFonts w:ascii="Cambria Math" w:hAnsi="Cambria Math"/>
           </w:rPr>
+          <w:lastRenderedPageBreak/>
           <m:t>∆</m:t>
         </m:r>
         <m:sSub>
@@ -17540,7 +17858,6 @@
     </w:p>
     <w:p>
       <w:r>
-        <w:lastRenderedPageBreak/>
         <w:t xml:space="preserve"> The gradient regressor </w:t>
       </w:r>
       <m:oMath>
@@ -18026,6 +18343,7 @@
     </w:p>
     <w:p>
       <w:r>
+        <w:lastRenderedPageBreak/>
         <w:t xml:space="preserve">The reference scalar potential is learned end-to-end with a single objective and no trajectory-level supervision. The base model </w:t>
       </w:r>
       <w:r>
@@ -18096,11 +18414,7 @@
         <w:t>gamma</w:t>
       </w:r>
       <w:r>
-        <w:t xml:space="preserve"> are shaped solely by the </w:t>
-      </w:r>
-      <w:r>
-        <w:lastRenderedPageBreak/>
-        <w:t>requirement that the depth-</w:t>
+        <w:t xml:space="preserve"> are shaped solely by the requirement that the depth-</w:t>
       </w:r>
       <w:r>
         <w:rPr>
@@ -18912,11 +19226,7 @@
         <w:t>Delta x_l ~= alpha_l v_l - beta_l grad V_psi(x_l)</w:t>
       </w:r>
       <w:r>
-        <w:t xml:space="preserve">. The interesting word is *single*. A </w:t>
-      </w:r>
-      <w:r>
-        <w:lastRenderedPageBreak/>
-        <w:t>per-layer symmetric operator (the subject of the next section) is a weak constraint; demanding that one smooth scalar explain twelve layers of behaviour at once is a far stronger one, and it is exactly the property that distinguishes a true physical potential from a layer-wise curve-fit.</w:t>
+        <w:t>. The interesting word is *single*. A per-layer symmetric operator (the subject of the next section) is a weak constraint; demanding that one smooth scalar explain twelve layers of behaviour at once is a far stronger one, and it is exactly the property that distinguishes a true physical potential from a layer-wise curve-fit.</w:t>
       </w:r>
     </w:p>
     <w:p/>
@@ -19424,6 +19734,7 @@
           <w:color w:val="3A7C22"/>
           <w:sz w:val="17"/>
         </w:rPr>
+        <w:lastRenderedPageBreak/>
         <w:t># position-only  (confounded for 2nd-order dynamics):   y = M x</w:t>
       </w:r>
     </w:p>
@@ -19725,7 +20036,6 @@
     <w:p/>
     <w:p>
       <w:r>
-        <w:lastRenderedPageBreak/>
         <w:t xml:space="preserve">There is also a small piece of implementation elegance worth pointing out. Rather than running a constrained optimiser to enforce </w:t>
       </w:r>
       <w:r>
@@ -20095,7 +20405,11 @@
         <w:t>EleutherAI/pythia-160m</w:t>
       </w:r>
       <w:r>
-        <w:t xml:space="preserve"> from the Hub — where the causal-side delta is zero by construction of the attention mask. Holding our physics-style model to the identical standard as a vanilla decoder is what licenses comparing their perplexities at all. Second, with </w:t>
+        <w:t xml:space="preserve"> from the Hub — where the causal-side delta is zero by construction of the attention mask. Holding our physics-style model to the identical </w:t>
+      </w:r>
+      <w:r>
+        <w:lastRenderedPageBreak/>
+        <w:t xml:space="preserve">standard as a vanilla decoder is what licenses comparing their perplexities at all. Second, with </w:t>
       </w:r>
       <w:r>
         <w:rPr>
@@ -20114,7 +20428,6 @@
         <w:pStyle w:val="Heading1"/>
       </w:pPr>
       <w:r>
-        <w:lastRenderedPageBreak/>
         <w:br/>
       </w:r>
       <w:bookmarkStart w:id="14" w:name="_Toc231120057"/>
@@ -20521,6 +20834,7 @@
         </w:rPr>
       </w:pPr>
       <w:r>
+        <w:lastRenderedPageBreak/>
         <w:t>Note on multi-</w:t>
       </w:r>
       <m:oMath>
@@ -22771,6 +23085,7 @@
           <w:b/>
           <w:bCs/>
         </w:rPr>
+        <w:lastRenderedPageBreak/>
         <w:t>Endpoint interpolation</w:t>
       </w:r>
       <w:r>
@@ -25586,6 +25901,7 @@
         <w:rPr>
           <w:color w:val="FF0000"/>
         </w:rPr>
+        <w:lastRenderedPageBreak/>
         <w:t xml:space="preserve">//TODO: </w:t>
       </w:r>
     </w:p>
@@ -25595,7 +25911,6 @@
         <w:rPr>
           <w:noProof/>
         </w:rPr>
-        <w:lastRenderedPageBreak/>
         <w:drawing>
           <wp:inline distT="0" distB="0" distL="0" distR="0" wp14:anchorId="7F89BDCE" wp14:editId="0BB25B73">
             <wp:extent cx="5943600" cy="6586855"/>
@@ -26899,7 +27214,7 @@
         <w:rPr>
           <w:rFonts w:eastAsiaTheme="minorEastAsia"/>
         </w:rPr>
-        <w:t xml:space="preserve">Note on Gaussian structured </w:t>
+        <w:t xml:space="preserve">Note on structured </w:t>
       </w:r>
       <m:oMath>
         <m:sSub>
@@ -26945,14 +27260,1265 @@
         <w:rPr>
           <w:rFonts w:eastAsiaTheme="minorEastAsia"/>
         </w:rPr>
-        <w:t xml:space="preserve">: well centres, precisions, and mixture weights </w:t>
-      </w:r>
-    </w:p>
-    <w:p>
+        <w:t xml:space="preserve">: </w:t>
+      </w:r>
+      <w:r>
+        <w:rPr>
+          <w:rFonts w:eastAsiaTheme="minorEastAsia"/>
+        </w:rPr>
+        <w:t>Well B</w:t>
+      </w:r>
+      <w:r>
+        <w:rPr>
+          <w:rFonts w:eastAsiaTheme="minorEastAsia"/>
+        </w:rPr>
+        <w:t xml:space="preserve">anks, </w:t>
+      </w:r>
+      <w:r>
+        <w:rPr>
+          <w:rFonts w:eastAsiaTheme="minorEastAsia"/>
+        </w:rPr>
+        <w:t>W</w:t>
+      </w:r>
+      <w:r>
+        <w:rPr>
+          <w:rFonts w:eastAsiaTheme="minorEastAsia"/>
+        </w:rPr>
+        <w:t xml:space="preserve">ell </w:t>
+      </w:r>
+      <w:r>
+        <w:rPr>
+          <w:rFonts w:eastAsiaTheme="minorEastAsia"/>
+        </w:rPr>
+        <w:t>C</w:t>
+      </w:r>
+      <w:r>
+        <w:rPr>
+          <w:rFonts w:eastAsiaTheme="minorEastAsia"/>
+        </w:rPr>
+        <w:t xml:space="preserve">entres, </w:t>
+      </w:r>
+      <w:r>
+        <w:rPr>
+          <w:rFonts w:eastAsiaTheme="minorEastAsia"/>
+        </w:rPr>
+        <w:t>Well P</w:t>
+      </w:r>
+      <w:r>
+        <w:rPr>
+          <w:rFonts w:eastAsiaTheme="minorEastAsia"/>
+        </w:rPr>
+        <w:t xml:space="preserve">recisions, </w:t>
+      </w:r>
+      <w:r>
+        <w:rPr>
+          <w:rFonts w:eastAsiaTheme="minorEastAsia"/>
+        </w:rPr>
+        <w:t>Well M</w:t>
+      </w:r>
+      <w:r>
+        <w:rPr>
+          <w:rFonts w:eastAsiaTheme="minorEastAsia"/>
+        </w:rPr>
+        <w:t xml:space="preserve">ixture weights </w:t>
+      </w:r>
+      <w:r>
+        <w:rPr>
+          <w:rFonts w:eastAsiaTheme="minorEastAsia"/>
+        </w:rPr>
+        <w:t>and their projections</w:t>
+      </w:r>
+    </w:p>
+    <w:p/>
+    <w:p>
+      <w:r>
+        <w:rPr>
+          <w:b/>
+          <w:bCs/>
+        </w:rPr>
+        <w:t>Definition</w:t>
+      </w:r>
+      <w:r>
+        <w:t xml:space="preserve"> </w:t>
+      </w:r>
+      <w:r>
+        <w:rPr>
+          <w:i/>
+          <w:iCs/>
+        </w:rPr>
+        <w:t>Bank</w:t>
+      </w:r>
+    </w:p>
+    <w:p>
+      <w:r>
+        <w:rPr>
+          <w:i/>
+          <w:iCs/>
+        </w:rPr>
+        <w:t>Bank</w:t>
+      </w:r>
+      <w:r>
+        <w:t xml:space="preserve"> is </w:t>
+      </w:r>
+      <w:r>
+        <w:t xml:space="preserve">one copy of structured well module: </w:t>
+      </w:r>
+      <w:r>
+        <w:t xml:space="preserve">a GMM (Gaussian mixture model) with its own projections, producing </w:t>
+      </w:r>
+      <w:r>
+        <w:rPr>
+          <w:i/>
+          <w:iCs/>
+        </w:rPr>
+        <w:t>one</w:t>
+      </w:r>
+      <w:r>
+        <w:t xml:space="preserve"> scalar potential from </w:t>
+      </w:r>
+      <w:r>
+        <w:rPr>
+          <w:i/>
+          <w:iCs/>
+        </w:rPr>
+        <w:t>one</w:t>
+      </w:r>
+      <w:r>
+        <w:t xml:space="preserve"> context vector </w:t>
+      </w:r>
+      <m:oMath>
+        <m:r>
+          <w:rPr>
+            <w:rFonts w:ascii="Cambria Math" w:hAnsi="Cambria Math"/>
+          </w:rPr>
+          <m:t>ξ</m:t>
+        </m:r>
+      </m:oMath>
+      <w:r>
+        <w:t xml:space="preserve"> and</w:t>
+      </w:r>
+      <w:r>
+        <w:t xml:space="preserve"> hidden state</w:t>
+      </w:r>
+      <w:r>
+        <w:t xml:space="preserve"> </w:t>
+      </w:r>
+      <m:oMath>
+        <m:r>
+          <w:rPr>
+            <w:rFonts w:ascii="Cambria Math" w:hAnsi="Cambria Math"/>
+          </w:rPr>
+          <m:t>h</m:t>
+        </m:r>
+      </m:oMath>
+      <w:r>
+        <w:t xml:space="preserve">. </w:t>
+      </w:r>
+    </w:p>
+    <w:p/>
+    <w:p>
+      <w:pPr>
+        <w:rPr>
+          <w:rFonts w:eastAsiaTheme="minorEastAsia"/>
+        </w:rPr>
+      </w:pPr>
+      <w:r>
+        <w:t xml:space="preserve">The number of wells in the bank is denoted with </w:t>
+      </w:r>
+      <m:oMath>
+        <m:sSub>
+          <m:sSubPr>
+            <m:ctrlPr>
+              <w:rPr>
+                <w:rFonts w:ascii="Cambria Math" w:hAnsi="Cambria Math"/>
+                <w:i/>
+              </w:rPr>
+            </m:ctrlPr>
+          </m:sSubPr>
+          <m:e>
+            <m:r>
+              <w:rPr>
+                <w:rFonts w:ascii="Cambria Math" w:hAnsi="Cambria Math"/>
+              </w:rPr>
+              <m:t>K</m:t>
+            </m:r>
+          </m:e>
+          <m:sub>
+            <m:r>
+              <w:rPr>
+                <w:rFonts w:ascii="Cambria Math" w:hAnsi="Cambria Math"/>
+              </w:rPr>
+              <m:t>w</m:t>
+            </m:r>
+          </m:sub>
+        </m:sSub>
+      </m:oMath>
+      <w:r>
+        <w:rPr>
+          <w:rFonts w:eastAsiaTheme="minorEastAsia"/>
+        </w:rPr>
+        <w:t xml:space="preserve"> in general. In older notes and in [2] in the context of </w:t>
+      </w:r>
+      <w:r>
+        <w:rPr>
+          <w:rFonts w:eastAsiaTheme="minorEastAsia"/>
+        </w:rPr>
+        <w:t xml:space="preserve">using mixture models to construct </w:t>
+      </w:r>
+      <m:oMath>
+        <m:sSub>
+          <m:sSubPr>
+            <m:ctrlPr>
+              <w:rPr>
+                <w:rFonts w:ascii="Cambria Math" w:hAnsi="Cambria Math"/>
+                <w:i/>
+              </w:rPr>
+            </m:ctrlPr>
+          </m:sSubPr>
+          <m:e>
+            <m:r>
+              <w:rPr>
+                <w:rFonts w:ascii="Cambria Math" w:hAnsi="Cambria Math"/>
+              </w:rPr>
+              <m:t>V</m:t>
+            </m:r>
+          </m:e>
+          <m:sub>
+            <m:r>
+              <w:rPr>
+                <w:rFonts w:ascii="Cambria Math" w:hAnsi="Cambria Math"/>
+              </w:rPr>
+              <m:t>θ</m:t>
+            </m:r>
+          </m:sub>
+        </m:sSub>
+      </m:oMath>
+      <w:r>
+        <w:rPr>
+          <w:rFonts w:eastAsiaTheme="minorEastAsia"/>
+        </w:rPr>
+        <w:t xml:space="preserve"> we use </w:t>
+      </w:r>
+      <m:oMath>
+        <m:sSub>
+          <m:sSubPr>
+            <m:ctrlPr>
+              <w:rPr>
+                <w:rFonts w:ascii="Cambria Math" w:hAnsi="Cambria Math"/>
+                <w:i/>
+              </w:rPr>
+            </m:ctrlPr>
+          </m:sSubPr>
+          <m:e>
+            <m:r>
+              <w:rPr>
+                <w:rFonts w:ascii="Cambria Math" w:hAnsi="Cambria Math"/>
+              </w:rPr>
+              <m:t>K</m:t>
+            </m:r>
+          </m:e>
+          <m:sub>
+            <m:r>
+              <m:rPr>
+                <m:sty m:val="p"/>
+              </m:rPr>
+              <w:rPr>
+                <w:rFonts w:ascii="Cambria Math" w:hAnsi="Cambria Math"/>
+              </w:rPr>
+              <m:t>mix</m:t>
+            </m:r>
+          </m:sub>
+        </m:sSub>
+      </m:oMath>
+      <w:r>
+        <w:rPr>
+          <w:rFonts w:eastAsiaTheme="minorEastAsia"/>
+        </w:rPr>
+        <w:t xml:space="preserve"> to denote the number of wells in the mixture model.</w:t>
+      </w:r>
+    </w:p>
+    <w:p>
+      <w:pPr>
+        <w:rPr>
+          <w:rFonts w:eastAsiaTheme="minorEastAsia"/>
+        </w:rPr>
+      </w:pPr>
+      <w:r>
+        <w:rPr>
+          <w:rFonts w:eastAsiaTheme="minorEastAsia"/>
+        </w:rPr>
+        <w:lastRenderedPageBreak/>
+        <w:t xml:space="preserve">For example, in </w:t>
+      </w:r>
+      <w:r>
+        <w:rPr>
+          <w:rFonts w:ascii="Consolas" w:eastAsiaTheme="minorEastAsia" w:hAnsi="Consolas" w:cs="Consolas"/>
+          <w:sz w:val="17"/>
+          <w:szCs w:val="17"/>
+        </w:rPr>
+        <w:t>MixtureQuadraticVTheta</w:t>
+      </w:r>
+      <w:r>
+        <w:rPr>
+          <w:rFonts w:eastAsiaTheme="minorEastAsia"/>
+        </w:rPr>
+        <w:t xml:space="preserve"> which represents the SQ3 variant of quadratic </w:t>
+      </w:r>
+      <m:oMath>
+        <m:sSub>
+          <m:sSubPr>
+            <m:ctrlPr>
+              <w:rPr>
+                <w:rFonts w:ascii="Cambria Math" w:hAnsi="Cambria Math"/>
+                <w:i/>
+              </w:rPr>
+            </m:ctrlPr>
+          </m:sSubPr>
+          <m:e>
+            <m:r>
+              <w:rPr>
+                <w:rFonts w:ascii="Cambria Math" w:hAnsi="Cambria Math"/>
+              </w:rPr>
+              <m:t>V</m:t>
+            </m:r>
+          </m:e>
+          <m:sub>
+            <m:r>
+              <w:rPr>
+                <w:rFonts w:ascii="Cambria Math" w:hAnsi="Cambria Math"/>
+              </w:rPr>
+              <m:t>θ</m:t>
+            </m:r>
+          </m:sub>
+        </m:sSub>
+      </m:oMath>
+      <w:r>
+        <w:rPr>
+          <w:rFonts w:eastAsiaTheme="minorEastAsia"/>
+        </w:rPr>
+        <w:t xml:space="preserve"> we use the following component mixture representation of the scalar potential</w:t>
+      </w:r>
+      <w:r>
+        <w:rPr>
+          <w:rFonts w:eastAsiaTheme="minorEastAsia"/>
+        </w:rPr>
+        <w:t xml:space="preserve"> </w:t>
+      </w:r>
+      <m:oMath>
+        <m:sSub>
+          <m:sSubPr>
+            <m:ctrlPr>
+              <w:rPr>
+                <w:rFonts w:ascii="Cambria Math" w:eastAsiaTheme="minorEastAsia" w:hAnsi="Cambria Math"/>
+                <w:i/>
+              </w:rPr>
+            </m:ctrlPr>
+          </m:sSubPr>
+          <m:e>
+            <m:r>
+              <w:rPr>
+                <w:rFonts w:ascii="Cambria Math" w:eastAsiaTheme="minorEastAsia" w:hAnsi="Cambria Math"/>
+              </w:rPr>
+              <m:t>V</m:t>
+            </m:r>
+          </m:e>
+          <m:sub>
+            <m:r>
+              <w:rPr>
+                <w:rFonts w:ascii="Cambria Math" w:hAnsi="Cambria Math"/>
+              </w:rPr>
+              <m:t>θ</m:t>
+            </m:r>
+          </m:sub>
+        </m:sSub>
+        <m:r>
+          <w:rPr>
+            <w:rFonts w:ascii="Cambria Math" w:eastAsiaTheme="minorEastAsia" w:hAnsi="Cambria Math"/>
+          </w:rPr>
+          <m:t>=-τ</m:t>
+        </m:r>
+        <m:func>
+          <m:funcPr>
+            <m:ctrlPr>
+              <w:rPr>
+                <w:rFonts w:ascii="Cambria Math" w:eastAsiaTheme="minorEastAsia" w:hAnsi="Cambria Math"/>
+                <w:i/>
+              </w:rPr>
+            </m:ctrlPr>
+          </m:funcPr>
+          <m:fName>
+            <m:r>
+              <m:rPr>
+                <m:sty m:val="p"/>
+              </m:rPr>
+              <w:rPr>
+                <w:rFonts w:ascii="Cambria Math" w:eastAsiaTheme="minorEastAsia" w:hAnsi="Cambria Math"/>
+              </w:rPr>
+              <m:t>log</m:t>
+            </m:r>
+          </m:fName>
+          <m:e>
+            <m:nary>
+              <m:naryPr>
+                <m:chr m:val="∑"/>
+                <m:limLoc m:val="undOvr"/>
+                <m:ctrlPr>
+                  <w:rPr>
+                    <w:rFonts w:ascii="Cambria Math" w:eastAsiaTheme="minorEastAsia" w:hAnsi="Cambria Math"/>
+                    <w:i/>
+                  </w:rPr>
+                </m:ctrlPr>
+              </m:naryPr>
+              <m:sub>
+                <m:r>
+                  <w:rPr>
+                    <w:rFonts w:ascii="Cambria Math" w:eastAsiaTheme="minorEastAsia" w:hAnsi="Cambria Math"/>
+                  </w:rPr>
+                  <m:t>k=1</m:t>
+                </m:r>
+              </m:sub>
+              <m:sup>
+                <m:sSub>
+                  <m:sSubPr>
+                    <m:ctrlPr>
+                      <w:rPr>
+                        <w:rFonts w:ascii="Cambria Math" w:eastAsiaTheme="minorEastAsia" w:hAnsi="Cambria Math"/>
+                        <w:i/>
+                      </w:rPr>
+                    </m:ctrlPr>
+                  </m:sSubPr>
+                  <m:e>
+                    <m:r>
+                      <w:rPr>
+                        <w:rFonts w:ascii="Cambria Math" w:eastAsiaTheme="minorEastAsia" w:hAnsi="Cambria Math"/>
+                      </w:rPr>
+                      <m:t>K</m:t>
+                    </m:r>
+                  </m:e>
+                  <m:sub>
+                    <m:r>
+                      <m:rPr>
+                        <m:sty m:val="p"/>
+                      </m:rPr>
+                      <w:rPr>
+                        <w:rFonts w:ascii="Cambria Math" w:eastAsiaTheme="minorEastAsia" w:hAnsi="Cambria Math"/>
+                      </w:rPr>
+                      <m:t>mix</m:t>
+                    </m:r>
+                  </m:sub>
+                </m:sSub>
+              </m:sup>
+              <m:e>
+                <m:sSub>
+                  <m:sSubPr>
+                    <m:ctrlPr>
+                      <w:rPr>
+                        <w:rFonts w:ascii="Cambria Math" w:eastAsiaTheme="minorEastAsia" w:hAnsi="Cambria Math"/>
+                        <w:i/>
+                      </w:rPr>
+                    </m:ctrlPr>
+                  </m:sSubPr>
+                  <m:e>
+                    <m:r>
+                      <w:rPr>
+                        <w:rFonts w:ascii="Cambria Math" w:eastAsiaTheme="minorEastAsia" w:hAnsi="Cambria Math"/>
+                      </w:rPr>
+                      <m:t>π</m:t>
+                    </m:r>
+                  </m:e>
+                  <m:sub>
+                    <m:r>
+                      <w:rPr>
+                        <w:rFonts w:ascii="Cambria Math" w:eastAsiaTheme="minorEastAsia" w:hAnsi="Cambria Math"/>
+                      </w:rPr>
+                      <m:t>k</m:t>
+                    </m:r>
+                  </m:sub>
+                </m:sSub>
+                <m:sSup>
+                  <m:sSupPr>
+                    <m:ctrlPr>
+                      <w:rPr>
+                        <w:rFonts w:ascii="Cambria Math" w:eastAsiaTheme="minorEastAsia" w:hAnsi="Cambria Math"/>
+                        <w:i/>
+                      </w:rPr>
+                    </m:ctrlPr>
+                  </m:sSupPr>
+                  <m:e>
+                    <m:r>
+                      <w:rPr>
+                        <w:rFonts w:ascii="Cambria Math" w:eastAsiaTheme="minorEastAsia" w:hAnsi="Cambria Math"/>
+                      </w:rPr>
+                      <m:t>e</m:t>
+                    </m:r>
+                  </m:e>
+                  <m:sup>
+                    <m:r>
+                      <w:rPr>
+                        <w:rFonts w:ascii="Cambria Math" w:eastAsiaTheme="minorEastAsia" w:hAnsi="Cambria Math"/>
+                      </w:rPr>
+                      <m:t>-</m:t>
+                    </m:r>
+                    <m:sSub>
+                      <m:sSubPr>
+                        <m:ctrlPr>
+                          <w:rPr>
+                            <w:rFonts w:ascii="Cambria Math" w:eastAsiaTheme="minorEastAsia" w:hAnsi="Cambria Math"/>
+                            <w:i/>
+                          </w:rPr>
+                        </m:ctrlPr>
+                      </m:sSubPr>
+                      <m:e>
+                        <m:r>
+                          <w:rPr>
+                            <w:rFonts w:ascii="Cambria Math" w:eastAsiaTheme="minorEastAsia" w:hAnsi="Cambria Math"/>
+                          </w:rPr>
+                          <m:t>E</m:t>
+                        </m:r>
+                      </m:e>
+                      <m:sub>
+                        <m:r>
+                          <w:rPr>
+                            <w:rFonts w:ascii="Cambria Math" w:eastAsiaTheme="minorEastAsia" w:hAnsi="Cambria Math"/>
+                          </w:rPr>
+                          <m:t>k</m:t>
+                        </m:r>
+                      </m:sub>
+                    </m:sSub>
+                    <m:r>
+                      <w:rPr>
+                        <w:rFonts w:ascii="Cambria Math" w:eastAsiaTheme="minorEastAsia" w:hAnsi="Cambria Math"/>
+                      </w:rPr>
+                      <m:t>/</m:t>
+                    </m:r>
+                    <m:r>
+                      <w:rPr>
+                        <w:rFonts w:ascii="Cambria Math" w:eastAsiaTheme="minorEastAsia" w:hAnsi="Cambria Math"/>
+                      </w:rPr>
+                      <m:t>τ</m:t>
+                    </m:r>
+                  </m:sup>
+                </m:sSup>
+              </m:e>
+            </m:nary>
+          </m:e>
+        </m:func>
+      </m:oMath>
+      <w:r>
+        <w:rPr>
+          <w:rFonts w:eastAsiaTheme="minorEastAsia"/>
+        </w:rPr>
+        <w:t xml:space="preserve">. In this formula we have </w:t>
+      </w:r>
+      <m:oMath>
+        <m:sSub>
+          <m:sSubPr>
+            <m:ctrlPr>
+              <w:rPr>
+                <w:rFonts w:ascii="Cambria Math" w:eastAsiaTheme="minorEastAsia" w:hAnsi="Cambria Math"/>
+                <w:i/>
+              </w:rPr>
+            </m:ctrlPr>
+          </m:sSubPr>
+          <m:e>
+            <m:r>
+              <w:rPr>
+                <w:rFonts w:ascii="Cambria Math" w:eastAsiaTheme="minorEastAsia" w:hAnsi="Cambria Math"/>
+              </w:rPr>
+              <m:t>K</m:t>
+            </m:r>
+          </m:e>
+          <m:sub>
+            <m:r>
+              <m:rPr>
+                <m:sty m:val="p"/>
+              </m:rPr>
+              <w:rPr>
+                <w:rFonts w:ascii="Cambria Math" w:eastAsiaTheme="minorEastAsia" w:hAnsi="Cambria Math"/>
+              </w:rPr>
+              <m:t>mix</m:t>
+            </m:r>
+          </m:sub>
+        </m:sSub>
+      </m:oMath>
+      <w:r>
+        <w:rPr>
+          <w:rFonts w:eastAsiaTheme="minorEastAsia"/>
+        </w:rPr>
+        <w:t xml:space="preserve"> components with weights </w:t>
+      </w:r>
+      <m:oMath>
+        <m:sSub>
+          <m:sSubPr>
+            <m:ctrlPr>
+              <w:rPr>
+                <w:rFonts w:ascii="Cambria Math" w:eastAsiaTheme="minorEastAsia" w:hAnsi="Cambria Math"/>
+                <w:i/>
+              </w:rPr>
+            </m:ctrlPr>
+          </m:sSubPr>
+          <m:e>
+            <m:r>
+              <w:rPr>
+                <w:rFonts w:ascii="Cambria Math" w:eastAsiaTheme="minorEastAsia" w:hAnsi="Cambria Math"/>
+              </w:rPr>
+              <m:t>π</m:t>
+            </m:r>
+          </m:e>
+          <m:sub>
+            <m:r>
+              <w:rPr>
+                <w:rFonts w:ascii="Cambria Math" w:eastAsiaTheme="minorEastAsia" w:hAnsi="Cambria Math"/>
+              </w:rPr>
+              <m:t>k</m:t>
+            </m:r>
+          </m:sub>
+        </m:sSub>
+      </m:oMath>
+      <w:r>
+        <w:rPr>
+          <w:rFonts w:eastAsiaTheme="minorEastAsia"/>
+        </w:rPr>
+        <w:t xml:space="preserve"> with energies </w:t>
+      </w:r>
+      <m:oMath>
+        <m:sSub>
+          <m:sSubPr>
+            <m:ctrlPr>
+              <w:rPr>
+                <w:rFonts w:ascii="Cambria Math" w:eastAsiaTheme="minorEastAsia" w:hAnsi="Cambria Math"/>
+                <w:i/>
+              </w:rPr>
+            </m:ctrlPr>
+          </m:sSubPr>
+          <m:e>
+            <m:r>
+              <w:rPr>
+                <w:rFonts w:ascii="Cambria Math" w:eastAsiaTheme="minorEastAsia" w:hAnsi="Cambria Math"/>
+              </w:rPr>
+              <m:t>E</m:t>
+            </m:r>
+          </m:e>
+          <m:sub>
+            <m:r>
+              <w:rPr>
+                <w:rFonts w:ascii="Cambria Math" w:eastAsiaTheme="minorEastAsia" w:hAnsi="Cambria Math"/>
+              </w:rPr>
+              <m:t>k</m:t>
+            </m:r>
+          </m:sub>
+        </m:sSub>
+      </m:oMath>
+      <w:r>
+        <w:rPr>
+          <w:rFonts w:eastAsiaTheme="minorEastAsia"/>
+        </w:rPr>
+        <w:t xml:space="preserve"> , combined by log-sum-exp.</w:t>
+      </w:r>
+    </w:p>
+    <w:p>
+      <w:pPr>
+        <w:rPr>
+          <w:rFonts w:eastAsiaTheme="minorEastAsia"/>
+        </w:rPr>
+      </w:pPr>
+    </w:p>
+    <w:p>
+      <w:r>
+        <w:rPr>
+          <w:rFonts w:eastAsiaTheme="minorEastAsia"/>
+        </w:rPr>
+        <w:t xml:space="preserve"> </w:t>
+      </w:r>
       <w:r>
         <w:t xml:space="preserve">The well centres are denoted with </w:t>
       </w:r>
-    </w:p>
+      <m:oMath>
+        <m:sSub>
+          <m:sSubPr>
+            <m:ctrlPr>
+              <w:rPr>
+                <w:rFonts w:ascii="Cambria Math" w:hAnsi="Cambria Math"/>
+                <w:i/>
+              </w:rPr>
+            </m:ctrlPr>
+          </m:sSubPr>
+          <m:e>
+            <m:r>
+              <w:rPr>
+                <w:rFonts w:ascii="Cambria Math" w:hAnsi="Cambria Math"/>
+              </w:rPr>
+              <m:t>μ</m:t>
+            </m:r>
+          </m:e>
+          <m:sub>
+            <m:r>
+              <w:rPr>
+                <w:rFonts w:ascii="Cambria Math" w:hAnsi="Cambria Math"/>
+              </w:rPr>
+              <m:t>k</m:t>
+            </m:r>
+          </m:sub>
+        </m:sSub>
+        <m:r>
+          <w:rPr>
+            <w:rFonts w:ascii="Cambria Math" w:eastAsiaTheme="minorEastAsia" w:hAnsi="Cambria Math"/>
+          </w:rPr>
+          <m:t>∈</m:t>
+        </m:r>
+        <m:sSup>
+          <m:sSupPr>
+            <m:ctrlPr>
+              <w:rPr>
+                <w:rFonts w:ascii="Cambria Math" w:eastAsiaTheme="minorEastAsia" w:hAnsi="Cambria Math"/>
+                <w:i/>
+              </w:rPr>
+            </m:ctrlPr>
+          </m:sSupPr>
+          <m:e>
+            <m:r>
+              <m:rPr>
+                <m:scr m:val="double-struck"/>
+              </m:rPr>
+              <w:rPr>
+                <w:rFonts w:ascii="Cambria Math" w:eastAsiaTheme="minorEastAsia" w:hAnsi="Cambria Math"/>
+              </w:rPr>
+              <m:t>R</m:t>
+            </m:r>
+          </m:e>
+          <m:sup>
+            <m:r>
+              <w:rPr>
+                <w:rFonts w:ascii="Cambria Math" w:eastAsiaTheme="minorEastAsia" w:hAnsi="Cambria Math"/>
+              </w:rPr>
+              <m:t>d</m:t>
+            </m:r>
+          </m:sup>
+        </m:sSup>
+      </m:oMath>
+      <w:r>
+        <w:rPr>
+          <w:rFonts w:eastAsiaTheme="minorEastAsia"/>
+        </w:rPr>
+        <w:t>.</w:t>
+      </w:r>
+      <w:r>
+        <w:rPr>
+          <w:rFonts w:eastAsiaTheme="minorEastAsia"/>
+        </w:rPr>
+        <w:t xml:space="preserve"> </w:t>
+      </w:r>
+      <w:r>
+        <w:rPr>
+          <w:rFonts w:eastAsiaTheme="minorEastAsia"/>
+        </w:rPr>
+        <w:t>T</w:t>
+      </w:r>
+      <w:r>
+        <w:rPr>
+          <w:rFonts w:eastAsiaTheme="minorEastAsia"/>
+        </w:rPr>
+        <w:t xml:space="preserve">he diagonal precisions are denoted with </w:t>
+      </w:r>
+      <m:oMath>
+        <m:sSub>
+          <m:sSubPr>
+            <m:ctrlPr>
+              <w:rPr>
+                <w:rFonts w:ascii="Cambria Math" w:eastAsiaTheme="minorEastAsia" w:hAnsi="Cambria Math"/>
+                <w:i/>
+              </w:rPr>
+            </m:ctrlPr>
+          </m:sSubPr>
+          <m:e>
+            <m:r>
+              <w:rPr>
+                <w:rFonts w:ascii="Cambria Math" w:eastAsiaTheme="minorEastAsia" w:hAnsi="Cambria Math"/>
+              </w:rPr>
+              <m:t>a</m:t>
+            </m:r>
+          </m:e>
+          <m:sub>
+            <m:r>
+              <w:rPr>
+                <w:rFonts w:ascii="Cambria Math" w:eastAsiaTheme="minorEastAsia" w:hAnsi="Cambria Math"/>
+              </w:rPr>
+              <m:t>k</m:t>
+            </m:r>
+          </m:sub>
+        </m:sSub>
+        <m:r>
+          <w:rPr>
+            <w:rFonts w:ascii="Cambria Math" w:eastAsiaTheme="minorEastAsia" w:hAnsi="Cambria Math"/>
+          </w:rPr>
+          <m:t>∈</m:t>
+        </m:r>
+        <m:sSubSup>
+          <m:sSubSupPr>
+            <m:ctrlPr>
+              <w:rPr>
+                <w:rFonts w:ascii="Cambria Math" w:eastAsiaTheme="minorEastAsia" w:hAnsi="Cambria Math"/>
+                <w:i/>
+              </w:rPr>
+            </m:ctrlPr>
+          </m:sSubSupPr>
+          <m:e>
+            <m:r>
+              <m:rPr>
+                <m:scr m:val="double-struck"/>
+              </m:rPr>
+              <w:rPr>
+                <w:rFonts w:ascii="Cambria Math" w:eastAsiaTheme="minorEastAsia" w:hAnsi="Cambria Math"/>
+              </w:rPr>
+              <m:t>R</m:t>
+            </m:r>
+          </m:e>
+          <m:sub>
+            <m:r>
+              <w:rPr>
+                <w:rFonts w:ascii="Cambria Math" w:eastAsiaTheme="minorEastAsia" w:hAnsi="Cambria Math"/>
+              </w:rPr>
+              <m:t>&gt;0</m:t>
+            </m:r>
+          </m:sub>
+          <m:sup>
+            <m:r>
+              <w:rPr>
+                <w:rFonts w:ascii="Cambria Math" w:eastAsiaTheme="minorEastAsia" w:hAnsi="Cambria Math"/>
+              </w:rPr>
+              <m:t>d</m:t>
+            </m:r>
+          </m:sup>
+        </m:sSubSup>
+      </m:oMath>
+      <w:r>
+        <w:rPr>
+          <w:rFonts w:eastAsiaTheme="minorEastAsia"/>
+        </w:rPr>
+        <w:t xml:space="preserve"> </w:t>
+      </w:r>
+      <w:r>
+        <w:rPr>
+          <w:rFonts w:eastAsiaTheme="minorEastAsia"/>
+        </w:rPr>
+        <w:t xml:space="preserve">and represent the inverse variances per coordinate. The mixture weights are denoted with </w:t>
+      </w:r>
+      <m:oMath>
+        <m:sSub>
+          <m:sSubPr>
+            <m:ctrlPr>
+              <w:rPr>
+                <w:rFonts w:ascii="Cambria Math" w:eastAsiaTheme="minorEastAsia" w:hAnsi="Cambria Math"/>
+                <w:i/>
+              </w:rPr>
+            </m:ctrlPr>
+          </m:sSubPr>
+          <m:e>
+            <m:r>
+              <w:rPr>
+                <w:rFonts w:ascii="Cambria Math" w:eastAsiaTheme="minorEastAsia" w:hAnsi="Cambria Math"/>
+              </w:rPr>
+              <m:t>w</m:t>
+            </m:r>
+          </m:e>
+          <m:sub>
+            <m:r>
+              <w:rPr>
+                <w:rFonts w:ascii="Cambria Math" w:eastAsiaTheme="minorEastAsia" w:hAnsi="Cambria Math"/>
+              </w:rPr>
+              <m:t>k</m:t>
+            </m:r>
+          </m:sub>
+        </m:sSub>
+        <m:r>
+          <w:rPr>
+            <w:rFonts w:ascii="Cambria Math" w:eastAsiaTheme="minorEastAsia" w:hAnsi="Cambria Math"/>
+          </w:rPr>
+          <m:t>∈</m:t>
+        </m:r>
+        <m:r>
+          <m:rPr>
+            <m:scr m:val="double-struck"/>
+          </m:rPr>
+          <w:rPr>
+            <w:rFonts w:ascii="Cambria Math" w:eastAsiaTheme="minorEastAsia" w:hAnsi="Cambria Math"/>
+          </w:rPr>
+          <m:t>R</m:t>
+        </m:r>
+      </m:oMath>
+      <w:r>
+        <w:rPr>
+          <w:rFonts w:eastAsiaTheme="minorEastAsia"/>
+        </w:rPr>
+        <w:t xml:space="preserve">. </w:t>
+      </w:r>
+    </w:p>
+    <w:p/>
+    <w:p>
+      <w:r>
+        <w:t>There are three maps</w:t>
+      </w:r>
+      <w:r>
+        <w:t xml:space="preserve">, also denoted as </w:t>
+      </w:r>
+      <w:r>
+        <w:rPr>
+          <w:i/>
+          <w:iCs/>
+        </w:rPr>
+        <w:t>projections</w:t>
+      </w:r>
+      <w:r>
+        <w:t>,</w:t>
+      </w:r>
+      <w:r>
+        <w:t xml:space="preserve"> which are ordinary </w:t>
+      </w:r>
+      <w:r>
+        <w:rPr>
+          <w:rFonts w:ascii="Consolas" w:hAnsi="Consolas" w:cs="Consolas"/>
+          <w:sz w:val="17"/>
+          <w:szCs w:val="17"/>
+        </w:rPr>
+        <w:t>nn.Linear</w:t>
+      </w:r>
+      <w:r>
+        <w:t xml:space="preserve"> layers and their goal is to turn context only into Gaussian-mixture parameters</w:t>
+      </w:r>
+      <w:r>
+        <w:t>:</w:t>
+      </w:r>
+    </w:p>
+    <w:p/>
+    <w:tbl>
+      <w:tblPr>
+        <w:tblStyle w:val="TableGrid"/>
+        <w:tblW w:w="0" w:type="auto"/>
+        <w:tblLook w:val="04A0" w:firstRow="1" w:lastRow="0" w:firstColumn="1" w:lastColumn="0" w:noHBand="0" w:noVBand="1"/>
+      </w:tblPr>
+      <w:tblGrid>
+        <w:gridCol w:w="1255"/>
+        <w:gridCol w:w="2610"/>
+        <w:gridCol w:w="5485"/>
+      </w:tblGrid>
+      <w:tr>
+        <w:tc>
+          <w:tcPr>
+            <w:tcW w:w="1255" w:type="dxa"/>
+          </w:tcPr>
+          <w:p>
+            <w:pPr>
+              <w:keepNext/>
+              <w:keepLines/>
+            </w:pPr>
+            <w:r>
+              <w:t>Layer</w:t>
+            </w:r>
+          </w:p>
+        </w:tc>
+        <w:tc>
+          <w:tcPr>
+            <w:tcW w:w="2610" w:type="dxa"/>
+          </w:tcPr>
+          <w:p>
+            <w:pPr>
+              <w:keepNext/>
+              <w:keepLines/>
+            </w:pPr>
+            <w:r>
+              <w:t>Shape</w:t>
+            </w:r>
+          </w:p>
+        </w:tc>
+        <w:tc>
+          <w:tcPr>
+            <w:tcW w:w="5485" w:type="dxa"/>
+          </w:tcPr>
+          <w:p>
+            <w:pPr>
+              <w:keepNext/>
+              <w:keepLines/>
+            </w:pPr>
+            <w:r>
+              <w:t>Meaning after reshape / nonlinearity</w:t>
+            </w:r>
+          </w:p>
+        </w:tc>
+      </w:tr>
+      <w:tr>
+        <w:tc>
+          <w:tcPr>
+            <w:tcW w:w="1255" w:type="dxa"/>
+          </w:tcPr>
+          <w:p>
+            <w:pPr>
+              <w:keepNext/>
+              <w:keepLines/>
+              <w:rPr>
+                <w:rFonts w:ascii="Consolas" w:hAnsi="Consolas" w:cs="Consolas"/>
+                <w:sz w:val="17"/>
+                <w:szCs w:val="17"/>
+              </w:rPr>
+            </w:pPr>
+            <w:r>
+              <w:rPr>
+                <w:rFonts w:ascii="Consolas" w:hAnsi="Consolas" w:cs="Consolas"/>
+                <w:sz w:val="17"/>
+                <w:szCs w:val="17"/>
+              </w:rPr>
+              <w:t>mu_proj</w:t>
+            </w:r>
+          </w:p>
+        </w:tc>
+        <w:tc>
+          <w:tcPr>
+            <w:tcW w:w="2610" w:type="dxa"/>
+          </w:tcPr>
+          <w:p>
+            <w:pPr>
+              <w:keepNext/>
+              <w:keepLines/>
+            </w:pPr>
+            <m:oMath>
+              <m:sSub>
+                <m:sSubPr>
+                  <m:ctrlPr>
+                    <w:rPr>
+                      <w:rFonts w:ascii="Cambria Math" w:hAnsi="Cambria Math"/>
+                      <w:i/>
+                    </w:rPr>
+                  </m:ctrlPr>
+                </m:sSubPr>
+                <m:e>
+                  <m:r>
+                    <w:rPr>
+                      <w:rFonts w:ascii="Cambria Math" w:hAnsi="Cambria Math"/>
+                    </w:rPr>
+                    <m:t>d</m:t>
+                  </m:r>
+                </m:e>
+                <m:sub>
+                  <m:r>
+                    <m:rPr>
+                      <m:sty m:val="p"/>
+                    </m:rPr>
+                    <w:rPr>
+                      <w:rFonts w:ascii="Cambria Math" w:hAnsi="Cambria Math"/>
+                    </w:rPr>
+                    <m:t>in</m:t>
+                  </m:r>
+                </m:sub>
+              </m:sSub>
+              <m:r>
+                <w:rPr>
+                  <w:rFonts w:ascii="Cambria Math" w:hAnsi="Cambria Math"/>
+                </w:rPr>
+                <m:t>→</m:t>
+              </m:r>
+              <m:sSub>
+                <m:sSubPr>
+                  <m:ctrlPr>
+                    <w:rPr>
+                      <w:rFonts w:ascii="Cambria Math" w:hAnsi="Cambria Math"/>
+                      <w:i/>
+                    </w:rPr>
+                  </m:ctrlPr>
+                </m:sSubPr>
+                <m:e>
+                  <m:r>
+                    <w:rPr>
+                      <w:rFonts w:ascii="Cambria Math" w:hAnsi="Cambria Math"/>
+                    </w:rPr>
+                    <m:t>K</m:t>
+                  </m:r>
+                </m:e>
+                <m:sub>
+                  <m:r>
+                    <w:rPr>
+                      <w:rFonts w:ascii="Cambria Math" w:hAnsi="Cambria Math"/>
+                    </w:rPr>
+                    <m:t>w</m:t>
+                  </m:r>
+                </m:sub>
+              </m:sSub>
+              <m:r>
+                <w:rPr>
+                  <w:rFonts w:ascii="Cambria Math" w:hAnsi="Cambria Math"/>
+                </w:rPr>
+                <m:t>d</m:t>
+              </m:r>
+            </m:oMath>
+            <w:r>
+              <w:rPr>
+                <w:rFonts w:eastAsiaTheme="minorEastAsia"/>
+              </w:rPr>
+              <w:t xml:space="preserve"> </w:t>
+            </w:r>
+          </w:p>
+        </w:tc>
+        <w:tc>
+          <w:tcPr>
+            <w:tcW w:w="5485" w:type="dxa"/>
+          </w:tcPr>
+          <w:p>
+            <w:pPr>
+              <w:keepNext/>
+              <w:keepLines/>
+            </w:pPr>
+            <w:r>
+              <w:t xml:space="preserve">Well centres </w:t>
+            </w:r>
+            <m:oMath>
+              <m:sSub>
+                <m:sSubPr>
+                  <m:ctrlPr>
+                    <w:rPr>
+                      <w:rFonts w:ascii="Cambria Math" w:hAnsi="Cambria Math"/>
+                      <w:i/>
+                    </w:rPr>
+                  </m:ctrlPr>
+                </m:sSubPr>
+                <m:e>
+                  <m:r>
+                    <w:rPr>
+                      <w:rFonts w:ascii="Cambria Math" w:hAnsi="Cambria Math"/>
+                    </w:rPr>
+                    <m:t>μ</m:t>
+                  </m:r>
+                </m:e>
+                <m:sub>
+                  <m:r>
+                    <w:rPr>
+                      <w:rFonts w:ascii="Cambria Math" w:hAnsi="Cambria Math"/>
+                    </w:rPr>
+                    <m:t>k</m:t>
+                  </m:r>
+                </m:sub>
+              </m:sSub>
+              <m:r>
+                <w:rPr>
+                  <w:rFonts w:ascii="Cambria Math" w:eastAsiaTheme="minorEastAsia" w:hAnsi="Cambria Math"/>
+                </w:rPr>
+                <m:t>∈</m:t>
+              </m:r>
+              <m:sSup>
+                <m:sSupPr>
+                  <m:ctrlPr>
+                    <w:rPr>
+                      <w:rFonts w:ascii="Cambria Math" w:eastAsiaTheme="minorEastAsia" w:hAnsi="Cambria Math"/>
+                      <w:i/>
+                    </w:rPr>
+                  </m:ctrlPr>
+                </m:sSupPr>
+                <m:e>
+                  <m:r>
+                    <m:rPr>
+                      <m:scr m:val="double-struck"/>
+                    </m:rPr>
+                    <w:rPr>
+                      <w:rFonts w:ascii="Cambria Math" w:eastAsiaTheme="minorEastAsia" w:hAnsi="Cambria Math"/>
+                    </w:rPr>
+                    <m:t>R</m:t>
+                  </m:r>
+                </m:e>
+                <m:sup>
+                  <m:r>
+                    <w:rPr>
+                      <w:rFonts w:ascii="Cambria Math" w:eastAsiaTheme="minorEastAsia" w:hAnsi="Cambria Math"/>
+                    </w:rPr>
+                    <m:t>d</m:t>
+                  </m:r>
+                </m:sup>
+              </m:sSup>
+            </m:oMath>
+          </w:p>
+        </w:tc>
+      </w:tr>
+      <w:tr>
+        <w:tc>
+          <w:tcPr>
+            <w:tcW w:w="1255" w:type="dxa"/>
+          </w:tcPr>
+          <w:p>
+            <w:pPr>
+              <w:keepNext/>
+              <w:keepLines/>
+            </w:pPr>
+            <w:r>
+              <w:t>a_proj</w:t>
+            </w:r>
+          </w:p>
+        </w:tc>
+        <w:tc>
+          <w:tcPr>
+            <w:tcW w:w="2610" w:type="dxa"/>
+          </w:tcPr>
+          <w:p>
+            <w:pPr>
+              <w:keepNext/>
+              <w:keepLines/>
+            </w:pPr>
+          </w:p>
+        </w:tc>
+        <w:tc>
+          <w:tcPr>
+            <w:tcW w:w="5485" w:type="dxa"/>
+          </w:tcPr>
+          <w:p>
+            <w:pPr>
+              <w:keepNext/>
+              <w:keepLines/>
+            </w:pPr>
+          </w:p>
+        </w:tc>
+      </w:tr>
+      <w:tr>
+        <w:tc>
+          <w:tcPr>
+            <w:tcW w:w="1255" w:type="dxa"/>
+          </w:tcPr>
+          <w:p>
+            <w:pPr>
+              <w:keepNext/>
+              <w:keepLines/>
+            </w:pPr>
+          </w:p>
+        </w:tc>
+        <w:tc>
+          <w:tcPr>
+            <w:tcW w:w="2610" w:type="dxa"/>
+          </w:tcPr>
+          <w:p>
+            <w:pPr>
+              <w:keepNext/>
+              <w:keepLines/>
+            </w:pPr>
+          </w:p>
+        </w:tc>
+        <w:tc>
+          <w:tcPr>
+            <w:tcW w:w="5485" w:type="dxa"/>
+          </w:tcPr>
+          <w:p>
+            <w:pPr>
+              <w:keepNext/>
+              <w:keepLines/>
+            </w:pPr>
+          </w:p>
+        </w:tc>
+      </w:tr>
+    </w:tbl>
+    <w:p/>
+    <w:p/>
+    <w:p>
+      <w:r>
+        <w:t xml:space="preserve"> </w:t>
+      </w:r>
+      <w:r>
+        <w:t>h never goes into those maps</w:t>
+      </w:r>
+    </w:p>
+    <w:p/>
     <w:p/>
     <w:p>
       <w:pPr>
@@ -27348,196 +28914,196 @@
           <w:sz w:val="17"/>
           <w:szCs w:val="17"/>
         </w:rPr>
+        <w:t>GaussianVThetaMultiXiAdapter</w:t>
+      </w:r>
+      <w:r>
+        <w:rPr>
+          <w:rFonts w:eastAsiaTheme="minorEastAsia"/>
+        </w:rPr>
+        <w:t xml:space="preserve"> – same flatten into </w:t>
+      </w:r>
+      <w:r>
+        <w:rPr>
+          <w:rFonts w:ascii="Consolas" w:eastAsiaTheme="minorEastAsia" w:hAnsi="Consolas" w:cs="Consolas"/>
+          <w:sz w:val="17"/>
+          <w:szCs w:val="17"/>
+        </w:rPr>
+        <w:t>mu_proj</w:t>
+      </w:r>
+      <w:r>
+        <w:rPr>
+          <w:rFonts w:eastAsiaTheme="minorEastAsia"/>
+        </w:rPr>
+        <w:t xml:space="preserve">, </w:t>
+      </w:r>
+      <w:r>
+        <w:rPr>
+          <w:rFonts w:ascii="Consolas" w:eastAsiaTheme="minorEastAsia" w:hAnsi="Consolas" w:cs="Consolas"/>
+          <w:sz w:val="17"/>
+          <w:szCs w:val="17"/>
+        </w:rPr>
+        <w:t>a_proj</w:t>
+      </w:r>
+      <w:r>
+        <w:rPr>
+          <w:rFonts w:eastAsiaTheme="minorEastAsia"/>
+        </w:rPr>
+        <w:t xml:space="preserve">, and </w:t>
+      </w:r>
+      <w:r>
+        <w:rPr>
+          <w:rFonts w:ascii="Consolas" w:eastAsiaTheme="minorEastAsia" w:hAnsi="Consolas" w:cs="Consolas"/>
+          <w:sz w:val="17"/>
+          <w:szCs w:val="17"/>
+        </w:rPr>
+        <w:t>w_proj</w:t>
+      </w:r>
+      <w:r>
+        <w:rPr>
+          <w:rFonts w:eastAsiaTheme="minorEastAsia"/>
+        </w:rPr>
+        <w:t xml:space="preserve">. </w:t>
+      </w:r>
+    </w:p>
+    <w:p>
+      <w:pPr>
+        <w:pStyle w:val="ListParagraph"/>
+        <w:rPr>
+          <w:rFonts w:eastAsiaTheme="minorEastAsia"/>
+        </w:rPr>
+      </w:pPr>
+    </w:p>
+    <w:p>
+      <w:pPr>
+        <w:rPr>
+          <w:rFonts w:eastAsiaTheme="minorEastAsia"/>
+        </w:rPr>
+      </w:pPr>
+    </w:p>
+    <w:p>
+      <w:pPr>
+        <w:rPr>
+          <w:rFonts w:eastAsiaTheme="minorEastAsia"/>
+        </w:rPr>
+      </w:pPr>
+      <w:r>
+        <w:rPr>
+          <w:rFonts w:eastAsiaTheme="minorEastAsia"/>
+        </w:rPr>
+        <w:t>Well centers</w:t>
+      </w:r>
+      <w:r>
+        <w:rPr>
+          <w:rFonts w:eastAsiaTheme="minorEastAsia"/>
+        </w:rPr>
+        <w:t xml:space="preserve"> (</w:t>
+      </w:r>
+      <w:r>
+        <w:rPr>
+          <w:rFonts w:ascii="Consolas" w:eastAsiaTheme="minorEastAsia" w:hAnsi="Consolas" w:cs="Consolas"/>
+          <w:sz w:val="17"/>
+          <w:szCs w:val="17"/>
+        </w:rPr>
+        <w:t>mu_proj</w:t>
+      </w:r>
+      <w:r>
+        <w:rPr>
+          <w:rFonts w:ascii="Consolas" w:eastAsiaTheme="minorEastAsia" w:hAnsi="Consolas" w:cs="Consolas"/>
+          <w:sz w:val="17"/>
+          <w:szCs w:val="17"/>
+        </w:rPr>
+        <w:t>)</w:t>
+      </w:r>
+      <w:r>
+        <w:rPr>
+          <w:rFonts w:eastAsiaTheme="minorEastAsia"/>
+        </w:rPr>
+        <w:t>, precisions</w:t>
+      </w:r>
+      <w:r>
+        <w:rPr>
+          <w:rFonts w:eastAsiaTheme="minorEastAsia"/>
+        </w:rPr>
+        <w:t xml:space="preserve"> (</w:t>
+      </w:r>
+      <w:r>
+        <w:rPr>
+          <w:rFonts w:ascii="Consolas" w:eastAsiaTheme="minorEastAsia" w:hAnsi="Consolas" w:cs="Consolas"/>
+          <w:sz w:val="17"/>
+          <w:szCs w:val="17"/>
+        </w:rPr>
+        <w:t>a_proj</w:t>
+      </w:r>
+      <w:r>
+        <w:rPr>
+          <w:rFonts w:eastAsiaTheme="minorEastAsia"/>
+        </w:rPr>
+        <w:t>)</w:t>
+      </w:r>
+      <w:r>
+        <w:rPr>
+          <w:rFonts w:eastAsiaTheme="minorEastAsia"/>
+        </w:rPr>
+        <w:t>, and mixture weights</w:t>
+      </w:r>
+      <w:r>
+        <w:rPr>
+          <w:rFonts w:eastAsiaTheme="minorEastAsia"/>
+        </w:rPr>
+        <w:t xml:space="preserve"> (</w:t>
+      </w:r>
+      <w:r>
+        <w:rPr>
+          <w:rFonts w:ascii="Consolas" w:eastAsiaTheme="minorEastAsia" w:hAnsi="Consolas" w:cs="Consolas"/>
+          <w:sz w:val="17"/>
+          <w:szCs w:val="17"/>
+        </w:rPr>
+        <w:t>w_proj</w:t>
+      </w:r>
+      <w:r>
+        <w:rPr>
+          <w:rFonts w:eastAsiaTheme="minorEastAsia"/>
+        </w:rPr>
+        <w:t>)</w:t>
+      </w:r>
+      <w:r>
+        <w:rPr>
+          <w:rFonts w:eastAsiaTheme="minorEastAsia"/>
+        </w:rPr>
+        <w:t xml:space="preserve"> </w:t>
+      </w:r>
+      <w:r>
+        <w:rPr>
+          <w:rFonts w:eastAsiaTheme="minorEastAsia"/>
+        </w:rPr>
+        <w:t xml:space="preserve">then become </w:t>
+      </w:r>
+      <w:r>
+        <w:rPr>
+          <w:rFonts w:eastAsiaTheme="minorEastAsia"/>
+        </w:rPr>
+        <w:t>linear functions of the concatenated multi-resolution summary</w:t>
+      </w:r>
+      <w:r>
+        <w:rPr>
+          <w:rFonts w:eastAsiaTheme="minorEastAsia"/>
+        </w:rPr>
+        <w:t xml:space="preserve">. </w:t>
+      </w:r>
+    </w:p>
+    <w:p>
+      <w:pPr>
+        <w:rPr>
+          <w:rFonts w:eastAsiaTheme="minorEastAsia"/>
+        </w:rPr>
+      </w:pPr>
+    </w:p>
+    <w:p>
+      <w:r>
+        <w:rPr>
+          <w:noProof/>
+        </w:rPr>
         <w:lastRenderedPageBreak/>
-        <w:t>GaussianVThetaMultiXiAdapter</w:t>
-      </w:r>
-      <w:r>
-        <w:rPr>
-          <w:rFonts w:eastAsiaTheme="minorEastAsia"/>
-        </w:rPr>
-        <w:t xml:space="preserve"> – same flatten into </w:t>
-      </w:r>
-      <w:r>
-        <w:rPr>
-          <w:rFonts w:ascii="Consolas" w:eastAsiaTheme="minorEastAsia" w:hAnsi="Consolas" w:cs="Consolas"/>
-          <w:sz w:val="17"/>
-          <w:szCs w:val="17"/>
-        </w:rPr>
-        <w:t>mu_proj</w:t>
-      </w:r>
-      <w:r>
-        <w:rPr>
-          <w:rFonts w:eastAsiaTheme="minorEastAsia"/>
-        </w:rPr>
-        <w:t xml:space="preserve">, </w:t>
-      </w:r>
-      <w:r>
-        <w:rPr>
-          <w:rFonts w:ascii="Consolas" w:eastAsiaTheme="minorEastAsia" w:hAnsi="Consolas" w:cs="Consolas"/>
-          <w:sz w:val="17"/>
-          <w:szCs w:val="17"/>
-        </w:rPr>
-        <w:t>a_proj</w:t>
-      </w:r>
-      <w:r>
-        <w:rPr>
-          <w:rFonts w:eastAsiaTheme="minorEastAsia"/>
-        </w:rPr>
-        <w:t xml:space="preserve">, and </w:t>
-      </w:r>
-      <w:r>
-        <w:rPr>
-          <w:rFonts w:ascii="Consolas" w:eastAsiaTheme="minorEastAsia" w:hAnsi="Consolas" w:cs="Consolas"/>
-          <w:sz w:val="17"/>
-          <w:szCs w:val="17"/>
-        </w:rPr>
-        <w:t>w_proj</w:t>
-      </w:r>
-      <w:r>
-        <w:rPr>
-          <w:rFonts w:eastAsiaTheme="minorEastAsia"/>
-        </w:rPr>
-        <w:t xml:space="preserve">. </w:t>
-      </w:r>
-    </w:p>
-    <w:p>
-      <w:pPr>
-        <w:pStyle w:val="ListParagraph"/>
-        <w:rPr>
-          <w:rFonts w:eastAsiaTheme="minorEastAsia"/>
-        </w:rPr>
-      </w:pPr>
-    </w:p>
-    <w:p>
-      <w:pPr>
-        <w:rPr>
-          <w:rFonts w:eastAsiaTheme="minorEastAsia"/>
-        </w:rPr>
-      </w:pPr>
-    </w:p>
-    <w:p>
-      <w:pPr>
-        <w:rPr>
-          <w:rFonts w:eastAsiaTheme="minorEastAsia"/>
-        </w:rPr>
-      </w:pPr>
-      <w:r>
-        <w:rPr>
-          <w:rFonts w:eastAsiaTheme="minorEastAsia"/>
-        </w:rPr>
-        <w:t>Well centers</w:t>
-      </w:r>
-      <w:r>
-        <w:rPr>
-          <w:rFonts w:eastAsiaTheme="minorEastAsia"/>
-        </w:rPr>
-        <w:t xml:space="preserve"> (</w:t>
-      </w:r>
-      <w:r>
-        <w:rPr>
-          <w:rFonts w:ascii="Consolas" w:eastAsiaTheme="minorEastAsia" w:hAnsi="Consolas" w:cs="Consolas"/>
-          <w:sz w:val="17"/>
-          <w:szCs w:val="17"/>
-        </w:rPr>
-        <w:t>mu_proj</w:t>
-      </w:r>
-      <w:r>
-        <w:rPr>
-          <w:rFonts w:ascii="Consolas" w:eastAsiaTheme="minorEastAsia" w:hAnsi="Consolas" w:cs="Consolas"/>
-          <w:sz w:val="17"/>
-          <w:szCs w:val="17"/>
-        </w:rPr>
-        <w:t>)</w:t>
-      </w:r>
-      <w:r>
-        <w:rPr>
-          <w:rFonts w:eastAsiaTheme="minorEastAsia"/>
-        </w:rPr>
-        <w:t>, precisions</w:t>
-      </w:r>
-      <w:r>
-        <w:rPr>
-          <w:rFonts w:eastAsiaTheme="minorEastAsia"/>
-        </w:rPr>
-        <w:t xml:space="preserve"> (</w:t>
-      </w:r>
-      <w:r>
-        <w:rPr>
-          <w:rFonts w:ascii="Consolas" w:eastAsiaTheme="minorEastAsia" w:hAnsi="Consolas" w:cs="Consolas"/>
-          <w:sz w:val="17"/>
-          <w:szCs w:val="17"/>
-        </w:rPr>
-        <w:t>a_proj</w:t>
-      </w:r>
-      <w:r>
-        <w:rPr>
-          <w:rFonts w:eastAsiaTheme="minorEastAsia"/>
-        </w:rPr>
-        <w:t>)</w:t>
-      </w:r>
-      <w:r>
-        <w:rPr>
-          <w:rFonts w:eastAsiaTheme="minorEastAsia"/>
-        </w:rPr>
-        <w:t>, and mixture weights</w:t>
-      </w:r>
-      <w:r>
-        <w:rPr>
-          <w:rFonts w:eastAsiaTheme="minorEastAsia"/>
-        </w:rPr>
-        <w:t xml:space="preserve"> (</w:t>
-      </w:r>
-      <w:r>
-        <w:rPr>
-          <w:rFonts w:ascii="Consolas" w:eastAsiaTheme="minorEastAsia" w:hAnsi="Consolas" w:cs="Consolas"/>
-          <w:sz w:val="17"/>
-          <w:szCs w:val="17"/>
-        </w:rPr>
-        <w:t>w_proj</w:t>
-      </w:r>
-      <w:r>
-        <w:rPr>
-          <w:rFonts w:eastAsiaTheme="minorEastAsia"/>
-        </w:rPr>
-        <w:t>)</w:t>
-      </w:r>
-      <w:r>
-        <w:rPr>
-          <w:rFonts w:eastAsiaTheme="minorEastAsia"/>
-        </w:rPr>
-        <w:t xml:space="preserve"> </w:t>
-      </w:r>
-      <w:r>
-        <w:rPr>
-          <w:rFonts w:eastAsiaTheme="minorEastAsia"/>
-        </w:rPr>
-        <w:t xml:space="preserve">then become </w:t>
-      </w:r>
-      <w:r>
-        <w:rPr>
-          <w:rFonts w:eastAsiaTheme="minorEastAsia"/>
-        </w:rPr>
-        <w:t>linear functions of the concatenated multi-resolution summary</w:t>
-      </w:r>
-      <w:r>
-        <w:rPr>
-          <w:rFonts w:eastAsiaTheme="minorEastAsia"/>
-        </w:rPr>
-        <w:t xml:space="preserve">. </w:t>
-      </w:r>
-    </w:p>
-    <w:p>
-      <w:pPr>
-        <w:rPr>
-          <w:rFonts w:eastAsiaTheme="minorEastAsia"/>
-        </w:rPr>
-      </w:pPr>
-    </w:p>
-    <w:p>
-      <w:r>
-        <w:rPr>
-          <w:noProof/>
-        </w:rPr>
         <w:drawing>
           <wp:inline distT="0" distB="0" distL="0" distR="0" wp14:anchorId="5982B0C6" wp14:editId="780359D1">
             <wp:extent cx="5943600" cy="3535045"/>
